--- a/22016020806-戢友-基于.net与Blazor Server的智能仓库管理系统的设计与实现_v7 - 副本.docx
+++ b/22016020806-戢友-基于.net与Blazor Server的智能仓库管理系统的设计与实现_v7 - 副本.docx
@@ -861,11 +861,11 @@
         <w:ind w:firstLine="720"/>
         <w:jc w:val="center"/>
       </w:pPr>
-      <w:bookmarkStart w:id="3" w:name="_Toc188426324"/>
-      <w:bookmarkStart w:id="4" w:name="_Toc188426666"/>
-      <w:bookmarkStart w:id="5" w:name="_Toc188433579"/>
-      <w:bookmarkStart w:id="6" w:name="_Toc188427218"/>
-      <w:bookmarkStart w:id="7" w:name="_Toc188426549"/>
+      <w:bookmarkStart w:id="3" w:name="_Toc188427218"/>
+      <w:bookmarkStart w:id="4" w:name="_Toc188426549"/>
+      <w:bookmarkStart w:id="5" w:name="_Toc188426324"/>
+      <w:bookmarkStart w:id="6" w:name="_Toc188426666"/>
+      <w:bookmarkStart w:id="7" w:name="_Toc188433579"/>
       <w:r>
         <w:rPr>
           <w:rFonts w:eastAsia="黑体"/>
@@ -6133,7 +6133,7 @@
     <w:p>
       <w:r>
         <w:drawing>
-          <wp:anchor distT="0" distB="0" distL="114300" distR="114300" simplePos="0" relativeHeight="251669504" behindDoc="0" locked="0" layoutInCell="1" allowOverlap="1">
+          <wp:anchor distT="0" distB="0" distL="114300" distR="114300" simplePos="0" relativeHeight="251667456" behindDoc="0" locked="0" layoutInCell="1" allowOverlap="1">
             <wp:simplePos x="0" y="0"/>
             <wp:positionH relativeFrom="column">
               <wp:posOffset>-292100</wp:posOffset>
@@ -6597,7 +6597,27 @@
         <w:t>再录入人脸</w:t>
       </w:r>
       <w:r>
-        <w:t>即可完成创建；也可以选中已有用户进行禁用，禁用后该账户无法再登录系统；此外还支持对用户信息的修改和角色权限的调整。每一次人员变动都会被记录到系统日志中，便于事后追溯。人员管理流程如图4.6所示。</w:t>
+        <w:t>即可完成创建；也可以选中已有用户进行</w:t>
+      </w:r>
+      <w:r>
+        <w:rPr>
+          <w:rFonts w:hint="eastAsia"/>
+          <w:lang w:val="en-US" w:eastAsia="zh-CN"/>
+        </w:rPr>
+        <w:t>删除</w:t>
+      </w:r>
+      <w:r>
+        <w:t>，</w:t>
+      </w:r>
+      <w:r>
+        <w:rPr>
+          <w:rFonts w:hint="eastAsia"/>
+          <w:lang w:val="en-US" w:eastAsia="zh-CN"/>
+        </w:rPr>
+        <w:t>删除</w:t>
+      </w:r>
+      <w:r>
+        <w:t>后该账户无法再登录系统；此外还支持对用户信息的修改和角色权限的调整。每一次人员变动都会被记录到系统日志中，便于事后追溯。人员管理流程如图4.6所示。</w:t>
       </w:r>
     </w:p>
     <w:p/>
@@ -6997,31 +7017,55 @@
         </w:rPr>
         <w:t>进行修改</w:t>
       </w:r>
+      <w:r>
+        <w:rPr>
+          <w:rFonts w:hint="eastAsia"/>
+          <w:lang w:eastAsia="zh-CN"/>
+          <w:woUserID w:val="1"/>
+        </w:rPr>
+        <w:t>（</w:t>
+      </w:r>
+      <w:r>
+        <w:rPr>
+          <w:rFonts w:hint="eastAsia"/>
+          <w:lang w:val="en-US" w:eastAsia="zh-CN"/>
+          <w:woUserID w:val="1"/>
+        </w:rPr>
+        <w:t>录入系统但是未在仓库内的物料也可以被修改</w:t>
+      </w:r>
+      <w:r>
+        <w:rPr>
+          <w:rFonts w:hint="eastAsia"/>
+          <w:lang w:eastAsia="zh-CN"/>
+          <w:woUserID w:val="1"/>
+        </w:rPr>
+        <w:t>）；</w:t>
+      </w:r>
+      <w:r>
+        <w:rPr>
+          <w:rFonts w:hint="eastAsia"/>
+          <w:lang w:val="en-US" w:eastAsia="zh-CN"/>
+          <w:woUserID w:val="1"/>
+        </w:rPr>
+        <w:t>删除物料时，如果物料是已入库状态，点击该物料的删除会提示无法删除物料；如果物料时未入库但在系统中有记录的状态，点击</w:t>
+      </w:r>
       <w:bookmarkStart w:id="82" w:name="_GoBack"/>
       <w:bookmarkEnd w:id="82"/>
       <w:r>
         <w:rPr>
           <w:rFonts w:hint="eastAsia"/>
-          <w:lang w:eastAsia="zh-CN"/>
-          <w:woUserID w:val="1"/>
-        </w:rPr>
-        <w:t>（</w:t>
-      </w:r>
-      <w:r>
-        <w:rPr>
-          <w:rFonts w:hint="eastAsia"/>
           <w:lang w:val="en-US" w:eastAsia="zh-CN"/>
           <w:woUserID w:val="1"/>
         </w:rPr>
-        <w:t>录入系统但是未在仓库内的物料也可以被修改</w:t>
-      </w:r>
-      <w:r>
-        <w:rPr>
-          <w:rFonts w:hint="eastAsia"/>
-          <w:lang w:eastAsia="zh-CN"/>
+        <w:t>该物料的删除即可删除该系统的该物料的信息</w:t>
+      </w:r>
+      <w:r>
+        <w:rPr>
+          <w:rFonts w:hint="eastAsia"/>
+          <w:lang w:eastAsia="zh"/>
           <w:woUserID w:val="1"/>
         </w:rPr>
-        <w:t>）；</w:t>
+        <w:t>。</w:t>
       </w:r>
       <w:r>
         <w:rPr>
@@ -7029,15 +7073,7 @@
           <w:lang w:val="en-US" w:eastAsia="zh-CN"/>
           <w:woUserID w:val="1"/>
         </w:rPr>
-        <w:t>删除物料时，如果物料是已入库状态，点击该物料的删除会提示无法删除物料；如果物料时未入库但在系统中有记录的状态，点击该物料的删除即可删除该系统的该物料的信息</w:t>
-      </w:r>
-      <w:r>
-        <w:rPr>
-          <w:rFonts w:hint="eastAsia"/>
-          <w:lang w:eastAsia="zh"/>
-          <w:woUserID w:val="1"/>
-        </w:rPr>
-        <w:t>。</w:t>
+        <w:t>若需要禁用某供应商的该类型物料可以在物料管理中选择供应商状态对某供应商的该类型物料进行单独的禁用，禁用后该供应商的该类型物料在入库时会被拒绝无法入库。</w:t>
       </w:r>
       <w:r>
         <w:rPr>
@@ -7178,10 +7214,50 @@
     </w:p>
     <w:p>
       <w:pPr>
+        <w:rPr>
+          <w:rFonts w:hint="default"/>
+          <w:lang w:val="en-US" w:eastAsia="zh-CN"/>
+        </w:rPr>
+      </w:pPr>
+    </w:p>
+    <w:p>
+      <w:pPr>
+        <w:rPr>
+          <w:rFonts w:hint="default"/>
+          <w:lang w:val="en-US" w:eastAsia="zh-CN"/>
+        </w:rPr>
+      </w:pPr>
+    </w:p>
+    <w:p>
+      <w:pPr>
+        <w:rPr>
+          <w:rFonts w:hint="default"/>
+          <w:lang w:val="en-US" w:eastAsia="zh-CN"/>
+        </w:rPr>
+      </w:pPr>
+    </w:p>
+    <w:p>
+      <w:pPr>
+        <w:rPr>
+          <w:rFonts w:hint="default"/>
+          <w:lang w:val="en-US" w:eastAsia="zh-CN"/>
+        </w:rPr>
+      </w:pPr>
+    </w:p>
+    <w:p>
+      <w:pPr>
+        <w:rPr>
+          <w:rFonts w:hint="default"/>
+          <w:lang w:val="en-US" w:eastAsia="zh-CN"/>
+        </w:rPr>
+      </w:pPr>
+    </w:p>
+    <w:p>
+      <w:pPr>
         <w:pStyle w:val="4"/>
         <w:ind w:firstLine="0" w:firstLineChars="0"/>
       </w:pPr>
-      <w:bookmarkStart w:id="42" w:name="_Toc238213951"/>
+      <w:bookmarkStart w:id="42" w:name="_Toc238213953"/>
       <w:r>
         <w:t>4.3.</w:t>
       </w:r>
@@ -7193,9 +7269,613 @@
         <w:t>5</w:t>
       </w:r>
       <w:r>
+        <w:t xml:space="preserve"> 仓库管理模块</w:t>
+      </w:r>
+      <w:bookmarkEnd w:id="42"/>
+    </w:p>
+    <w:p>
+      <w:r>
+        <w:drawing>
+          <wp:anchor distT="0" distB="0" distL="114300" distR="114300" simplePos="0" relativeHeight="251668480" behindDoc="0" locked="0" layoutInCell="1" allowOverlap="1">
+            <wp:simplePos x="0" y="0"/>
+            <wp:positionH relativeFrom="column">
+              <wp:posOffset>51435</wp:posOffset>
+            </wp:positionH>
+            <wp:positionV relativeFrom="paragraph">
+              <wp:posOffset>1582420</wp:posOffset>
+            </wp:positionV>
+            <wp:extent cx="5210175" cy="3963035"/>
+            <wp:effectExtent l="0" t="0" r="9525" b="12065"/>
+            <wp:wrapTopAndBottom/>
+            <wp:docPr id="9" name="Picture 9"/>
+            <wp:cNvGraphicFramePr>
+              <a:graphicFrameLocks xmlns:a="http://schemas.openxmlformats.org/drawingml/2006/main" noChangeAspect="1"/>
+            </wp:cNvGraphicFramePr>
+            <a:graphic xmlns:a="http://schemas.openxmlformats.org/drawingml/2006/main">
+              <a:graphicData uri="http://schemas.openxmlformats.org/drawingml/2006/picture">
+                <pic:pic xmlns:pic="http://schemas.openxmlformats.org/drawingml/2006/picture">
+                  <pic:nvPicPr>
+                    <pic:cNvPr id="9" name="Picture 9"/>
+                    <pic:cNvPicPr>
+                      <a:picLocks noChangeAspect="1"/>
+                    </pic:cNvPicPr>
+                  </pic:nvPicPr>
+                  <pic:blipFill>
+                    <a:blip r:embed="rId24" cstate="print">
+                      <a:extLst>
+                        <a:ext uri="{28A0092B-C50C-407E-A947-70E740481C1C}">
+                          <a14:useLocalDpi xmlns:a14="http://schemas.microsoft.com/office/drawing/2010/main" val="0"/>
+                        </a:ext>
+                      </a:extLst>
+                    </a:blip>
+                    <a:stretch>
+                      <a:fillRect/>
+                    </a:stretch>
+                  </pic:blipFill>
+                  <pic:spPr>
+                    <a:xfrm>
+                      <a:off x="0" y="0"/>
+                      <a:ext cx="5210175" cy="3963035"/>
+                    </a:xfrm>
+                    <a:prstGeom prst="rect">
+                      <a:avLst/>
+                    </a:prstGeom>
+                  </pic:spPr>
+                </pic:pic>
+              </a:graphicData>
+            </a:graphic>
+          </wp:anchor>
+        </w:drawing>
+      </w:r>
+      <w:r>
+        <w:t>仓库管理模块用于维护仓库的基本信息。用户进入页面后可以查看已有仓库的编号、名称、地址</w:t>
+      </w:r>
+      <w:r>
+        <w:rPr>
+          <w:rFonts w:hint="eastAsia"/>
+          <w:lang w:val="en-US" w:eastAsia="zh-CN"/>
+        </w:rPr>
+        <w:t>和管理人的联系电话</w:t>
+      </w:r>
+      <w:r>
+        <w:t>；</w:t>
+      </w:r>
+      <w:r>
+        <w:rPr>
+          <w:rFonts w:hint="eastAsia"/>
+          <w:lang w:val="en-US" w:eastAsia="zh-CN"/>
+        </w:rPr>
+        <w:t>添加</w:t>
+      </w:r>
+      <w:r>
+        <w:t>仓库时输入编号、名称、地址</w:t>
+      </w:r>
+      <w:r>
+        <w:rPr>
+          <w:rFonts w:hint="eastAsia"/>
+          <w:lang w:eastAsia="zh-CN"/>
+        </w:rPr>
+        <w:t>、</w:t>
+      </w:r>
+      <w:r>
+        <w:rPr>
+          <w:rFonts w:hint="eastAsia"/>
+          <w:lang w:val="en-US" w:eastAsia="zh-CN"/>
+        </w:rPr>
+        <w:t>容量</w:t>
+      </w:r>
+      <w:r>
+        <w:t>，若编号已存在则</w:t>
+      </w:r>
+      <w:r>
+        <w:rPr>
+          <w:rFonts w:hint="eastAsia"/>
+          <w:lang w:eastAsia="zh"/>
+          <w:woUserID w:val="1"/>
+        </w:rPr>
+        <w:t>提示已存在请重新输入</w:t>
+      </w:r>
+      <w:r>
+        <w:t>，否则新增一条</w:t>
+      </w:r>
+      <w:r>
+        <w:rPr>
+          <w:rFonts w:hint="eastAsia"/>
+          <w:lang w:val="en-US" w:eastAsia="zh-CN"/>
+        </w:rPr>
+        <w:t>增加仓库的</w:t>
+      </w:r>
+      <w:r>
+        <w:t>记录；禁用仓库时，</w:t>
+      </w:r>
+      <w:r>
+        <w:rPr>
+          <w:rFonts w:hint="eastAsia"/>
+          <w:lang w:val="en-US" w:eastAsia="zh-CN"/>
+        </w:rPr>
+        <w:t>点击要禁用的仓库的禁用按钮即可禁用，如果有新的物料要入库到此仓库，则提示仓库已被禁用无法入库。</w:t>
+      </w:r>
+      <w:r>
+        <w:rPr>
+          <w:rFonts w:hint="eastAsia"/>
+          <w:lang w:val="en-US" w:eastAsia="zh-CN"/>
+          <w:woUserID w:val="1"/>
+        </w:rPr>
+        <w:t>修改仓库时，点击要修改的仓库的更新后输入</w:t>
+      </w:r>
+      <w:r>
+        <w:rPr>
+          <w:rFonts w:hint="eastAsia"/>
+          <w:lang w:val="en-US" w:eastAsia="zh"/>
+          <w:woUserID w:val="1"/>
+        </w:rPr>
+        <w:t>仓库</w:t>
+      </w:r>
+      <w:r>
+        <w:rPr>
+          <w:woUserID w:val="1"/>
+        </w:rPr>
+        <w:t>编号、名称</w:t>
+      </w:r>
+      <w:r>
+        <w:rPr>
+          <w:rFonts w:hint="eastAsia"/>
+          <w:lang w:eastAsia="zh-CN"/>
+          <w:woUserID w:val="1"/>
+        </w:rPr>
+        <w:t>、</w:t>
+      </w:r>
+      <w:r>
+        <w:rPr>
+          <w:woUserID w:val="1"/>
+        </w:rPr>
+        <w:t>地址</w:t>
+      </w:r>
+      <w:r>
+        <w:rPr>
+          <w:rFonts w:hint="eastAsia"/>
+          <w:lang w:val="en-US" w:eastAsia="zh-CN"/>
+          <w:woUserID w:val="1"/>
+        </w:rPr>
+        <w:t>和容量后对其信息进行修改</w:t>
+      </w:r>
+      <w:r>
+        <w:t>。</w:t>
+      </w:r>
+      <w:r>
+        <w:rPr>
+          <w:rFonts w:hint="eastAsia"/>
+          <w:lang w:val="en-US" w:eastAsia="zh-CN"/>
+        </w:rPr>
+        <w:t>删除仓库时，如果仓库为空，点击要删除的仓库的删除键后即可删除该仓库；如果仓库有库存则提示该仓库还有库存，无法删除。</w:t>
+      </w:r>
+      <w:r>
+        <w:t>仓库管理流程如图4.9所示。</w:t>
+      </w:r>
+    </w:p>
+    <w:p/>
+    <w:p>
+      <w:pPr>
+        <w:ind w:firstLine="420"/>
+        <w:jc w:val="center"/>
+        <w:rPr>
+          <w:sz w:val="21"/>
+          <w:szCs w:val="21"/>
+        </w:rPr>
+      </w:pPr>
+      <w:r>
+        <w:rPr>
+          <w:sz w:val="21"/>
+          <w:szCs w:val="21"/>
+        </w:rPr>
+        <w:t>图 4.9 仓库管理流程图</w:t>
+      </w:r>
+    </w:p>
+    <w:p>
+      <w:pPr>
+        <w:ind w:firstLine="420"/>
+        <w:jc w:val="center"/>
+        <w:rPr>
+          <w:sz w:val="21"/>
+          <w:szCs w:val="21"/>
+        </w:rPr>
+      </w:pPr>
+    </w:p>
+    <w:p>
+      <w:pPr>
+        <w:ind w:firstLine="420"/>
+        <w:jc w:val="center"/>
+        <w:rPr>
+          <w:sz w:val="21"/>
+          <w:szCs w:val="21"/>
+        </w:rPr>
+      </w:pPr>
+    </w:p>
+    <w:p>
+      <w:pPr>
+        <w:ind w:firstLine="420"/>
+        <w:jc w:val="center"/>
+        <w:rPr>
+          <w:sz w:val="21"/>
+          <w:szCs w:val="21"/>
+        </w:rPr>
+      </w:pPr>
+    </w:p>
+    <w:p>
+      <w:pPr>
+        <w:ind w:firstLine="420"/>
+        <w:jc w:val="center"/>
+        <w:rPr>
+          <w:sz w:val="21"/>
+          <w:szCs w:val="21"/>
+        </w:rPr>
+      </w:pPr>
+    </w:p>
+    <w:p>
+      <w:pPr>
+        <w:ind w:firstLine="420"/>
+        <w:jc w:val="center"/>
+        <w:rPr>
+          <w:sz w:val="21"/>
+          <w:szCs w:val="21"/>
+        </w:rPr>
+      </w:pPr>
+    </w:p>
+    <w:p>
+      <w:pPr>
+        <w:pStyle w:val="4"/>
+        <w:ind w:firstLine="0" w:firstLineChars="0"/>
+      </w:pPr>
+      <w:bookmarkStart w:id="43" w:name="_Toc238213954"/>
+      <w:r>
+        <w:t>4.3.</w:t>
+      </w:r>
+      <w:r>
+        <w:rPr>
+          <w:rFonts w:hint="eastAsia"/>
+          <w:lang w:val="en-US" w:eastAsia="zh-CN"/>
+        </w:rPr>
+        <w:t>6</w:t>
+      </w:r>
+      <w:r>
+        <w:t xml:space="preserve"> </w:t>
+      </w:r>
+      <w:r>
+        <w:rPr>
+          <w:rFonts w:hint="eastAsia"/>
+          <w:lang w:eastAsia="zh-CN"/>
+        </w:rPr>
+        <w:t>供应商</w:t>
+      </w:r>
+      <w:r>
+        <w:t>管理模块</w:t>
+      </w:r>
+      <w:bookmarkEnd w:id="43"/>
+    </w:p>
+    <w:p>
+      <w:r>
+        <w:rPr>
+          <w:rFonts w:hint="eastAsia"/>
+          <w:lang w:eastAsia="zh-CN"/>
+        </w:rPr>
+        <w:t>供应商</w:t>
+      </w:r>
+      <w:r>
+        <w:t>管理模块维护供应商和合作</w:t>
+      </w:r>
+      <w:r>
+        <w:rPr>
+          <w:rFonts w:hint="eastAsia"/>
+          <w:lang w:eastAsia="zh-CN"/>
+        </w:rPr>
+        <w:t>供应商</w:t>
+      </w:r>
+      <w:r>
+        <w:t>的资料。用户可以对</w:t>
+      </w:r>
+      <w:r>
+        <w:rPr>
+          <w:rFonts w:hint="eastAsia"/>
+          <w:lang w:eastAsia="zh-CN"/>
+        </w:rPr>
+        <w:t>供应商</w:t>
+      </w:r>
+      <w:r>
+        <w:t>进行添加、禁用</w:t>
+      </w:r>
+      <w:r>
+        <w:rPr>
+          <w:rFonts w:hint="eastAsia"/>
+          <w:lang w:eastAsia="zh-CN"/>
+        </w:rPr>
+        <w:t>、</w:t>
+      </w:r>
+      <w:r>
+        <w:rPr>
+          <w:rFonts w:hint="eastAsia"/>
+          <w:lang w:val="en-US" w:eastAsia="zh-CN"/>
+        </w:rPr>
+        <w:t>删除和修改</w:t>
+      </w:r>
+      <w:r>
+        <w:rPr>
+          <w:rFonts w:hint="eastAsia"/>
+          <w:lang w:eastAsia="zh"/>
+          <w:woUserID w:val="1"/>
+        </w:rPr>
+        <w:t>；</w:t>
+      </w:r>
+      <w:r>
+        <w:t>添加时输入</w:t>
+      </w:r>
+      <w:r>
+        <w:rPr>
+          <w:rFonts w:hint="eastAsia"/>
+          <w:lang w:eastAsia="zh-CN"/>
+        </w:rPr>
+        <w:t>供应商</w:t>
+      </w:r>
+      <w:r>
+        <w:t>编号、名称，</w:t>
+      </w:r>
+      <w:r>
+        <w:rPr>
+          <w:rFonts w:hint="eastAsia"/>
+          <w:lang w:eastAsia="zh"/>
+          <w:woUserID w:val="1"/>
+        </w:rPr>
+        <w:t>若</w:t>
+      </w:r>
+      <w:r>
+        <w:t>编号已存在则</w:t>
+      </w:r>
+      <w:r>
+        <w:rPr>
+          <w:rFonts w:hint="eastAsia"/>
+          <w:lang w:eastAsia="zh"/>
+          <w:woUserID w:val="1"/>
+        </w:rPr>
+        <w:t>提示已存在请重新输入</w:t>
+      </w:r>
+      <w:r>
+        <w:t>；禁用时</w:t>
+      </w:r>
+      <w:r>
+        <w:rPr>
+          <w:rFonts w:hint="eastAsia"/>
+          <w:lang w:val="en-US" w:eastAsia="zh-CN"/>
+        </w:rPr>
+        <w:t>选中要禁用的供应商点击禁用即可禁用该供应商</w:t>
+      </w:r>
+      <w:r>
+        <w:t>，</w:t>
+      </w:r>
+      <w:r>
+        <w:rPr>
+          <w:rFonts w:hint="eastAsia"/>
+          <w:lang w:val="en-US" w:eastAsia="zh-CN"/>
+        </w:rPr>
+        <w:t>禁用供应商后，当该供应商的物料入库时会被拒绝，无法入库，</w:t>
+      </w:r>
+      <w:r>
+        <w:t>不在数据库中</w:t>
+      </w:r>
+      <w:r>
+        <w:rPr>
+          <w:rFonts w:hint="eastAsia"/>
+          <w:lang w:val="en-US" w:eastAsia="zh-CN"/>
+        </w:rPr>
+        <w:t>的</w:t>
+      </w:r>
+      <w:r>
+        <w:rPr>
+          <w:rFonts w:hint="eastAsia"/>
+          <w:lang w:eastAsia="zh-CN"/>
+        </w:rPr>
+        <w:t>供应商</w:t>
+      </w:r>
+      <w:r>
+        <w:rPr>
+          <w:rFonts w:hint="eastAsia"/>
+          <w:lang w:val="en-US" w:eastAsia="zh-CN"/>
+        </w:rPr>
+        <w:t>无法被禁用</w:t>
+      </w:r>
+      <w:r>
+        <w:t>。</w:t>
+      </w:r>
+      <w:r>
+        <w:rPr>
+          <w:rFonts w:hint="eastAsia"/>
+          <w:lang w:val="en-US" w:eastAsia="zh-CN"/>
+        </w:rPr>
+        <w:t>删除时，若没有入库记录，点击该供应商一旁的删除即可删除该供应商；若有对应入库记录则会提示存在入库记录无法删除该供应商。</w:t>
+      </w:r>
+      <w:r>
+        <w:rPr>
+          <w:rFonts w:hint="eastAsia"/>
+          <w:lang w:eastAsia="zh"/>
+          <w:woUserID w:val="1"/>
+        </w:rPr>
+        <w:t>修改时</w:t>
+      </w:r>
+      <w:r>
+        <w:rPr>
+          <w:rFonts w:hint="eastAsia"/>
+          <w:lang w:val="en-US" w:eastAsia="zh-CN"/>
+          <w:woUserID w:val="1"/>
+        </w:rPr>
+        <w:t>点击该供应商一旁的编辑可以</w:t>
+      </w:r>
+      <w:r>
+        <w:rPr>
+          <w:rFonts w:hint="eastAsia"/>
+          <w:lang w:eastAsia="zh"/>
+          <w:woUserID w:val="1"/>
+        </w:rPr>
+        <w:t>修改</w:t>
+      </w:r>
+      <w:r>
+        <w:rPr>
+          <w:rFonts w:hint="eastAsia"/>
+          <w:lang w:val="en-US" w:eastAsia="zh-CN"/>
+          <w:woUserID w:val="1"/>
+        </w:rPr>
+        <w:t>该</w:t>
+      </w:r>
+      <w:r>
+        <w:rPr>
+          <w:rFonts w:hint="eastAsia"/>
+          <w:lang w:eastAsia="zh-CN"/>
+          <w:woUserID w:val="1"/>
+        </w:rPr>
+        <w:t>供应商</w:t>
+      </w:r>
+      <w:r>
+        <w:rPr>
+          <w:rFonts w:hint="eastAsia"/>
+          <w:lang w:eastAsia="zh"/>
+          <w:woUserID w:val="1"/>
+        </w:rPr>
+        <w:t>的名称和地址。</w:t>
+      </w:r>
+      <w:r>
+        <w:rPr>
+          <w:rFonts w:hint="eastAsia"/>
+          <w:lang w:eastAsia="zh-CN"/>
+        </w:rPr>
+        <w:t>供应商</w:t>
+      </w:r>
+      <w:r>
+        <w:t>管理流程如图4.10所示。</w:t>
+      </w:r>
+    </w:p>
+    <w:p>
+      <w:r>
+        <w:drawing>
+          <wp:anchor distT="0" distB="0" distL="114300" distR="114300" simplePos="0" relativeHeight="251669504" behindDoc="0" locked="0" layoutInCell="1" allowOverlap="1">
+            <wp:simplePos x="0" y="0"/>
+            <wp:positionH relativeFrom="column">
+              <wp:posOffset>69850</wp:posOffset>
+            </wp:positionH>
+            <wp:positionV relativeFrom="paragraph">
+              <wp:posOffset>0</wp:posOffset>
+            </wp:positionV>
+            <wp:extent cx="5573395" cy="3786505"/>
+            <wp:effectExtent l="0" t="0" r="1905" b="10795"/>
+            <wp:wrapTopAndBottom/>
+            <wp:docPr id="10" name="Picture 10"/>
+            <wp:cNvGraphicFramePr>
+              <a:graphicFrameLocks xmlns:a="http://schemas.openxmlformats.org/drawingml/2006/main" noChangeAspect="1"/>
+            </wp:cNvGraphicFramePr>
+            <a:graphic xmlns:a="http://schemas.openxmlformats.org/drawingml/2006/main">
+              <a:graphicData uri="http://schemas.openxmlformats.org/drawingml/2006/picture">
+                <pic:pic xmlns:pic="http://schemas.openxmlformats.org/drawingml/2006/picture">
+                  <pic:nvPicPr>
+                    <pic:cNvPr id="10" name="Picture 10"/>
+                    <pic:cNvPicPr>
+                      <a:picLocks noChangeAspect="1"/>
+                    </pic:cNvPicPr>
+                  </pic:nvPicPr>
+                  <pic:blipFill>
+                    <a:blip r:embed="rId25" cstate="print">
+                      <a:extLst>
+                        <a:ext uri="{28A0092B-C50C-407E-A947-70E740481C1C}">
+                          <a14:useLocalDpi xmlns:a14="http://schemas.microsoft.com/office/drawing/2010/main" val="0"/>
+                        </a:ext>
+                      </a:extLst>
+                    </a:blip>
+                    <a:stretch>
+                      <a:fillRect/>
+                    </a:stretch>
+                  </pic:blipFill>
+                  <pic:spPr>
+                    <a:xfrm>
+                      <a:off x="0" y="0"/>
+                      <a:ext cx="5573395" cy="3786505"/>
+                    </a:xfrm>
+                    <a:prstGeom prst="rect">
+                      <a:avLst/>
+                    </a:prstGeom>
+                  </pic:spPr>
+                </pic:pic>
+              </a:graphicData>
+            </a:graphic>
+          </wp:anchor>
+        </w:drawing>
+      </w:r>
+    </w:p>
+    <w:p>
+      <w:pPr>
+        <w:ind w:firstLine="420"/>
+        <w:jc w:val="center"/>
+        <w:rPr>
+          <w:sz w:val="21"/>
+          <w:szCs w:val="21"/>
+        </w:rPr>
+      </w:pPr>
+      <w:r>
+        <w:rPr>
+          <w:sz w:val="21"/>
+          <w:szCs w:val="21"/>
+        </w:rPr>
+        <w:t xml:space="preserve">图 4.10 </w:t>
+      </w:r>
+      <w:r>
+        <w:rPr>
+          <w:rFonts w:hint="eastAsia"/>
+          <w:sz w:val="21"/>
+          <w:szCs w:val="21"/>
+          <w:lang w:eastAsia="zh-CN"/>
+        </w:rPr>
+        <w:t>供应商</w:t>
+      </w:r>
+      <w:r>
+        <w:rPr>
+          <w:sz w:val="21"/>
+          <w:szCs w:val="21"/>
+        </w:rPr>
+        <w:t>管理流程图</w:t>
+      </w:r>
+    </w:p>
+    <w:p>
+      <w:pPr>
+        <w:ind w:firstLine="420"/>
+        <w:jc w:val="center"/>
+        <w:rPr>
+          <w:sz w:val="21"/>
+          <w:szCs w:val="21"/>
+        </w:rPr>
+      </w:pPr>
+    </w:p>
+    <w:p>
+      <w:pPr>
+        <w:rPr>
+          <w:rFonts w:hint="default"/>
+          <w:lang w:val="en-US" w:eastAsia="zh-CN"/>
+        </w:rPr>
+      </w:pPr>
+    </w:p>
+    <w:p>
+      <w:pPr>
+        <w:pStyle w:val="4"/>
+        <w:ind w:firstLine="0" w:firstLineChars="0"/>
+      </w:pPr>
+      <w:bookmarkStart w:id="44" w:name="_Toc238213951"/>
+      <w:r>
+        <w:t>4.3.</w:t>
+      </w:r>
+      <w:r>
+        <w:rPr>
+          <w:rFonts w:hint="eastAsia"/>
+          <w:lang w:val="en-US" w:eastAsia="zh-CN"/>
+        </w:rPr>
+        <w:t>7</w:t>
+      </w:r>
+      <w:r>
         <w:t xml:space="preserve"> 商品入库模块</w:t>
       </w:r>
-      <w:bookmarkEnd w:id="42"/>
+      <w:bookmarkEnd w:id="44"/>
     </w:p>
     <w:p>
       <w:r>
@@ -7474,7 +8154,7 @@
                     </pic:cNvPicPr>
                   </pic:nvPicPr>
                   <pic:blipFill>
-                    <a:blip r:embed="rId24" cstate="print">
+                    <a:blip r:embed="rId26" cstate="print">
                       <a:extLst>
                         <a:ext uri="{28A0092B-C50C-407E-A947-70E740481C1C}">
                           <a14:useLocalDpi xmlns:a14="http://schemas.microsoft.com/office/drawing/2010/main" val="0"/>
@@ -7523,7 +8203,7 @@
         <w:pStyle w:val="4"/>
         <w:ind w:firstLine="0" w:firstLineChars="0"/>
       </w:pPr>
-      <w:bookmarkStart w:id="43" w:name="_Toc238213952"/>
+      <w:bookmarkStart w:id="45" w:name="_Toc238213952"/>
       <w:r>
         <w:t>4.3.</w:t>
       </w:r>
@@ -7532,12 +8212,12 @@
           <w:rFonts w:hint="eastAsia"/>
           <w:lang w:val="en-US" w:eastAsia="zh-CN"/>
         </w:rPr>
-        <w:t>6</w:t>
+        <w:t>8</w:t>
       </w:r>
       <w:r>
         <w:t xml:space="preserve"> 商品出库模块</w:t>
       </w:r>
-      <w:bookmarkEnd w:id="43"/>
+      <w:bookmarkEnd w:id="45"/>
     </w:p>
     <w:p>
       <w:r>
@@ -7567,7 +8247,7 @@
                     </pic:cNvPicPr>
                   </pic:nvPicPr>
                   <pic:blipFill>
-                    <a:blip r:embed="rId25" cstate="print">
+                    <a:blip r:embed="rId27" cstate="print">
                       <a:extLst>
                         <a:ext uri="{28A0092B-C50C-407E-A947-70E740481C1C}">
                           <a14:useLocalDpi xmlns:a14="http://schemas.microsoft.com/office/drawing/2010/main" val="0"/>
@@ -7713,542 +8393,6 @@
           <w:szCs w:val="21"/>
         </w:rPr>
         <w:t>图 4.8 商品出库流程图</w:t>
-      </w:r>
-    </w:p>
-    <w:p>
-      <w:pPr>
-        <w:pStyle w:val="4"/>
-        <w:ind w:firstLine="0" w:firstLineChars="0"/>
-      </w:pPr>
-      <w:bookmarkStart w:id="44" w:name="_Toc238213953"/>
-      <w:r>
-        <w:t>4.3.</w:t>
-      </w:r>
-      <w:r>
-        <w:rPr>
-          <w:rFonts w:hint="eastAsia"/>
-          <w:lang w:val="en-US" w:eastAsia="zh-CN"/>
-        </w:rPr>
-        <w:t>7</w:t>
-      </w:r>
-      <w:r>
-        <w:t xml:space="preserve"> 仓库管理模块</w:t>
-      </w:r>
-      <w:bookmarkEnd w:id="44"/>
-    </w:p>
-    <w:p>
-      <w:r>
-        <w:drawing>
-          <wp:anchor distT="0" distB="0" distL="114300" distR="114300" simplePos="0" relativeHeight="251667456" behindDoc="0" locked="0" layoutInCell="1" allowOverlap="1">
-            <wp:simplePos x="0" y="0"/>
-            <wp:positionH relativeFrom="column">
-              <wp:posOffset>51435</wp:posOffset>
-            </wp:positionH>
-            <wp:positionV relativeFrom="paragraph">
-              <wp:posOffset>1582420</wp:posOffset>
-            </wp:positionV>
-            <wp:extent cx="5210175" cy="3963035"/>
-            <wp:effectExtent l="0" t="0" r="9525" b="12065"/>
-            <wp:wrapTopAndBottom/>
-            <wp:docPr id="9" name="Picture 9"/>
-            <wp:cNvGraphicFramePr>
-              <a:graphicFrameLocks xmlns:a="http://schemas.openxmlformats.org/drawingml/2006/main" noChangeAspect="1"/>
-            </wp:cNvGraphicFramePr>
-            <a:graphic xmlns:a="http://schemas.openxmlformats.org/drawingml/2006/main">
-              <a:graphicData uri="http://schemas.openxmlformats.org/drawingml/2006/picture">
-                <pic:pic xmlns:pic="http://schemas.openxmlformats.org/drawingml/2006/picture">
-                  <pic:nvPicPr>
-                    <pic:cNvPr id="9" name="Picture 9"/>
-                    <pic:cNvPicPr>
-                      <a:picLocks noChangeAspect="1"/>
-                    </pic:cNvPicPr>
-                  </pic:nvPicPr>
-                  <pic:blipFill>
-                    <a:blip r:embed="rId26" cstate="print">
-                      <a:extLst>
-                        <a:ext uri="{28A0092B-C50C-407E-A947-70E740481C1C}">
-                          <a14:useLocalDpi xmlns:a14="http://schemas.microsoft.com/office/drawing/2010/main" val="0"/>
-                        </a:ext>
-                      </a:extLst>
-                    </a:blip>
-                    <a:stretch>
-                      <a:fillRect/>
-                    </a:stretch>
-                  </pic:blipFill>
-                  <pic:spPr>
-                    <a:xfrm>
-                      <a:off x="0" y="0"/>
-                      <a:ext cx="5210175" cy="3963035"/>
-                    </a:xfrm>
-                    <a:prstGeom prst="rect">
-                      <a:avLst/>
-                    </a:prstGeom>
-                  </pic:spPr>
-                </pic:pic>
-              </a:graphicData>
-            </a:graphic>
-          </wp:anchor>
-        </w:drawing>
-      </w:r>
-      <w:r>
-        <w:t>仓库管理模块用于维护仓库的基本信息。用户进入页面后可以查看已有仓库的编号、名称、地址</w:t>
-      </w:r>
-      <w:r>
-        <w:rPr>
-          <w:rFonts w:hint="eastAsia"/>
-          <w:lang w:val="en-US" w:eastAsia="zh-CN"/>
-        </w:rPr>
-        <w:t>和管理人的联系电话</w:t>
-      </w:r>
-      <w:r>
-        <w:t>；</w:t>
-      </w:r>
-      <w:r>
-        <w:rPr>
-          <w:rFonts w:hint="eastAsia"/>
-          <w:lang w:val="en-US" w:eastAsia="zh-CN"/>
-        </w:rPr>
-        <w:t>添加</w:t>
-      </w:r>
-      <w:r>
-        <w:t>仓库时输入编号、名称、地址</w:t>
-      </w:r>
-      <w:r>
-        <w:rPr>
-          <w:rFonts w:hint="eastAsia"/>
-          <w:lang w:eastAsia="zh-CN"/>
-        </w:rPr>
-        <w:t>、</w:t>
-      </w:r>
-      <w:r>
-        <w:rPr>
-          <w:rFonts w:hint="eastAsia"/>
-          <w:lang w:val="en-US" w:eastAsia="zh-CN"/>
-        </w:rPr>
-        <w:t>容量</w:t>
-      </w:r>
-      <w:r>
-        <w:t>，若编号已存在则</w:t>
-      </w:r>
-      <w:r>
-        <w:rPr>
-          <w:rFonts w:hint="eastAsia"/>
-          <w:lang w:eastAsia="zh"/>
-          <w:woUserID w:val="1"/>
-        </w:rPr>
-        <w:t>提示已存在请重新输入</w:t>
-      </w:r>
-      <w:r>
-        <w:t>，否则新增一条</w:t>
-      </w:r>
-      <w:r>
-        <w:rPr>
-          <w:rFonts w:hint="eastAsia"/>
-          <w:lang w:val="en-US" w:eastAsia="zh-CN"/>
-        </w:rPr>
-        <w:t>增加仓库的</w:t>
-      </w:r>
-      <w:r>
-        <w:t>记录；禁用仓库时，</w:t>
-      </w:r>
-      <w:r>
-        <w:rPr>
-          <w:rFonts w:hint="eastAsia"/>
-          <w:lang w:val="en-US" w:eastAsia="zh-CN"/>
-        </w:rPr>
-        <w:t>点击要禁用的仓库的禁用按钮即可禁用，如果有新的物料要入库到此仓库，则提示仓库已被禁用无法入库。</w:t>
-      </w:r>
-      <w:r>
-        <w:rPr>
-          <w:rFonts w:hint="eastAsia"/>
-          <w:lang w:val="en-US" w:eastAsia="zh-CN"/>
-          <w:woUserID w:val="1"/>
-        </w:rPr>
-        <w:t>修改仓库时，点击要修改的仓库的更新后输入</w:t>
-      </w:r>
-      <w:r>
-        <w:rPr>
-          <w:rFonts w:hint="eastAsia"/>
-          <w:lang w:val="en-US" w:eastAsia="zh"/>
-          <w:woUserID w:val="1"/>
-        </w:rPr>
-        <w:t>仓库</w:t>
-      </w:r>
-      <w:r>
-        <w:rPr>
-          <w:woUserID w:val="1"/>
-        </w:rPr>
-        <w:t>编号、名称</w:t>
-      </w:r>
-      <w:r>
-        <w:rPr>
-          <w:rFonts w:hint="eastAsia"/>
-          <w:lang w:eastAsia="zh-CN"/>
-          <w:woUserID w:val="1"/>
-        </w:rPr>
-        <w:t>、</w:t>
-      </w:r>
-      <w:r>
-        <w:rPr>
-          <w:woUserID w:val="1"/>
-        </w:rPr>
-        <w:t>地址</w:t>
-      </w:r>
-      <w:r>
-        <w:rPr>
-          <w:rFonts w:hint="eastAsia"/>
-          <w:lang w:val="en-US" w:eastAsia="zh-CN"/>
-          <w:woUserID w:val="1"/>
-        </w:rPr>
-        <w:t>和容量后对其信息进行修改</w:t>
-      </w:r>
-      <w:r>
-        <w:t>。</w:t>
-      </w:r>
-      <w:r>
-        <w:rPr>
-          <w:rFonts w:hint="eastAsia"/>
-          <w:lang w:val="en-US" w:eastAsia="zh-CN"/>
-        </w:rPr>
-        <w:t>删除仓库时，如果仓库为空，点击要删除的仓库的删除键后即可删除该仓库；如果仓库有库存则提示该仓库还有库存，无法删除。</w:t>
-      </w:r>
-      <w:r>
-        <w:t>仓库管理流程如图4.9所示。</w:t>
-      </w:r>
-    </w:p>
-    <w:p/>
-    <w:p>
-      <w:pPr>
-        <w:ind w:firstLine="420"/>
-        <w:jc w:val="center"/>
-        <w:rPr>
-          <w:sz w:val="21"/>
-          <w:szCs w:val="21"/>
-        </w:rPr>
-      </w:pPr>
-      <w:r>
-        <w:rPr>
-          <w:sz w:val="21"/>
-          <w:szCs w:val="21"/>
-        </w:rPr>
-        <w:t>图 4.9 仓库管理流程图</w:t>
-      </w:r>
-    </w:p>
-    <w:p>
-      <w:pPr>
-        <w:pStyle w:val="4"/>
-        <w:ind w:firstLine="0" w:firstLineChars="0"/>
-      </w:pPr>
-      <w:bookmarkStart w:id="45" w:name="_Toc238213954"/>
-      <w:r>
-        <w:t>4.3.</w:t>
-      </w:r>
-      <w:r>
-        <w:rPr>
-          <w:rFonts w:hint="eastAsia"/>
-          <w:lang w:val="en-US" w:eastAsia="zh-CN"/>
-        </w:rPr>
-        <w:t>8</w:t>
-      </w:r>
-      <w:r>
-        <w:t xml:space="preserve"> </w:t>
-      </w:r>
-      <w:r>
-        <w:rPr>
-          <w:rFonts w:hint="eastAsia"/>
-          <w:lang w:eastAsia="zh-CN"/>
-        </w:rPr>
-        <w:t>供应商</w:t>
-      </w:r>
-      <w:r>
-        <w:t>管理模块</w:t>
-      </w:r>
-      <w:bookmarkEnd w:id="45"/>
-    </w:p>
-    <w:p>
-      <w:r>
-        <w:rPr>
-          <w:rFonts w:hint="eastAsia"/>
-          <w:lang w:eastAsia="zh-CN"/>
-        </w:rPr>
-        <w:t>供应商</w:t>
-      </w:r>
-      <w:r>
-        <w:t>管理模块维护供应商和合作</w:t>
-      </w:r>
-      <w:r>
-        <w:rPr>
-          <w:rFonts w:hint="eastAsia"/>
-          <w:lang w:eastAsia="zh-CN"/>
-        </w:rPr>
-        <w:t>供应商</w:t>
-      </w:r>
-      <w:r>
-        <w:t>的资料。用户可以对</w:t>
-      </w:r>
-      <w:r>
-        <w:rPr>
-          <w:rFonts w:hint="eastAsia"/>
-          <w:lang w:eastAsia="zh-CN"/>
-        </w:rPr>
-        <w:t>供应商</w:t>
-      </w:r>
-      <w:r>
-        <w:t>进行添加、禁用</w:t>
-      </w:r>
-      <w:r>
-        <w:rPr>
-          <w:rFonts w:hint="eastAsia"/>
-          <w:lang w:eastAsia="zh-CN"/>
-        </w:rPr>
-        <w:t>、</w:t>
-      </w:r>
-      <w:r>
-        <w:rPr>
-          <w:rFonts w:hint="eastAsia"/>
-          <w:lang w:val="en-US" w:eastAsia="zh-CN"/>
-        </w:rPr>
-        <w:t>删除和修改</w:t>
-      </w:r>
-      <w:r>
-        <w:rPr>
-          <w:rFonts w:hint="eastAsia"/>
-          <w:lang w:eastAsia="zh"/>
-          <w:woUserID w:val="1"/>
-        </w:rPr>
-        <w:t>；</w:t>
-      </w:r>
-      <w:r>
-        <w:t>添加时输入</w:t>
-      </w:r>
-      <w:r>
-        <w:rPr>
-          <w:rFonts w:hint="eastAsia"/>
-          <w:lang w:eastAsia="zh-CN"/>
-        </w:rPr>
-        <w:t>供应商</w:t>
-      </w:r>
-      <w:r>
-        <w:t>编号、名称，</w:t>
-      </w:r>
-      <w:r>
-        <w:rPr>
-          <w:rFonts w:hint="eastAsia"/>
-          <w:lang w:eastAsia="zh"/>
-          <w:woUserID w:val="1"/>
-        </w:rPr>
-        <w:t>若</w:t>
-      </w:r>
-      <w:r>
-        <w:t>编号已存在则</w:t>
-      </w:r>
-      <w:r>
-        <w:rPr>
-          <w:rFonts w:hint="eastAsia"/>
-          <w:lang w:eastAsia="zh"/>
-          <w:woUserID w:val="1"/>
-        </w:rPr>
-        <w:t>提示已存在请重新输入</w:t>
-      </w:r>
-      <w:r>
-        <w:t>；禁用时</w:t>
-      </w:r>
-      <w:r>
-        <w:rPr>
-          <w:rFonts w:hint="eastAsia"/>
-          <w:lang w:val="en-US" w:eastAsia="zh-CN"/>
-        </w:rPr>
-        <w:t>选中要禁用的供应商点击禁用即可禁用该供应商</w:t>
-      </w:r>
-      <w:r>
-        <w:t>，</w:t>
-      </w:r>
-      <w:r>
-        <w:rPr>
-          <w:rFonts w:hint="eastAsia"/>
-          <w:lang w:val="en-US" w:eastAsia="zh-CN"/>
-        </w:rPr>
-        <w:t>禁用供应商后，当该供应商的物料入库时会被拒绝，无法入库，</w:t>
-      </w:r>
-      <w:r>
-        <w:t>不在数据库中</w:t>
-      </w:r>
-      <w:r>
-        <w:rPr>
-          <w:rFonts w:hint="eastAsia"/>
-          <w:lang w:val="en-US" w:eastAsia="zh-CN"/>
-        </w:rPr>
-        <w:t>的</w:t>
-      </w:r>
-      <w:r>
-        <w:rPr>
-          <w:rFonts w:hint="eastAsia"/>
-          <w:lang w:eastAsia="zh-CN"/>
-        </w:rPr>
-        <w:t>供应商</w:t>
-      </w:r>
-      <w:r>
-        <w:rPr>
-          <w:rFonts w:hint="eastAsia"/>
-          <w:lang w:val="en-US" w:eastAsia="zh-CN"/>
-        </w:rPr>
-        <w:t>无法被禁用</w:t>
-      </w:r>
-      <w:r>
-        <w:t>。</w:t>
-      </w:r>
-      <w:r>
-        <w:rPr>
-          <w:rFonts w:hint="eastAsia"/>
-          <w:lang w:val="en-US" w:eastAsia="zh-CN"/>
-        </w:rPr>
-        <w:t>删除时，若没有入库记录，点击该供应商一旁的删除即可删除该供应商；若有对应入库记录则会提示存在入库记录无法删除该供应商。</w:t>
-      </w:r>
-      <w:r>
-        <w:rPr>
-          <w:rFonts w:hint="eastAsia"/>
-          <w:lang w:eastAsia="zh"/>
-          <w:woUserID w:val="1"/>
-        </w:rPr>
-        <w:t>修改时</w:t>
-      </w:r>
-      <w:r>
-        <w:rPr>
-          <w:rFonts w:hint="eastAsia"/>
-          <w:lang w:val="en-US" w:eastAsia="zh-CN"/>
-          <w:woUserID w:val="1"/>
-        </w:rPr>
-        <w:t>点击该供应商一旁的编辑可以</w:t>
-      </w:r>
-      <w:r>
-        <w:rPr>
-          <w:rFonts w:hint="eastAsia"/>
-          <w:lang w:eastAsia="zh"/>
-          <w:woUserID w:val="1"/>
-        </w:rPr>
-        <w:t>修改</w:t>
-      </w:r>
-      <w:r>
-        <w:rPr>
-          <w:rFonts w:hint="eastAsia"/>
-          <w:lang w:val="en-US" w:eastAsia="zh-CN"/>
-          <w:woUserID w:val="1"/>
-        </w:rPr>
-        <w:t>该</w:t>
-      </w:r>
-      <w:r>
-        <w:rPr>
-          <w:rFonts w:hint="eastAsia"/>
-          <w:lang w:eastAsia="zh-CN"/>
-          <w:woUserID w:val="1"/>
-        </w:rPr>
-        <w:t>供应商</w:t>
-      </w:r>
-      <w:r>
-        <w:rPr>
-          <w:rFonts w:hint="eastAsia"/>
-          <w:lang w:eastAsia="zh"/>
-          <w:woUserID w:val="1"/>
-        </w:rPr>
-        <w:t>的名称和地址。</w:t>
-      </w:r>
-      <w:r>
-        <w:rPr>
-          <w:rFonts w:hint="eastAsia"/>
-          <w:lang w:eastAsia="zh-CN"/>
-        </w:rPr>
-        <w:t>供应商</w:t>
-      </w:r>
-      <w:r>
-        <w:t>管理流程如图4.10所示。</w:t>
-      </w:r>
-    </w:p>
-    <w:p>
-      <w:r>
-        <w:drawing>
-          <wp:anchor distT="0" distB="0" distL="114300" distR="114300" simplePos="0" relativeHeight="251666432" behindDoc="0" locked="0" layoutInCell="1" allowOverlap="1">
-            <wp:simplePos x="0" y="0"/>
-            <wp:positionH relativeFrom="column">
-              <wp:posOffset>69850</wp:posOffset>
-            </wp:positionH>
-            <wp:positionV relativeFrom="paragraph">
-              <wp:posOffset>0</wp:posOffset>
-            </wp:positionV>
-            <wp:extent cx="5573395" cy="3786505"/>
-            <wp:effectExtent l="0" t="0" r="1905" b="10795"/>
-            <wp:wrapTopAndBottom/>
-            <wp:docPr id="10" name="Picture 10"/>
-            <wp:cNvGraphicFramePr>
-              <a:graphicFrameLocks xmlns:a="http://schemas.openxmlformats.org/drawingml/2006/main" noChangeAspect="1"/>
-            </wp:cNvGraphicFramePr>
-            <a:graphic xmlns:a="http://schemas.openxmlformats.org/drawingml/2006/main">
-              <a:graphicData uri="http://schemas.openxmlformats.org/drawingml/2006/picture">
-                <pic:pic xmlns:pic="http://schemas.openxmlformats.org/drawingml/2006/picture">
-                  <pic:nvPicPr>
-                    <pic:cNvPr id="10" name="Picture 10"/>
-                    <pic:cNvPicPr>
-                      <a:picLocks noChangeAspect="1"/>
-                    </pic:cNvPicPr>
-                  </pic:nvPicPr>
-                  <pic:blipFill>
-                    <a:blip r:embed="rId27" cstate="print">
-                      <a:extLst>
-                        <a:ext uri="{28A0092B-C50C-407E-A947-70E740481C1C}">
-                          <a14:useLocalDpi xmlns:a14="http://schemas.microsoft.com/office/drawing/2010/main" val="0"/>
-                        </a:ext>
-                      </a:extLst>
-                    </a:blip>
-                    <a:stretch>
-                      <a:fillRect/>
-                    </a:stretch>
-                  </pic:blipFill>
-                  <pic:spPr>
-                    <a:xfrm>
-                      <a:off x="0" y="0"/>
-                      <a:ext cx="5573395" cy="3786505"/>
-                    </a:xfrm>
-                    <a:prstGeom prst="rect">
-                      <a:avLst/>
-                    </a:prstGeom>
-                  </pic:spPr>
-                </pic:pic>
-              </a:graphicData>
-            </a:graphic>
-          </wp:anchor>
-        </w:drawing>
-      </w:r>
-    </w:p>
-    <w:p>
-      <w:pPr>
-        <w:ind w:firstLine="420"/>
-        <w:jc w:val="center"/>
-        <w:rPr>
-          <w:sz w:val="21"/>
-          <w:szCs w:val="21"/>
-        </w:rPr>
-      </w:pPr>
-      <w:r>
-        <w:rPr>
-          <w:sz w:val="21"/>
-          <w:szCs w:val="21"/>
-        </w:rPr>
-        <w:t xml:space="preserve">图 4.10 </w:t>
-      </w:r>
-      <w:r>
-        <w:rPr>
-          <w:rFonts w:hint="eastAsia"/>
-          <w:sz w:val="21"/>
-          <w:szCs w:val="21"/>
-          <w:lang w:eastAsia="zh-CN"/>
-        </w:rPr>
-        <w:t>供应商</w:t>
-      </w:r>
-      <w:r>
-        <w:rPr>
-          <w:sz w:val="21"/>
-          <w:szCs w:val="21"/>
-        </w:rPr>
-        <w:t>管理流程图</w:t>
       </w:r>
     </w:p>
     <w:p>
@@ -8560,7 +8704,7 @@
       </w:pPr>
       <w:r>
         <w:drawing>
-          <wp:anchor distT="0" distB="0" distL="114300" distR="114300" simplePos="0" relativeHeight="251668480" behindDoc="0" locked="0" layoutInCell="1" allowOverlap="1">
+          <wp:anchor distT="0" distB="0" distL="114300" distR="114300" simplePos="0" relativeHeight="251666432" behindDoc="0" locked="0" layoutInCell="1" allowOverlap="1">
             <wp:simplePos x="0" y="0"/>
             <wp:positionH relativeFrom="column">
               <wp:posOffset>142240</wp:posOffset>
@@ -10467,12 +10611,6 @@
             <w:insideH w:val="single" w:color="000000" w:sz="4" w:space="0"/>
             <w:insideV w:val="single" w:color="000000" w:sz="4" w:space="0"/>
           </w:tblBorders>
-          <w:tblCellMar>
-            <w:top w:w="0" w:type="dxa"/>
-            <w:left w:w="108" w:type="dxa"/>
-            <w:bottom w:w="0" w:type="dxa"/>
-            <w:right w:w="108" w:type="dxa"/>
-          </w:tblCellMar>
         </w:tblPrEx>
         <w:trPr>
           <w:jc w:val="center"/>
@@ -11799,113 +11937,6 @@
             <w:insideH w:val="single" w:color="000000" w:sz="4" w:space="0"/>
             <w:insideV w:val="single" w:color="000000" w:sz="4" w:space="0"/>
           </w:tblBorders>
-        </w:tblPrEx>
-        <w:trPr>
-          <w:jc w:val="center"/>
-        </w:trPr>
-        <w:tc>
-          <w:tcPr>
-            <w:tcW w:w="1814" w:type="dxa"/>
-          </w:tcPr>
-          <w:p>
-            <w:pPr>
-              <w:rPr>
-                <w:sz w:val="21"/>
-                <w:szCs w:val="21"/>
-              </w:rPr>
-            </w:pPr>
-            <w:r>
-              <w:rPr>
-                <w:sz w:val="21"/>
-                <w:szCs w:val="21"/>
-              </w:rPr>
-              <w:t>warehouse_id</w:t>
-            </w:r>
-          </w:p>
-        </w:tc>
-        <w:tc>
-          <w:tcPr>
-            <w:tcW w:w="1814" w:type="dxa"/>
-          </w:tcPr>
-          <w:p>
-            <w:pPr>
-              <w:rPr>
-                <w:sz w:val="21"/>
-                <w:szCs w:val="21"/>
-              </w:rPr>
-            </w:pPr>
-            <w:r>
-              <w:rPr>
-                <w:sz w:val="21"/>
-                <w:szCs w:val="21"/>
-              </w:rPr>
-              <w:t>INT</w:t>
-            </w:r>
-          </w:p>
-        </w:tc>
-        <w:tc>
-          <w:tcPr>
-            <w:tcW w:w="1814" w:type="dxa"/>
-          </w:tcPr>
-          <w:p>
-            <w:pPr>
-              <w:rPr>
-                <w:sz w:val="21"/>
-                <w:szCs w:val="21"/>
-              </w:rPr>
-            </w:pPr>
-            <w:r>
-              <w:rPr>
-                <w:sz w:val="21"/>
-                <w:szCs w:val="21"/>
-              </w:rPr>
-              <w:t>是</w:t>
-            </w:r>
-          </w:p>
-        </w:tc>
-        <w:tc>
-          <w:tcPr>
-            <w:tcW w:w="1814" w:type="dxa"/>
-          </w:tcPr>
-          <w:p>
-            <w:pPr>
-              <w:rPr>
-                <w:sz w:val="21"/>
-                <w:szCs w:val="21"/>
-              </w:rPr>
-            </w:pPr>
-            <w:r>
-              <w:rPr>
-                <w:sz w:val="21"/>
-                <w:szCs w:val="21"/>
-              </w:rPr>
-              <w:t>否</w:t>
-            </w:r>
-          </w:p>
-        </w:tc>
-        <w:tc>
-          <w:tcPr>
-            <w:tcW w:w="1814" w:type="dxa"/>
-          </w:tcPr>
-          <w:p>
-            <w:pPr>
-              <w:rPr>
-                <w:sz w:val="21"/>
-                <w:szCs w:val="21"/>
-              </w:rPr>
-            </w:pPr>
-            <w:r>
-              <w:rPr>
-                <w:sz w:val="21"/>
-                <w:szCs w:val="21"/>
-              </w:rPr>
-              <w:t>仓库 ID（主键）</w:t>
-            </w:r>
-          </w:p>
-        </w:tc>
-      </w:tr>
-      <w:tr>
-        <w:tblPrEx>
           <w:tblCellMar>
             <w:top w:w="0" w:type="dxa"/>
             <w:left w:w="108" w:type="dxa"/>
@@ -11932,27 +11963,47 @@
                 <w:sz w:val="21"/>
                 <w:szCs w:val="21"/>
               </w:rPr>
-              <w:t>warehouse_name</w:t>
-            </w:r>
-          </w:p>
-        </w:tc>
-        <w:tc>
-          <w:tcPr>
-            <w:tcW w:w="1814" w:type="dxa"/>
-          </w:tcPr>
-          <w:p>
-            <w:pPr>
-              <w:rPr>
-                <w:sz w:val="21"/>
-                <w:szCs w:val="21"/>
-              </w:rPr>
-            </w:pPr>
-            <w:r>
-              <w:rPr>
-                <w:sz w:val="21"/>
-                <w:szCs w:val="21"/>
-              </w:rPr>
-              <w:t>VARCHAR(50)</w:t>
+              <w:t>warehouse_id</w:t>
+            </w:r>
+          </w:p>
+        </w:tc>
+        <w:tc>
+          <w:tcPr>
+            <w:tcW w:w="1814" w:type="dxa"/>
+          </w:tcPr>
+          <w:p>
+            <w:pPr>
+              <w:rPr>
+                <w:sz w:val="21"/>
+                <w:szCs w:val="21"/>
+              </w:rPr>
+            </w:pPr>
+            <w:r>
+              <w:rPr>
+                <w:sz w:val="21"/>
+                <w:szCs w:val="21"/>
+              </w:rPr>
+              <w:t>INT</w:t>
+            </w:r>
+          </w:p>
+        </w:tc>
+        <w:tc>
+          <w:tcPr>
+            <w:tcW w:w="1814" w:type="dxa"/>
+          </w:tcPr>
+          <w:p>
+            <w:pPr>
+              <w:rPr>
+                <w:sz w:val="21"/>
+                <w:szCs w:val="21"/>
+              </w:rPr>
+            </w:pPr>
+            <w:r>
+              <w:rPr>
+                <w:sz w:val="21"/>
+                <w:szCs w:val="21"/>
+              </w:rPr>
+              <w:t>是</w:t>
             </w:r>
           </w:p>
         </w:tc>
@@ -11992,27 +12043,7 @@
                 <w:sz w:val="21"/>
                 <w:szCs w:val="21"/>
               </w:rPr>
-              <w:t>否</w:t>
-            </w:r>
-          </w:p>
-        </w:tc>
-        <w:tc>
-          <w:tcPr>
-            <w:tcW w:w="1814" w:type="dxa"/>
-          </w:tcPr>
-          <w:p>
-            <w:pPr>
-              <w:rPr>
-                <w:sz w:val="21"/>
-                <w:szCs w:val="21"/>
-              </w:rPr>
-            </w:pPr>
-            <w:r>
-              <w:rPr>
-                <w:sz w:val="21"/>
-                <w:szCs w:val="21"/>
-              </w:rPr>
-              <w:t>仓库名称</w:t>
+              <w:t>仓库 ID（主键）</w:t>
             </w:r>
           </w:p>
         </w:tc>
@@ -12053,27 +12084,27 @@
                 <w:sz w:val="21"/>
                 <w:szCs w:val="21"/>
               </w:rPr>
-              <w:t>location</w:t>
-            </w:r>
-          </w:p>
-        </w:tc>
-        <w:tc>
-          <w:tcPr>
-            <w:tcW w:w="1814" w:type="dxa"/>
-          </w:tcPr>
-          <w:p>
-            <w:pPr>
-              <w:rPr>
-                <w:sz w:val="21"/>
-                <w:szCs w:val="21"/>
-              </w:rPr>
-            </w:pPr>
-            <w:r>
-              <w:rPr>
-                <w:sz w:val="21"/>
-                <w:szCs w:val="21"/>
-              </w:rPr>
-              <w:t>VARCHAR(100)</w:t>
+              <w:t>warehouse_name</w:t>
+            </w:r>
+          </w:p>
+        </w:tc>
+        <w:tc>
+          <w:tcPr>
+            <w:tcW w:w="1814" w:type="dxa"/>
+          </w:tcPr>
+          <w:p>
+            <w:pPr>
+              <w:rPr>
+                <w:sz w:val="21"/>
+                <w:szCs w:val="21"/>
+              </w:rPr>
+            </w:pPr>
+            <w:r>
+              <w:rPr>
+                <w:sz w:val="21"/>
+                <w:szCs w:val="21"/>
+              </w:rPr>
+              <w:t>VARCHAR(50)</w:t>
             </w:r>
           </w:p>
         </w:tc>
@@ -12133,7 +12164,7 @@
                 <w:sz w:val="21"/>
                 <w:szCs w:val="21"/>
               </w:rPr>
-              <w:t>仓库地址</w:t>
+              <w:t>仓库名称</w:t>
             </w:r>
           </w:p>
         </w:tc>
@@ -12148,6 +12179,12 @@
             <w:insideH w:val="single" w:color="000000" w:sz="4" w:space="0"/>
             <w:insideV w:val="single" w:color="000000" w:sz="4" w:space="0"/>
           </w:tblBorders>
+          <w:tblCellMar>
+            <w:top w:w="0" w:type="dxa"/>
+            <w:left w:w="108" w:type="dxa"/>
+            <w:bottom w:w="0" w:type="dxa"/>
+            <w:right w:w="108" w:type="dxa"/>
+          </w:tblCellMar>
         </w:tblPrEx>
         <w:trPr>
           <w:jc w:val="center"/>
@@ -12168,27 +12205,27 @@
                 <w:sz w:val="21"/>
                 <w:szCs w:val="21"/>
               </w:rPr>
-              <w:t>capacity</w:t>
-            </w:r>
-          </w:p>
-        </w:tc>
-        <w:tc>
-          <w:tcPr>
-            <w:tcW w:w="1814" w:type="dxa"/>
-          </w:tcPr>
-          <w:p>
-            <w:pPr>
-              <w:rPr>
-                <w:sz w:val="21"/>
-                <w:szCs w:val="21"/>
-              </w:rPr>
-            </w:pPr>
-            <w:r>
-              <w:rPr>
-                <w:sz w:val="21"/>
-                <w:szCs w:val="21"/>
-              </w:rPr>
-              <w:t>INT</w:t>
+              <w:t>location</w:t>
+            </w:r>
+          </w:p>
+        </w:tc>
+        <w:tc>
+          <w:tcPr>
+            <w:tcW w:w="1814" w:type="dxa"/>
+          </w:tcPr>
+          <w:p>
+            <w:pPr>
+              <w:rPr>
+                <w:sz w:val="21"/>
+                <w:szCs w:val="21"/>
+              </w:rPr>
+            </w:pPr>
+            <w:r>
+              <w:rPr>
+                <w:sz w:val="21"/>
+                <w:szCs w:val="21"/>
+              </w:rPr>
+              <w:t>VARCHAR(100)</w:t>
             </w:r>
           </w:p>
         </w:tc>
@@ -12248,7 +12285,7 @@
                 <w:sz w:val="21"/>
                 <w:szCs w:val="21"/>
               </w:rPr>
-              <w:t>仓库容量</w:t>
+              <w:t>仓库地址</w:t>
             </w:r>
           </w:p>
         </w:tc>
@@ -12263,6 +12300,133 @@
             <w:insideH w:val="single" w:color="000000" w:sz="4" w:space="0"/>
             <w:insideV w:val="single" w:color="000000" w:sz="4" w:space="0"/>
           </w:tblBorders>
+          <w:tblCellMar>
+            <w:top w:w="0" w:type="dxa"/>
+            <w:left w:w="108" w:type="dxa"/>
+            <w:bottom w:w="0" w:type="dxa"/>
+            <w:right w:w="108" w:type="dxa"/>
+          </w:tblCellMar>
+        </w:tblPrEx>
+        <w:trPr>
+          <w:jc w:val="center"/>
+        </w:trPr>
+        <w:tc>
+          <w:tcPr>
+            <w:tcW w:w="1814" w:type="dxa"/>
+          </w:tcPr>
+          <w:p>
+            <w:pPr>
+              <w:rPr>
+                <w:sz w:val="21"/>
+                <w:szCs w:val="21"/>
+              </w:rPr>
+            </w:pPr>
+            <w:r>
+              <w:rPr>
+                <w:sz w:val="21"/>
+                <w:szCs w:val="21"/>
+              </w:rPr>
+              <w:t>capacity</w:t>
+            </w:r>
+          </w:p>
+        </w:tc>
+        <w:tc>
+          <w:tcPr>
+            <w:tcW w:w="1814" w:type="dxa"/>
+          </w:tcPr>
+          <w:p>
+            <w:pPr>
+              <w:rPr>
+                <w:sz w:val="21"/>
+                <w:szCs w:val="21"/>
+              </w:rPr>
+            </w:pPr>
+            <w:r>
+              <w:rPr>
+                <w:sz w:val="21"/>
+                <w:szCs w:val="21"/>
+              </w:rPr>
+              <w:t>INT</w:t>
+            </w:r>
+          </w:p>
+        </w:tc>
+        <w:tc>
+          <w:tcPr>
+            <w:tcW w:w="1814" w:type="dxa"/>
+          </w:tcPr>
+          <w:p>
+            <w:pPr>
+              <w:rPr>
+                <w:sz w:val="21"/>
+                <w:szCs w:val="21"/>
+              </w:rPr>
+            </w:pPr>
+            <w:r>
+              <w:rPr>
+                <w:sz w:val="21"/>
+                <w:szCs w:val="21"/>
+              </w:rPr>
+              <w:t>否</w:t>
+            </w:r>
+          </w:p>
+        </w:tc>
+        <w:tc>
+          <w:tcPr>
+            <w:tcW w:w="1814" w:type="dxa"/>
+          </w:tcPr>
+          <w:p>
+            <w:pPr>
+              <w:rPr>
+                <w:sz w:val="21"/>
+                <w:szCs w:val="21"/>
+              </w:rPr>
+            </w:pPr>
+            <w:r>
+              <w:rPr>
+                <w:sz w:val="21"/>
+                <w:szCs w:val="21"/>
+              </w:rPr>
+              <w:t>否</w:t>
+            </w:r>
+          </w:p>
+        </w:tc>
+        <w:tc>
+          <w:tcPr>
+            <w:tcW w:w="1814" w:type="dxa"/>
+          </w:tcPr>
+          <w:p>
+            <w:pPr>
+              <w:rPr>
+                <w:sz w:val="21"/>
+                <w:szCs w:val="21"/>
+              </w:rPr>
+            </w:pPr>
+            <w:r>
+              <w:rPr>
+                <w:sz w:val="21"/>
+                <w:szCs w:val="21"/>
+              </w:rPr>
+              <w:t>仓库容量</w:t>
+            </w:r>
+          </w:p>
+        </w:tc>
+      </w:tr>
+      <w:tr>
+        <w:tblPrEx>
+          <w:tblBorders>
+            <w:top w:val="single" w:color="000000" w:sz="4" w:space="0"/>
+            <w:left w:val="single" w:color="000000" w:sz="4" w:space="0"/>
+            <w:bottom w:val="single" w:color="000000" w:sz="4" w:space="0"/>
+            <w:right w:val="single" w:color="000000" w:sz="4" w:space="0"/>
+            <w:insideH w:val="single" w:color="000000" w:sz="4" w:space="0"/>
+            <w:insideV w:val="single" w:color="000000" w:sz="4" w:space="0"/>
+          </w:tblBorders>
+          <w:tblCellMar>
+            <w:top w:w="0" w:type="dxa"/>
+            <w:left w:w="108" w:type="dxa"/>
+            <w:bottom w:w="0" w:type="dxa"/>
+            <w:right w:w="108" w:type="dxa"/>
+          </w:tblCellMar>
         </w:tblPrEx>
         <w:trPr>
           <w:jc w:val="center"/>
@@ -12810,6 +12974,14 @@
       </w:tr>
       <w:tr>
         <w:tblPrEx>
+          <w:tblBorders>
+            <w:top w:val="single" w:color="000000" w:sz="4" w:space="0"/>
+            <w:left w:val="single" w:color="000000" w:sz="4" w:space="0"/>
+            <w:bottom w:val="single" w:color="000000" w:sz="4" w:space="0"/>
+            <w:right w:val="single" w:color="000000" w:sz="4" w:space="0"/>
+            <w:insideH w:val="single" w:color="000000" w:sz="4" w:space="0"/>
+            <w:insideV w:val="single" w:color="000000" w:sz="4" w:space="0"/>
+          </w:tblBorders>
           <w:tblCellMar>
             <w:top w:w="0" w:type="dxa"/>
             <w:left w:w="108" w:type="dxa"/>
@@ -20581,9 +20753,9 @@
           <w:b/>
         </w:rPr>
       </w:pPr>
-      <w:bookmarkStart w:id="78" w:name="_Toc188433611"/>
-      <w:bookmarkStart w:id="79" w:name="_Toc238213988"/>
-      <w:bookmarkStart w:id="80" w:name="_Toc335598677"/>
+      <w:bookmarkStart w:id="78" w:name="_Toc335598677"/>
+      <w:bookmarkStart w:id="79" w:name="_Toc188433611"/>
+      <w:bookmarkStart w:id="80" w:name="_Toc238213988"/>
       <w:r>
         <w:t>致  谢</w:t>
       </w:r>

--- a/22016020806-戢友-基于.net与Blazor Server的智能仓库管理系统的设计与实现_v7 - 副本.docx
+++ b/22016020806-戢友-基于.net与Blazor Server的智能仓库管理系统的设计与实现_v7 - 副本.docx
@@ -861,11 +861,11 @@
         <w:ind w:firstLine="720"/>
         <w:jc w:val="center"/>
       </w:pPr>
-      <w:bookmarkStart w:id="3" w:name="_Toc188426324"/>
-      <w:bookmarkStart w:id="4" w:name="_Toc188426666"/>
-      <w:bookmarkStart w:id="5" w:name="_Toc188433579"/>
-      <w:bookmarkStart w:id="6" w:name="_Toc188427218"/>
-      <w:bookmarkStart w:id="7" w:name="_Toc188426549"/>
+      <w:bookmarkStart w:id="3" w:name="_Toc188426549"/>
+      <w:bookmarkStart w:id="4" w:name="_Toc188433579"/>
+      <w:bookmarkStart w:id="5" w:name="_Toc188427218"/>
+      <w:bookmarkStart w:id="6" w:name="_Toc188426666"/>
+      <w:bookmarkStart w:id="7" w:name="_Toc188426324"/>
       <w:r>
         <w:rPr>
           <w:rFonts w:eastAsia="黑体"/>
@@ -6133,7 +6133,7 @@
     <w:p>
       <w:r>
         <w:drawing>
-          <wp:anchor distT="0" distB="0" distL="114300" distR="114300" simplePos="0" relativeHeight="251669504" behindDoc="0" locked="0" layoutInCell="1" allowOverlap="1">
+          <wp:anchor distT="0" distB="0" distL="114300" distR="114300" simplePos="0" relativeHeight="251664384" behindDoc="0" locked="0" layoutInCell="1" allowOverlap="1">
             <wp:simplePos x="0" y="0"/>
             <wp:positionH relativeFrom="column">
               <wp:posOffset>-292100</wp:posOffset>
@@ -6329,9 +6329,9 @@
       <w:r>
         <w:drawing>
           <wp:inline distT="0" distB="0" distL="114300" distR="114300">
-            <wp:extent cx="4969510" cy="3487420"/>
-            <wp:effectExtent l="0" t="0" r="8890" b="5080"/>
-            <wp:docPr id="14" name="图片 2"/>
+            <wp:extent cx="5745480" cy="3704590"/>
+            <wp:effectExtent l="0" t="0" r="0" b="13970"/>
+            <wp:docPr id="3" name="图片 2"/>
             <wp:cNvGraphicFramePr>
               <a:graphicFrameLocks xmlns:a="http://schemas.openxmlformats.org/drawingml/2006/main" noChangeAspect="1"/>
             </wp:cNvGraphicFramePr>
@@ -6339,7 +6339,7 @@
               <a:graphicData uri="http://schemas.openxmlformats.org/drawingml/2006/picture">
                 <pic:pic xmlns:pic="http://schemas.openxmlformats.org/drawingml/2006/picture">
                   <pic:nvPicPr>
-                    <pic:cNvPr id="14" name="图片 2"/>
+                    <pic:cNvPr id="3" name="图片 2"/>
                     <pic:cNvPicPr>
                       <a:picLocks noChangeAspect="1"/>
                     </pic:cNvPicPr>
@@ -6353,7 +6353,7 @@
                   <pic:spPr>
                     <a:xfrm>
                       <a:off x="0" y="0"/>
-                      <a:ext cx="4969510" cy="3487420"/>
+                      <a:ext cx="5745480" cy="3704590"/>
                     </a:xfrm>
                     <a:prstGeom prst="rect">
                       <a:avLst/>
@@ -6419,9 +6419,9 @@
       <w:r>
         <w:drawing>
           <wp:inline distT="0" distB="0" distL="114300" distR="114300">
-            <wp:extent cx="4935220" cy="5219065"/>
-            <wp:effectExtent l="0" t="0" r="5080" b="635"/>
-            <wp:docPr id="4" name="图片 1"/>
+            <wp:extent cx="5749925" cy="6102350"/>
+            <wp:effectExtent l="0" t="0" r="10795" b="8890"/>
+            <wp:docPr id="4" name="图片 3"/>
             <wp:cNvGraphicFramePr>
               <a:graphicFrameLocks xmlns:a="http://schemas.openxmlformats.org/drawingml/2006/main" noChangeAspect="1"/>
             </wp:cNvGraphicFramePr>
@@ -6429,7 +6429,7 @@
               <a:graphicData uri="http://schemas.openxmlformats.org/drawingml/2006/picture">
                 <pic:pic xmlns:pic="http://schemas.openxmlformats.org/drawingml/2006/picture">
                   <pic:nvPicPr>
-                    <pic:cNvPr id="4" name="图片 1"/>
+                    <pic:cNvPr id="4" name="图片 3"/>
                     <pic:cNvPicPr>
                       <a:picLocks noChangeAspect="1"/>
                     </pic:cNvPicPr>
@@ -6443,7 +6443,7 @@
                   <pic:spPr>
                     <a:xfrm>
                       <a:off x="0" y="0"/>
-                      <a:ext cx="4935220" cy="5219065"/>
+                      <a:ext cx="5749925" cy="6102350"/>
                     </a:xfrm>
                     <a:prstGeom prst="rect">
                       <a:avLst/>
@@ -6501,19 +6501,32 @@
     </w:p>
     <w:p>
       <w:r>
+        <w:t>登录模块是系统的入口，承担身份验证职责。用户打开系统后进入登录界面，可以选择账号密码登录或人脸识别登录。账号密码方式下，系统先校验用户名和密码，密码采用PBKDF2算法加盐哈希存储，验证通过后签发JWT令牌；人脸识别方式下，系统调用浏览器摄像头采集人脸，后端用OpenCvSharp完成人脸检测，再通过pHash计算特征相似度，与预先录入的特征比对，达到阈值即判定为本人。考虑到暴力破解的风险，登录环节还设置了按IP加账号的限流策略，连续失败5次即锁定15分钟。验证通过后，系统根据角色跳转到对应的操作界面；验证失败则提示重新输入。登录功能流程如图4.5 所示。</w:t>
+      </w:r>
+    </w:p>
+    <w:p>
+      <w:pPr>
+        <w:ind w:firstLine="420"/>
+        <w:jc w:val="center"/>
+        <w:rPr>
+          <w:sz w:val="21"/>
+          <w:szCs w:val="21"/>
+        </w:rPr>
+      </w:pPr>
+      <w:r>
         <w:drawing>
-          <wp:anchor distT="0" distB="0" distL="114300" distR="114300" simplePos="0" relativeHeight="251663360" behindDoc="0" locked="0" layoutInCell="1" allowOverlap="1">
+          <wp:anchor distT="0" distB="0" distL="114300" distR="114300" simplePos="0" relativeHeight="251665408" behindDoc="0" locked="0" layoutInCell="1" allowOverlap="1">
             <wp:simplePos x="0" y="0"/>
-            <wp:positionH relativeFrom="margin">
-              <wp:align>center</wp:align>
+            <wp:positionH relativeFrom="column">
+              <wp:posOffset>63500</wp:posOffset>
             </wp:positionH>
             <wp:positionV relativeFrom="paragraph">
-              <wp:posOffset>2308860</wp:posOffset>
+              <wp:posOffset>128905</wp:posOffset>
             </wp:positionV>
-            <wp:extent cx="3817620" cy="5401945"/>
-            <wp:effectExtent l="0" t="0" r="0" b="8255"/>
+            <wp:extent cx="5754370" cy="5657215"/>
+            <wp:effectExtent l="0" t="0" r="6350" b="12065"/>
             <wp:wrapTopAndBottom/>
-            <wp:docPr id="5" name="Picture 5"/>
+            <wp:docPr id="5" name="图片 4"/>
             <wp:cNvGraphicFramePr>
               <a:graphicFrameLocks xmlns:a="http://schemas.openxmlformats.org/drawingml/2006/main" noChangeAspect="1"/>
             </wp:cNvGraphicFramePr>
@@ -6521,19 +6534,13 @@
               <a:graphicData uri="http://schemas.openxmlformats.org/drawingml/2006/picture">
                 <pic:pic xmlns:pic="http://schemas.openxmlformats.org/drawingml/2006/picture">
                   <pic:nvPicPr>
-                    <pic:cNvPr id="5" name="Picture 5"/>
+                    <pic:cNvPr id="5" name="图片 4"/>
                     <pic:cNvPicPr>
                       <a:picLocks noChangeAspect="1"/>
                     </pic:cNvPicPr>
                   </pic:nvPicPr>
                   <pic:blipFill>
-                    <a:blip r:embed="rId21" cstate="print">
-                      <a:extLst>
-                        <a:ext uri="{28A0092B-C50C-407E-A947-70E740481C1C}">
-                          <a14:useLocalDpi xmlns:a14="http://schemas.microsoft.com/office/drawing/2010/main" val="0"/>
-                        </a:ext>
-                      </a:extLst>
-                    </a:blip>
+                    <a:blip r:embed="rId21"/>
                     <a:stretch>
                       <a:fillRect/>
                     </a:stretch>
@@ -6541,11 +6548,15 @@
                   <pic:spPr>
                     <a:xfrm>
                       <a:off x="0" y="0"/>
-                      <a:ext cx="3817620" cy="5401945"/>
+                      <a:ext cx="5754370" cy="5657215"/>
                     </a:xfrm>
                     <a:prstGeom prst="rect">
                       <a:avLst/>
                     </a:prstGeom>
+                    <a:noFill/>
+                    <a:ln>
+                      <a:noFill/>
+                    </a:ln>
                   </pic:spPr>
                 </pic:pic>
               </a:graphicData>
@@ -6554,9 +6565,40 @@
         </w:drawing>
       </w:r>
       <w:r>
-        <w:t>登录模块是系统的入口，承担身份验证职责。用户打开系统后进入登录界面，可以选择账号密码登录或人脸识别登录。账号密码方式下，系统先校验用户名和密码，密码采用PBKDF2算法加盐哈希存储，验证通过后签发JWT令牌；人脸识别方式下，系统调用浏览器摄像头采集人脸，后端用OpenCvSharp完成人脸检测，再通过pHash计算特征相似度，与预先录入的特征比对，达到阈值即判定为本人。考虑到暴力破解的风险，登录环节还设置了按IP加账号的限流策略，连续失败5次即锁定15分钟。验证通过后，系统根据角色跳转到对应的操作界面；验证失败则提示重新输入。登录功能流程如图4.5 所示。</w:t>
-      </w:r>
-    </w:p>
+        <w:rPr>
+          <w:sz w:val="21"/>
+          <w:szCs w:val="21"/>
+        </w:rPr>
+        <w:t>图 4.5 登录功能流程图</w:t>
+      </w:r>
+    </w:p>
+    <w:p>
+      <w:pPr>
+        <w:pStyle w:val="4"/>
+        <w:ind w:firstLine="0" w:firstLineChars="0"/>
+      </w:pPr>
+      <w:bookmarkStart w:id="40" w:name="_Toc238213950"/>
+      <w:r>
+        <w:t>4.3.2 人员管理模块</w:t>
+      </w:r>
+      <w:bookmarkEnd w:id="40"/>
+    </w:p>
+    <w:p>
+      <w:r>
+        <w:t>人员管理是管理员专属的功能，用于维护仓库管理员的账户。管理员进入人员管理页面后，可以添加新用户，输入用户名和密码</w:t>
+      </w:r>
+      <w:r>
+        <w:rPr>
+          <w:rFonts w:hint="eastAsia"/>
+          <w:lang w:val="en-US" w:eastAsia="zh-CN"/>
+        </w:rPr>
+        <w:t>再录入人脸</w:t>
+      </w:r>
+      <w:r>
+        <w:t>即可完成创建；也可以选中已有用户进行禁用，禁用后该账户无法再登录系统；此外还支持对用户信息的修改和角色权限的调整。每一次人员变动都会被记录到系统日志中，便于事后追溯。人员管理流程如图4.6所示。</w:t>
+      </w:r>
+    </w:p>
+    <w:p/>
     <w:p>
       <w:pPr>
         <w:ind w:firstLine="420"/>
@@ -6567,63 +6609,11 @@
         </w:rPr>
       </w:pPr>
       <w:r>
-        <w:rPr>
-          <w:sz w:val="21"/>
-          <w:szCs w:val="21"/>
-        </w:rPr>
-        <w:t>图 4.5 登录功能流程图</w:t>
-      </w:r>
-    </w:p>
-    <w:p>
-      <w:pPr>
-        <w:pStyle w:val="4"/>
-        <w:ind w:firstLine="0" w:firstLineChars="0"/>
-      </w:pPr>
-      <w:bookmarkStart w:id="40" w:name="_Toc238213950"/>
-      <w:r>
-        <w:t>4.3.2 人员管理模块</w:t>
-      </w:r>
-      <w:bookmarkEnd w:id="40"/>
-    </w:p>
-    <w:p>
-      <w:r>
-        <w:t>人员管理是管理员专属的功能，用于维护仓库管理员的账户。管理员进入人员管理页面后，可以添加新用户，输入用户名和密码</w:t>
-      </w:r>
-      <w:r>
-        <w:rPr>
-          <w:rFonts w:hint="eastAsia"/>
-          <w:lang w:val="en-US" w:eastAsia="zh-CN"/>
-        </w:rPr>
-        <w:t>再录入人脸</w:t>
-      </w:r>
-      <w:r>
-        <w:t>即可完成创建；也可以选中已有用户进行禁用，禁用后该账户无法再登录系统；此外还支持对用户信息的修改和角色权限的调整。每一次人员变动都会被记录到系统日志中，便于事后追溯。人员管理流程如图4.6所示。</w:t>
-      </w:r>
-    </w:p>
-    <w:p/>
-    <w:p>
-      <w:pPr>
-        <w:ind w:firstLine="420"/>
-        <w:jc w:val="center"/>
-        <w:rPr>
-          <w:sz w:val="21"/>
-          <w:szCs w:val="21"/>
-        </w:rPr>
-      </w:pPr>
-      <w:r>
         <w:drawing>
-          <wp:anchor distT="0" distB="0" distL="114300" distR="114300" simplePos="0" relativeHeight="251664384" behindDoc="0" locked="0" layoutInCell="1" allowOverlap="1">
-            <wp:simplePos x="0" y="0"/>
-            <wp:positionH relativeFrom="margin">
-              <wp:posOffset>1375410</wp:posOffset>
-            </wp:positionH>
-            <wp:positionV relativeFrom="paragraph">
-              <wp:posOffset>95885</wp:posOffset>
-            </wp:positionV>
-            <wp:extent cx="3023235" cy="3542030"/>
-            <wp:effectExtent l="0" t="0" r="12065" b="1270"/>
-            <wp:wrapTopAndBottom/>
-            <wp:docPr id="6" name="Picture 6"/>
+          <wp:inline distT="0" distB="0" distL="114300" distR="114300">
+            <wp:extent cx="4958080" cy="4263390"/>
+            <wp:effectExtent l="0" t="0" r="10160" b="3810"/>
+            <wp:docPr id="14" name="图片 5"/>
             <wp:cNvGraphicFramePr>
               <a:graphicFrameLocks xmlns:a="http://schemas.openxmlformats.org/drawingml/2006/main" noChangeAspect="1"/>
             </wp:cNvGraphicFramePr>
@@ -6631,19 +6621,13 @@
               <a:graphicData uri="http://schemas.openxmlformats.org/drawingml/2006/picture">
                 <pic:pic xmlns:pic="http://schemas.openxmlformats.org/drawingml/2006/picture">
                   <pic:nvPicPr>
-                    <pic:cNvPr id="6" name="Picture 6"/>
+                    <pic:cNvPr id="14" name="图片 5"/>
                     <pic:cNvPicPr>
                       <a:picLocks noChangeAspect="1"/>
                     </pic:cNvPicPr>
                   </pic:nvPicPr>
                   <pic:blipFill>
-                    <a:blip r:embed="rId22" cstate="print">
-                      <a:extLst>
-                        <a:ext uri="{28A0092B-C50C-407E-A947-70E740481C1C}">
-                          <a14:useLocalDpi xmlns:a14="http://schemas.microsoft.com/office/drawing/2010/main" val="0"/>
-                        </a:ext>
-                      </a:extLst>
-                    </a:blip>
+                    <a:blip r:embed="rId22"/>
                     <a:stretch>
                       <a:fillRect/>
                     </a:stretch>
@@ -6651,16 +6635,20 @@
                   <pic:spPr>
                     <a:xfrm>
                       <a:off x="0" y="0"/>
-                      <a:ext cx="3023235" cy="3542030"/>
+                      <a:ext cx="4958080" cy="4263390"/>
                     </a:xfrm>
                     <a:prstGeom prst="rect">
                       <a:avLst/>
                     </a:prstGeom>
+                    <a:noFill/>
+                    <a:ln>
+                      <a:noFill/>
+                    </a:ln>
                   </pic:spPr>
                 </pic:pic>
               </a:graphicData>
             </a:graphic>
-          </wp:anchor>
+          </wp:inline>
         </w:drawing>
       </w:r>
       <w:r>
@@ -6997,8 +6985,6 @@
         </w:rPr>
         <w:t>进行修改</w:t>
       </w:r>
-      <w:bookmarkStart w:id="82" w:name="_GoBack"/>
-      <w:bookmarkEnd w:id="82"/>
       <w:r>
         <w:rPr>
           <w:rFonts w:hint="eastAsia"/>
@@ -7082,14 +7068,11 @@
         </w:rPr>
       </w:pPr>
       <w:r>
-        <w:rPr>
-          <w:woUserID w:val="1"/>
-        </w:rPr>
         <w:drawing>
-          <wp:inline distT="0" distB="0" distL="0" distR="0">
-            <wp:extent cx="4676775" cy="3254375"/>
-            <wp:effectExtent l="0" t="0" r="9525" b="9525"/>
-            <wp:docPr id="658161321" name="Picture 1"/>
+          <wp:inline distT="0" distB="0" distL="114300" distR="114300">
+            <wp:extent cx="5741670" cy="3918585"/>
+            <wp:effectExtent l="0" t="0" r="3810" b="13335"/>
+            <wp:docPr id="15" name="图片 6"/>
             <wp:cNvGraphicFramePr>
               <a:graphicFrameLocks xmlns:a="http://schemas.openxmlformats.org/drawingml/2006/main" noChangeAspect="1"/>
             </wp:cNvGraphicFramePr>
@@ -7097,7 +7080,7 @@
               <a:graphicData uri="http://schemas.openxmlformats.org/drawingml/2006/picture">
                 <pic:pic xmlns:pic="http://schemas.openxmlformats.org/drawingml/2006/picture">
                   <pic:nvPicPr>
-                    <pic:cNvPr id="658161321" name="Picture 1"/>
+                    <pic:cNvPr id="15" name="图片 6"/>
                     <pic:cNvPicPr>
                       <a:picLocks noChangeAspect="1"/>
                     </pic:cNvPicPr>
@@ -7111,11 +7094,15 @@
                   <pic:spPr>
                     <a:xfrm>
                       <a:off x="0" y="0"/>
-                      <a:ext cx="4676775" cy="3254375"/>
+                      <a:ext cx="5741670" cy="3918585"/>
                     </a:xfrm>
                     <a:prstGeom prst="rect">
                       <a:avLst/>
                     </a:prstGeom>
+                    <a:noFill/>
+                    <a:ln>
+                      <a:noFill/>
+                    </a:ln>
                   </pic:spPr>
                 </pic:pic>
               </a:graphicData>
@@ -7452,13 +7439,13 @@
           <wp:anchor distT="0" distB="0" distL="114300" distR="114300" simplePos="0" relativeHeight="251659264" behindDoc="0" locked="0" layoutInCell="1" allowOverlap="1">
             <wp:simplePos x="0" y="0"/>
             <wp:positionH relativeFrom="margin">
-              <wp:posOffset>2145665</wp:posOffset>
+              <wp:posOffset>2399665</wp:posOffset>
             </wp:positionH>
             <wp:positionV relativeFrom="paragraph">
-              <wp:posOffset>929005</wp:posOffset>
+              <wp:posOffset>128905</wp:posOffset>
             </wp:positionV>
-            <wp:extent cx="1297305" cy="3305810"/>
-            <wp:effectExtent l="0" t="0" r="10795" b="8890"/>
+            <wp:extent cx="1710055" cy="4357370"/>
+            <wp:effectExtent l="0" t="0" r="12065" b="1270"/>
             <wp:wrapTopAndBottom/>
             <wp:docPr id="7" name="Picture 7"/>
             <wp:cNvGraphicFramePr>
@@ -7488,7 +7475,7 @@
                   <pic:spPr>
                     <a:xfrm>
                       <a:off x="0" y="0"/>
-                      <a:ext cx="1297305" cy="3305810"/>
+                      <a:ext cx="1710055" cy="4357370"/>
                     </a:xfrm>
                     <a:prstGeom prst="rect">
                       <a:avLst/>
@@ -7541,19 +7528,133 @@
     </w:p>
     <w:p>
       <w:r>
+        <w:t>商品出库处理</w:t>
+      </w:r>
+      <w:r>
+        <w:rPr>
+          <w:rFonts w:hint="eastAsia"/>
+          <w:lang w:eastAsia="zh-CN"/>
+        </w:rPr>
+        <w:t>物料</w:t>
+      </w:r>
+      <w:r>
+        <w:t>离开仓库的业务。仓库管理员输入</w:t>
+      </w:r>
+      <w:r>
+        <w:rPr>
+          <w:rFonts w:hint="eastAsia"/>
+          <w:lang w:eastAsia="zh"/>
+          <w:woUserID w:val="1"/>
+        </w:rPr>
+        <w:t>即将出库</w:t>
+      </w:r>
+      <w:r>
+        <w:rPr>
+          <w:rFonts w:hint="eastAsia"/>
+          <w:lang w:val="en-US" w:eastAsia="zh-CN"/>
+          <w:woUserID w:val="1"/>
+        </w:rPr>
+        <w:t>的</w:t>
+      </w:r>
+      <w:r>
+        <w:rPr>
+          <w:rFonts w:hint="eastAsia"/>
+          <w:lang w:eastAsia="zh-CN"/>
+          <w:woUserID w:val="1"/>
+        </w:rPr>
+        <w:t>物料</w:t>
+      </w:r>
+      <w:r>
+        <w:rPr>
+          <w:rFonts w:hint="eastAsia"/>
+          <w:lang w:val="en-US" w:eastAsia="zh-CN"/>
+          <w:woUserID w:val="1"/>
+        </w:rPr>
+        <w:t>所在</w:t>
+      </w:r>
+      <w:r>
+        <w:rPr>
+          <w:rFonts w:hint="eastAsia"/>
+          <w:lang w:eastAsia="zh"/>
+          <w:woUserID w:val="1"/>
+        </w:rPr>
+        <w:t>的仓库编号、</w:t>
+      </w:r>
+      <w:r>
+        <w:rPr>
+          <w:rFonts w:hint="eastAsia"/>
+          <w:lang w:val="en-US" w:eastAsia="zh-CN"/>
+          <w:woUserID w:val="1"/>
+        </w:rPr>
+        <w:t>物料名称、</w:t>
+      </w:r>
+      <w:r>
+        <w:t>出库数量</w:t>
+      </w:r>
+      <w:r>
+        <w:rPr>
+          <w:rFonts w:hint="eastAsia"/>
+          <w:lang w:val="en-US" w:eastAsia="zh-CN"/>
+        </w:rPr>
+        <w:t>后</w:t>
+      </w:r>
+      <w:r>
+        <w:t>，系统先核对当前</w:t>
+      </w:r>
+      <w:r>
+        <w:rPr>
+          <w:rFonts w:hint="eastAsia"/>
+          <w:lang w:val="en-US" w:eastAsia="zh-CN"/>
+        </w:rPr>
+        <w:t>仓库的</w:t>
+      </w:r>
+      <w:r>
+        <w:t>库存是否充足</w:t>
+      </w:r>
+      <w:r>
+        <w:rPr>
+          <w:rFonts w:hint="eastAsia"/>
+          <w:lang w:eastAsia="zh-CN"/>
+        </w:rPr>
+        <w:t>，</w:t>
+      </w:r>
+      <w:r>
+        <w:t>不足则提示库存不足，充足才允许出库并扣减库存</w:t>
+      </w:r>
+      <w:r>
+        <w:rPr>
+          <w:rFonts w:hint="eastAsia"/>
+          <w:lang w:val="en-US" w:eastAsia="zh-CN"/>
+        </w:rPr>
+        <w:t>并自动记录出库日期</w:t>
+      </w:r>
+      <w:r>
+        <w:t>。出库之后，系统把剩余数量与当初设定的最小提醒值做比较，低于阈值时在页面显示缺货提醒，方便仓库管理员及时补货。流水记账上，出库统一记为负数；无论入库还是出库，作废或修改单据时都会自动回补流水，避免流水语义混乱。考虑到多个仓库管理员可能同时操作，出入库全程置于事务之中，并借助SQL Server的UPDLOCK行级锁防止库存超卖。商品出库流程如图4.8所示。</w:t>
+      </w:r>
+    </w:p>
+    <w:p>
+      <w:pPr>
+        <w:ind w:firstLine="420"/>
+        <w:jc w:val="center"/>
+        <w:rPr>
+          <w:sz w:val="21"/>
+          <w:szCs w:val="21"/>
+        </w:rPr>
+      </w:pPr>
+      <w:r>
         <w:drawing>
-          <wp:anchor distT="0" distB="0" distL="114300" distR="114300" simplePos="0" relativeHeight="251665408" behindDoc="0" locked="0" layoutInCell="1" allowOverlap="1">
+          <wp:anchor distT="0" distB="0" distL="114300" distR="114300" simplePos="0" relativeHeight="251666432" behindDoc="0" locked="0" layoutInCell="1" allowOverlap="1">
             <wp:simplePos x="0" y="0"/>
-            <wp:positionH relativeFrom="margin">
-              <wp:posOffset>1758315</wp:posOffset>
+            <wp:positionH relativeFrom="column">
+              <wp:posOffset>1206500</wp:posOffset>
             </wp:positionH>
             <wp:positionV relativeFrom="paragraph">
-              <wp:posOffset>2031365</wp:posOffset>
+              <wp:posOffset>118745</wp:posOffset>
             </wp:positionV>
-            <wp:extent cx="2376170" cy="5474970"/>
-            <wp:effectExtent l="0" t="0" r="11430" b="11430"/>
+            <wp:extent cx="3467735" cy="5398135"/>
+            <wp:effectExtent l="0" t="0" r="6985" b="12065"/>
             <wp:wrapTopAndBottom/>
-            <wp:docPr id="8" name="Picture 8"/>
+            <wp:docPr id="16" name="图片 7"/>
             <wp:cNvGraphicFramePr>
               <a:graphicFrameLocks xmlns:a="http://schemas.openxmlformats.org/drawingml/2006/main" noChangeAspect="1"/>
             </wp:cNvGraphicFramePr>
@@ -7561,19 +7662,13 @@
               <a:graphicData uri="http://schemas.openxmlformats.org/drawingml/2006/picture">
                 <pic:pic xmlns:pic="http://schemas.openxmlformats.org/drawingml/2006/picture">
                   <pic:nvPicPr>
-                    <pic:cNvPr id="8" name="Picture 8"/>
+                    <pic:cNvPr id="16" name="图片 7"/>
                     <pic:cNvPicPr>
                       <a:picLocks noChangeAspect="1"/>
                     </pic:cNvPicPr>
                   </pic:nvPicPr>
                   <pic:blipFill>
-                    <a:blip r:embed="rId25" cstate="print">
-                      <a:extLst>
-                        <a:ext uri="{28A0092B-C50C-407E-A947-70E740481C1C}">
-                          <a14:useLocalDpi xmlns:a14="http://schemas.microsoft.com/office/drawing/2010/main" val="0"/>
-                        </a:ext>
-                      </a:extLst>
-                    </a:blip>
+                    <a:blip r:embed="rId25"/>
                     <a:stretch>
                       <a:fillRect/>
                     </a:stretch>
@@ -7581,11 +7676,15 @@
                   <pic:spPr>
                     <a:xfrm>
                       <a:off x="0" y="0"/>
-                      <a:ext cx="2376170" cy="5474970"/>
+                      <a:ext cx="3467735" cy="5398135"/>
                     </a:xfrm>
                     <a:prstGeom prst="rect">
                       <a:avLst/>
                     </a:prstGeom>
+                    <a:noFill/>
+                    <a:ln>
+                      <a:noFill/>
+                    </a:ln>
                   </pic:spPr>
                 </pic:pic>
               </a:graphicData>
@@ -7594,17 +7693,74 @@
         </w:drawing>
       </w:r>
       <w:r>
-        <w:t>商品出库处理</w:t>
+        <w:rPr>
+          <w:sz w:val="21"/>
+          <w:szCs w:val="21"/>
+        </w:rPr>
+        <w:t>图 4.8 商品出库流程图</w:t>
+      </w:r>
+    </w:p>
+    <w:p>
+      <w:pPr>
+        <w:pStyle w:val="4"/>
+        <w:ind w:firstLine="0" w:firstLineChars="0"/>
+      </w:pPr>
+      <w:bookmarkStart w:id="44" w:name="_Toc238213953"/>
+      <w:r>
+        <w:t>4.3.</w:t>
+      </w:r>
+      <w:r>
+        <w:rPr>
+          <w:rFonts w:hint="eastAsia"/>
+          <w:lang w:val="en-US" w:eastAsia="zh-CN"/>
+        </w:rPr>
+        <w:t>7</w:t>
+      </w:r>
+      <w:r>
+        <w:t xml:space="preserve"> 仓库管理模块</w:t>
+      </w:r>
+      <w:bookmarkEnd w:id="44"/>
+    </w:p>
+    <w:p>
+      <w:r>
+        <w:t>仓库管理模块用于维护仓库的基本信息。用户进入页面后可以查看已有仓库的编号、名称、地址</w:t>
+      </w:r>
+      <w:r>
+        <w:rPr>
+          <w:rFonts w:hint="eastAsia"/>
+          <w:lang w:val="en-US" w:eastAsia="zh-CN"/>
+        </w:rPr>
+        <w:t>和管理人的联系电话</w:t>
+      </w:r>
+      <w:r>
+        <w:t>；</w:t>
+      </w:r>
+      <w:r>
+        <w:rPr>
+          <w:rFonts w:hint="eastAsia"/>
+          <w:lang w:val="en-US" w:eastAsia="zh-CN"/>
+        </w:rPr>
+        <w:t>添加</w:t>
+      </w:r>
+      <w:r>
+        <w:t>仓库时输入编号、名称、地址</w:t>
       </w:r>
       <w:r>
         <w:rPr>
           <w:rFonts w:hint="eastAsia"/>
           <w:lang w:eastAsia="zh-CN"/>
         </w:rPr>
-        <w:t>物料</w:t>
-      </w:r>
-      <w:r>
-        <w:t>离开仓库的业务。仓库管理员输入</w:t>
+        <w:t>、</w:t>
+      </w:r>
+      <w:r>
+        <w:rPr>
+          <w:rFonts w:hint="eastAsia"/>
+          <w:lang w:val="en-US" w:eastAsia="zh-CN"/>
+        </w:rPr>
+        <w:t>容量</w:t>
+      </w:r>
+      <w:r>
+        <w:t>，若编号已存在则</w:t>
       </w:r>
       <w:r>
         <w:rPr>
@@ -7612,7 +7768,27 @@
           <w:lang w:eastAsia="zh"/>
           <w:woUserID w:val="1"/>
         </w:rPr>
-        <w:t>即将出库</w:t>
+        <w:t>提示已存在请重新输入</w:t>
+      </w:r>
+      <w:r>
+        <w:t>，否则新增一条</w:t>
+      </w:r>
+      <w:r>
+        <w:rPr>
+          <w:rFonts w:hint="eastAsia"/>
+          <w:lang w:val="en-US" w:eastAsia="zh-CN"/>
+        </w:rPr>
+        <w:t>增加仓库的</w:t>
+      </w:r>
+      <w:r>
+        <w:t>记录；禁用仓库时，</w:t>
+      </w:r>
+      <w:r>
+        <w:rPr>
+          <w:rFonts w:hint="eastAsia"/>
+          <w:lang w:val="en-US" w:eastAsia="zh-CN"/>
+        </w:rPr>
+        <w:t>点击要禁用的仓库的禁用按钮即可禁用，如果有新的物料要入库到此仓库，则提示仓库已被禁用无法入库。</w:t>
       </w:r>
       <w:r>
         <w:rPr>
@@ -7620,7 +7796,21 @@
           <w:lang w:val="en-US" w:eastAsia="zh-CN"/>
           <w:woUserID w:val="1"/>
         </w:rPr>
-        <w:t>的</w:t>
+        <w:t>修改仓库时，点击要修改的仓库的更新后输入</w:t>
+      </w:r>
+      <w:r>
+        <w:rPr>
+          <w:rFonts w:hint="eastAsia"/>
+          <w:lang w:val="en-US" w:eastAsia="zh"/>
+          <w:woUserID w:val="1"/>
+        </w:rPr>
+        <w:t>仓库</w:t>
+      </w:r>
+      <w:r>
+        <w:rPr>
+          <w:woUserID w:val="1"/>
+        </w:rPr>
+        <w:t>编号、名称</w:t>
       </w:r>
       <w:r>
         <w:rPr>
@@ -7628,7 +7818,13 @@
           <w:lang w:eastAsia="zh-CN"/>
           <w:woUserID w:val="1"/>
         </w:rPr>
-        <w:t>物料</w:t>
+        <w:t>、</w:t>
+      </w:r>
+      <w:r>
+        <w:rPr>
+          <w:woUserID w:val="1"/>
+        </w:rPr>
+        <w:t>地址</w:t>
       </w:r>
       <w:r>
         <w:rPr>
@@ -7636,121 +7832,29 @@
           <w:lang w:val="en-US" w:eastAsia="zh-CN"/>
           <w:woUserID w:val="1"/>
         </w:rPr>
-        <w:t>所在</w:t>
-      </w:r>
-      <w:r>
-        <w:rPr>
-          <w:rFonts w:hint="eastAsia"/>
-          <w:lang w:eastAsia="zh"/>
-          <w:woUserID w:val="1"/>
-        </w:rPr>
-        <w:t>的仓库编号、</w:t>
+        <w:t>和容量后对其信息进行修改</w:t>
+      </w:r>
+      <w:r>
+        <w:t>。</w:t>
       </w:r>
       <w:r>
         <w:rPr>
           <w:rFonts w:hint="eastAsia"/>
           <w:lang w:val="en-US" w:eastAsia="zh-CN"/>
-          <w:woUserID w:val="1"/>
-        </w:rPr>
-        <w:t>物料名称、</w:t>
-      </w:r>
-      <w:r>
-        <w:t>出库数量</w:t>
-      </w:r>
-      <w:r>
-        <w:rPr>
-          <w:rFonts w:hint="eastAsia"/>
-          <w:lang w:val="en-US" w:eastAsia="zh-CN"/>
-        </w:rPr>
-        <w:t>后</w:t>
-      </w:r>
-      <w:r>
-        <w:t>，系统先核对当前</w:t>
-      </w:r>
-      <w:r>
-        <w:rPr>
-          <w:rFonts w:hint="eastAsia"/>
-          <w:lang w:val="en-US" w:eastAsia="zh-CN"/>
-        </w:rPr>
-        <w:t>仓库的</w:t>
-      </w:r>
-      <w:r>
-        <w:t>库存是否充足</w:t>
-      </w:r>
-      <w:r>
-        <w:rPr>
-          <w:rFonts w:hint="eastAsia"/>
-          <w:lang w:eastAsia="zh-CN"/>
-        </w:rPr>
-        <w:t>，</w:t>
-      </w:r>
-      <w:r>
-        <w:t>不足则提示库存不足，充足才允许出库并扣减库存</w:t>
-      </w:r>
-      <w:r>
-        <w:rPr>
-          <w:rFonts w:hint="eastAsia"/>
-          <w:lang w:val="en-US" w:eastAsia="zh-CN"/>
-        </w:rPr>
-        <w:t>并自动记录出库日期</w:t>
-      </w:r>
-      <w:r>
-        <w:t>。出库之后，系统把剩余数量与当初设定的最小提醒值做比较，低于阈值时在页面显示缺货提醒，方便仓库管理员及时补货。流水记账上，出库统一记为负数；无论入库还是出库，作废或修改单据时都会自动回补流水，避免流水语义混乱。考虑到多个仓库管理员可能同时操作，出入库全程置于事务之中，并借助SQL Server的UPDLOCK行级锁防止库存超卖。商品出库流程如图4.8所示。</w:t>
-      </w:r>
-    </w:p>
-    <w:p>
-      <w:pPr>
-        <w:ind w:firstLine="420"/>
-        <w:jc w:val="center"/>
-        <w:rPr>
-          <w:sz w:val="21"/>
-          <w:szCs w:val="21"/>
-        </w:rPr>
-      </w:pPr>
-      <w:r>
-        <w:rPr>
-          <w:sz w:val="21"/>
-          <w:szCs w:val="21"/>
-        </w:rPr>
-        <w:t>图 4.8 商品出库流程图</w:t>
-      </w:r>
-    </w:p>
-    <w:p>
-      <w:pPr>
-        <w:pStyle w:val="4"/>
-        <w:ind w:firstLine="0" w:firstLineChars="0"/>
-      </w:pPr>
-      <w:bookmarkStart w:id="44" w:name="_Toc238213953"/>
-      <w:r>
-        <w:t>4.3.</w:t>
-      </w:r>
-      <w:r>
-        <w:rPr>
-          <w:rFonts w:hint="eastAsia"/>
-          <w:lang w:val="en-US" w:eastAsia="zh-CN"/>
-        </w:rPr>
-        <w:t>7</w:t>
-      </w:r>
-      <w:r>
-        <w:t xml:space="preserve"> 仓库管理模块</w:t>
-      </w:r>
-      <w:bookmarkEnd w:id="44"/>
+        </w:rPr>
+        <w:t>删除仓库时，如果仓库为空，点击要删除的仓库的删除键后即可删除该仓库；如果仓库有库存则提示该仓库还有库存，无法删除。</w:t>
+      </w:r>
+      <w:r>
+        <w:t>仓库管理流程如图4.9所示。</w:t>
+      </w:r>
     </w:p>
     <w:p>
       <w:r>
         <w:drawing>
-          <wp:anchor distT="0" distB="0" distL="114300" distR="114300" simplePos="0" relativeHeight="251667456" behindDoc="0" locked="0" layoutInCell="1" allowOverlap="1">
-            <wp:simplePos x="0" y="0"/>
-            <wp:positionH relativeFrom="column">
-              <wp:posOffset>51435</wp:posOffset>
-            </wp:positionH>
-            <wp:positionV relativeFrom="paragraph">
-              <wp:posOffset>1582420</wp:posOffset>
-            </wp:positionV>
-            <wp:extent cx="5210175" cy="3963035"/>
-            <wp:effectExtent l="0" t="0" r="9525" b="12065"/>
-            <wp:wrapTopAndBottom/>
-            <wp:docPr id="9" name="Picture 9"/>
+          <wp:inline distT="0" distB="0" distL="114300" distR="114300">
+            <wp:extent cx="5753100" cy="3761740"/>
+            <wp:effectExtent l="0" t="0" r="7620" b="2540"/>
+            <wp:docPr id="18" name="图片 9"/>
             <wp:cNvGraphicFramePr>
               <a:graphicFrameLocks xmlns:a="http://schemas.openxmlformats.org/drawingml/2006/main" noChangeAspect="1"/>
             </wp:cNvGraphicFramePr>
@@ -7758,19 +7862,13 @@
               <a:graphicData uri="http://schemas.openxmlformats.org/drawingml/2006/picture">
                 <pic:pic xmlns:pic="http://schemas.openxmlformats.org/drawingml/2006/picture">
                   <pic:nvPicPr>
-                    <pic:cNvPr id="9" name="Picture 9"/>
+                    <pic:cNvPr id="18" name="图片 9"/>
                     <pic:cNvPicPr>
                       <a:picLocks noChangeAspect="1"/>
                     </pic:cNvPicPr>
                   </pic:nvPicPr>
                   <pic:blipFill>
-                    <a:blip r:embed="rId26" cstate="print">
-                      <a:extLst>
-                        <a:ext uri="{28A0092B-C50C-407E-A947-70E740481C1C}">
-                          <a14:useLocalDpi xmlns:a14="http://schemas.microsoft.com/office/drawing/2010/main" val="0"/>
-                        </a:ext>
-                      </a:extLst>
-                    </a:blip>
+                    <a:blip r:embed="rId26"/>
                     <a:stretch>
                       <a:fillRect/>
                     </a:stretch>
@@ -7778,601 +7876,7 @@
                   <pic:spPr>
                     <a:xfrm>
                       <a:off x="0" y="0"/>
-                      <a:ext cx="5210175" cy="3963035"/>
-                    </a:xfrm>
-                    <a:prstGeom prst="rect">
-                      <a:avLst/>
-                    </a:prstGeom>
-                  </pic:spPr>
-                </pic:pic>
-              </a:graphicData>
-            </a:graphic>
-          </wp:anchor>
-        </w:drawing>
-      </w:r>
-      <w:r>
-        <w:t>仓库管理模块用于维护仓库的基本信息。用户进入页面后可以查看已有仓库的编号、名称、地址</w:t>
-      </w:r>
-      <w:r>
-        <w:rPr>
-          <w:rFonts w:hint="eastAsia"/>
-          <w:lang w:val="en-US" w:eastAsia="zh-CN"/>
-        </w:rPr>
-        <w:t>和管理人的联系电话</w:t>
-      </w:r>
-      <w:r>
-        <w:t>；</w:t>
-      </w:r>
-      <w:r>
-        <w:rPr>
-          <w:rFonts w:hint="eastAsia"/>
-          <w:lang w:val="en-US" w:eastAsia="zh-CN"/>
-        </w:rPr>
-        <w:t>添加</w:t>
-      </w:r>
-      <w:r>
-        <w:t>仓库时输入编号、名称、地址</w:t>
-      </w:r>
-      <w:r>
-        <w:rPr>
-          <w:rFonts w:hint="eastAsia"/>
-          <w:lang w:eastAsia="zh-CN"/>
-        </w:rPr>
-        <w:t>、</w:t>
-      </w:r>
-      <w:r>
-        <w:rPr>
-          <w:rFonts w:hint="eastAsia"/>
-          <w:lang w:val="en-US" w:eastAsia="zh-CN"/>
-        </w:rPr>
-        <w:t>容量</w:t>
-      </w:r>
-      <w:r>
-        <w:t>，若编号已存在则</w:t>
-      </w:r>
-      <w:r>
-        <w:rPr>
-          <w:rFonts w:hint="eastAsia"/>
-          <w:lang w:eastAsia="zh"/>
-          <w:woUserID w:val="1"/>
-        </w:rPr>
-        <w:t>提示已存在请重新输入</w:t>
-      </w:r>
-      <w:r>
-        <w:t>，否则新增一条</w:t>
-      </w:r>
-      <w:r>
-        <w:rPr>
-          <w:rFonts w:hint="eastAsia"/>
-          <w:lang w:val="en-US" w:eastAsia="zh-CN"/>
-        </w:rPr>
-        <w:t>增加仓库的</w:t>
-      </w:r>
-      <w:r>
-        <w:t>记录；禁用仓库时，</w:t>
-      </w:r>
-      <w:r>
-        <w:rPr>
-          <w:rFonts w:hint="eastAsia"/>
-          <w:lang w:val="en-US" w:eastAsia="zh-CN"/>
-        </w:rPr>
-        <w:t>点击要禁用的仓库的禁用按钮即可禁用，如果有新的物料要入库到此仓库，则提示仓库已被禁用无法入库。</w:t>
-      </w:r>
-      <w:r>
-        <w:rPr>
-          <w:rFonts w:hint="eastAsia"/>
-          <w:lang w:val="en-US" w:eastAsia="zh-CN"/>
-          <w:woUserID w:val="1"/>
-        </w:rPr>
-        <w:t>修改仓库时，点击要修改的仓库的更新后输入</w:t>
-      </w:r>
-      <w:r>
-        <w:rPr>
-          <w:rFonts w:hint="eastAsia"/>
-          <w:lang w:val="en-US" w:eastAsia="zh"/>
-          <w:woUserID w:val="1"/>
-        </w:rPr>
-        <w:t>仓库</w:t>
-      </w:r>
-      <w:r>
-        <w:rPr>
-          <w:woUserID w:val="1"/>
-        </w:rPr>
-        <w:t>编号、名称</w:t>
-      </w:r>
-      <w:r>
-        <w:rPr>
-          <w:rFonts w:hint="eastAsia"/>
-          <w:lang w:eastAsia="zh-CN"/>
-          <w:woUserID w:val="1"/>
-        </w:rPr>
-        <w:t>、</w:t>
-      </w:r>
-      <w:r>
-        <w:rPr>
-          <w:woUserID w:val="1"/>
-        </w:rPr>
-        <w:t>地址</w:t>
-      </w:r>
-      <w:r>
-        <w:rPr>
-          <w:rFonts w:hint="eastAsia"/>
-          <w:lang w:val="en-US" w:eastAsia="zh-CN"/>
-          <w:woUserID w:val="1"/>
-        </w:rPr>
-        <w:t>和容量后对其信息进行修改</w:t>
-      </w:r>
-      <w:r>
-        <w:t>。</w:t>
-      </w:r>
-      <w:r>
-        <w:rPr>
-          <w:rFonts w:hint="eastAsia"/>
-          <w:lang w:val="en-US" w:eastAsia="zh-CN"/>
-        </w:rPr>
-        <w:t>删除仓库时，如果仓库为空，点击要删除的仓库的删除键后即可删除该仓库；如果仓库有库存则提示该仓库还有库存，无法删除。</w:t>
-      </w:r>
-      <w:r>
-        <w:t>仓库管理流程如图4.9所示。</w:t>
-      </w:r>
-    </w:p>
-    <w:p/>
-    <w:p>
-      <w:pPr>
-        <w:ind w:firstLine="420"/>
-        <w:jc w:val="center"/>
-        <w:rPr>
-          <w:sz w:val="21"/>
-          <w:szCs w:val="21"/>
-        </w:rPr>
-      </w:pPr>
-      <w:r>
-        <w:rPr>
-          <w:sz w:val="21"/>
-          <w:szCs w:val="21"/>
-        </w:rPr>
-        <w:t>图 4.9 仓库管理流程图</w:t>
-      </w:r>
-    </w:p>
-    <w:p>
-      <w:pPr>
-        <w:pStyle w:val="4"/>
-        <w:ind w:firstLine="0" w:firstLineChars="0"/>
-      </w:pPr>
-      <w:bookmarkStart w:id="45" w:name="_Toc238213954"/>
-      <w:r>
-        <w:t>4.3.</w:t>
-      </w:r>
-      <w:r>
-        <w:rPr>
-          <w:rFonts w:hint="eastAsia"/>
-          <w:lang w:val="en-US" w:eastAsia="zh-CN"/>
-        </w:rPr>
-        <w:t>8</w:t>
-      </w:r>
-      <w:r>
-        <w:t xml:space="preserve"> </w:t>
-      </w:r>
-      <w:r>
-        <w:rPr>
-          <w:rFonts w:hint="eastAsia"/>
-          <w:lang w:eastAsia="zh-CN"/>
-        </w:rPr>
-        <w:t>供应商</w:t>
-      </w:r>
-      <w:r>
-        <w:t>管理模块</w:t>
-      </w:r>
-      <w:bookmarkEnd w:id="45"/>
-    </w:p>
-    <w:p>
-      <w:r>
-        <w:rPr>
-          <w:rFonts w:hint="eastAsia"/>
-          <w:lang w:eastAsia="zh-CN"/>
-        </w:rPr>
-        <w:t>供应商</w:t>
-      </w:r>
-      <w:r>
-        <w:t>管理模块维护供应商和合作</w:t>
-      </w:r>
-      <w:r>
-        <w:rPr>
-          <w:rFonts w:hint="eastAsia"/>
-          <w:lang w:eastAsia="zh-CN"/>
-        </w:rPr>
-        <w:t>供应商</w:t>
-      </w:r>
-      <w:r>
-        <w:t>的资料。用户可以对</w:t>
-      </w:r>
-      <w:r>
-        <w:rPr>
-          <w:rFonts w:hint="eastAsia"/>
-          <w:lang w:eastAsia="zh-CN"/>
-        </w:rPr>
-        <w:t>供应商</w:t>
-      </w:r>
-      <w:r>
-        <w:t>进行添加、禁用</w:t>
-      </w:r>
-      <w:r>
-        <w:rPr>
-          <w:rFonts w:hint="eastAsia"/>
-          <w:lang w:eastAsia="zh-CN"/>
-        </w:rPr>
-        <w:t>、</w:t>
-      </w:r>
-      <w:r>
-        <w:rPr>
-          <w:rFonts w:hint="eastAsia"/>
-          <w:lang w:val="en-US" w:eastAsia="zh-CN"/>
-        </w:rPr>
-        <w:t>删除和修改</w:t>
-      </w:r>
-      <w:r>
-        <w:rPr>
-          <w:rFonts w:hint="eastAsia"/>
-          <w:lang w:eastAsia="zh"/>
-          <w:woUserID w:val="1"/>
-        </w:rPr>
-        <w:t>；</w:t>
-      </w:r>
-      <w:r>
-        <w:t>添加时输入</w:t>
-      </w:r>
-      <w:r>
-        <w:rPr>
-          <w:rFonts w:hint="eastAsia"/>
-          <w:lang w:eastAsia="zh-CN"/>
-        </w:rPr>
-        <w:t>供应商</w:t>
-      </w:r>
-      <w:r>
-        <w:t>编号、名称，</w:t>
-      </w:r>
-      <w:r>
-        <w:rPr>
-          <w:rFonts w:hint="eastAsia"/>
-          <w:lang w:eastAsia="zh"/>
-          <w:woUserID w:val="1"/>
-        </w:rPr>
-        <w:t>若</w:t>
-      </w:r>
-      <w:r>
-        <w:t>编号已存在则</w:t>
-      </w:r>
-      <w:r>
-        <w:rPr>
-          <w:rFonts w:hint="eastAsia"/>
-          <w:lang w:eastAsia="zh"/>
-          <w:woUserID w:val="1"/>
-        </w:rPr>
-        <w:t>提示已存在请重新输入</w:t>
-      </w:r>
-      <w:r>
-        <w:t>；禁用时</w:t>
-      </w:r>
-      <w:r>
-        <w:rPr>
-          <w:rFonts w:hint="eastAsia"/>
-          <w:lang w:val="en-US" w:eastAsia="zh-CN"/>
-        </w:rPr>
-        <w:t>选中要禁用的供应商点击禁用即可禁用该供应商</w:t>
-      </w:r>
-      <w:r>
-        <w:t>，</w:t>
-      </w:r>
-      <w:r>
-        <w:rPr>
-          <w:rFonts w:hint="eastAsia"/>
-          <w:lang w:val="en-US" w:eastAsia="zh-CN"/>
-        </w:rPr>
-        <w:t>禁用供应商后，当该供应商的物料入库时会被拒绝，无法入库，</w:t>
-      </w:r>
-      <w:r>
-        <w:t>不在数据库中</w:t>
-      </w:r>
-      <w:r>
-        <w:rPr>
-          <w:rFonts w:hint="eastAsia"/>
-          <w:lang w:val="en-US" w:eastAsia="zh-CN"/>
-        </w:rPr>
-        <w:t>的</w:t>
-      </w:r>
-      <w:r>
-        <w:rPr>
-          <w:rFonts w:hint="eastAsia"/>
-          <w:lang w:eastAsia="zh-CN"/>
-        </w:rPr>
-        <w:t>供应商</w:t>
-      </w:r>
-      <w:r>
-        <w:rPr>
-          <w:rFonts w:hint="eastAsia"/>
-          <w:lang w:val="en-US" w:eastAsia="zh-CN"/>
-        </w:rPr>
-        <w:t>无法被禁用</w:t>
-      </w:r>
-      <w:r>
-        <w:t>。</w:t>
-      </w:r>
-      <w:r>
-        <w:rPr>
-          <w:rFonts w:hint="eastAsia"/>
-          <w:lang w:val="en-US" w:eastAsia="zh-CN"/>
-        </w:rPr>
-        <w:t>删除时，若没有入库记录，点击该供应商一旁的删除即可删除该供应商；若有对应入库记录则会提示存在入库记录无法删除该供应商。</w:t>
-      </w:r>
-      <w:r>
-        <w:rPr>
-          <w:rFonts w:hint="eastAsia"/>
-          <w:lang w:eastAsia="zh"/>
-          <w:woUserID w:val="1"/>
-        </w:rPr>
-        <w:t>修改时</w:t>
-      </w:r>
-      <w:r>
-        <w:rPr>
-          <w:rFonts w:hint="eastAsia"/>
-          <w:lang w:val="en-US" w:eastAsia="zh-CN"/>
-          <w:woUserID w:val="1"/>
-        </w:rPr>
-        <w:t>点击该供应商一旁的编辑可以</w:t>
-      </w:r>
-      <w:r>
-        <w:rPr>
-          <w:rFonts w:hint="eastAsia"/>
-          <w:lang w:eastAsia="zh"/>
-          <w:woUserID w:val="1"/>
-        </w:rPr>
-        <w:t>修改</w:t>
-      </w:r>
-      <w:r>
-        <w:rPr>
-          <w:rFonts w:hint="eastAsia"/>
-          <w:lang w:val="en-US" w:eastAsia="zh-CN"/>
-          <w:woUserID w:val="1"/>
-        </w:rPr>
-        <w:t>该</w:t>
-      </w:r>
-      <w:r>
-        <w:rPr>
-          <w:rFonts w:hint="eastAsia"/>
-          <w:lang w:eastAsia="zh-CN"/>
-          <w:woUserID w:val="1"/>
-        </w:rPr>
-        <w:t>供应商</w:t>
-      </w:r>
-      <w:r>
-        <w:rPr>
-          <w:rFonts w:hint="eastAsia"/>
-          <w:lang w:eastAsia="zh"/>
-          <w:woUserID w:val="1"/>
-        </w:rPr>
-        <w:t>的名称和地址。</w:t>
-      </w:r>
-      <w:r>
-        <w:rPr>
-          <w:rFonts w:hint="eastAsia"/>
-          <w:lang w:eastAsia="zh-CN"/>
-        </w:rPr>
-        <w:t>供应商</w:t>
-      </w:r>
-      <w:r>
-        <w:t>管理流程如图4.10所示。</w:t>
-      </w:r>
-    </w:p>
-    <w:p>
-      <w:r>
-        <w:drawing>
-          <wp:anchor distT="0" distB="0" distL="114300" distR="114300" simplePos="0" relativeHeight="251666432" behindDoc="0" locked="0" layoutInCell="1" allowOverlap="1">
-            <wp:simplePos x="0" y="0"/>
-            <wp:positionH relativeFrom="column">
-              <wp:posOffset>69850</wp:posOffset>
-            </wp:positionH>
-            <wp:positionV relativeFrom="paragraph">
-              <wp:posOffset>0</wp:posOffset>
-            </wp:positionV>
-            <wp:extent cx="5573395" cy="3786505"/>
-            <wp:effectExtent l="0" t="0" r="1905" b="10795"/>
-            <wp:wrapTopAndBottom/>
-            <wp:docPr id="10" name="Picture 10"/>
-            <wp:cNvGraphicFramePr>
-              <a:graphicFrameLocks xmlns:a="http://schemas.openxmlformats.org/drawingml/2006/main" noChangeAspect="1"/>
-            </wp:cNvGraphicFramePr>
-            <a:graphic xmlns:a="http://schemas.openxmlformats.org/drawingml/2006/main">
-              <a:graphicData uri="http://schemas.openxmlformats.org/drawingml/2006/picture">
-                <pic:pic xmlns:pic="http://schemas.openxmlformats.org/drawingml/2006/picture">
-                  <pic:nvPicPr>
-                    <pic:cNvPr id="10" name="Picture 10"/>
-                    <pic:cNvPicPr>
-                      <a:picLocks noChangeAspect="1"/>
-                    </pic:cNvPicPr>
-                  </pic:nvPicPr>
-                  <pic:blipFill>
-                    <a:blip r:embed="rId27" cstate="print">
-                      <a:extLst>
-                        <a:ext uri="{28A0092B-C50C-407E-A947-70E740481C1C}">
-                          <a14:useLocalDpi xmlns:a14="http://schemas.microsoft.com/office/drawing/2010/main" val="0"/>
-                        </a:ext>
-                      </a:extLst>
-                    </a:blip>
-                    <a:stretch>
-                      <a:fillRect/>
-                    </a:stretch>
-                  </pic:blipFill>
-                  <pic:spPr>
-                    <a:xfrm>
-                      <a:off x="0" y="0"/>
-                      <a:ext cx="5573395" cy="3786505"/>
-                    </a:xfrm>
-                    <a:prstGeom prst="rect">
-                      <a:avLst/>
-                    </a:prstGeom>
-                  </pic:spPr>
-                </pic:pic>
-              </a:graphicData>
-            </a:graphic>
-          </wp:anchor>
-        </w:drawing>
-      </w:r>
-    </w:p>
-    <w:p>
-      <w:pPr>
-        <w:ind w:firstLine="420"/>
-        <w:jc w:val="center"/>
-        <w:rPr>
-          <w:sz w:val="21"/>
-          <w:szCs w:val="21"/>
-        </w:rPr>
-      </w:pPr>
-      <w:r>
-        <w:rPr>
-          <w:sz w:val="21"/>
-          <w:szCs w:val="21"/>
-        </w:rPr>
-        <w:t xml:space="preserve">图 4.10 </w:t>
-      </w:r>
-      <w:r>
-        <w:rPr>
-          <w:rFonts w:hint="eastAsia"/>
-          <w:sz w:val="21"/>
-          <w:szCs w:val="21"/>
-          <w:lang w:eastAsia="zh-CN"/>
-        </w:rPr>
-        <w:t>供应商</w:t>
-      </w:r>
-      <w:r>
-        <w:rPr>
-          <w:sz w:val="21"/>
-          <w:szCs w:val="21"/>
-        </w:rPr>
-        <w:t>管理流程图</w:t>
-      </w:r>
-    </w:p>
-    <w:p>
-      <w:pPr>
-        <w:ind w:firstLine="420"/>
-        <w:jc w:val="center"/>
-        <w:rPr>
-          <w:sz w:val="21"/>
-          <w:szCs w:val="21"/>
-        </w:rPr>
-      </w:pPr>
-    </w:p>
-    <w:p>
-      <w:pPr>
-        <w:ind w:firstLine="420"/>
-        <w:jc w:val="center"/>
-        <w:rPr>
-          <w:sz w:val="21"/>
-          <w:szCs w:val="21"/>
-        </w:rPr>
-      </w:pPr>
-    </w:p>
-    <w:p>
-      <w:pPr>
-        <w:ind w:firstLine="420"/>
-        <w:jc w:val="center"/>
-        <w:rPr>
-          <w:sz w:val="21"/>
-          <w:szCs w:val="21"/>
-        </w:rPr>
-      </w:pPr>
-    </w:p>
-    <w:p>
-      <w:pPr>
-        <w:pStyle w:val="4"/>
-        <w:ind w:firstLine="0" w:firstLineChars="0"/>
-      </w:pPr>
-      <w:bookmarkStart w:id="46" w:name="_Toc238213955"/>
-      <w:r>
-        <w:t>4.</w:t>
-      </w:r>
-      <w:r>
-        <w:rPr>
-          <w:rFonts w:hint="eastAsia"/>
-          <w:lang w:val="en-US" w:eastAsia="zh-CN"/>
-        </w:rPr>
-        <w:t>3.9</w:t>
-      </w:r>
-      <w:r>
-        <w:t xml:space="preserve"> 日志</w:t>
-      </w:r>
-      <w:r>
-        <w:rPr>
-          <w:rFonts w:hint="eastAsia"/>
-          <w:lang w:val="en-US" w:eastAsia="zh-CN"/>
-        </w:rPr>
-        <w:t>管理</w:t>
-      </w:r>
-      <w:r>
-        <w:t>模块</w:t>
-      </w:r>
-      <w:bookmarkEnd w:id="46"/>
-    </w:p>
-    <w:p>
-      <w:r>
-        <w:t>日志</w:t>
-      </w:r>
-      <w:r>
-        <w:rPr>
-          <w:rFonts w:hint="eastAsia"/>
-          <w:lang w:val="en-US" w:eastAsia="zh-CN"/>
-        </w:rPr>
-        <w:t>管理</w:t>
-      </w:r>
-      <w:r>
-        <w:t>模块用于查询</w:t>
-      </w:r>
-      <w:r>
-        <w:rPr>
-          <w:rFonts w:hint="eastAsia"/>
-          <w:lang w:val="en-US" w:eastAsia="zh-CN"/>
-        </w:rPr>
-        <w:t>和导出</w:t>
-      </w:r>
-      <w:r>
-        <w:t>用户的操作行为。系统自动记录每个用户在什么时间对哪些数据进行了添加、禁用、修改操作，管理员可以查询所有操作日志，也可以按条件筛选，并支持导出，方便进行系统审计和安全追溯。完整的日志记录同时也为后续的故障排查提供了线索。</w:t>
-      </w:r>
-    </w:p>
-    <w:p>
-      <w:pPr>
-        <w:jc w:val="center"/>
-        <w:rPr>
-          <w:rFonts w:hint="eastAsia" w:eastAsia="宋体"/>
-          <w:lang w:eastAsia="zh"/>
-        </w:rPr>
-      </w:pPr>
-      <w:r>
-        <w:drawing>
-          <wp:inline distT="0" distB="0" distL="114300" distR="114300">
-            <wp:extent cx="3924300" cy="5289550"/>
-            <wp:effectExtent l="0" t="0" r="7620" b="13970"/>
-            <wp:docPr id="16" name="图片 4"/>
-            <wp:cNvGraphicFramePr>
-              <a:graphicFrameLocks xmlns:a="http://schemas.openxmlformats.org/drawingml/2006/main" noChangeAspect="1"/>
-            </wp:cNvGraphicFramePr>
-            <a:graphic xmlns:a="http://schemas.openxmlformats.org/drawingml/2006/main">
-              <a:graphicData uri="http://schemas.openxmlformats.org/drawingml/2006/picture">
-                <pic:pic xmlns:pic="http://schemas.openxmlformats.org/drawingml/2006/picture">
-                  <pic:nvPicPr>
-                    <pic:cNvPr id="16" name="图片 4"/>
-                    <pic:cNvPicPr>
-                      <a:picLocks noChangeAspect="1"/>
-                    </pic:cNvPicPr>
-                  </pic:nvPicPr>
-                  <pic:blipFill>
-                    <a:blip r:embed="rId28"/>
-                    <a:stretch>
-                      <a:fillRect/>
-                    </a:stretch>
-                  </pic:blipFill>
-                  <pic:spPr>
-                    <a:xfrm>
-                      <a:off x="0" y="0"/>
-                      <a:ext cx="3924300" cy="5289550"/>
+                      <a:ext cx="5753100" cy="3761740"/>
                     </a:xfrm>
                     <a:prstGeom prst="rect">
                       <a:avLst/>
@@ -8391,10 +7895,27 @@
     </w:p>
     <w:p>
       <w:pPr>
+        <w:ind w:firstLine="420"/>
+        <w:jc w:val="center"/>
+        <w:rPr>
+          <w:sz w:val="21"/>
+          <w:szCs w:val="21"/>
+        </w:rPr>
+      </w:pPr>
+      <w:r>
+        <w:rPr>
+          <w:sz w:val="21"/>
+          <w:szCs w:val="21"/>
+        </w:rPr>
+        <w:t>图 4.9 仓库管理流程图</w:t>
+      </w:r>
+    </w:p>
+    <w:p>
+      <w:pPr>
         <w:pStyle w:val="4"/>
         <w:ind w:firstLine="0" w:firstLineChars="0"/>
       </w:pPr>
-      <w:bookmarkStart w:id="47" w:name="_Toc238213956"/>
+      <w:bookmarkStart w:id="45" w:name="_Toc238213954"/>
       <w:r>
         <w:t>4.3.</w:t>
       </w:r>
@@ -8403,38 +7924,228 @@
           <w:rFonts w:hint="eastAsia"/>
           <w:lang w:val="en-US" w:eastAsia="zh-CN"/>
         </w:rPr>
-        <w:t>10</w:t>
-      </w:r>
-      <w:r>
-        <w:t xml:space="preserve"> AI 智能助手模块</w:t>
-      </w:r>
-      <w:bookmarkEnd w:id="47"/>
-    </w:p>
-    <w:p>
-      <w:r>
-        <w:t>AI智能助手是系统区别于传统仓储管理系统的一项能力，把自然语言交互引入日常操作，用户不必记忆菜单层级和筛选条件，用一句话就能完成查询或业务操作。助手的能力大致有四块：自然语言查数据，比如问一句"库存低于100的物料有哪些"，助手自动把这句话翻译成查询语句并返回结果；对话式业务操作，管理人员用自然语言下指令，例如"给物料M-001新建一张50件的出库单"，助手调用相应业务接口完成校验并执行；智能报表与预警，定时生成出入库、库存周转、异常单据等日报周报，并对库存积压、临期物料、超期订单自动预警；还有智能运维助手，能回答"怎么新建一个角色"这类操作指引问题，也能在系统异常时查询日志给出原因与建议。</w:t>
-      </w:r>
-    </w:p>
-    <w:p>
-      <w:r>
-        <w:t>实现上，助手遵循OpenAI兼容协议，核心是一套Function Calling工具循环。用户输入一句话后，模型先解析意图，判断是否需要调用工具；需要时把自然语言映射到具体的业务接口，执行查询、建单或预警等操作，拿到结果后再由模型组织成自然语言回复，必要时进行多轮调用。当前对话框架已经搭建完成，模型能力待接入。工作流程如图4.11所示。</w:t>
+        <w:t>8</w:t>
+      </w:r>
+      <w:r>
+        <w:t xml:space="preserve"> </w:t>
+      </w:r>
+      <w:r>
+        <w:rPr>
+          <w:rFonts w:hint="eastAsia"/>
+          <w:lang w:eastAsia="zh-CN"/>
+        </w:rPr>
+        <w:t>供应商</w:t>
+      </w:r>
+      <w:r>
+        <w:t>管理模块</w:t>
+      </w:r>
+      <w:bookmarkEnd w:id="45"/>
+    </w:p>
+    <w:p>
+      <w:r>
+        <w:rPr>
+          <w:rFonts w:hint="eastAsia"/>
+          <w:lang w:eastAsia="zh-CN"/>
+        </w:rPr>
+        <w:t>供应商</w:t>
+      </w:r>
+      <w:r>
+        <w:t>管理模块维护供应商和合作</w:t>
+      </w:r>
+      <w:r>
+        <w:rPr>
+          <w:rFonts w:hint="eastAsia"/>
+          <w:lang w:eastAsia="zh-CN"/>
+        </w:rPr>
+        <w:t>供应商</w:t>
+      </w:r>
+      <w:r>
+        <w:t>的资料。用户可以对</w:t>
+      </w:r>
+      <w:r>
+        <w:rPr>
+          <w:rFonts w:hint="eastAsia"/>
+          <w:lang w:eastAsia="zh-CN"/>
+        </w:rPr>
+        <w:t>供应商</w:t>
+      </w:r>
+      <w:r>
+        <w:t>进行添加、禁用</w:t>
+      </w:r>
+      <w:r>
+        <w:rPr>
+          <w:rFonts w:hint="eastAsia"/>
+          <w:lang w:eastAsia="zh-CN"/>
+        </w:rPr>
+        <w:t>、</w:t>
+      </w:r>
+      <w:r>
+        <w:rPr>
+          <w:rFonts w:hint="eastAsia"/>
+          <w:lang w:val="en-US" w:eastAsia="zh-CN"/>
+        </w:rPr>
+        <w:t>删除和修改</w:t>
+      </w:r>
+      <w:r>
+        <w:rPr>
+          <w:rFonts w:hint="eastAsia"/>
+          <w:lang w:eastAsia="zh"/>
+          <w:woUserID w:val="1"/>
+        </w:rPr>
+        <w:t>；</w:t>
+      </w:r>
+      <w:r>
+        <w:t>添加时输入</w:t>
+      </w:r>
+      <w:r>
+        <w:rPr>
+          <w:rFonts w:hint="eastAsia"/>
+          <w:lang w:eastAsia="zh-CN"/>
+        </w:rPr>
+        <w:t>供应商</w:t>
+      </w:r>
+      <w:r>
+        <w:t>编号、名称，</w:t>
+      </w:r>
+      <w:r>
+        <w:rPr>
+          <w:rFonts w:hint="eastAsia"/>
+          <w:lang w:eastAsia="zh"/>
+          <w:woUserID w:val="1"/>
+        </w:rPr>
+        <w:t>若</w:t>
+      </w:r>
+      <w:r>
+        <w:t>编号已存在则</w:t>
+      </w:r>
+      <w:r>
+        <w:rPr>
+          <w:rFonts w:hint="eastAsia"/>
+          <w:lang w:eastAsia="zh"/>
+          <w:woUserID w:val="1"/>
+        </w:rPr>
+        <w:t>提示已存在请重新输入</w:t>
+      </w:r>
+      <w:r>
+        <w:t>；禁用时</w:t>
+      </w:r>
+      <w:r>
+        <w:rPr>
+          <w:rFonts w:hint="eastAsia"/>
+          <w:lang w:val="en-US" w:eastAsia="zh-CN"/>
+        </w:rPr>
+        <w:t>选中要禁用的供应商点击禁用即可禁用该供应商</w:t>
+      </w:r>
+      <w:r>
+        <w:t>，</w:t>
+      </w:r>
+      <w:r>
+        <w:rPr>
+          <w:rFonts w:hint="eastAsia"/>
+          <w:lang w:val="en-US" w:eastAsia="zh-CN"/>
+        </w:rPr>
+        <w:t>禁用供应商后，当该供应商的物料入库时会被拒绝，无法入库，</w:t>
+      </w:r>
+      <w:r>
+        <w:t>不在数据库中</w:t>
+      </w:r>
+      <w:r>
+        <w:rPr>
+          <w:rFonts w:hint="eastAsia"/>
+          <w:lang w:val="en-US" w:eastAsia="zh-CN"/>
+        </w:rPr>
+        <w:t>的</w:t>
+      </w:r>
+      <w:r>
+        <w:rPr>
+          <w:rFonts w:hint="eastAsia"/>
+          <w:lang w:eastAsia="zh-CN"/>
+        </w:rPr>
+        <w:t>供应商</w:t>
+      </w:r>
+      <w:r>
+        <w:rPr>
+          <w:rFonts w:hint="eastAsia"/>
+          <w:lang w:val="en-US" w:eastAsia="zh-CN"/>
+        </w:rPr>
+        <w:t>无法被禁用</w:t>
+      </w:r>
+      <w:r>
+        <w:t>。</w:t>
+      </w:r>
+      <w:r>
+        <w:rPr>
+          <w:rFonts w:hint="eastAsia"/>
+          <w:lang w:val="en-US" w:eastAsia="zh-CN"/>
+        </w:rPr>
+        <w:t>删除时，若没有入库记录，点击该供应商一旁的删除即可删除该供应商；若有对应入库记录则会提示存在入库记录无法删除该供应商。</w:t>
+      </w:r>
+      <w:r>
+        <w:rPr>
+          <w:rFonts w:hint="eastAsia"/>
+          <w:lang w:eastAsia="zh"/>
+          <w:woUserID w:val="1"/>
+        </w:rPr>
+        <w:t>修改时</w:t>
+      </w:r>
+      <w:r>
+        <w:rPr>
+          <w:rFonts w:hint="eastAsia"/>
+          <w:lang w:val="en-US" w:eastAsia="zh-CN"/>
+          <w:woUserID w:val="1"/>
+        </w:rPr>
+        <w:t>点击该供应商一旁的编辑可以</w:t>
+      </w:r>
+      <w:r>
+        <w:rPr>
+          <w:rFonts w:hint="eastAsia"/>
+          <w:lang w:eastAsia="zh"/>
+          <w:woUserID w:val="1"/>
+        </w:rPr>
+        <w:t>修改</w:t>
+      </w:r>
+      <w:r>
+        <w:rPr>
+          <w:rFonts w:hint="eastAsia"/>
+          <w:lang w:val="en-US" w:eastAsia="zh-CN"/>
+          <w:woUserID w:val="1"/>
+        </w:rPr>
+        <w:t>该</w:t>
+      </w:r>
+      <w:r>
+        <w:rPr>
+          <w:rFonts w:hint="eastAsia"/>
+          <w:lang w:eastAsia="zh-CN"/>
+          <w:woUserID w:val="1"/>
+        </w:rPr>
+        <w:t>供应商</w:t>
+      </w:r>
+      <w:r>
+        <w:rPr>
+          <w:rFonts w:hint="eastAsia"/>
+          <w:lang w:eastAsia="zh"/>
+          <w:woUserID w:val="1"/>
+        </w:rPr>
+        <w:t>的名称和地址。</w:t>
+      </w:r>
+      <w:r>
+        <w:rPr>
+          <w:rFonts w:hint="eastAsia"/>
+          <w:lang w:eastAsia="zh-CN"/>
+        </w:rPr>
+        <w:t>供应商</w:t>
+      </w:r>
+      <w:r>
+        <w:t>管理流程如图4.10所示。</w:t>
       </w:r>
     </w:p>
     <w:p>
       <w:r>
         <w:drawing>
-          <wp:anchor distT="0" distB="0" distL="114300" distR="114300" simplePos="0" relativeHeight="251660288" behindDoc="0" locked="0" layoutInCell="1" allowOverlap="1">
-            <wp:simplePos x="0" y="0"/>
-            <wp:positionH relativeFrom="margin">
-              <wp:posOffset>1617345</wp:posOffset>
-            </wp:positionH>
-            <wp:positionV relativeFrom="paragraph">
-              <wp:posOffset>155575</wp:posOffset>
-            </wp:positionV>
-            <wp:extent cx="2514600" cy="4509135"/>
-            <wp:effectExtent l="0" t="0" r="0" b="12065"/>
-            <wp:wrapTopAndBottom/>
-            <wp:docPr id="11" name="Picture 11"/>
+          <wp:inline distT="0" distB="0" distL="114300" distR="114300">
+            <wp:extent cx="5753100" cy="3761740"/>
+            <wp:effectExtent l="0" t="0" r="7620" b="2540"/>
+            <wp:docPr id="19" name="图片 10"/>
             <wp:cNvGraphicFramePr>
               <a:graphicFrameLocks xmlns:a="http://schemas.openxmlformats.org/drawingml/2006/main" noChangeAspect="1"/>
             </wp:cNvGraphicFramePr>
@@ -8442,19 +8153,13 @@
               <a:graphicData uri="http://schemas.openxmlformats.org/drawingml/2006/picture">
                 <pic:pic xmlns:pic="http://schemas.openxmlformats.org/drawingml/2006/picture">
                   <pic:nvPicPr>
-                    <pic:cNvPr id="11" name="Picture 11"/>
+                    <pic:cNvPr id="19" name="图片 10"/>
                     <pic:cNvPicPr>
                       <a:picLocks noChangeAspect="1"/>
                     </pic:cNvPicPr>
                   </pic:nvPicPr>
                   <pic:blipFill>
-                    <a:blip r:embed="rId29" cstate="print">
-                      <a:extLst>
-                        <a:ext uri="{28A0092B-C50C-407E-A947-70E740481C1C}">
-                          <a14:useLocalDpi xmlns:a14="http://schemas.microsoft.com/office/drawing/2010/main" val="0"/>
-                        </a:ext>
-                      </a:extLst>
-                    </a:blip>
+                    <a:blip r:embed="rId27"/>
                     <a:stretch>
                       <a:fillRect/>
                     </a:stretch>
@@ -8462,16 +8167,20 @@
                   <pic:spPr>
                     <a:xfrm>
                       <a:off x="0" y="0"/>
-                      <a:ext cx="2514600" cy="4509135"/>
+                      <a:ext cx="5753100" cy="3761740"/>
                     </a:xfrm>
                     <a:prstGeom prst="rect">
                       <a:avLst/>
                     </a:prstGeom>
+                    <a:noFill/>
+                    <a:ln>
+                      <a:noFill/>
+                    </a:ln>
                   </pic:spPr>
                 </pic:pic>
               </a:graphicData>
             </a:graphic>
-          </wp:anchor>
+          </wp:inline>
         </w:drawing>
       </w:r>
     </w:p>
@@ -8489,6 +8198,255 @@
           <w:sz w:val="21"/>
           <w:szCs w:val="21"/>
         </w:rPr>
+        <w:t xml:space="preserve">图 4.10 </w:t>
+      </w:r>
+      <w:r>
+        <w:rPr>
+          <w:rFonts w:hint="eastAsia"/>
+          <w:sz w:val="21"/>
+          <w:szCs w:val="21"/>
+          <w:lang w:eastAsia="zh-CN"/>
+        </w:rPr>
+        <w:t>供应商</w:t>
+      </w:r>
+      <w:r>
+        <w:rPr>
+          <w:sz w:val="21"/>
+          <w:szCs w:val="21"/>
+        </w:rPr>
+        <w:t>管理流程图</w:t>
+      </w:r>
+    </w:p>
+    <w:p>
+      <w:pPr>
+        <w:ind w:firstLine="420"/>
+        <w:jc w:val="center"/>
+        <w:rPr>
+          <w:sz w:val="21"/>
+          <w:szCs w:val="21"/>
+        </w:rPr>
+      </w:pPr>
+    </w:p>
+    <w:p>
+      <w:pPr>
+        <w:ind w:firstLine="420"/>
+        <w:jc w:val="center"/>
+        <w:rPr>
+          <w:sz w:val="21"/>
+          <w:szCs w:val="21"/>
+        </w:rPr>
+      </w:pPr>
+    </w:p>
+    <w:p>
+      <w:pPr>
+        <w:ind w:firstLine="420"/>
+        <w:jc w:val="center"/>
+        <w:rPr>
+          <w:sz w:val="21"/>
+          <w:szCs w:val="21"/>
+        </w:rPr>
+      </w:pPr>
+    </w:p>
+    <w:p>
+      <w:pPr>
+        <w:pStyle w:val="4"/>
+        <w:ind w:firstLine="0" w:firstLineChars="0"/>
+      </w:pPr>
+      <w:bookmarkStart w:id="46" w:name="_Toc238213955"/>
+      <w:r>
+        <w:t>4.</w:t>
+      </w:r>
+      <w:r>
+        <w:rPr>
+          <w:rFonts w:hint="eastAsia"/>
+          <w:lang w:val="en-US" w:eastAsia="zh-CN"/>
+        </w:rPr>
+        <w:t>3.9</w:t>
+      </w:r>
+      <w:r>
+        <w:t xml:space="preserve"> 日志</w:t>
+      </w:r>
+      <w:r>
+        <w:rPr>
+          <w:rFonts w:hint="eastAsia"/>
+          <w:lang w:val="en-US" w:eastAsia="zh-CN"/>
+        </w:rPr>
+        <w:t>管理</w:t>
+      </w:r>
+      <w:r>
+        <w:t>模块</w:t>
+      </w:r>
+      <w:bookmarkEnd w:id="46"/>
+    </w:p>
+    <w:p>
+      <w:r>
+        <w:t>日志</w:t>
+      </w:r>
+      <w:r>
+        <w:rPr>
+          <w:rFonts w:hint="eastAsia"/>
+          <w:lang w:val="en-US" w:eastAsia="zh-CN"/>
+        </w:rPr>
+        <w:t>管理</w:t>
+      </w:r>
+      <w:r>
+        <w:t>模块用于查询</w:t>
+      </w:r>
+      <w:r>
+        <w:rPr>
+          <w:rFonts w:hint="eastAsia"/>
+          <w:lang w:val="en-US" w:eastAsia="zh-CN"/>
+        </w:rPr>
+        <w:t>和导出</w:t>
+      </w:r>
+      <w:r>
+        <w:t>用户的操作行为。系统自动记录每个用户在什么时间对哪些数据进行了添加、禁用、修改操作，管理员可以查询所有操作日志，也可以按条件筛选，并支持导出，方便进行系统审计和安全追溯。完整的日志记录同时也为后续的故障排查提供了线索。</w:t>
+      </w:r>
+    </w:p>
+    <w:p>
+      <w:pPr>
+        <w:jc w:val="center"/>
+        <w:rPr>
+          <w:rFonts w:hint="eastAsia" w:eastAsia="宋体"/>
+          <w:lang w:eastAsia="zh"/>
+        </w:rPr>
+      </w:pPr>
+      <w:r>
+        <w:drawing>
+          <wp:inline distT="0" distB="0" distL="114300" distR="114300">
+            <wp:extent cx="2816225" cy="5885180"/>
+            <wp:effectExtent l="0" t="0" r="3175" b="12700"/>
+            <wp:docPr id="2" name="图片 1"/>
+            <wp:cNvGraphicFramePr>
+              <a:graphicFrameLocks xmlns:a="http://schemas.openxmlformats.org/drawingml/2006/main" noChangeAspect="1"/>
+            </wp:cNvGraphicFramePr>
+            <a:graphic xmlns:a="http://schemas.openxmlformats.org/drawingml/2006/main">
+              <a:graphicData uri="http://schemas.openxmlformats.org/drawingml/2006/picture">
+                <pic:pic xmlns:pic="http://schemas.openxmlformats.org/drawingml/2006/picture">
+                  <pic:nvPicPr>
+                    <pic:cNvPr id="2" name="图片 1"/>
+                    <pic:cNvPicPr>
+                      <a:picLocks noChangeAspect="1"/>
+                    </pic:cNvPicPr>
+                  </pic:nvPicPr>
+                  <pic:blipFill>
+                    <a:blip r:embed="rId28"/>
+                    <a:stretch>
+                      <a:fillRect/>
+                    </a:stretch>
+                  </pic:blipFill>
+                  <pic:spPr>
+                    <a:xfrm>
+                      <a:off x="0" y="0"/>
+                      <a:ext cx="2816225" cy="5885180"/>
+                    </a:xfrm>
+                    <a:prstGeom prst="rect">
+                      <a:avLst/>
+                    </a:prstGeom>
+                    <a:noFill/>
+                    <a:ln>
+                      <a:noFill/>
+                    </a:ln>
+                  </pic:spPr>
+                </pic:pic>
+              </a:graphicData>
+            </a:graphic>
+          </wp:inline>
+        </w:drawing>
+      </w:r>
+    </w:p>
+    <w:p>
+      <w:pPr>
+        <w:pStyle w:val="4"/>
+        <w:ind w:firstLine="0" w:firstLineChars="0"/>
+      </w:pPr>
+      <w:bookmarkStart w:id="47" w:name="_Toc238213956"/>
+      <w:r>
+        <w:t>4.3.</w:t>
+      </w:r>
+      <w:r>
+        <w:rPr>
+          <w:rFonts w:hint="eastAsia"/>
+          <w:lang w:val="en-US" w:eastAsia="zh-CN"/>
+        </w:rPr>
+        <w:t>10</w:t>
+      </w:r>
+      <w:r>
+        <w:t xml:space="preserve"> AI 智能助手模块</w:t>
+      </w:r>
+      <w:bookmarkEnd w:id="47"/>
+    </w:p>
+    <w:p>
+      <w:r>
+        <w:t>AI智能助手是系统区别于传统仓储管理系统的一项能力，把自然语言交互引入日常操作，用户不必记忆菜单层级和筛选条件，用一句话就能完成查询或业务操作。助手的能力大致有四块：自然语言查数据，比如问一句"库存低于100的物料有哪些"，助手自动把这句话翻译成查询语句并返回结果；对话式业务操作，管理人员用自然语言下指令，例如"给物料M-001新建一张50件的出库单"，助手调用相应业务接口完成校验并执行；智能报表与预警，定时生成出入库、库存周转、异常单据等日报周报，并对库存积压、临期物料、超期订单自动预警；还有智能运维助手，能回答"怎么新建一个角色"这类操作指引问题，也能在系统异常时查询日志给出原因与建议。</w:t>
+      </w:r>
+    </w:p>
+    <w:p>
+      <w:r>
+        <w:t>实现上，助手遵循OpenAI兼容协议，核心是一套Function Calling工具循环。用户输入一句话后，模型先解析意图，判断是否需要调用工具；需要时把自然语言映射到具体的业务接口，执行查询、建单或预警等操作，拿到结果后再由模型组织成自然语言回复，必要时进行多轮调用。当前对话框架已经搭建完成，模型能力待接入。工作流程如图4.11所示。</w:t>
+      </w:r>
+    </w:p>
+    <w:p>
+      <w:r>
+        <w:drawing>
+          <wp:inline distT="0" distB="0" distL="114300" distR="114300">
+            <wp:extent cx="5742305" cy="4498340"/>
+            <wp:effectExtent l="0" t="0" r="3175" b="12700"/>
+            <wp:docPr id="21" name="图片 11"/>
+            <wp:cNvGraphicFramePr>
+              <a:graphicFrameLocks xmlns:a="http://schemas.openxmlformats.org/drawingml/2006/main" noChangeAspect="1"/>
+            </wp:cNvGraphicFramePr>
+            <a:graphic xmlns:a="http://schemas.openxmlformats.org/drawingml/2006/main">
+              <a:graphicData uri="http://schemas.openxmlformats.org/drawingml/2006/picture">
+                <pic:pic xmlns:pic="http://schemas.openxmlformats.org/drawingml/2006/picture">
+                  <pic:nvPicPr>
+                    <pic:cNvPr id="21" name="图片 11"/>
+                    <pic:cNvPicPr>
+                      <a:picLocks noChangeAspect="1"/>
+                    </pic:cNvPicPr>
+                  </pic:nvPicPr>
+                  <pic:blipFill>
+                    <a:blip r:embed="rId29"/>
+                    <a:stretch>
+                      <a:fillRect/>
+                    </a:stretch>
+                  </pic:blipFill>
+                  <pic:spPr>
+                    <a:xfrm>
+                      <a:off x="0" y="0"/>
+                      <a:ext cx="5742305" cy="4498340"/>
+                    </a:xfrm>
+                    <a:prstGeom prst="rect">
+                      <a:avLst/>
+                    </a:prstGeom>
+                    <a:noFill/>
+                    <a:ln>
+                      <a:noFill/>
+                    </a:ln>
+                  </pic:spPr>
+                </pic:pic>
+              </a:graphicData>
+            </a:graphic>
+          </wp:inline>
+        </w:drawing>
+      </w:r>
+      <w:bookmarkStart w:id="82" w:name="_GoBack"/>
+      <w:bookmarkEnd w:id="82"/>
+    </w:p>
+    <w:p>
+      <w:pPr>
+        <w:ind w:firstLine="420"/>
+        <w:jc w:val="center"/>
+        <w:rPr>
+          <w:sz w:val="21"/>
+          <w:szCs w:val="21"/>
+        </w:rPr>
+      </w:pPr>
+      <w:r>
+        <w:rPr>
+          <w:sz w:val="21"/>
+          <w:szCs w:val="21"/>
+        </w:rPr>
         <w:t>图 4.11 AI 智能助手工作流程图</w:t>
       </w:r>
     </w:p>
@@ -8560,7 +8518,7 @@
       </w:pPr>
       <w:r>
         <w:drawing>
-          <wp:anchor distT="0" distB="0" distL="114300" distR="114300" simplePos="0" relativeHeight="251668480" behindDoc="0" locked="0" layoutInCell="1" allowOverlap="1">
+          <wp:anchor distT="0" distB="0" distL="114300" distR="114300" simplePos="0" relativeHeight="251663360" behindDoc="0" locked="0" layoutInCell="1" allowOverlap="1">
             <wp:simplePos x="0" y="0"/>
             <wp:positionH relativeFrom="column">
               <wp:posOffset>142240</wp:posOffset>
@@ -8639,7 +8597,7 @@
         </w:tblCellMar>
       </w:tblPr>
       <w:tblGrid>
-        <w:gridCol w:w="8608"/>
+        <w:gridCol w:w="8823"/>
       </w:tblGrid>
       <w:tr>
         <w:tblPrEx>
@@ -8773,11 +8731,11 @@
         </w:tblCellMar>
       </w:tblPr>
       <w:tblGrid>
-        <w:gridCol w:w="1780"/>
-        <w:gridCol w:w="2151"/>
-        <w:gridCol w:w="1697"/>
-        <w:gridCol w:w="1697"/>
-        <w:gridCol w:w="1736"/>
+        <w:gridCol w:w="1813"/>
+        <w:gridCol w:w="2265"/>
+        <w:gridCol w:w="1725"/>
+        <w:gridCol w:w="1725"/>
+        <w:gridCol w:w="1759"/>
       </w:tblGrid>
       <w:tr>
         <w:tblPrEx>
@@ -9152,12 +9110,6 @@
             <w:insideH w:val="single" w:color="000000" w:sz="4" w:space="0"/>
             <w:insideV w:val="single" w:color="000000" w:sz="4" w:space="0"/>
           </w:tblBorders>
-          <w:tblCellMar>
-            <w:top w:w="0" w:type="dxa"/>
-            <w:left w:w="108" w:type="dxa"/>
-            <w:bottom w:w="0" w:type="dxa"/>
-            <w:right w:w="108" w:type="dxa"/>
-          </w:tblCellMar>
         </w:tblPrEx>
         <w:trPr>
           <w:jc w:val="center"/>
@@ -9707,11 +9659,11 @@
         </w:tblCellMar>
       </w:tblPr>
       <w:tblGrid>
-        <w:gridCol w:w="1863"/>
-        <w:gridCol w:w="2046"/>
-        <w:gridCol w:w="1716"/>
-        <w:gridCol w:w="1718"/>
-        <w:gridCol w:w="1718"/>
+        <w:gridCol w:w="2138"/>
+        <w:gridCol w:w="2131"/>
+        <w:gridCol w:w="1672"/>
+        <w:gridCol w:w="1673"/>
+        <w:gridCol w:w="1673"/>
       </w:tblGrid>
       <w:tr>
         <w:tblPrEx>
@@ -10104,12 +10056,6 @@
             <w:insideH w:val="single" w:color="000000" w:sz="4" w:space="0"/>
             <w:insideV w:val="single" w:color="000000" w:sz="4" w:space="0"/>
           </w:tblBorders>
-          <w:tblCellMar>
-            <w:top w:w="0" w:type="dxa"/>
-            <w:left w:w="108" w:type="dxa"/>
-            <w:bottom w:w="0" w:type="dxa"/>
-            <w:right w:w="108" w:type="dxa"/>
-          </w:tblCellMar>
         </w:tblPrEx>
         <w:trPr>
           <w:jc w:val="center"/>
@@ -10588,12 +10534,6 @@
             <w:insideH w:val="single" w:color="000000" w:sz="4" w:space="0"/>
             <w:insideV w:val="single" w:color="000000" w:sz="4" w:space="0"/>
           </w:tblBorders>
-          <w:tblCellMar>
-            <w:top w:w="0" w:type="dxa"/>
-            <w:left w:w="108" w:type="dxa"/>
-            <w:bottom w:w="0" w:type="dxa"/>
-            <w:right w:w="108" w:type="dxa"/>
-          </w:tblCellMar>
         </w:tblPrEx>
         <w:trPr>
           <w:jc w:val="center"/>
@@ -10756,10 +10696,10 @@
         </w:tblCellMar>
       </w:tblPr>
       <w:tblGrid>
-        <w:gridCol w:w="1804"/>
-        <w:gridCol w:w="2046"/>
-        <w:gridCol w:w="1737"/>
-        <w:gridCol w:w="1737"/>
+        <w:gridCol w:w="1947"/>
+        <w:gridCol w:w="2131"/>
+        <w:gridCol w:w="1736"/>
+        <w:gridCol w:w="1736"/>
         <w:gridCol w:w="1737"/>
       </w:tblGrid>
       <w:tr>
@@ -11144,12 +11084,6 @@
             <w:insideH w:val="single" w:color="000000" w:sz="4" w:space="0"/>
             <w:insideV w:val="single" w:color="000000" w:sz="4" w:space="0"/>
           </w:tblBorders>
-          <w:tblCellMar>
-            <w:top w:w="0" w:type="dxa"/>
-            <w:left w:w="108" w:type="dxa"/>
-            <w:bottom w:w="0" w:type="dxa"/>
-            <w:right w:w="108" w:type="dxa"/>
-          </w:tblCellMar>
         </w:tblPrEx>
         <w:trPr>
           <w:jc w:val="center"/>
@@ -11662,11 +11596,11 @@
         </w:tblCellMar>
       </w:tblPr>
       <w:tblGrid>
-        <w:gridCol w:w="2154"/>
-        <w:gridCol w:w="2151"/>
-        <w:gridCol w:w="1585"/>
-        <w:gridCol w:w="1585"/>
-        <w:gridCol w:w="1586"/>
+        <w:gridCol w:w="2542"/>
+        <w:gridCol w:w="2265"/>
+        <w:gridCol w:w="1493"/>
+        <w:gridCol w:w="1493"/>
+        <w:gridCol w:w="1494"/>
       </w:tblGrid>
       <w:tr>
         <w:tblPrEx>
@@ -11799,113 +11733,6 @@
             <w:insideH w:val="single" w:color="000000" w:sz="4" w:space="0"/>
             <w:insideV w:val="single" w:color="000000" w:sz="4" w:space="0"/>
           </w:tblBorders>
-        </w:tblPrEx>
-        <w:trPr>
-          <w:jc w:val="center"/>
-        </w:trPr>
-        <w:tc>
-          <w:tcPr>
-            <w:tcW w:w="1814" w:type="dxa"/>
-          </w:tcPr>
-          <w:p>
-            <w:pPr>
-              <w:rPr>
-                <w:sz w:val="21"/>
-                <w:szCs w:val="21"/>
-              </w:rPr>
-            </w:pPr>
-            <w:r>
-              <w:rPr>
-                <w:sz w:val="21"/>
-                <w:szCs w:val="21"/>
-              </w:rPr>
-              <w:t>warehouse_id</w:t>
-            </w:r>
-          </w:p>
-        </w:tc>
-        <w:tc>
-          <w:tcPr>
-            <w:tcW w:w="1814" w:type="dxa"/>
-          </w:tcPr>
-          <w:p>
-            <w:pPr>
-              <w:rPr>
-                <w:sz w:val="21"/>
-                <w:szCs w:val="21"/>
-              </w:rPr>
-            </w:pPr>
-            <w:r>
-              <w:rPr>
-                <w:sz w:val="21"/>
-                <w:szCs w:val="21"/>
-              </w:rPr>
-              <w:t>INT</w:t>
-            </w:r>
-          </w:p>
-        </w:tc>
-        <w:tc>
-          <w:tcPr>
-            <w:tcW w:w="1814" w:type="dxa"/>
-          </w:tcPr>
-          <w:p>
-            <w:pPr>
-              <w:rPr>
-                <w:sz w:val="21"/>
-                <w:szCs w:val="21"/>
-              </w:rPr>
-            </w:pPr>
-            <w:r>
-              <w:rPr>
-                <w:sz w:val="21"/>
-                <w:szCs w:val="21"/>
-              </w:rPr>
-              <w:t>是</w:t>
-            </w:r>
-          </w:p>
-        </w:tc>
-        <w:tc>
-          <w:tcPr>
-            <w:tcW w:w="1814" w:type="dxa"/>
-          </w:tcPr>
-          <w:p>
-            <w:pPr>
-              <w:rPr>
-                <w:sz w:val="21"/>
-                <w:szCs w:val="21"/>
-              </w:rPr>
-            </w:pPr>
-            <w:r>
-              <w:rPr>
-                <w:sz w:val="21"/>
-                <w:szCs w:val="21"/>
-              </w:rPr>
-              <w:t>否</w:t>
-            </w:r>
-          </w:p>
-        </w:tc>
-        <w:tc>
-          <w:tcPr>
-            <w:tcW w:w="1814" w:type="dxa"/>
-          </w:tcPr>
-          <w:p>
-            <w:pPr>
-              <w:rPr>
-                <w:sz w:val="21"/>
-                <w:szCs w:val="21"/>
-              </w:rPr>
-            </w:pPr>
-            <w:r>
-              <w:rPr>
-                <w:sz w:val="21"/>
-                <w:szCs w:val="21"/>
-              </w:rPr>
-              <w:t>仓库 ID（主键）</w:t>
-            </w:r>
-          </w:p>
-        </w:tc>
-      </w:tr>
-      <w:tr>
-        <w:tblPrEx>
           <w:tblCellMar>
             <w:top w:w="0" w:type="dxa"/>
             <w:left w:w="108" w:type="dxa"/>
@@ -11932,27 +11759,47 @@
                 <w:sz w:val="21"/>
                 <w:szCs w:val="21"/>
               </w:rPr>
-              <w:t>warehouse_name</w:t>
-            </w:r>
-          </w:p>
-        </w:tc>
-        <w:tc>
-          <w:tcPr>
-            <w:tcW w:w="1814" w:type="dxa"/>
-          </w:tcPr>
-          <w:p>
-            <w:pPr>
-              <w:rPr>
-                <w:sz w:val="21"/>
-                <w:szCs w:val="21"/>
-              </w:rPr>
-            </w:pPr>
-            <w:r>
-              <w:rPr>
-                <w:sz w:val="21"/>
-                <w:szCs w:val="21"/>
-              </w:rPr>
-              <w:t>VARCHAR(50)</w:t>
+              <w:t>warehouse_id</w:t>
+            </w:r>
+          </w:p>
+        </w:tc>
+        <w:tc>
+          <w:tcPr>
+            <w:tcW w:w="1814" w:type="dxa"/>
+          </w:tcPr>
+          <w:p>
+            <w:pPr>
+              <w:rPr>
+                <w:sz w:val="21"/>
+                <w:szCs w:val="21"/>
+              </w:rPr>
+            </w:pPr>
+            <w:r>
+              <w:rPr>
+                <w:sz w:val="21"/>
+                <w:szCs w:val="21"/>
+              </w:rPr>
+              <w:t>INT</w:t>
+            </w:r>
+          </w:p>
+        </w:tc>
+        <w:tc>
+          <w:tcPr>
+            <w:tcW w:w="1814" w:type="dxa"/>
+          </w:tcPr>
+          <w:p>
+            <w:pPr>
+              <w:rPr>
+                <w:sz w:val="21"/>
+                <w:szCs w:val="21"/>
+              </w:rPr>
+            </w:pPr>
+            <w:r>
+              <w:rPr>
+                <w:sz w:val="21"/>
+                <w:szCs w:val="21"/>
+              </w:rPr>
+              <w:t>是</w:t>
             </w:r>
           </w:p>
         </w:tc>
@@ -11992,27 +11839,7 @@
                 <w:sz w:val="21"/>
                 <w:szCs w:val="21"/>
               </w:rPr>
-              <w:t>否</w:t>
-            </w:r>
-          </w:p>
-        </w:tc>
-        <w:tc>
-          <w:tcPr>
-            <w:tcW w:w="1814" w:type="dxa"/>
-          </w:tcPr>
-          <w:p>
-            <w:pPr>
-              <w:rPr>
-                <w:sz w:val="21"/>
-                <w:szCs w:val="21"/>
-              </w:rPr>
-            </w:pPr>
-            <w:r>
-              <w:rPr>
-                <w:sz w:val="21"/>
-                <w:szCs w:val="21"/>
-              </w:rPr>
-              <w:t>仓库名称</w:t>
+              <w:t>仓库 ID（主键）</w:t>
             </w:r>
           </w:p>
         </w:tc>
@@ -12053,27 +11880,27 @@
                 <w:sz w:val="21"/>
                 <w:szCs w:val="21"/>
               </w:rPr>
-              <w:t>location</w:t>
-            </w:r>
-          </w:p>
-        </w:tc>
-        <w:tc>
-          <w:tcPr>
-            <w:tcW w:w="1814" w:type="dxa"/>
-          </w:tcPr>
-          <w:p>
-            <w:pPr>
-              <w:rPr>
-                <w:sz w:val="21"/>
-                <w:szCs w:val="21"/>
-              </w:rPr>
-            </w:pPr>
-            <w:r>
-              <w:rPr>
-                <w:sz w:val="21"/>
-                <w:szCs w:val="21"/>
-              </w:rPr>
-              <w:t>VARCHAR(100)</w:t>
+              <w:t>warehouse_name</w:t>
+            </w:r>
+          </w:p>
+        </w:tc>
+        <w:tc>
+          <w:tcPr>
+            <w:tcW w:w="1814" w:type="dxa"/>
+          </w:tcPr>
+          <w:p>
+            <w:pPr>
+              <w:rPr>
+                <w:sz w:val="21"/>
+                <w:szCs w:val="21"/>
+              </w:rPr>
+            </w:pPr>
+            <w:r>
+              <w:rPr>
+                <w:sz w:val="21"/>
+                <w:szCs w:val="21"/>
+              </w:rPr>
+              <w:t>VARCHAR(50)</w:t>
             </w:r>
           </w:p>
         </w:tc>
@@ -12133,7 +11960,7 @@
                 <w:sz w:val="21"/>
                 <w:szCs w:val="21"/>
               </w:rPr>
-              <w:t>仓库地址</w:t>
+              <w:t>仓库名称</w:t>
             </w:r>
           </w:p>
         </w:tc>
@@ -12168,27 +11995,27 @@
                 <w:sz w:val="21"/>
                 <w:szCs w:val="21"/>
               </w:rPr>
-              <w:t>capacity</w:t>
-            </w:r>
-          </w:p>
-        </w:tc>
-        <w:tc>
-          <w:tcPr>
-            <w:tcW w:w="1814" w:type="dxa"/>
-          </w:tcPr>
-          <w:p>
-            <w:pPr>
-              <w:rPr>
-                <w:sz w:val="21"/>
-                <w:szCs w:val="21"/>
-              </w:rPr>
-            </w:pPr>
-            <w:r>
-              <w:rPr>
-                <w:sz w:val="21"/>
-                <w:szCs w:val="21"/>
-              </w:rPr>
-              <w:t>INT</w:t>
+              <w:t>location</w:t>
+            </w:r>
+          </w:p>
+        </w:tc>
+        <w:tc>
+          <w:tcPr>
+            <w:tcW w:w="1814" w:type="dxa"/>
+          </w:tcPr>
+          <w:p>
+            <w:pPr>
+              <w:rPr>
+                <w:sz w:val="21"/>
+                <w:szCs w:val="21"/>
+              </w:rPr>
+            </w:pPr>
+            <w:r>
+              <w:rPr>
+                <w:sz w:val="21"/>
+                <w:szCs w:val="21"/>
+              </w:rPr>
+              <w:t>VARCHAR(100)</w:t>
             </w:r>
           </w:p>
         </w:tc>
@@ -12248,7 +12075,7 @@
                 <w:sz w:val="21"/>
                 <w:szCs w:val="21"/>
               </w:rPr>
-              <w:t>仓库容量</w:t>
+              <w:t>仓库地址</w:t>
             </w:r>
           </w:p>
         </w:tc>
@@ -12263,6 +12090,133 @@
             <w:insideH w:val="single" w:color="000000" w:sz="4" w:space="0"/>
             <w:insideV w:val="single" w:color="000000" w:sz="4" w:space="0"/>
           </w:tblBorders>
+          <w:tblCellMar>
+            <w:top w:w="0" w:type="dxa"/>
+            <w:left w:w="108" w:type="dxa"/>
+            <w:bottom w:w="0" w:type="dxa"/>
+            <w:right w:w="108" w:type="dxa"/>
+          </w:tblCellMar>
+        </w:tblPrEx>
+        <w:trPr>
+          <w:jc w:val="center"/>
+        </w:trPr>
+        <w:tc>
+          <w:tcPr>
+            <w:tcW w:w="1814" w:type="dxa"/>
+          </w:tcPr>
+          <w:p>
+            <w:pPr>
+              <w:rPr>
+                <w:sz w:val="21"/>
+                <w:szCs w:val="21"/>
+              </w:rPr>
+            </w:pPr>
+            <w:r>
+              <w:rPr>
+                <w:sz w:val="21"/>
+                <w:szCs w:val="21"/>
+              </w:rPr>
+              <w:t>capacity</w:t>
+            </w:r>
+          </w:p>
+        </w:tc>
+        <w:tc>
+          <w:tcPr>
+            <w:tcW w:w="1814" w:type="dxa"/>
+          </w:tcPr>
+          <w:p>
+            <w:pPr>
+              <w:rPr>
+                <w:sz w:val="21"/>
+                <w:szCs w:val="21"/>
+              </w:rPr>
+            </w:pPr>
+            <w:r>
+              <w:rPr>
+                <w:sz w:val="21"/>
+                <w:szCs w:val="21"/>
+              </w:rPr>
+              <w:t>INT</w:t>
+            </w:r>
+          </w:p>
+        </w:tc>
+        <w:tc>
+          <w:tcPr>
+            <w:tcW w:w="1814" w:type="dxa"/>
+          </w:tcPr>
+          <w:p>
+            <w:pPr>
+              <w:rPr>
+                <w:sz w:val="21"/>
+                <w:szCs w:val="21"/>
+              </w:rPr>
+            </w:pPr>
+            <w:r>
+              <w:rPr>
+                <w:sz w:val="21"/>
+                <w:szCs w:val="21"/>
+              </w:rPr>
+              <w:t>否</w:t>
+            </w:r>
+          </w:p>
+        </w:tc>
+        <w:tc>
+          <w:tcPr>
+            <w:tcW w:w="1814" w:type="dxa"/>
+          </w:tcPr>
+          <w:p>
+            <w:pPr>
+              <w:rPr>
+                <w:sz w:val="21"/>
+                <w:szCs w:val="21"/>
+              </w:rPr>
+            </w:pPr>
+            <w:r>
+              <w:rPr>
+                <w:sz w:val="21"/>
+                <w:szCs w:val="21"/>
+              </w:rPr>
+              <w:t>否</w:t>
+            </w:r>
+          </w:p>
+        </w:tc>
+        <w:tc>
+          <w:tcPr>
+            <w:tcW w:w="1814" w:type="dxa"/>
+          </w:tcPr>
+          <w:p>
+            <w:pPr>
+              <w:rPr>
+                <w:sz w:val="21"/>
+                <w:szCs w:val="21"/>
+              </w:rPr>
+            </w:pPr>
+            <w:r>
+              <w:rPr>
+                <w:sz w:val="21"/>
+                <w:szCs w:val="21"/>
+              </w:rPr>
+              <w:t>仓库容量</w:t>
+            </w:r>
+          </w:p>
+        </w:tc>
+      </w:tr>
+      <w:tr>
+        <w:tblPrEx>
+          <w:tblBorders>
+            <w:top w:val="single" w:color="000000" w:sz="4" w:space="0"/>
+            <w:left w:val="single" w:color="000000" w:sz="4" w:space="0"/>
+            <w:bottom w:val="single" w:color="000000" w:sz="4" w:space="0"/>
+            <w:right w:val="single" w:color="000000" w:sz="4" w:space="0"/>
+            <w:insideH w:val="single" w:color="000000" w:sz="4" w:space="0"/>
+            <w:insideV w:val="single" w:color="000000" w:sz="4" w:space="0"/>
+          </w:tblBorders>
+          <w:tblCellMar>
+            <w:top w:w="0" w:type="dxa"/>
+            <w:left w:w="108" w:type="dxa"/>
+            <w:bottom w:w="0" w:type="dxa"/>
+            <w:right w:w="108" w:type="dxa"/>
+          </w:tblCellMar>
         </w:tblPrEx>
         <w:trPr>
           <w:jc w:val="center"/>
@@ -12439,11 +12393,11 @@
         </w:tblCellMar>
       </w:tblPr>
       <w:tblGrid>
-        <w:gridCol w:w="1968"/>
-        <w:gridCol w:w="2151"/>
-        <w:gridCol w:w="1647"/>
-        <w:gridCol w:w="1647"/>
-        <w:gridCol w:w="1648"/>
+        <w:gridCol w:w="2307"/>
+        <w:gridCol w:w="2265"/>
+        <w:gridCol w:w="1571"/>
+        <w:gridCol w:w="1572"/>
+        <w:gridCol w:w="1572"/>
       </w:tblGrid>
       <w:tr>
         <w:tblPrEx>
@@ -12810,12 +12764,14 @@
       </w:tr>
       <w:tr>
         <w:tblPrEx>
-          <w:tblCellMar>
-            <w:top w:w="0" w:type="dxa"/>
-            <w:left w:w="108" w:type="dxa"/>
-            <w:bottom w:w="0" w:type="dxa"/>
-            <w:right w:w="108" w:type="dxa"/>
-          </w:tblCellMar>
+          <w:tblBorders>
+            <w:top w:val="single" w:color="000000" w:sz="4" w:space="0"/>
+            <w:left w:val="single" w:color="000000" w:sz="4" w:space="0"/>
+            <w:bottom w:val="single" w:color="000000" w:sz="4" w:space="0"/>
+            <w:right w:val="single" w:color="000000" w:sz="4" w:space="0"/>
+            <w:insideH w:val="single" w:color="000000" w:sz="4" w:space="0"/>
+            <w:insideV w:val="single" w:color="000000" w:sz="4" w:space="0"/>
+          </w:tblBorders>
         </w:tblPrEx>
         <w:trPr>
           <w:jc w:val="center"/>
@@ -13328,11 +13284,11 @@
         </w:tblCellMar>
       </w:tblPr>
       <w:tblGrid>
-        <w:gridCol w:w="1773"/>
-        <w:gridCol w:w="2151"/>
-        <w:gridCol w:w="1712"/>
-        <w:gridCol w:w="1712"/>
-        <w:gridCol w:w="1713"/>
+        <w:gridCol w:w="1796"/>
+        <w:gridCol w:w="2265"/>
+        <w:gridCol w:w="1742"/>
+        <w:gridCol w:w="1742"/>
+        <w:gridCol w:w="1742"/>
       </w:tblGrid>
       <w:tr>
         <w:tblPrEx>
@@ -13707,12 +13663,6 @@
             <w:insideH w:val="single" w:color="000000" w:sz="4" w:space="0"/>
             <w:insideV w:val="single" w:color="000000" w:sz="4" w:space="0"/>
           </w:tblBorders>
-          <w:tblCellMar>
-            <w:top w:w="0" w:type="dxa"/>
-            <w:left w:w="108" w:type="dxa"/>
-            <w:bottom w:w="0" w:type="dxa"/>
-            <w:right w:w="108" w:type="dxa"/>
-          </w:tblCellMar>
         </w:tblPrEx>
         <w:trPr>
           <w:jc w:val="center"/>
@@ -14056,7 +14006,7 @@
         </w:tblCellMar>
       </w:tblPr>
       <w:tblGrid>
-        <w:gridCol w:w="8608"/>
+        <w:gridCol w:w="8823"/>
       </w:tblGrid>
       <w:tr>
         <w:tblPrEx>
@@ -14248,7 +14198,7 @@
         </w:tblCellMar>
       </w:tblPr>
       <w:tblGrid>
-        <w:gridCol w:w="8608"/>
+        <w:gridCol w:w="8823"/>
       </w:tblGrid>
       <w:tr>
         <w:tblPrEx>
@@ -14431,7 +14381,7 @@
         </w:tblCellMar>
       </w:tblPr>
       <w:tblGrid>
-        <w:gridCol w:w="8608"/>
+        <w:gridCol w:w="8823"/>
       </w:tblGrid>
       <w:tr>
         <w:tblPrEx>
@@ -14604,7 +14554,7 @@
         </w:tblCellMar>
       </w:tblPr>
       <w:tblGrid>
-        <w:gridCol w:w="8608"/>
+        <w:gridCol w:w="8823"/>
       </w:tblGrid>
       <w:tr>
         <w:tblPrEx>
@@ -14848,7 +14798,7 @@
         </w:tblCellMar>
       </w:tblPr>
       <w:tblGrid>
-        <w:gridCol w:w="8608"/>
+        <w:gridCol w:w="8823"/>
       </w:tblGrid>
       <w:tr>
         <w:tblPrEx>
@@ -15051,7 +15001,7 @@
         </w:tblCellMar>
       </w:tblPr>
       <w:tblGrid>
-        <w:gridCol w:w="8608"/>
+        <w:gridCol w:w="8823"/>
       </w:tblGrid>
       <w:tr>
         <w:tblPrEx>
@@ -15285,7 +15235,7 @@
         </w:tblCellMar>
       </w:tblPr>
       <w:tblGrid>
-        <w:gridCol w:w="8608"/>
+        <w:gridCol w:w="8823"/>
       </w:tblGrid>
       <w:tr>
         <w:tblPrEx>
@@ -15475,7 +15425,7 @@
         </w:tblCellMar>
       </w:tblPr>
       <w:tblGrid>
-        <w:gridCol w:w="8608"/>
+        <w:gridCol w:w="8823"/>
       </w:tblGrid>
       <w:tr>
         <w:tblPrEx>
@@ -15628,7 +15578,7 @@
         </w:tblCellMar>
       </w:tblPr>
       <w:tblGrid>
-        <w:gridCol w:w="8608"/>
+        <w:gridCol w:w="8823"/>
       </w:tblGrid>
       <w:tr>
         <w:tblPrEx>
@@ -15933,11 +15883,11 @@
         </w:tblCellMar>
       </w:tblPr>
       <w:tblGrid>
-        <w:gridCol w:w="1812"/>
-        <w:gridCol w:w="1812"/>
-        <w:gridCol w:w="1813"/>
-        <w:gridCol w:w="1812"/>
-        <w:gridCol w:w="1812"/>
+        <w:gridCol w:w="1814"/>
+        <w:gridCol w:w="1814"/>
+        <w:gridCol w:w="1814"/>
+        <w:gridCol w:w="1814"/>
+        <w:gridCol w:w="1814"/>
       </w:tblGrid>
       <w:tr>
         <w:tblPrEx>
@@ -16322,12 +16272,6 @@
             <w:insideH w:val="single" w:color="000000" w:sz="4" w:space="0"/>
             <w:insideV w:val="single" w:color="000000" w:sz="4" w:space="0"/>
           </w:tblBorders>
-          <w:tblCellMar>
-            <w:top w:w="0" w:type="dxa"/>
-            <w:left w:w="108" w:type="dxa"/>
-            <w:bottom w:w="0" w:type="dxa"/>
-            <w:right w:w="108" w:type="dxa"/>
-          </w:tblCellMar>
         </w:tblPrEx>
         <w:trPr>
           <w:jc w:val="center"/>
@@ -16806,12 +16750,6 @@
             <w:insideH w:val="single" w:color="000000" w:sz="4" w:space="0"/>
             <w:insideV w:val="single" w:color="000000" w:sz="4" w:space="0"/>
           </w:tblBorders>
-          <w:tblCellMar>
-            <w:top w:w="0" w:type="dxa"/>
-            <w:left w:w="108" w:type="dxa"/>
-            <w:bottom w:w="0" w:type="dxa"/>
-            <w:right w:w="108" w:type="dxa"/>
-          </w:tblCellMar>
         </w:tblPrEx>
         <w:trPr>
           <w:jc w:val="center"/>
@@ -17212,11 +17150,11 @@
         </w:tblCellMar>
       </w:tblPr>
       <w:tblGrid>
-        <w:gridCol w:w="1812"/>
-        <w:gridCol w:w="1812"/>
-        <w:gridCol w:w="1813"/>
-        <w:gridCol w:w="1812"/>
-        <w:gridCol w:w="1812"/>
+        <w:gridCol w:w="1814"/>
+        <w:gridCol w:w="1814"/>
+        <w:gridCol w:w="1814"/>
+        <w:gridCol w:w="1814"/>
+        <w:gridCol w:w="1814"/>
       </w:tblGrid>
       <w:tr>
         <w:tblPrEx>
@@ -17601,12 +17539,6 @@
             <w:insideH w:val="single" w:color="000000" w:sz="4" w:space="0"/>
             <w:insideV w:val="single" w:color="000000" w:sz="4" w:space="0"/>
           </w:tblBorders>
-          <w:tblCellMar>
-            <w:top w:w="0" w:type="dxa"/>
-            <w:left w:w="108" w:type="dxa"/>
-            <w:bottom w:w="0" w:type="dxa"/>
-            <w:right w:w="108" w:type="dxa"/>
-          </w:tblCellMar>
         </w:tblPrEx>
         <w:trPr>
           <w:jc w:val="center"/>
@@ -18128,11 +18060,11 @@
         </w:tblCellMar>
       </w:tblPr>
       <w:tblGrid>
-        <w:gridCol w:w="1812"/>
-        <w:gridCol w:w="1812"/>
-        <w:gridCol w:w="1812"/>
-        <w:gridCol w:w="1812"/>
-        <w:gridCol w:w="1813"/>
+        <w:gridCol w:w="1814"/>
+        <w:gridCol w:w="1814"/>
+        <w:gridCol w:w="1814"/>
+        <w:gridCol w:w="1814"/>
+        <w:gridCol w:w="1814"/>
       </w:tblGrid>
       <w:tr>
         <w:tblPrEx>
@@ -18535,12 +18467,6 @@
             <w:insideH w:val="single" w:color="000000" w:sz="4" w:space="0"/>
             <w:insideV w:val="single" w:color="000000" w:sz="4" w:space="0"/>
           </w:tblBorders>
-          <w:tblCellMar>
-            <w:top w:w="0" w:type="dxa"/>
-            <w:left w:w="108" w:type="dxa"/>
-            <w:bottom w:w="0" w:type="dxa"/>
-            <w:right w:w="108" w:type="dxa"/>
-          </w:tblCellMar>
         </w:tblPrEx>
         <w:trPr>
           <w:jc w:val="center"/>
@@ -18974,10 +18900,10 @@
         </w:tblCellMar>
       </w:tblPr>
       <w:tblGrid>
-        <w:gridCol w:w="2265"/>
-        <w:gridCol w:w="2265"/>
-        <w:gridCol w:w="2265"/>
-        <w:gridCol w:w="2266"/>
+        <w:gridCol w:w="2268"/>
+        <w:gridCol w:w="2268"/>
+        <w:gridCol w:w="2268"/>
+        <w:gridCol w:w="2268"/>
       </w:tblGrid>
       <w:tr>
         <w:tblPrEx>
@@ -19309,12 +19235,6 @@
             <w:insideH w:val="single" w:color="000000" w:sz="4" w:space="0"/>
             <w:insideV w:val="single" w:color="000000" w:sz="4" w:space="0"/>
           </w:tblBorders>
-          <w:tblCellMar>
-            <w:top w:w="0" w:type="dxa"/>
-            <w:left w:w="108" w:type="dxa"/>
-            <w:bottom w:w="0" w:type="dxa"/>
-            <w:right w:w="108" w:type="dxa"/>
-          </w:tblCellMar>
         </w:tblPrEx>
         <w:trPr>
           <w:jc w:val="center"/>
@@ -19564,10 +19484,10 @@
         </w:tblCellMar>
       </w:tblPr>
       <w:tblGrid>
-        <w:gridCol w:w="2265"/>
-        <w:gridCol w:w="2265"/>
-        <w:gridCol w:w="2265"/>
-        <w:gridCol w:w="2266"/>
+        <w:gridCol w:w="2268"/>
+        <w:gridCol w:w="2268"/>
+        <w:gridCol w:w="2268"/>
+        <w:gridCol w:w="2268"/>
       </w:tblGrid>
       <w:tr>
         <w:tblPrEx>
@@ -19943,10 +19863,10 @@
         </w:tblCellMar>
       </w:tblPr>
       <w:tblGrid>
-        <w:gridCol w:w="2265"/>
-        <w:gridCol w:w="2266"/>
-        <w:gridCol w:w="2265"/>
-        <w:gridCol w:w="2265"/>
+        <w:gridCol w:w="2268"/>
+        <w:gridCol w:w="2268"/>
+        <w:gridCol w:w="2268"/>
+        <w:gridCol w:w="2268"/>
       </w:tblGrid>
       <w:tr>
         <w:tblPrEx>
@@ -20269,12 +20189,6 @@
             <w:insideH w:val="single" w:color="000000" w:sz="4" w:space="0"/>
             <w:insideV w:val="single" w:color="000000" w:sz="4" w:space="0"/>
           </w:tblBorders>
-          <w:tblCellMar>
-            <w:top w:w="0" w:type="dxa"/>
-            <w:left w:w="108" w:type="dxa"/>
-            <w:bottom w:w="0" w:type="dxa"/>
-            <w:right w:w="108" w:type="dxa"/>
-          </w:tblCellMar>
         </w:tblPrEx>
         <w:trPr>
           <w:jc w:val="center"/>
@@ -20581,8 +20495,8 @@
           <w:b/>
         </w:rPr>
       </w:pPr>
-      <w:bookmarkStart w:id="78" w:name="_Toc188433611"/>
-      <w:bookmarkStart w:id="79" w:name="_Toc238213988"/>
+      <w:bookmarkStart w:id="78" w:name="_Toc238213988"/>
+      <w:bookmarkStart w:id="79" w:name="_Toc188433611"/>
       <w:bookmarkStart w:id="80" w:name="_Toc335598677"/>
       <w:r>
         <w:t>致  谢</w:t>
@@ -22909,7 +22823,7 @@
 </file>
 
 <file path=customXml/item1.xml><?xml version="1.0" encoding="utf-8"?>
-<b:Sources xmlns:b="http://schemas.openxmlformats.org/officeDocument/2006/bibliography" xmlns="http://schemas.openxmlformats.org/officeDocument/2006/bibliography" StyleName="APA" SelectedStyle="\APA.XSL"/>
+<b:Sources xmlns:b="http://schemas.openxmlformats.org/officeDocument/2006/bibliography" xmlns="http://schemas.openxmlformats.org/officeDocument/2006/bibliography" SelectedStyle="\APA.XSL" StyleName="APA"/>
 </file>
 
 <file path=customXml/itemProps1.xml><?xml version="1.0" encoding="utf-8"?>

--- a/22016020806-戢友-基于.net与Blazor Server的智能仓库管理系统的设计与实现_v7 - 副本.docx
+++ b/22016020806-戢友-基于.net与Blazor Server的智能仓库管理系统的设计与实现_v7 - 副本.docx
@@ -861,9 +861,9 @@
         <w:ind w:firstLine="720"/>
         <w:jc w:val="center"/>
       </w:pPr>
-      <w:bookmarkStart w:id="3" w:name="_Toc188426549"/>
+      <w:bookmarkStart w:id="3" w:name="_Toc188427218"/>
       <w:bookmarkStart w:id="4" w:name="_Toc188433579"/>
-      <w:bookmarkStart w:id="5" w:name="_Toc188427218"/>
+      <w:bookmarkStart w:id="5" w:name="_Toc188426549"/>
       <w:bookmarkStart w:id="6" w:name="_Toc188426666"/>
       <w:bookmarkStart w:id="7" w:name="_Toc188426324"/>
       <w:r>
@@ -6595,7 +6595,29 @@
         <w:t>再录入人脸</w:t>
       </w:r>
       <w:r>
-        <w:t>即可完成创建；也可以选中已有用户进行禁用，禁用后该账户无法再登录系统；此外还支持对用户信息的修改和角色权限的调整。每一次人员变动都会被记录到系统日志中，便于事后追溯。人员管理流程如图4.6所示。</w:t>
+        <w:t>即可完成创建；也可以选中已有用户进行</w:t>
+      </w:r>
+      <w:r>
+        <w:rPr>
+          <w:rFonts w:hint="eastAsia"/>
+          <w:lang w:eastAsia="zh-CN"/>
+        </w:rPr>
+        <w:t>删除</w:t>
+      </w:r>
+      <w:r>
+        <w:t>，</w:t>
+      </w:r>
+      <w:r>
+        <w:rPr>
+          <w:rFonts w:hint="eastAsia"/>
+          <w:lang w:eastAsia="zh-CN"/>
+        </w:rPr>
+        <w:t>删除</w:t>
+      </w:r>
+      <w:bookmarkStart w:id="82" w:name="_GoBack"/>
+      <w:bookmarkEnd w:id="82"/>
+      <w:r>
+        <w:t>后该账户无法再登录系统；此外还支持对用户信息的修改和角色权限的调整。每一次人员变动都会被记录到系统日志中，便于事后追溯。人员管理流程如图4.6所示。</w:t>
       </w:r>
     </w:p>
     <w:p/>
@@ -8430,8 +8452,6 @@
           </wp:inline>
         </w:drawing>
       </w:r>
-      <w:bookmarkStart w:id="82" w:name="_GoBack"/>
-      <w:bookmarkEnd w:id="82"/>
     </w:p>
     <w:p>
       <w:pPr>
@@ -9675,12 +9695,6 @@
             <w:insideH w:val="single" w:color="000000" w:sz="4" w:space="0"/>
             <w:insideV w:val="single" w:color="000000" w:sz="4" w:space="0"/>
           </w:tblBorders>
-          <w:tblCellMar>
-            <w:top w:w="0" w:type="dxa"/>
-            <w:left w:w="108" w:type="dxa"/>
-            <w:bottom w:w="0" w:type="dxa"/>
-            <w:right w:w="108" w:type="dxa"/>
-          </w:tblCellMar>
         </w:tblPrEx>
         <w:trPr>
           <w:jc w:val="center"/>
@@ -9782,266 +9796,6 @@
                 <w:szCs w:val="21"/>
               </w:rPr>
               <w:t>描述</w:t>
-            </w:r>
-          </w:p>
-        </w:tc>
-      </w:tr>
-      <w:tr>
-        <w:tblPrEx>
-          <w:tblBorders>
-            <w:top w:val="single" w:color="000000" w:sz="4" w:space="0"/>
-            <w:left w:val="single" w:color="000000" w:sz="4" w:space="0"/>
-            <w:bottom w:val="single" w:color="000000" w:sz="4" w:space="0"/>
-            <w:right w:val="single" w:color="000000" w:sz="4" w:space="0"/>
-            <w:insideH w:val="single" w:color="000000" w:sz="4" w:space="0"/>
-            <w:insideV w:val="single" w:color="000000" w:sz="4" w:space="0"/>
-          </w:tblBorders>
-          <w:tblCellMar>
-            <w:top w:w="0" w:type="dxa"/>
-            <w:left w:w="108" w:type="dxa"/>
-            <w:bottom w:w="0" w:type="dxa"/>
-            <w:right w:w="108" w:type="dxa"/>
-          </w:tblCellMar>
-        </w:tblPrEx>
-        <w:trPr>
-          <w:jc w:val="center"/>
-        </w:trPr>
-        <w:tc>
-          <w:tcPr>
-            <w:tcW w:w="1863" w:type="dxa"/>
-          </w:tcPr>
-          <w:p>
-            <w:pPr>
-              <w:rPr>
-                <w:sz w:val="21"/>
-                <w:szCs w:val="21"/>
-              </w:rPr>
-            </w:pPr>
-            <w:r>
-              <w:rPr>
-                <w:sz w:val="21"/>
-                <w:szCs w:val="21"/>
-              </w:rPr>
-              <w:t>Id</w:t>
-            </w:r>
-          </w:p>
-        </w:tc>
-        <w:tc>
-          <w:tcPr>
-            <w:tcW w:w="2046" w:type="dxa"/>
-          </w:tcPr>
-          <w:p>
-            <w:pPr>
-              <w:rPr>
-                <w:sz w:val="21"/>
-                <w:szCs w:val="21"/>
-              </w:rPr>
-            </w:pPr>
-            <w:r>
-              <w:rPr>
-                <w:sz w:val="21"/>
-                <w:szCs w:val="21"/>
-              </w:rPr>
-              <w:t>INT</w:t>
-            </w:r>
-          </w:p>
-        </w:tc>
-        <w:tc>
-          <w:tcPr>
-            <w:tcW w:w="1792" w:type="dxa"/>
-          </w:tcPr>
-          <w:p>
-            <w:pPr>
-              <w:rPr>
-                <w:sz w:val="21"/>
-                <w:szCs w:val="21"/>
-              </w:rPr>
-            </w:pPr>
-            <w:r>
-              <w:rPr>
-                <w:sz w:val="21"/>
-                <w:szCs w:val="21"/>
-              </w:rPr>
-              <w:t>是</w:t>
-            </w:r>
-          </w:p>
-        </w:tc>
-        <w:tc>
-          <w:tcPr>
-            <w:tcW w:w="1793" w:type="dxa"/>
-          </w:tcPr>
-          <w:p>
-            <w:pPr>
-              <w:rPr>
-                <w:sz w:val="21"/>
-                <w:szCs w:val="21"/>
-              </w:rPr>
-            </w:pPr>
-            <w:r>
-              <w:rPr>
-                <w:sz w:val="21"/>
-                <w:szCs w:val="21"/>
-              </w:rPr>
-              <w:t>否</w:t>
-            </w:r>
-          </w:p>
-        </w:tc>
-        <w:tc>
-          <w:tcPr>
-            <w:tcW w:w="1793" w:type="dxa"/>
-          </w:tcPr>
-          <w:p>
-            <w:pPr>
-              <w:rPr>
-                <w:sz w:val="21"/>
-                <w:szCs w:val="21"/>
-              </w:rPr>
-            </w:pPr>
-            <w:r>
-              <w:rPr>
-                <w:rFonts w:hint="eastAsia"/>
-                <w:sz w:val="21"/>
-                <w:szCs w:val="21"/>
-                <w:lang w:eastAsia="zh-CN"/>
-              </w:rPr>
-              <w:t>物料</w:t>
-            </w:r>
-            <w:r>
-              <w:rPr>
-                <w:sz w:val="21"/>
-                <w:szCs w:val="21"/>
-              </w:rPr>
-              <w:t xml:space="preserve"> ID（主键）</w:t>
-            </w:r>
-          </w:p>
-        </w:tc>
-      </w:tr>
-      <w:tr>
-        <w:tblPrEx>
-          <w:tblBorders>
-            <w:top w:val="single" w:color="000000" w:sz="4" w:space="0"/>
-            <w:left w:val="single" w:color="000000" w:sz="4" w:space="0"/>
-            <w:bottom w:val="single" w:color="000000" w:sz="4" w:space="0"/>
-            <w:right w:val="single" w:color="000000" w:sz="4" w:space="0"/>
-            <w:insideH w:val="single" w:color="000000" w:sz="4" w:space="0"/>
-            <w:insideV w:val="single" w:color="000000" w:sz="4" w:space="0"/>
-          </w:tblBorders>
-          <w:tblCellMar>
-            <w:top w:w="0" w:type="dxa"/>
-            <w:left w:w="108" w:type="dxa"/>
-            <w:bottom w:w="0" w:type="dxa"/>
-            <w:right w:w="108" w:type="dxa"/>
-          </w:tblCellMar>
-        </w:tblPrEx>
-        <w:trPr>
-          <w:jc w:val="center"/>
-        </w:trPr>
-        <w:tc>
-          <w:tcPr>
-            <w:tcW w:w="1863" w:type="dxa"/>
-          </w:tcPr>
-          <w:p>
-            <w:pPr>
-              <w:rPr>
-                <w:sz w:val="21"/>
-                <w:szCs w:val="21"/>
-              </w:rPr>
-            </w:pPr>
-            <w:r>
-              <w:rPr>
-                <w:sz w:val="21"/>
-                <w:szCs w:val="21"/>
-              </w:rPr>
-              <w:t>name</w:t>
-            </w:r>
-          </w:p>
-        </w:tc>
-        <w:tc>
-          <w:tcPr>
-            <w:tcW w:w="2046" w:type="dxa"/>
-          </w:tcPr>
-          <w:p>
-            <w:pPr>
-              <w:rPr>
-                <w:sz w:val="21"/>
-                <w:szCs w:val="21"/>
-              </w:rPr>
-            </w:pPr>
-            <w:r>
-              <w:rPr>
-                <w:sz w:val="21"/>
-                <w:szCs w:val="21"/>
-              </w:rPr>
-              <w:t>VARCHAR(50)</w:t>
-            </w:r>
-          </w:p>
-        </w:tc>
-        <w:tc>
-          <w:tcPr>
-            <w:tcW w:w="1792" w:type="dxa"/>
-          </w:tcPr>
-          <w:p>
-            <w:pPr>
-              <w:rPr>
-                <w:sz w:val="21"/>
-                <w:szCs w:val="21"/>
-              </w:rPr>
-            </w:pPr>
-            <w:r>
-              <w:rPr>
-                <w:sz w:val="21"/>
-                <w:szCs w:val="21"/>
-              </w:rPr>
-              <w:t>否</w:t>
-            </w:r>
-          </w:p>
-        </w:tc>
-        <w:tc>
-          <w:tcPr>
-            <w:tcW w:w="1793" w:type="dxa"/>
-          </w:tcPr>
-          <w:p>
-            <w:pPr>
-              <w:rPr>
-                <w:sz w:val="21"/>
-                <w:szCs w:val="21"/>
-              </w:rPr>
-            </w:pPr>
-            <w:r>
-              <w:rPr>
-                <w:sz w:val="21"/>
-                <w:szCs w:val="21"/>
-              </w:rPr>
-              <w:t>否</w:t>
-            </w:r>
-          </w:p>
-        </w:tc>
-        <w:tc>
-          <w:tcPr>
-            <w:tcW w:w="1793" w:type="dxa"/>
-          </w:tcPr>
-          <w:p>
-            <w:pPr>
-              <w:rPr>
-                <w:sz w:val="21"/>
-                <w:szCs w:val="21"/>
-              </w:rPr>
-            </w:pPr>
-            <w:r>
-              <w:rPr>
-                <w:rFonts w:hint="eastAsia"/>
-                <w:sz w:val="21"/>
-                <w:szCs w:val="21"/>
-                <w:lang w:eastAsia="zh-CN"/>
-              </w:rPr>
-              <w:t>物料</w:t>
-            </w:r>
-            <w:r>
-              <w:rPr>
-                <w:sz w:val="21"/>
-                <w:szCs w:val="21"/>
-              </w:rPr>
-              <w:t>名称</w:t>
             </w:r>
           </w:p>
         </w:tc>
@@ -10076,7 +9830,7 @@
                 <w:sz w:val="21"/>
                 <w:szCs w:val="21"/>
               </w:rPr>
-              <w:t>quantity</w:t>
+              <w:t>Id</w:t>
             </w:r>
           </w:p>
         </w:tc>
@@ -10116,6 +9870,26 @@
                 <w:sz w:val="21"/>
                 <w:szCs w:val="21"/>
               </w:rPr>
+              <w:t>是</w:t>
+            </w:r>
+          </w:p>
+        </w:tc>
+        <w:tc>
+          <w:tcPr>
+            <w:tcW w:w="1793" w:type="dxa"/>
+          </w:tcPr>
+          <w:p>
+            <w:pPr>
+              <w:rPr>
+                <w:sz w:val="21"/>
+                <w:szCs w:val="21"/>
+              </w:rPr>
+            </w:pPr>
+            <w:r>
+              <w:rPr>
+                <w:sz w:val="21"/>
+                <w:szCs w:val="21"/>
+              </w:rPr>
               <w:t>否</w:t>
             </w:r>
           </w:p>
@@ -10133,30 +9907,19 @@
             </w:pPr>
             <w:r>
               <w:rPr>
-                <w:sz w:val="21"/>
-                <w:szCs w:val="21"/>
-              </w:rPr>
-              <w:t>是</w:t>
-            </w:r>
-          </w:p>
-        </w:tc>
-        <w:tc>
-          <w:tcPr>
-            <w:tcW w:w="1793" w:type="dxa"/>
-          </w:tcPr>
-          <w:p>
-            <w:pPr>
-              <w:rPr>
-                <w:sz w:val="21"/>
-                <w:szCs w:val="21"/>
-              </w:rPr>
-            </w:pPr>
-            <w:r>
-              <w:rPr>
-                <w:sz w:val="21"/>
-                <w:szCs w:val="21"/>
-              </w:rPr>
-              <w:t>库存数量</w:t>
+                <w:rFonts w:hint="eastAsia"/>
+                <w:sz w:val="21"/>
+                <w:szCs w:val="21"/>
+                <w:lang w:eastAsia="zh-CN"/>
+              </w:rPr>
+              <w:t>物料</w:t>
+            </w:r>
+            <w:r>
+              <w:rPr>
+                <w:sz w:val="21"/>
+                <w:szCs w:val="21"/>
+              </w:rPr>
+              <w:t xml:space="preserve"> ID（主键）</w:t>
             </w:r>
           </w:p>
         </w:tc>
@@ -10171,12 +9934,6 @@
             <w:insideH w:val="single" w:color="000000" w:sz="4" w:space="0"/>
             <w:insideV w:val="single" w:color="000000" w:sz="4" w:space="0"/>
           </w:tblBorders>
-          <w:tblCellMar>
-            <w:top w:w="0" w:type="dxa"/>
-            <w:left w:w="108" w:type="dxa"/>
-            <w:bottom w:w="0" w:type="dxa"/>
-            <w:right w:w="108" w:type="dxa"/>
-          </w:tblCellMar>
         </w:tblPrEx>
         <w:trPr>
           <w:jc w:val="center"/>
@@ -10197,7 +9954,7 @@
                 <w:sz w:val="21"/>
                 <w:szCs w:val="21"/>
               </w:rPr>
-              <w:t>warehouse_id</w:t>
+              <w:t>name</w:t>
             </w:r>
           </w:p>
         </w:tc>
@@ -10217,7 +9974,7 @@
                 <w:sz w:val="21"/>
                 <w:szCs w:val="21"/>
               </w:rPr>
-              <w:t>INT</w:t>
+              <w:t>VARCHAR(50)</w:t>
             </w:r>
           </w:p>
         </w:tc>
@@ -10274,10 +10031,19 @@
             </w:pPr>
             <w:r>
               <w:rPr>
-                <w:sz w:val="21"/>
-                <w:szCs w:val="21"/>
-              </w:rPr>
-              <w:t>所在仓库 ID（外键）</w:t>
+                <w:rFonts w:hint="eastAsia"/>
+                <w:sz w:val="21"/>
+                <w:szCs w:val="21"/>
+                <w:lang w:eastAsia="zh-CN"/>
+              </w:rPr>
+              <w:t>物料</w:t>
+            </w:r>
+            <w:r>
+              <w:rPr>
+                <w:sz w:val="21"/>
+                <w:szCs w:val="21"/>
+              </w:rPr>
+              <w:t>名称</w:t>
             </w:r>
           </w:p>
         </w:tc>
@@ -10292,12 +10058,6 @@
             <w:insideH w:val="single" w:color="000000" w:sz="4" w:space="0"/>
             <w:insideV w:val="single" w:color="000000" w:sz="4" w:space="0"/>
           </w:tblBorders>
-          <w:tblCellMar>
-            <w:top w:w="0" w:type="dxa"/>
-            <w:left w:w="108" w:type="dxa"/>
-            <w:bottom w:w="0" w:type="dxa"/>
-            <w:right w:w="108" w:type="dxa"/>
-          </w:tblCellMar>
         </w:tblPrEx>
         <w:trPr>
           <w:jc w:val="center"/>
@@ -10318,7 +10078,7 @@
                 <w:sz w:val="21"/>
                 <w:szCs w:val="21"/>
               </w:rPr>
-              <w:t>category_id</w:t>
+              <w:t>quantity</w:t>
             </w:r>
           </w:p>
         </w:tc>
@@ -10398,7 +10158,7 @@
                 <w:sz w:val="21"/>
                 <w:szCs w:val="21"/>
               </w:rPr>
-              <w:t>所属类别 ID（外键）</w:t>
+              <w:t>库存数量</w:t>
             </w:r>
           </w:p>
         </w:tc>
@@ -10413,12 +10173,236 @@
             <w:insideH w:val="single" w:color="000000" w:sz="4" w:space="0"/>
             <w:insideV w:val="single" w:color="000000" w:sz="4" w:space="0"/>
           </w:tblBorders>
-          <w:tblCellMar>
-            <w:top w:w="0" w:type="dxa"/>
-            <w:left w:w="108" w:type="dxa"/>
-            <w:bottom w:w="0" w:type="dxa"/>
-            <w:right w:w="108" w:type="dxa"/>
-          </w:tblCellMar>
+        </w:tblPrEx>
+        <w:trPr>
+          <w:jc w:val="center"/>
+        </w:trPr>
+        <w:tc>
+          <w:tcPr>
+            <w:tcW w:w="1863" w:type="dxa"/>
+          </w:tcPr>
+          <w:p>
+            <w:pPr>
+              <w:rPr>
+                <w:sz w:val="21"/>
+                <w:szCs w:val="21"/>
+              </w:rPr>
+            </w:pPr>
+            <w:r>
+              <w:rPr>
+                <w:sz w:val="21"/>
+                <w:szCs w:val="21"/>
+              </w:rPr>
+              <w:t>warehouse_id</w:t>
+            </w:r>
+          </w:p>
+        </w:tc>
+        <w:tc>
+          <w:tcPr>
+            <w:tcW w:w="2046" w:type="dxa"/>
+          </w:tcPr>
+          <w:p>
+            <w:pPr>
+              <w:rPr>
+                <w:sz w:val="21"/>
+                <w:szCs w:val="21"/>
+              </w:rPr>
+            </w:pPr>
+            <w:r>
+              <w:rPr>
+                <w:sz w:val="21"/>
+                <w:szCs w:val="21"/>
+              </w:rPr>
+              <w:t>INT</w:t>
+            </w:r>
+          </w:p>
+        </w:tc>
+        <w:tc>
+          <w:tcPr>
+            <w:tcW w:w="1792" w:type="dxa"/>
+          </w:tcPr>
+          <w:p>
+            <w:pPr>
+              <w:rPr>
+                <w:sz w:val="21"/>
+                <w:szCs w:val="21"/>
+              </w:rPr>
+            </w:pPr>
+            <w:r>
+              <w:rPr>
+                <w:sz w:val="21"/>
+                <w:szCs w:val="21"/>
+              </w:rPr>
+              <w:t>否</w:t>
+            </w:r>
+          </w:p>
+        </w:tc>
+        <w:tc>
+          <w:tcPr>
+            <w:tcW w:w="1793" w:type="dxa"/>
+          </w:tcPr>
+          <w:p>
+            <w:pPr>
+              <w:rPr>
+                <w:sz w:val="21"/>
+                <w:szCs w:val="21"/>
+              </w:rPr>
+            </w:pPr>
+            <w:r>
+              <w:rPr>
+                <w:sz w:val="21"/>
+                <w:szCs w:val="21"/>
+              </w:rPr>
+              <w:t>否</w:t>
+            </w:r>
+          </w:p>
+        </w:tc>
+        <w:tc>
+          <w:tcPr>
+            <w:tcW w:w="1793" w:type="dxa"/>
+          </w:tcPr>
+          <w:p>
+            <w:pPr>
+              <w:rPr>
+                <w:sz w:val="21"/>
+                <w:szCs w:val="21"/>
+              </w:rPr>
+            </w:pPr>
+            <w:r>
+              <w:rPr>
+                <w:sz w:val="21"/>
+                <w:szCs w:val="21"/>
+              </w:rPr>
+              <w:t>所在仓库 ID（外键）</w:t>
+            </w:r>
+          </w:p>
+        </w:tc>
+      </w:tr>
+      <w:tr>
+        <w:tblPrEx>
+          <w:tblBorders>
+            <w:top w:val="single" w:color="000000" w:sz="4" w:space="0"/>
+            <w:left w:val="single" w:color="000000" w:sz="4" w:space="0"/>
+            <w:bottom w:val="single" w:color="000000" w:sz="4" w:space="0"/>
+            <w:right w:val="single" w:color="000000" w:sz="4" w:space="0"/>
+            <w:insideH w:val="single" w:color="000000" w:sz="4" w:space="0"/>
+            <w:insideV w:val="single" w:color="000000" w:sz="4" w:space="0"/>
+          </w:tblBorders>
+        </w:tblPrEx>
+        <w:trPr>
+          <w:jc w:val="center"/>
+        </w:trPr>
+        <w:tc>
+          <w:tcPr>
+            <w:tcW w:w="1863" w:type="dxa"/>
+          </w:tcPr>
+          <w:p>
+            <w:pPr>
+              <w:rPr>
+                <w:sz w:val="21"/>
+                <w:szCs w:val="21"/>
+              </w:rPr>
+            </w:pPr>
+            <w:r>
+              <w:rPr>
+                <w:sz w:val="21"/>
+                <w:szCs w:val="21"/>
+              </w:rPr>
+              <w:t>category_id</w:t>
+            </w:r>
+          </w:p>
+        </w:tc>
+        <w:tc>
+          <w:tcPr>
+            <w:tcW w:w="2046" w:type="dxa"/>
+          </w:tcPr>
+          <w:p>
+            <w:pPr>
+              <w:rPr>
+                <w:sz w:val="21"/>
+                <w:szCs w:val="21"/>
+              </w:rPr>
+            </w:pPr>
+            <w:r>
+              <w:rPr>
+                <w:sz w:val="21"/>
+                <w:szCs w:val="21"/>
+              </w:rPr>
+              <w:t>INT</w:t>
+            </w:r>
+          </w:p>
+        </w:tc>
+        <w:tc>
+          <w:tcPr>
+            <w:tcW w:w="1792" w:type="dxa"/>
+          </w:tcPr>
+          <w:p>
+            <w:pPr>
+              <w:rPr>
+                <w:sz w:val="21"/>
+                <w:szCs w:val="21"/>
+              </w:rPr>
+            </w:pPr>
+            <w:r>
+              <w:rPr>
+                <w:sz w:val="21"/>
+                <w:szCs w:val="21"/>
+              </w:rPr>
+              <w:t>否</w:t>
+            </w:r>
+          </w:p>
+        </w:tc>
+        <w:tc>
+          <w:tcPr>
+            <w:tcW w:w="1793" w:type="dxa"/>
+          </w:tcPr>
+          <w:p>
+            <w:pPr>
+              <w:rPr>
+                <w:sz w:val="21"/>
+                <w:szCs w:val="21"/>
+              </w:rPr>
+            </w:pPr>
+            <w:r>
+              <w:rPr>
+                <w:sz w:val="21"/>
+                <w:szCs w:val="21"/>
+              </w:rPr>
+              <w:t>是</w:t>
+            </w:r>
+          </w:p>
+        </w:tc>
+        <w:tc>
+          <w:tcPr>
+            <w:tcW w:w="1793" w:type="dxa"/>
+          </w:tcPr>
+          <w:p>
+            <w:pPr>
+              <w:rPr>
+                <w:sz w:val="21"/>
+                <w:szCs w:val="21"/>
+              </w:rPr>
+            </w:pPr>
+            <w:r>
+              <w:rPr>
+                <w:sz w:val="21"/>
+                <w:szCs w:val="21"/>
+              </w:rPr>
+              <w:t>所属类别 ID（外键）</w:t>
+            </w:r>
+          </w:p>
+        </w:tc>
+      </w:tr>
+      <w:tr>
+        <w:tblPrEx>
+          <w:tblBorders>
+            <w:top w:val="single" w:color="000000" w:sz="4" w:space="0"/>
+            <w:left w:val="single" w:color="000000" w:sz="4" w:space="0"/>
+            <w:bottom w:val="single" w:color="000000" w:sz="4" w:space="0"/>
+            <w:right w:val="single" w:color="000000" w:sz="4" w:space="0"/>
+            <w:insideH w:val="single" w:color="000000" w:sz="4" w:space="0"/>
+            <w:insideV w:val="single" w:color="000000" w:sz="4" w:space="0"/>
+          </w:tblBorders>
         </w:tblPrEx>
         <w:trPr>
           <w:jc w:val="center"/>
@@ -11612,12 +11596,6 @@
             <w:insideH w:val="single" w:color="000000" w:sz="4" w:space="0"/>
             <w:insideV w:val="single" w:color="000000" w:sz="4" w:space="0"/>
           </w:tblBorders>
-          <w:tblCellMar>
-            <w:top w:w="0" w:type="dxa"/>
-            <w:left w:w="108" w:type="dxa"/>
-            <w:bottom w:w="0" w:type="dxa"/>
-            <w:right w:w="108" w:type="dxa"/>
-          </w:tblCellMar>
         </w:tblPrEx>
         <w:trPr>
           <w:jc w:val="center"/>
@@ -11719,248 +11697,6 @@
                 <w:szCs w:val="21"/>
               </w:rPr>
               <w:t>描述</w:t>
-            </w:r>
-          </w:p>
-        </w:tc>
-      </w:tr>
-      <w:tr>
-        <w:tblPrEx>
-          <w:tblBorders>
-            <w:top w:val="single" w:color="000000" w:sz="4" w:space="0"/>
-            <w:left w:val="single" w:color="000000" w:sz="4" w:space="0"/>
-            <w:bottom w:val="single" w:color="000000" w:sz="4" w:space="0"/>
-            <w:right w:val="single" w:color="000000" w:sz="4" w:space="0"/>
-            <w:insideH w:val="single" w:color="000000" w:sz="4" w:space="0"/>
-            <w:insideV w:val="single" w:color="000000" w:sz="4" w:space="0"/>
-          </w:tblBorders>
-          <w:tblCellMar>
-            <w:top w:w="0" w:type="dxa"/>
-            <w:left w:w="108" w:type="dxa"/>
-            <w:bottom w:w="0" w:type="dxa"/>
-            <w:right w:w="108" w:type="dxa"/>
-          </w:tblCellMar>
-        </w:tblPrEx>
-        <w:trPr>
-          <w:jc w:val="center"/>
-        </w:trPr>
-        <w:tc>
-          <w:tcPr>
-            <w:tcW w:w="1814" w:type="dxa"/>
-          </w:tcPr>
-          <w:p>
-            <w:pPr>
-              <w:rPr>
-                <w:sz w:val="21"/>
-                <w:szCs w:val="21"/>
-              </w:rPr>
-            </w:pPr>
-            <w:r>
-              <w:rPr>
-                <w:sz w:val="21"/>
-                <w:szCs w:val="21"/>
-              </w:rPr>
-              <w:t>warehouse_id</w:t>
-            </w:r>
-          </w:p>
-        </w:tc>
-        <w:tc>
-          <w:tcPr>
-            <w:tcW w:w="1814" w:type="dxa"/>
-          </w:tcPr>
-          <w:p>
-            <w:pPr>
-              <w:rPr>
-                <w:sz w:val="21"/>
-                <w:szCs w:val="21"/>
-              </w:rPr>
-            </w:pPr>
-            <w:r>
-              <w:rPr>
-                <w:sz w:val="21"/>
-                <w:szCs w:val="21"/>
-              </w:rPr>
-              <w:t>INT</w:t>
-            </w:r>
-          </w:p>
-        </w:tc>
-        <w:tc>
-          <w:tcPr>
-            <w:tcW w:w="1814" w:type="dxa"/>
-          </w:tcPr>
-          <w:p>
-            <w:pPr>
-              <w:rPr>
-                <w:sz w:val="21"/>
-                <w:szCs w:val="21"/>
-              </w:rPr>
-            </w:pPr>
-            <w:r>
-              <w:rPr>
-                <w:sz w:val="21"/>
-                <w:szCs w:val="21"/>
-              </w:rPr>
-              <w:t>是</w:t>
-            </w:r>
-          </w:p>
-        </w:tc>
-        <w:tc>
-          <w:tcPr>
-            <w:tcW w:w="1814" w:type="dxa"/>
-          </w:tcPr>
-          <w:p>
-            <w:pPr>
-              <w:rPr>
-                <w:sz w:val="21"/>
-                <w:szCs w:val="21"/>
-              </w:rPr>
-            </w:pPr>
-            <w:r>
-              <w:rPr>
-                <w:sz w:val="21"/>
-                <w:szCs w:val="21"/>
-              </w:rPr>
-              <w:t>否</w:t>
-            </w:r>
-          </w:p>
-        </w:tc>
-        <w:tc>
-          <w:tcPr>
-            <w:tcW w:w="1814" w:type="dxa"/>
-          </w:tcPr>
-          <w:p>
-            <w:pPr>
-              <w:rPr>
-                <w:sz w:val="21"/>
-                <w:szCs w:val="21"/>
-              </w:rPr>
-            </w:pPr>
-            <w:r>
-              <w:rPr>
-                <w:sz w:val="21"/>
-                <w:szCs w:val="21"/>
-              </w:rPr>
-              <w:t>仓库 ID（主键）</w:t>
-            </w:r>
-          </w:p>
-        </w:tc>
-      </w:tr>
-      <w:tr>
-        <w:tblPrEx>
-          <w:tblBorders>
-            <w:top w:val="single" w:color="000000" w:sz="4" w:space="0"/>
-            <w:left w:val="single" w:color="000000" w:sz="4" w:space="0"/>
-            <w:bottom w:val="single" w:color="000000" w:sz="4" w:space="0"/>
-            <w:right w:val="single" w:color="000000" w:sz="4" w:space="0"/>
-            <w:insideH w:val="single" w:color="000000" w:sz="4" w:space="0"/>
-            <w:insideV w:val="single" w:color="000000" w:sz="4" w:space="0"/>
-          </w:tblBorders>
-          <w:tblCellMar>
-            <w:top w:w="0" w:type="dxa"/>
-            <w:left w:w="108" w:type="dxa"/>
-            <w:bottom w:w="0" w:type="dxa"/>
-            <w:right w:w="108" w:type="dxa"/>
-          </w:tblCellMar>
-        </w:tblPrEx>
-        <w:trPr>
-          <w:jc w:val="center"/>
-        </w:trPr>
-        <w:tc>
-          <w:tcPr>
-            <w:tcW w:w="1814" w:type="dxa"/>
-          </w:tcPr>
-          <w:p>
-            <w:pPr>
-              <w:rPr>
-                <w:sz w:val="21"/>
-                <w:szCs w:val="21"/>
-              </w:rPr>
-            </w:pPr>
-            <w:r>
-              <w:rPr>
-                <w:sz w:val="21"/>
-                <w:szCs w:val="21"/>
-              </w:rPr>
-              <w:t>warehouse_name</w:t>
-            </w:r>
-          </w:p>
-        </w:tc>
-        <w:tc>
-          <w:tcPr>
-            <w:tcW w:w="1814" w:type="dxa"/>
-          </w:tcPr>
-          <w:p>
-            <w:pPr>
-              <w:rPr>
-                <w:sz w:val="21"/>
-                <w:szCs w:val="21"/>
-              </w:rPr>
-            </w:pPr>
-            <w:r>
-              <w:rPr>
-                <w:sz w:val="21"/>
-                <w:szCs w:val="21"/>
-              </w:rPr>
-              <w:t>VARCHAR(50)</w:t>
-            </w:r>
-          </w:p>
-        </w:tc>
-        <w:tc>
-          <w:tcPr>
-            <w:tcW w:w="1814" w:type="dxa"/>
-          </w:tcPr>
-          <w:p>
-            <w:pPr>
-              <w:rPr>
-                <w:sz w:val="21"/>
-                <w:szCs w:val="21"/>
-              </w:rPr>
-            </w:pPr>
-            <w:r>
-              <w:rPr>
-                <w:sz w:val="21"/>
-                <w:szCs w:val="21"/>
-              </w:rPr>
-              <w:t>否</w:t>
-            </w:r>
-          </w:p>
-        </w:tc>
-        <w:tc>
-          <w:tcPr>
-            <w:tcW w:w="1814" w:type="dxa"/>
-          </w:tcPr>
-          <w:p>
-            <w:pPr>
-              <w:rPr>
-                <w:sz w:val="21"/>
-                <w:szCs w:val="21"/>
-              </w:rPr>
-            </w:pPr>
-            <w:r>
-              <w:rPr>
-                <w:sz w:val="21"/>
-                <w:szCs w:val="21"/>
-              </w:rPr>
-              <w:t>否</w:t>
-            </w:r>
-          </w:p>
-        </w:tc>
-        <w:tc>
-          <w:tcPr>
-            <w:tcW w:w="1814" w:type="dxa"/>
-          </w:tcPr>
-          <w:p>
-            <w:pPr>
-              <w:rPr>
-                <w:sz w:val="21"/>
-                <w:szCs w:val="21"/>
-              </w:rPr>
-            </w:pPr>
-            <w:r>
-              <w:rPr>
-                <w:sz w:val="21"/>
-                <w:szCs w:val="21"/>
-              </w:rPr>
-              <w:t>仓库名称</w:t>
             </w:r>
           </w:p>
         </w:tc>
@@ -11995,27 +11731,47 @@
                 <w:sz w:val="21"/>
                 <w:szCs w:val="21"/>
               </w:rPr>
-              <w:t>location</w:t>
-            </w:r>
-          </w:p>
-        </w:tc>
-        <w:tc>
-          <w:tcPr>
-            <w:tcW w:w="1814" w:type="dxa"/>
-          </w:tcPr>
-          <w:p>
-            <w:pPr>
-              <w:rPr>
-                <w:sz w:val="21"/>
-                <w:szCs w:val="21"/>
-              </w:rPr>
-            </w:pPr>
-            <w:r>
-              <w:rPr>
-                <w:sz w:val="21"/>
-                <w:szCs w:val="21"/>
-              </w:rPr>
-              <w:t>VARCHAR(100)</w:t>
+              <w:t>warehouse_id</w:t>
+            </w:r>
+          </w:p>
+        </w:tc>
+        <w:tc>
+          <w:tcPr>
+            <w:tcW w:w="1814" w:type="dxa"/>
+          </w:tcPr>
+          <w:p>
+            <w:pPr>
+              <w:rPr>
+                <w:sz w:val="21"/>
+                <w:szCs w:val="21"/>
+              </w:rPr>
+            </w:pPr>
+            <w:r>
+              <w:rPr>
+                <w:sz w:val="21"/>
+                <w:szCs w:val="21"/>
+              </w:rPr>
+              <w:t>INT</w:t>
+            </w:r>
+          </w:p>
+        </w:tc>
+        <w:tc>
+          <w:tcPr>
+            <w:tcW w:w="1814" w:type="dxa"/>
+          </w:tcPr>
+          <w:p>
+            <w:pPr>
+              <w:rPr>
+                <w:sz w:val="21"/>
+                <w:szCs w:val="21"/>
+              </w:rPr>
+            </w:pPr>
+            <w:r>
+              <w:rPr>
+                <w:sz w:val="21"/>
+                <w:szCs w:val="21"/>
+              </w:rPr>
+              <w:t>是</w:t>
             </w:r>
           </w:p>
         </w:tc>
@@ -12055,27 +11811,7 @@
                 <w:sz w:val="21"/>
                 <w:szCs w:val="21"/>
               </w:rPr>
-              <w:t>否</w:t>
-            </w:r>
-          </w:p>
-        </w:tc>
-        <w:tc>
-          <w:tcPr>
-            <w:tcW w:w="1814" w:type="dxa"/>
-          </w:tcPr>
-          <w:p>
-            <w:pPr>
-              <w:rPr>
-                <w:sz w:val="21"/>
-                <w:szCs w:val="21"/>
-              </w:rPr>
-            </w:pPr>
-            <w:r>
-              <w:rPr>
-                <w:sz w:val="21"/>
-                <w:szCs w:val="21"/>
-              </w:rPr>
-              <w:t>仓库地址</w:t>
+              <w:t>仓库 ID（主键）</w:t>
             </w:r>
           </w:p>
         </w:tc>
@@ -12090,12 +11826,6 @@
             <w:insideH w:val="single" w:color="000000" w:sz="4" w:space="0"/>
             <w:insideV w:val="single" w:color="000000" w:sz="4" w:space="0"/>
           </w:tblBorders>
-          <w:tblCellMar>
-            <w:top w:w="0" w:type="dxa"/>
-            <w:left w:w="108" w:type="dxa"/>
-            <w:bottom w:w="0" w:type="dxa"/>
-            <w:right w:w="108" w:type="dxa"/>
-          </w:tblCellMar>
         </w:tblPrEx>
         <w:trPr>
           <w:jc w:val="center"/>
@@ -12116,27 +11846,27 @@
                 <w:sz w:val="21"/>
                 <w:szCs w:val="21"/>
               </w:rPr>
-              <w:t>capacity</w:t>
-            </w:r>
-          </w:p>
-        </w:tc>
-        <w:tc>
-          <w:tcPr>
-            <w:tcW w:w="1814" w:type="dxa"/>
-          </w:tcPr>
-          <w:p>
-            <w:pPr>
-              <w:rPr>
-                <w:sz w:val="21"/>
-                <w:szCs w:val="21"/>
-              </w:rPr>
-            </w:pPr>
-            <w:r>
-              <w:rPr>
-                <w:sz w:val="21"/>
-                <w:szCs w:val="21"/>
-              </w:rPr>
-              <w:t>INT</w:t>
+              <w:t>warehouse_name</w:t>
+            </w:r>
+          </w:p>
+        </w:tc>
+        <w:tc>
+          <w:tcPr>
+            <w:tcW w:w="1814" w:type="dxa"/>
+          </w:tcPr>
+          <w:p>
+            <w:pPr>
+              <w:rPr>
+                <w:sz w:val="21"/>
+                <w:szCs w:val="21"/>
+              </w:rPr>
+            </w:pPr>
+            <w:r>
+              <w:rPr>
+                <w:sz w:val="21"/>
+                <w:szCs w:val="21"/>
+              </w:rPr>
+              <w:t>VARCHAR(50)</w:t>
             </w:r>
           </w:p>
         </w:tc>
@@ -12196,7 +11926,7 @@
                 <w:sz w:val="21"/>
                 <w:szCs w:val="21"/>
               </w:rPr>
-              <w:t>仓库容量</w:t>
+              <w:t>仓库名称</w:t>
             </w:r>
           </w:p>
         </w:tc>
@@ -12211,12 +11941,236 @@
             <w:insideH w:val="single" w:color="000000" w:sz="4" w:space="0"/>
             <w:insideV w:val="single" w:color="000000" w:sz="4" w:space="0"/>
           </w:tblBorders>
-          <w:tblCellMar>
-            <w:top w:w="0" w:type="dxa"/>
-            <w:left w:w="108" w:type="dxa"/>
-            <w:bottom w:w="0" w:type="dxa"/>
-            <w:right w:w="108" w:type="dxa"/>
-          </w:tblCellMar>
+        </w:tblPrEx>
+        <w:trPr>
+          <w:jc w:val="center"/>
+        </w:trPr>
+        <w:tc>
+          <w:tcPr>
+            <w:tcW w:w="1814" w:type="dxa"/>
+          </w:tcPr>
+          <w:p>
+            <w:pPr>
+              <w:rPr>
+                <w:sz w:val="21"/>
+                <w:szCs w:val="21"/>
+              </w:rPr>
+            </w:pPr>
+            <w:r>
+              <w:rPr>
+                <w:sz w:val="21"/>
+                <w:szCs w:val="21"/>
+              </w:rPr>
+              <w:t>location</w:t>
+            </w:r>
+          </w:p>
+        </w:tc>
+        <w:tc>
+          <w:tcPr>
+            <w:tcW w:w="1814" w:type="dxa"/>
+          </w:tcPr>
+          <w:p>
+            <w:pPr>
+              <w:rPr>
+                <w:sz w:val="21"/>
+                <w:szCs w:val="21"/>
+              </w:rPr>
+            </w:pPr>
+            <w:r>
+              <w:rPr>
+                <w:sz w:val="21"/>
+                <w:szCs w:val="21"/>
+              </w:rPr>
+              <w:t>VARCHAR(100)</w:t>
+            </w:r>
+          </w:p>
+        </w:tc>
+        <w:tc>
+          <w:tcPr>
+            <w:tcW w:w="1814" w:type="dxa"/>
+          </w:tcPr>
+          <w:p>
+            <w:pPr>
+              <w:rPr>
+                <w:sz w:val="21"/>
+                <w:szCs w:val="21"/>
+              </w:rPr>
+            </w:pPr>
+            <w:r>
+              <w:rPr>
+                <w:sz w:val="21"/>
+                <w:szCs w:val="21"/>
+              </w:rPr>
+              <w:t>否</w:t>
+            </w:r>
+          </w:p>
+        </w:tc>
+        <w:tc>
+          <w:tcPr>
+            <w:tcW w:w="1814" w:type="dxa"/>
+          </w:tcPr>
+          <w:p>
+            <w:pPr>
+              <w:rPr>
+                <w:sz w:val="21"/>
+                <w:szCs w:val="21"/>
+              </w:rPr>
+            </w:pPr>
+            <w:r>
+              <w:rPr>
+                <w:sz w:val="21"/>
+                <w:szCs w:val="21"/>
+              </w:rPr>
+              <w:t>否</w:t>
+            </w:r>
+          </w:p>
+        </w:tc>
+        <w:tc>
+          <w:tcPr>
+            <w:tcW w:w="1814" w:type="dxa"/>
+          </w:tcPr>
+          <w:p>
+            <w:pPr>
+              <w:rPr>
+                <w:sz w:val="21"/>
+                <w:szCs w:val="21"/>
+              </w:rPr>
+            </w:pPr>
+            <w:r>
+              <w:rPr>
+                <w:sz w:val="21"/>
+                <w:szCs w:val="21"/>
+              </w:rPr>
+              <w:t>仓库地址</w:t>
+            </w:r>
+          </w:p>
+        </w:tc>
+      </w:tr>
+      <w:tr>
+        <w:tblPrEx>
+          <w:tblBorders>
+            <w:top w:val="single" w:color="000000" w:sz="4" w:space="0"/>
+            <w:left w:val="single" w:color="000000" w:sz="4" w:space="0"/>
+            <w:bottom w:val="single" w:color="000000" w:sz="4" w:space="0"/>
+            <w:right w:val="single" w:color="000000" w:sz="4" w:space="0"/>
+            <w:insideH w:val="single" w:color="000000" w:sz="4" w:space="0"/>
+            <w:insideV w:val="single" w:color="000000" w:sz="4" w:space="0"/>
+          </w:tblBorders>
+        </w:tblPrEx>
+        <w:trPr>
+          <w:jc w:val="center"/>
+        </w:trPr>
+        <w:tc>
+          <w:tcPr>
+            <w:tcW w:w="1814" w:type="dxa"/>
+          </w:tcPr>
+          <w:p>
+            <w:pPr>
+              <w:rPr>
+                <w:sz w:val="21"/>
+                <w:szCs w:val="21"/>
+              </w:rPr>
+            </w:pPr>
+            <w:r>
+              <w:rPr>
+                <w:sz w:val="21"/>
+                <w:szCs w:val="21"/>
+              </w:rPr>
+              <w:t>capacity</w:t>
+            </w:r>
+          </w:p>
+        </w:tc>
+        <w:tc>
+          <w:tcPr>
+            <w:tcW w:w="1814" w:type="dxa"/>
+          </w:tcPr>
+          <w:p>
+            <w:pPr>
+              <w:rPr>
+                <w:sz w:val="21"/>
+                <w:szCs w:val="21"/>
+              </w:rPr>
+            </w:pPr>
+            <w:r>
+              <w:rPr>
+                <w:sz w:val="21"/>
+                <w:szCs w:val="21"/>
+              </w:rPr>
+              <w:t>INT</w:t>
+            </w:r>
+          </w:p>
+        </w:tc>
+        <w:tc>
+          <w:tcPr>
+            <w:tcW w:w="1814" w:type="dxa"/>
+          </w:tcPr>
+          <w:p>
+            <w:pPr>
+              <w:rPr>
+                <w:sz w:val="21"/>
+                <w:szCs w:val="21"/>
+              </w:rPr>
+            </w:pPr>
+            <w:r>
+              <w:rPr>
+                <w:sz w:val="21"/>
+                <w:szCs w:val="21"/>
+              </w:rPr>
+              <w:t>否</w:t>
+            </w:r>
+          </w:p>
+        </w:tc>
+        <w:tc>
+          <w:tcPr>
+            <w:tcW w:w="1814" w:type="dxa"/>
+          </w:tcPr>
+          <w:p>
+            <w:pPr>
+              <w:rPr>
+                <w:sz w:val="21"/>
+                <w:szCs w:val="21"/>
+              </w:rPr>
+            </w:pPr>
+            <w:r>
+              <w:rPr>
+                <w:sz w:val="21"/>
+                <w:szCs w:val="21"/>
+              </w:rPr>
+              <w:t>否</w:t>
+            </w:r>
+          </w:p>
+        </w:tc>
+        <w:tc>
+          <w:tcPr>
+            <w:tcW w:w="1814" w:type="dxa"/>
+          </w:tcPr>
+          <w:p>
+            <w:pPr>
+              <w:rPr>
+                <w:sz w:val="21"/>
+                <w:szCs w:val="21"/>
+              </w:rPr>
+            </w:pPr>
+            <w:r>
+              <w:rPr>
+                <w:sz w:val="21"/>
+                <w:szCs w:val="21"/>
+              </w:rPr>
+              <w:t>仓库容量</w:t>
+            </w:r>
+          </w:p>
+        </w:tc>
+      </w:tr>
+      <w:tr>
+        <w:tblPrEx>
+          <w:tblBorders>
+            <w:top w:val="single" w:color="000000" w:sz="4" w:space="0"/>
+            <w:left w:val="single" w:color="000000" w:sz="4" w:space="0"/>
+            <w:bottom w:val="single" w:color="000000" w:sz="4" w:space="0"/>
+            <w:right w:val="single" w:color="000000" w:sz="4" w:space="0"/>
+            <w:insideH w:val="single" w:color="000000" w:sz="4" w:space="0"/>
+            <w:insideV w:val="single" w:color="000000" w:sz="4" w:space="0"/>
+          </w:tblBorders>
         </w:tblPrEx>
         <w:trPr>
           <w:jc w:val="center"/>
@@ -12763,16 +12717,6 @@
         </w:tc>
       </w:tr>
       <w:tr>
-        <w:tblPrEx>
-          <w:tblBorders>
-            <w:top w:val="single" w:color="000000" w:sz="4" w:space="0"/>
-            <w:left w:val="single" w:color="000000" w:sz="4" w:space="0"/>
-            <w:bottom w:val="single" w:color="000000" w:sz="4" w:space="0"/>
-            <w:right w:val="single" w:color="000000" w:sz="4" w:space="0"/>
-            <w:insideH w:val="single" w:color="000000" w:sz="4" w:space="0"/>
-            <w:insideV w:val="single" w:color="000000" w:sz="4" w:space="0"/>
-          </w:tblBorders>
-        </w:tblPrEx>
         <w:trPr>
           <w:jc w:val="center"/>
         </w:trPr>
@@ -13000,14 +12944,6 @@
       </w:tr>
       <w:tr>
         <w:tblPrEx>
-          <w:tblBorders>
-            <w:top w:val="single" w:color="000000" w:sz="4" w:space="0"/>
-            <w:left w:val="single" w:color="000000" w:sz="4" w:space="0"/>
-            <w:bottom w:val="single" w:color="000000" w:sz="4" w:space="0"/>
-            <w:right w:val="single" w:color="000000" w:sz="4" w:space="0"/>
-            <w:insideH w:val="single" w:color="000000" w:sz="4" w:space="0"/>
-            <w:insideV w:val="single" w:color="000000" w:sz="4" w:space="0"/>
-          </w:tblBorders>
           <w:tblCellMar>
             <w:top w:w="0" w:type="dxa"/>
             <w:left w:w="108" w:type="dxa"/>
@@ -13300,12 +13236,6 @@
             <w:insideH w:val="single" w:color="000000" w:sz="4" w:space="0"/>
             <w:insideV w:val="single" w:color="000000" w:sz="4" w:space="0"/>
           </w:tblBorders>
-          <w:tblCellMar>
-            <w:top w:w="0" w:type="dxa"/>
-            <w:left w:w="108" w:type="dxa"/>
-            <w:bottom w:w="0" w:type="dxa"/>
-            <w:right w:w="108" w:type="dxa"/>
-          </w:tblCellMar>
         </w:tblPrEx>
         <w:trPr>
           <w:jc w:val="center"/>
@@ -13407,248 +13337,6 @@
                 <w:szCs w:val="21"/>
               </w:rPr>
               <w:t>描述</w:t>
-            </w:r>
-          </w:p>
-        </w:tc>
-      </w:tr>
-      <w:tr>
-        <w:tblPrEx>
-          <w:tblBorders>
-            <w:top w:val="single" w:color="000000" w:sz="4" w:space="0"/>
-            <w:left w:val="single" w:color="000000" w:sz="4" w:space="0"/>
-            <w:bottom w:val="single" w:color="000000" w:sz="4" w:space="0"/>
-            <w:right w:val="single" w:color="000000" w:sz="4" w:space="0"/>
-            <w:insideH w:val="single" w:color="000000" w:sz="4" w:space="0"/>
-            <w:insideV w:val="single" w:color="000000" w:sz="4" w:space="0"/>
-          </w:tblBorders>
-          <w:tblCellMar>
-            <w:top w:w="0" w:type="dxa"/>
-            <w:left w:w="108" w:type="dxa"/>
-            <w:bottom w:w="0" w:type="dxa"/>
-            <w:right w:w="108" w:type="dxa"/>
-          </w:tblCellMar>
-        </w:tblPrEx>
-        <w:trPr>
-          <w:jc w:val="center"/>
-        </w:trPr>
-        <w:tc>
-          <w:tcPr>
-            <w:tcW w:w="1814" w:type="dxa"/>
-          </w:tcPr>
-          <w:p>
-            <w:pPr>
-              <w:rPr>
-                <w:sz w:val="21"/>
-                <w:szCs w:val="21"/>
-              </w:rPr>
-            </w:pPr>
-            <w:r>
-              <w:rPr>
-                <w:sz w:val="21"/>
-                <w:szCs w:val="21"/>
-              </w:rPr>
-              <w:t>log_id</w:t>
-            </w:r>
-          </w:p>
-        </w:tc>
-        <w:tc>
-          <w:tcPr>
-            <w:tcW w:w="1814" w:type="dxa"/>
-          </w:tcPr>
-          <w:p>
-            <w:pPr>
-              <w:rPr>
-                <w:sz w:val="21"/>
-                <w:szCs w:val="21"/>
-              </w:rPr>
-            </w:pPr>
-            <w:r>
-              <w:rPr>
-                <w:sz w:val="21"/>
-                <w:szCs w:val="21"/>
-              </w:rPr>
-              <w:t>INT</w:t>
-            </w:r>
-          </w:p>
-        </w:tc>
-        <w:tc>
-          <w:tcPr>
-            <w:tcW w:w="1814" w:type="dxa"/>
-          </w:tcPr>
-          <w:p>
-            <w:pPr>
-              <w:rPr>
-                <w:sz w:val="21"/>
-                <w:szCs w:val="21"/>
-              </w:rPr>
-            </w:pPr>
-            <w:r>
-              <w:rPr>
-                <w:sz w:val="21"/>
-                <w:szCs w:val="21"/>
-              </w:rPr>
-              <w:t>是</w:t>
-            </w:r>
-          </w:p>
-        </w:tc>
-        <w:tc>
-          <w:tcPr>
-            <w:tcW w:w="1814" w:type="dxa"/>
-          </w:tcPr>
-          <w:p>
-            <w:pPr>
-              <w:rPr>
-                <w:sz w:val="21"/>
-                <w:szCs w:val="21"/>
-              </w:rPr>
-            </w:pPr>
-            <w:r>
-              <w:rPr>
-                <w:sz w:val="21"/>
-                <w:szCs w:val="21"/>
-              </w:rPr>
-              <w:t>否</w:t>
-            </w:r>
-          </w:p>
-        </w:tc>
-        <w:tc>
-          <w:tcPr>
-            <w:tcW w:w="1814" w:type="dxa"/>
-          </w:tcPr>
-          <w:p>
-            <w:pPr>
-              <w:rPr>
-                <w:sz w:val="21"/>
-                <w:szCs w:val="21"/>
-              </w:rPr>
-            </w:pPr>
-            <w:r>
-              <w:rPr>
-                <w:sz w:val="21"/>
-                <w:szCs w:val="21"/>
-              </w:rPr>
-              <w:t>日志 ID（主键）</w:t>
-            </w:r>
-          </w:p>
-        </w:tc>
-      </w:tr>
-      <w:tr>
-        <w:tblPrEx>
-          <w:tblBorders>
-            <w:top w:val="single" w:color="000000" w:sz="4" w:space="0"/>
-            <w:left w:val="single" w:color="000000" w:sz="4" w:space="0"/>
-            <w:bottom w:val="single" w:color="000000" w:sz="4" w:space="0"/>
-            <w:right w:val="single" w:color="000000" w:sz="4" w:space="0"/>
-            <w:insideH w:val="single" w:color="000000" w:sz="4" w:space="0"/>
-            <w:insideV w:val="single" w:color="000000" w:sz="4" w:space="0"/>
-          </w:tblBorders>
-          <w:tblCellMar>
-            <w:top w:w="0" w:type="dxa"/>
-            <w:left w:w="108" w:type="dxa"/>
-            <w:bottom w:w="0" w:type="dxa"/>
-            <w:right w:w="108" w:type="dxa"/>
-          </w:tblCellMar>
-        </w:tblPrEx>
-        <w:trPr>
-          <w:jc w:val="center"/>
-        </w:trPr>
-        <w:tc>
-          <w:tcPr>
-            <w:tcW w:w="1814" w:type="dxa"/>
-          </w:tcPr>
-          <w:p>
-            <w:pPr>
-              <w:rPr>
-                <w:sz w:val="21"/>
-                <w:szCs w:val="21"/>
-              </w:rPr>
-            </w:pPr>
-            <w:r>
-              <w:rPr>
-                <w:sz w:val="21"/>
-                <w:szCs w:val="21"/>
-              </w:rPr>
-              <w:t>user_id</w:t>
-            </w:r>
-          </w:p>
-        </w:tc>
-        <w:tc>
-          <w:tcPr>
-            <w:tcW w:w="1814" w:type="dxa"/>
-          </w:tcPr>
-          <w:p>
-            <w:pPr>
-              <w:rPr>
-                <w:sz w:val="21"/>
-                <w:szCs w:val="21"/>
-              </w:rPr>
-            </w:pPr>
-            <w:r>
-              <w:rPr>
-                <w:sz w:val="21"/>
-                <w:szCs w:val="21"/>
-              </w:rPr>
-              <w:t>INT</w:t>
-            </w:r>
-          </w:p>
-        </w:tc>
-        <w:tc>
-          <w:tcPr>
-            <w:tcW w:w="1814" w:type="dxa"/>
-          </w:tcPr>
-          <w:p>
-            <w:pPr>
-              <w:rPr>
-                <w:sz w:val="21"/>
-                <w:szCs w:val="21"/>
-              </w:rPr>
-            </w:pPr>
-            <w:r>
-              <w:rPr>
-                <w:sz w:val="21"/>
-                <w:szCs w:val="21"/>
-              </w:rPr>
-              <w:t>否</w:t>
-            </w:r>
-          </w:p>
-        </w:tc>
-        <w:tc>
-          <w:tcPr>
-            <w:tcW w:w="1814" w:type="dxa"/>
-          </w:tcPr>
-          <w:p>
-            <w:pPr>
-              <w:rPr>
-                <w:sz w:val="21"/>
-                <w:szCs w:val="21"/>
-              </w:rPr>
-            </w:pPr>
-            <w:r>
-              <w:rPr>
-                <w:sz w:val="21"/>
-                <w:szCs w:val="21"/>
-              </w:rPr>
-              <w:t>否</w:t>
-            </w:r>
-          </w:p>
-        </w:tc>
-        <w:tc>
-          <w:tcPr>
-            <w:tcW w:w="1814" w:type="dxa"/>
-          </w:tcPr>
-          <w:p>
-            <w:pPr>
-              <w:rPr>
-                <w:sz w:val="21"/>
-                <w:szCs w:val="21"/>
-              </w:rPr>
-            </w:pPr>
-            <w:r>
-              <w:rPr>
-                <w:sz w:val="21"/>
-                <w:szCs w:val="21"/>
-              </w:rPr>
-              <w:t>操作用户 ID</w:t>
             </w:r>
           </w:p>
         </w:tc>
@@ -13683,27 +13371,47 @@
                 <w:sz w:val="21"/>
                 <w:szCs w:val="21"/>
               </w:rPr>
-              <w:t>action</w:t>
-            </w:r>
-          </w:p>
-        </w:tc>
-        <w:tc>
-          <w:tcPr>
-            <w:tcW w:w="1814" w:type="dxa"/>
-          </w:tcPr>
-          <w:p>
-            <w:pPr>
-              <w:rPr>
-                <w:sz w:val="21"/>
-                <w:szCs w:val="21"/>
-              </w:rPr>
-            </w:pPr>
-            <w:r>
-              <w:rPr>
-                <w:sz w:val="21"/>
-                <w:szCs w:val="21"/>
-              </w:rPr>
-              <w:t>VARCHAR(200)</w:t>
+              <w:t>log_id</w:t>
+            </w:r>
+          </w:p>
+        </w:tc>
+        <w:tc>
+          <w:tcPr>
+            <w:tcW w:w="1814" w:type="dxa"/>
+          </w:tcPr>
+          <w:p>
+            <w:pPr>
+              <w:rPr>
+                <w:sz w:val="21"/>
+                <w:szCs w:val="21"/>
+              </w:rPr>
+            </w:pPr>
+            <w:r>
+              <w:rPr>
+                <w:sz w:val="21"/>
+                <w:szCs w:val="21"/>
+              </w:rPr>
+              <w:t>INT</w:t>
+            </w:r>
+          </w:p>
+        </w:tc>
+        <w:tc>
+          <w:tcPr>
+            <w:tcW w:w="1814" w:type="dxa"/>
+          </w:tcPr>
+          <w:p>
+            <w:pPr>
+              <w:rPr>
+                <w:sz w:val="21"/>
+                <w:szCs w:val="21"/>
+              </w:rPr>
+            </w:pPr>
+            <w:r>
+              <w:rPr>
+                <w:sz w:val="21"/>
+                <w:szCs w:val="21"/>
+              </w:rPr>
+              <w:t>是</w:t>
             </w:r>
           </w:p>
         </w:tc>
@@ -13743,27 +13451,7 @@
                 <w:sz w:val="21"/>
                 <w:szCs w:val="21"/>
               </w:rPr>
-              <w:t>否</w:t>
-            </w:r>
-          </w:p>
-        </w:tc>
-        <w:tc>
-          <w:tcPr>
-            <w:tcW w:w="1814" w:type="dxa"/>
-          </w:tcPr>
-          <w:p>
-            <w:pPr>
-              <w:rPr>
-                <w:sz w:val="21"/>
-                <w:szCs w:val="21"/>
-              </w:rPr>
-            </w:pPr>
-            <w:r>
-              <w:rPr>
-                <w:sz w:val="21"/>
-                <w:szCs w:val="21"/>
-              </w:rPr>
-              <w:t>操作内容</w:t>
+              <w:t>日志 ID（主键）</w:t>
             </w:r>
           </w:p>
         </w:tc>
@@ -13778,12 +13466,236 @@
             <w:insideH w:val="single" w:color="000000" w:sz="4" w:space="0"/>
             <w:insideV w:val="single" w:color="000000" w:sz="4" w:space="0"/>
           </w:tblBorders>
-          <w:tblCellMar>
-            <w:top w:w="0" w:type="dxa"/>
-            <w:left w:w="108" w:type="dxa"/>
-            <w:bottom w:w="0" w:type="dxa"/>
-            <w:right w:w="108" w:type="dxa"/>
-          </w:tblCellMar>
+        </w:tblPrEx>
+        <w:trPr>
+          <w:jc w:val="center"/>
+        </w:trPr>
+        <w:tc>
+          <w:tcPr>
+            <w:tcW w:w="1814" w:type="dxa"/>
+          </w:tcPr>
+          <w:p>
+            <w:pPr>
+              <w:rPr>
+                <w:sz w:val="21"/>
+                <w:szCs w:val="21"/>
+              </w:rPr>
+            </w:pPr>
+            <w:r>
+              <w:rPr>
+                <w:sz w:val="21"/>
+                <w:szCs w:val="21"/>
+              </w:rPr>
+              <w:t>user_id</w:t>
+            </w:r>
+          </w:p>
+        </w:tc>
+        <w:tc>
+          <w:tcPr>
+            <w:tcW w:w="1814" w:type="dxa"/>
+          </w:tcPr>
+          <w:p>
+            <w:pPr>
+              <w:rPr>
+                <w:sz w:val="21"/>
+                <w:szCs w:val="21"/>
+              </w:rPr>
+            </w:pPr>
+            <w:r>
+              <w:rPr>
+                <w:sz w:val="21"/>
+                <w:szCs w:val="21"/>
+              </w:rPr>
+              <w:t>INT</w:t>
+            </w:r>
+          </w:p>
+        </w:tc>
+        <w:tc>
+          <w:tcPr>
+            <w:tcW w:w="1814" w:type="dxa"/>
+          </w:tcPr>
+          <w:p>
+            <w:pPr>
+              <w:rPr>
+                <w:sz w:val="21"/>
+                <w:szCs w:val="21"/>
+              </w:rPr>
+            </w:pPr>
+            <w:r>
+              <w:rPr>
+                <w:sz w:val="21"/>
+                <w:szCs w:val="21"/>
+              </w:rPr>
+              <w:t>否</w:t>
+            </w:r>
+          </w:p>
+        </w:tc>
+        <w:tc>
+          <w:tcPr>
+            <w:tcW w:w="1814" w:type="dxa"/>
+          </w:tcPr>
+          <w:p>
+            <w:pPr>
+              <w:rPr>
+                <w:sz w:val="21"/>
+                <w:szCs w:val="21"/>
+              </w:rPr>
+            </w:pPr>
+            <w:r>
+              <w:rPr>
+                <w:sz w:val="21"/>
+                <w:szCs w:val="21"/>
+              </w:rPr>
+              <w:t>否</w:t>
+            </w:r>
+          </w:p>
+        </w:tc>
+        <w:tc>
+          <w:tcPr>
+            <w:tcW w:w="1814" w:type="dxa"/>
+          </w:tcPr>
+          <w:p>
+            <w:pPr>
+              <w:rPr>
+                <w:sz w:val="21"/>
+                <w:szCs w:val="21"/>
+              </w:rPr>
+            </w:pPr>
+            <w:r>
+              <w:rPr>
+                <w:sz w:val="21"/>
+                <w:szCs w:val="21"/>
+              </w:rPr>
+              <w:t>操作用户 ID</w:t>
+            </w:r>
+          </w:p>
+        </w:tc>
+      </w:tr>
+      <w:tr>
+        <w:tblPrEx>
+          <w:tblBorders>
+            <w:top w:val="single" w:color="000000" w:sz="4" w:space="0"/>
+            <w:left w:val="single" w:color="000000" w:sz="4" w:space="0"/>
+            <w:bottom w:val="single" w:color="000000" w:sz="4" w:space="0"/>
+            <w:right w:val="single" w:color="000000" w:sz="4" w:space="0"/>
+            <w:insideH w:val="single" w:color="000000" w:sz="4" w:space="0"/>
+            <w:insideV w:val="single" w:color="000000" w:sz="4" w:space="0"/>
+          </w:tblBorders>
+        </w:tblPrEx>
+        <w:trPr>
+          <w:jc w:val="center"/>
+        </w:trPr>
+        <w:tc>
+          <w:tcPr>
+            <w:tcW w:w="1814" w:type="dxa"/>
+          </w:tcPr>
+          <w:p>
+            <w:pPr>
+              <w:rPr>
+                <w:sz w:val="21"/>
+                <w:szCs w:val="21"/>
+              </w:rPr>
+            </w:pPr>
+            <w:r>
+              <w:rPr>
+                <w:sz w:val="21"/>
+                <w:szCs w:val="21"/>
+              </w:rPr>
+              <w:t>action</w:t>
+            </w:r>
+          </w:p>
+        </w:tc>
+        <w:tc>
+          <w:tcPr>
+            <w:tcW w:w="1814" w:type="dxa"/>
+          </w:tcPr>
+          <w:p>
+            <w:pPr>
+              <w:rPr>
+                <w:sz w:val="21"/>
+                <w:szCs w:val="21"/>
+              </w:rPr>
+            </w:pPr>
+            <w:r>
+              <w:rPr>
+                <w:sz w:val="21"/>
+                <w:szCs w:val="21"/>
+              </w:rPr>
+              <w:t>VARCHAR(200)</w:t>
+            </w:r>
+          </w:p>
+        </w:tc>
+        <w:tc>
+          <w:tcPr>
+            <w:tcW w:w="1814" w:type="dxa"/>
+          </w:tcPr>
+          <w:p>
+            <w:pPr>
+              <w:rPr>
+                <w:sz w:val="21"/>
+                <w:szCs w:val="21"/>
+              </w:rPr>
+            </w:pPr>
+            <w:r>
+              <w:rPr>
+                <w:sz w:val="21"/>
+                <w:szCs w:val="21"/>
+              </w:rPr>
+              <w:t>否</w:t>
+            </w:r>
+          </w:p>
+        </w:tc>
+        <w:tc>
+          <w:tcPr>
+            <w:tcW w:w="1814" w:type="dxa"/>
+          </w:tcPr>
+          <w:p>
+            <w:pPr>
+              <w:rPr>
+                <w:sz w:val="21"/>
+                <w:szCs w:val="21"/>
+              </w:rPr>
+            </w:pPr>
+            <w:r>
+              <w:rPr>
+                <w:sz w:val="21"/>
+                <w:szCs w:val="21"/>
+              </w:rPr>
+              <w:t>否</w:t>
+            </w:r>
+          </w:p>
+        </w:tc>
+        <w:tc>
+          <w:tcPr>
+            <w:tcW w:w="1814" w:type="dxa"/>
+          </w:tcPr>
+          <w:p>
+            <w:pPr>
+              <w:rPr>
+                <w:sz w:val="21"/>
+                <w:szCs w:val="21"/>
+              </w:rPr>
+            </w:pPr>
+            <w:r>
+              <w:rPr>
+                <w:sz w:val="21"/>
+                <w:szCs w:val="21"/>
+              </w:rPr>
+              <w:t>操作内容</w:t>
+            </w:r>
+          </w:p>
+        </w:tc>
+      </w:tr>
+      <w:tr>
+        <w:tblPrEx>
+          <w:tblBorders>
+            <w:top w:val="single" w:color="000000" w:sz="4" w:space="0"/>
+            <w:left w:val="single" w:color="000000" w:sz="4" w:space="0"/>
+            <w:bottom w:val="single" w:color="000000" w:sz="4" w:space="0"/>
+            <w:right w:val="single" w:color="000000" w:sz="4" w:space="0"/>
+            <w:insideH w:val="single" w:color="000000" w:sz="4" w:space="0"/>
+            <w:insideV w:val="single" w:color="000000" w:sz="4" w:space="0"/>
+          </w:tblBorders>
         </w:tblPrEx>
         <w:trPr>
           <w:jc w:val="center"/>
@@ -15247,12 +15159,6 @@
             <w:insideH w:val="single" w:color="000000" w:sz="4" w:space="0"/>
             <w:insideV w:val="single" w:color="000000" w:sz="4" w:space="0"/>
           </w:tblBorders>
-          <w:tblCellMar>
-            <w:top w:w="0" w:type="dxa"/>
-            <w:left w:w="108" w:type="dxa"/>
-            <w:bottom w:w="0" w:type="dxa"/>
-            <w:right w:w="108" w:type="dxa"/>
-          </w:tblCellMar>
         </w:tblPrEx>
         <w:trPr>
           <w:jc w:val="center"/>
@@ -15590,12 +15496,6 @@
             <w:insideH w:val="single" w:color="000000" w:sz="4" w:space="0"/>
             <w:insideV w:val="single" w:color="000000" w:sz="4" w:space="0"/>
           </w:tblBorders>
-          <w:tblCellMar>
-            <w:top w:w="0" w:type="dxa"/>
-            <w:left w:w="108" w:type="dxa"/>
-            <w:bottom w:w="0" w:type="dxa"/>
-            <w:right w:w="108" w:type="dxa"/>
-          </w:tblCellMar>
         </w:tblPrEx>
         <w:trPr>
           <w:jc w:val="center"/>
@@ -20495,9 +20395,9 @@
           <w:b/>
         </w:rPr>
       </w:pPr>
-      <w:bookmarkStart w:id="78" w:name="_Toc238213988"/>
-      <w:bookmarkStart w:id="79" w:name="_Toc188433611"/>
-      <w:bookmarkStart w:id="80" w:name="_Toc335598677"/>
+      <w:bookmarkStart w:id="78" w:name="_Toc335598677"/>
+      <w:bookmarkStart w:id="79" w:name="_Toc238213988"/>
+      <w:bookmarkStart w:id="80" w:name="_Toc188433611"/>
       <w:r>
         <w:t>致  谢</w:t>
       </w:r>
@@ -22823,7 +22723,7 @@
 </file>
 
 <file path=customXml/item1.xml><?xml version="1.0" encoding="utf-8"?>
-<b:Sources xmlns:b="http://schemas.openxmlformats.org/officeDocument/2006/bibliography" xmlns="http://schemas.openxmlformats.org/officeDocument/2006/bibliography" SelectedStyle="\APA.XSL" StyleName="APA"/>
+<b:Sources xmlns:b="http://schemas.openxmlformats.org/officeDocument/2006/bibliography" xmlns="http://schemas.openxmlformats.org/officeDocument/2006/bibliography" StyleName="APA" SelectedStyle="\APA.XSL"/>
 </file>
 
 <file path=customXml/itemProps1.xml><?xml version="1.0" encoding="utf-8"?>

--- a/22016020806-戢友-基于.net与Blazor Server的智能仓库管理系统的设计与实现_v7 - 副本.docx
+++ b/22016020806-戢友-基于.net与Blazor Server的智能仓库管理系统的设计与实现_v7 - 副本.docx
@@ -861,11 +861,11 @@
         <w:ind w:firstLine="720"/>
         <w:jc w:val="center"/>
       </w:pPr>
-      <w:bookmarkStart w:id="3" w:name="_Toc188427218"/>
+      <w:bookmarkStart w:id="3" w:name="_Toc188426549"/>
       <w:bookmarkStart w:id="4" w:name="_Toc188433579"/>
-      <w:bookmarkStart w:id="5" w:name="_Toc188426549"/>
-      <w:bookmarkStart w:id="6" w:name="_Toc188426666"/>
-      <w:bookmarkStart w:id="7" w:name="_Toc188426324"/>
+      <w:bookmarkStart w:id="5" w:name="_Toc188426324"/>
+      <w:bookmarkStart w:id="6" w:name="_Toc188427218"/>
+      <w:bookmarkStart w:id="7" w:name="_Toc188426666"/>
       <w:r>
         <w:rPr>
           <w:rFonts w:eastAsia="黑体"/>
@@ -6614,8 +6614,6 @@
         </w:rPr>
         <w:t>删除</w:t>
       </w:r>
-      <w:bookmarkStart w:id="82" w:name="_GoBack"/>
-      <w:bookmarkEnd w:id="82"/>
       <w:r>
         <w:t>后该账户无法再登录系统；此外还支持对用户信息的修改和角色权限的调整。每一次人员变动都会被记录到系统日志中，便于事后追溯。人员管理流程如图4.6所示。</w:t>
       </w:r>
@@ -8617,7 +8615,7 @@
         </w:tblCellMar>
       </w:tblPr>
       <w:tblGrid>
-        <w:gridCol w:w="8823"/>
+        <w:gridCol w:w="8608"/>
       </w:tblGrid>
       <w:tr>
         <w:tblPrEx>
@@ -8751,11 +8749,11 @@
         </w:tblCellMar>
       </w:tblPr>
       <w:tblGrid>
-        <w:gridCol w:w="1813"/>
-        <w:gridCol w:w="2265"/>
-        <w:gridCol w:w="1725"/>
-        <w:gridCol w:w="1725"/>
-        <w:gridCol w:w="1759"/>
+        <w:gridCol w:w="1780"/>
+        <w:gridCol w:w="2151"/>
+        <w:gridCol w:w="1697"/>
+        <w:gridCol w:w="1697"/>
+        <w:gridCol w:w="1736"/>
       </w:tblGrid>
       <w:tr>
         <w:tblPrEx>
@@ -9130,6 +9128,12 @@
             <w:insideH w:val="single" w:color="000000" w:sz="4" w:space="0"/>
             <w:insideV w:val="single" w:color="000000" w:sz="4" w:space="0"/>
           </w:tblBorders>
+          <w:tblCellMar>
+            <w:top w:w="0" w:type="dxa"/>
+            <w:left w:w="108" w:type="dxa"/>
+            <w:bottom w:w="0" w:type="dxa"/>
+            <w:right w:w="108" w:type="dxa"/>
+          </w:tblCellMar>
         </w:tblPrEx>
         <w:trPr>
           <w:jc w:val="center"/>
@@ -9639,7 +9643,17 @@
         <w:t>物料</w:t>
       </w:r>
       <w:r>
-        <w:t>信息，如名称、库存数量、所属仓库及类别。如表4.2所示。</w:t>
+        <w:t>信息，如名称、库存数量、所属仓库及</w:t>
+      </w:r>
+      <w:r>
+        <w:rPr>
+          <w:rFonts w:hint="eastAsia"/>
+          <w:lang w:val="en-US" w:eastAsia="zh-CN"/>
+        </w:rPr>
+        <w:t>当前库存等</w:t>
+      </w:r>
+      <w:r>
+        <w:t>。如表4.2所示。</w:t>
       </w:r>
     </w:p>
     <w:p>
@@ -9679,11 +9693,11 @@
         </w:tblCellMar>
       </w:tblPr>
       <w:tblGrid>
-        <w:gridCol w:w="2138"/>
-        <w:gridCol w:w="2131"/>
-        <w:gridCol w:w="1672"/>
-        <w:gridCol w:w="1673"/>
-        <w:gridCol w:w="1673"/>
+        <w:gridCol w:w="1863"/>
+        <w:gridCol w:w="2046"/>
+        <w:gridCol w:w="1716"/>
+        <w:gridCol w:w="1718"/>
+        <w:gridCol w:w="1718"/>
       </w:tblGrid>
       <w:tr>
         <w:tblPrEx>
@@ -9695,6 +9709,12 @@
             <w:insideH w:val="single" w:color="000000" w:sz="4" w:space="0"/>
             <w:insideV w:val="single" w:color="000000" w:sz="4" w:space="0"/>
           </w:tblBorders>
+          <w:tblCellMar>
+            <w:top w:w="0" w:type="dxa"/>
+            <w:left w:w="108" w:type="dxa"/>
+            <w:bottom w:w="0" w:type="dxa"/>
+            <w:right w:w="108" w:type="dxa"/>
+          </w:tblCellMar>
         </w:tblPrEx>
         <w:trPr>
           <w:jc w:val="center"/>
@@ -9810,6 +9830,12 @@
             <w:insideH w:val="single" w:color="000000" w:sz="4" w:space="0"/>
             <w:insideV w:val="single" w:color="000000" w:sz="4" w:space="0"/>
           </w:tblBorders>
+          <w:tblCellMar>
+            <w:top w:w="0" w:type="dxa"/>
+            <w:left w:w="108" w:type="dxa"/>
+            <w:bottom w:w="0" w:type="dxa"/>
+            <w:right w:w="108" w:type="dxa"/>
+          </w:tblCellMar>
         </w:tblPrEx>
         <w:trPr>
           <w:jc w:val="center"/>
@@ -9934,6 +9960,12 @@
             <w:insideH w:val="single" w:color="000000" w:sz="4" w:space="0"/>
             <w:insideV w:val="single" w:color="000000" w:sz="4" w:space="0"/>
           </w:tblBorders>
+          <w:tblCellMar>
+            <w:top w:w="0" w:type="dxa"/>
+            <w:left w:w="108" w:type="dxa"/>
+            <w:bottom w:w="0" w:type="dxa"/>
+            <w:right w:w="108" w:type="dxa"/>
+          </w:tblCellMar>
         </w:tblPrEx>
         <w:trPr>
           <w:jc w:val="center"/>
@@ -10058,6 +10090,12 @@
             <w:insideH w:val="single" w:color="000000" w:sz="4" w:space="0"/>
             <w:insideV w:val="single" w:color="000000" w:sz="4" w:space="0"/>
           </w:tblBorders>
+          <w:tblCellMar>
+            <w:top w:w="0" w:type="dxa"/>
+            <w:left w:w="108" w:type="dxa"/>
+            <w:bottom w:w="0" w:type="dxa"/>
+            <w:right w:w="108" w:type="dxa"/>
+          </w:tblCellMar>
         </w:tblPrEx>
         <w:trPr>
           <w:jc w:val="center"/>
@@ -10173,6 +10211,12 @@
             <w:insideH w:val="single" w:color="000000" w:sz="4" w:space="0"/>
             <w:insideV w:val="single" w:color="000000" w:sz="4" w:space="0"/>
           </w:tblBorders>
+          <w:tblCellMar>
+            <w:top w:w="0" w:type="dxa"/>
+            <w:left w:w="108" w:type="dxa"/>
+            <w:bottom w:w="0" w:type="dxa"/>
+            <w:right w:w="108" w:type="dxa"/>
+          </w:tblCellMar>
         </w:tblPrEx>
         <w:trPr>
           <w:jc w:val="center"/>
@@ -10288,6 +10332,12 @@
             <w:insideH w:val="single" w:color="000000" w:sz="4" w:space="0"/>
             <w:insideV w:val="single" w:color="000000" w:sz="4" w:space="0"/>
           </w:tblBorders>
+          <w:tblCellMar>
+            <w:top w:w="0" w:type="dxa"/>
+            <w:left w:w="108" w:type="dxa"/>
+            <w:bottom w:w="0" w:type="dxa"/>
+            <w:right w:w="108" w:type="dxa"/>
+          </w:tblCellMar>
         </w:tblPrEx>
         <w:trPr>
           <w:jc w:val="center"/>
@@ -10403,6 +10453,12 @@
             <w:insideH w:val="single" w:color="000000" w:sz="4" w:space="0"/>
             <w:insideV w:val="single" w:color="000000" w:sz="4" w:space="0"/>
           </w:tblBorders>
+          <w:tblCellMar>
+            <w:top w:w="0" w:type="dxa"/>
+            <w:left w:w="108" w:type="dxa"/>
+            <w:bottom w:w="0" w:type="dxa"/>
+            <w:right w:w="108" w:type="dxa"/>
+          </w:tblCellMar>
         </w:tblPrEx>
         <w:trPr>
           <w:jc w:val="center"/>
@@ -10518,6 +10574,12 @@
             <w:insideH w:val="single" w:color="000000" w:sz="4" w:space="0"/>
             <w:insideV w:val="single" w:color="000000" w:sz="4" w:space="0"/>
           </w:tblBorders>
+          <w:tblCellMar>
+            <w:top w:w="0" w:type="dxa"/>
+            <w:left w:w="108" w:type="dxa"/>
+            <w:bottom w:w="0" w:type="dxa"/>
+            <w:right w:w="108" w:type="dxa"/>
+          </w:tblCellMar>
         </w:tblPrEx>
         <w:trPr>
           <w:jc w:val="center"/>
@@ -10680,10 +10742,10 @@
         </w:tblCellMar>
       </w:tblPr>
       <w:tblGrid>
-        <w:gridCol w:w="1947"/>
-        <w:gridCol w:w="2131"/>
-        <w:gridCol w:w="1736"/>
-        <w:gridCol w:w="1736"/>
+        <w:gridCol w:w="1804"/>
+        <w:gridCol w:w="2046"/>
+        <w:gridCol w:w="1737"/>
+        <w:gridCol w:w="1737"/>
         <w:gridCol w:w="1737"/>
       </w:tblGrid>
       <w:tr>
@@ -11068,6 +11130,12 @@
             <w:insideH w:val="single" w:color="000000" w:sz="4" w:space="0"/>
             <w:insideV w:val="single" w:color="000000" w:sz="4" w:space="0"/>
           </w:tblBorders>
+          <w:tblCellMar>
+            <w:top w:w="0" w:type="dxa"/>
+            <w:left w:w="108" w:type="dxa"/>
+            <w:bottom w:w="0" w:type="dxa"/>
+            <w:right w:w="108" w:type="dxa"/>
+          </w:tblCellMar>
         </w:tblPrEx>
         <w:trPr>
           <w:jc w:val="center"/>
@@ -11580,11 +11648,11 @@
         </w:tblCellMar>
       </w:tblPr>
       <w:tblGrid>
-        <w:gridCol w:w="2542"/>
-        <w:gridCol w:w="2265"/>
-        <w:gridCol w:w="1493"/>
-        <w:gridCol w:w="1493"/>
-        <w:gridCol w:w="1494"/>
+        <w:gridCol w:w="2154"/>
+        <w:gridCol w:w="2151"/>
+        <w:gridCol w:w="1585"/>
+        <w:gridCol w:w="1585"/>
+        <w:gridCol w:w="1586"/>
       </w:tblGrid>
       <w:tr>
         <w:tblPrEx>
@@ -11596,6 +11664,12 @@
             <w:insideH w:val="single" w:color="000000" w:sz="4" w:space="0"/>
             <w:insideV w:val="single" w:color="000000" w:sz="4" w:space="0"/>
           </w:tblBorders>
+          <w:tblCellMar>
+            <w:top w:w="0" w:type="dxa"/>
+            <w:left w:w="108" w:type="dxa"/>
+            <w:bottom w:w="0" w:type="dxa"/>
+            <w:right w:w="108" w:type="dxa"/>
+          </w:tblCellMar>
         </w:tblPrEx>
         <w:trPr>
           <w:jc w:val="center"/>
@@ -11711,6 +11785,12 @@
             <w:insideH w:val="single" w:color="000000" w:sz="4" w:space="0"/>
             <w:insideV w:val="single" w:color="000000" w:sz="4" w:space="0"/>
           </w:tblBorders>
+          <w:tblCellMar>
+            <w:top w:w="0" w:type="dxa"/>
+            <w:left w:w="108" w:type="dxa"/>
+            <w:bottom w:w="0" w:type="dxa"/>
+            <w:right w:w="108" w:type="dxa"/>
+          </w:tblCellMar>
         </w:tblPrEx>
         <w:trPr>
           <w:jc w:val="center"/>
@@ -11826,6 +11906,12 @@
             <w:insideH w:val="single" w:color="000000" w:sz="4" w:space="0"/>
             <w:insideV w:val="single" w:color="000000" w:sz="4" w:space="0"/>
           </w:tblBorders>
+          <w:tblCellMar>
+            <w:top w:w="0" w:type="dxa"/>
+            <w:left w:w="108" w:type="dxa"/>
+            <w:bottom w:w="0" w:type="dxa"/>
+            <w:right w:w="108" w:type="dxa"/>
+          </w:tblCellMar>
         </w:tblPrEx>
         <w:trPr>
           <w:jc w:val="center"/>
@@ -11941,6 +12027,12 @@
             <w:insideH w:val="single" w:color="000000" w:sz="4" w:space="0"/>
             <w:insideV w:val="single" w:color="000000" w:sz="4" w:space="0"/>
           </w:tblBorders>
+          <w:tblCellMar>
+            <w:top w:w="0" w:type="dxa"/>
+            <w:left w:w="108" w:type="dxa"/>
+            <w:bottom w:w="0" w:type="dxa"/>
+            <w:right w:w="108" w:type="dxa"/>
+          </w:tblCellMar>
         </w:tblPrEx>
         <w:trPr>
           <w:jc w:val="center"/>
@@ -12056,6 +12148,12 @@
             <w:insideH w:val="single" w:color="000000" w:sz="4" w:space="0"/>
             <w:insideV w:val="single" w:color="000000" w:sz="4" w:space="0"/>
           </w:tblBorders>
+          <w:tblCellMar>
+            <w:top w:w="0" w:type="dxa"/>
+            <w:left w:w="108" w:type="dxa"/>
+            <w:bottom w:w="0" w:type="dxa"/>
+            <w:right w:w="108" w:type="dxa"/>
+          </w:tblCellMar>
         </w:tblPrEx>
         <w:trPr>
           <w:jc w:val="center"/>
@@ -12171,6 +12269,12 @@
             <w:insideH w:val="single" w:color="000000" w:sz="4" w:space="0"/>
             <w:insideV w:val="single" w:color="000000" w:sz="4" w:space="0"/>
           </w:tblBorders>
+          <w:tblCellMar>
+            <w:top w:w="0" w:type="dxa"/>
+            <w:left w:w="108" w:type="dxa"/>
+            <w:bottom w:w="0" w:type="dxa"/>
+            <w:right w:w="108" w:type="dxa"/>
+          </w:tblCellMar>
         </w:tblPrEx>
         <w:trPr>
           <w:jc w:val="center"/>
@@ -12307,7 +12411,12 @@
         <w:t>供应商</w:t>
       </w:r>
       <w:r>
-        <w:t>管理表存储供应商的基本信息，包括名称、联系人、电话和地址等。如表4.5 所示。</w:t>
+        <w:t>管理表存储供应商的基本信息，包括</w:t>
+      </w:r>
+      <w:bookmarkStart w:id="82" w:name="_GoBack"/>
+      <w:bookmarkEnd w:id="82"/>
+      <w:r>
+        <w:t>名称、联系人、电话和地址等。如表4.5 所示。</w:t>
       </w:r>
     </w:p>
     <w:p>
@@ -12347,11 +12456,11 @@
         </w:tblCellMar>
       </w:tblPr>
       <w:tblGrid>
-        <w:gridCol w:w="2307"/>
-        <w:gridCol w:w="2265"/>
-        <w:gridCol w:w="1571"/>
-        <w:gridCol w:w="1572"/>
-        <w:gridCol w:w="1572"/>
+        <w:gridCol w:w="1968"/>
+        <w:gridCol w:w="2151"/>
+        <w:gridCol w:w="1647"/>
+        <w:gridCol w:w="1647"/>
+        <w:gridCol w:w="1648"/>
       </w:tblGrid>
       <w:tr>
         <w:tblPrEx>
@@ -12717,6 +12826,22 @@
         </w:tc>
       </w:tr>
       <w:tr>
+        <w:tblPrEx>
+          <w:tblBorders>
+            <w:top w:val="single" w:color="000000" w:sz="4" w:space="0"/>
+            <w:left w:val="single" w:color="000000" w:sz="4" w:space="0"/>
+            <w:bottom w:val="single" w:color="000000" w:sz="4" w:space="0"/>
+            <w:right w:val="single" w:color="000000" w:sz="4" w:space="0"/>
+            <w:insideH w:val="single" w:color="000000" w:sz="4" w:space="0"/>
+            <w:insideV w:val="single" w:color="000000" w:sz="4" w:space="0"/>
+          </w:tblBorders>
+          <w:tblCellMar>
+            <w:top w:w="0" w:type="dxa"/>
+            <w:left w:w="108" w:type="dxa"/>
+            <w:bottom w:w="0" w:type="dxa"/>
+            <w:right w:w="108" w:type="dxa"/>
+          </w:tblCellMar>
+        </w:tblPrEx>
         <w:trPr>
           <w:jc w:val="center"/>
         </w:trPr>
@@ -12944,6 +13069,14 @@
       </w:tr>
       <w:tr>
         <w:tblPrEx>
+          <w:tblBorders>
+            <w:top w:val="single" w:color="000000" w:sz="4" w:space="0"/>
+            <w:left w:val="single" w:color="000000" w:sz="4" w:space="0"/>
+            <w:bottom w:val="single" w:color="000000" w:sz="4" w:space="0"/>
+            <w:right w:val="single" w:color="000000" w:sz="4" w:space="0"/>
+            <w:insideH w:val="single" w:color="000000" w:sz="4" w:space="0"/>
+            <w:insideV w:val="single" w:color="000000" w:sz="4" w:space="0"/>
+          </w:tblBorders>
           <w:tblCellMar>
             <w:top w:w="0" w:type="dxa"/>
             <w:left w:w="108" w:type="dxa"/>
@@ -13220,11 +13353,11 @@
         </w:tblCellMar>
       </w:tblPr>
       <w:tblGrid>
-        <w:gridCol w:w="1796"/>
-        <w:gridCol w:w="2265"/>
-        <w:gridCol w:w="1742"/>
-        <w:gridCol w:w="1742"/>
-        <w:gridCol w:w="1742"/>
+        <w:gridCol w:w="1773"/>
+        <w:gridCol w:w="2151"/>
+        <w:gridCol w:w="1712"/>
+        <w:gridCol w:w="1712"/>
+        <w:gridCol w:w="1713"/>
       </w:tblGrid>
       <w:tr>
         <w:tblPrEx>
@@ -13236,6 +13369,12 @@
             <w:insideH w:val="single" w:color="000000" w:sz="4" w:space="0"/>
             <w:insideV w:val="single" w:color="000000" w:sz="4" w:space="0"/>
           </w:tblBorders>
+          <w:tblCellMar>
+            <w:top w:w="0" w:type="dxa"/>
+            <w:left w:w="108" w:type="dxa"/>
+            <w:bottom w:w="0" w:type="dxa"/>
+            <w:right w:w="108" w:type="dxa"/>
+          </w:tblCellMar>
         </w:tblPrEx>
         <w:trPr>
           <w:jc w:val="center"/>
@@ -13351,6 +13490,12 @@
             <w:insideH w:val="single" w:color="000000" w:sz="4" w:space="0"/>
             <w:insideV w:val="single" w:color="000000" w:sz="4" w:space="0"/>
           </w:tblBorders>
+          <w:tblCellMar>
+            <w:top w:w="0" w:type="dxa"/>
+            <w:left w:w="108" w:type="dxa"/>
+            <w:bottom w:w="0" w:type="dxa"/>
+            <w:right w:w="108" w:type="dxa"/>
+          </w:tblCellMar>
         </w:tblPrEx>
         <w:trPr>
           <w:jc w:val="center"/>
@@ -13466,6 +13611,12 @@
             <w:insideH w:val="single" w:color="000000" w:sz="4" w:space="0"/>
             <w:insideV w:val="single" w:color="000000" w:sz="4" w:space="0"/>
           </w:tblBorders>
+          <w:tblCellMar>
+            <w:top w:w="0" w:type="dxa"/>
+            <w:left w:w="108" w:type="dxa"/>
+            <w:bottom w:w="0" w:type="dxa"/>
+            <w:right w:w="108" w:type="dxa"/>
+          </w:tblCellMar>
         </w:tblPrEx>
         <w:trPr>
           <w:jc w:val="center"/>
@@ -13581,6 +13732,12 @@
             <w:insideH w:val="single" w:color="000000" w:sz="4" w:space="0"/>
             <w:insideV w:val="single" w:color="000000" w:sz="4" w:space="0"/>
           </w:tblBorders>
+          <w:tblCellMar>
+            <w:top w:w="0" w:type="dxa"/>
+            <w:left w:w="108" w:type="dxa"/>
+            <w:bottom w:w="0" w:type="dxa"/>
+            <w:right w:w="108" w:type="dxa"/>
+          </w:tblCellMar>
         </w:tblPrEx>
         <w:trPr>
           <w:jc w:val="center"/>
@@ -13696,6 +13853,12 @@
             <w:insideH w:val="single" w:color="000000" w:sz="4" w:space="0"/>
             <w:insideV w:val="single" w:color="000000" w:sz="4" w:space="0"/>
           </w:tblBorders>
+          <w:tblCellMar>
+            <w:top w:w="0" w:type="dxa"/>
+            <w:left w:w="108" w:type="dxa"/>
+            <w:bottom w:w="0" w:type="dxa"/>
+            <w:right w:w="108" w:type="dxa"/>
+          </w:tblCellMar>
         </w:tblPrEx>
         <w:trPr>
           <w:jc w:val="center"/>
@@ -13918,7 +14081,7 @@
         </w:tblCellMar>
       </w:tblPr>
       <w:tblGrid>
-        <w:gridCol w:w="8823"/>
+        <w:gridCol w:w="8608"/>
       </w:tblGrid>
       <w:tr>
         <w:tblPrEx>
@@ -14110,7 +14273,7 @@
         </w:tblCellMar>
       </w:tblPr>
       <w:tblGrid>
-        <w:gridCol w:w="8823"/>
+        <w:gridCol w:w="8608"/>
       </w:tblGrid>
       <w:tr>
         <w:tblPrEx>
@@ -14293,7 +14456,7 @@
         </w:tblCellMar>
       </w:tblPr>
       <w:tblGrid>
-        <w:gridCol w:w="8823"/>
+        <w:gridCol w:w="8608"/>
       </w:tblGrid>
       <w:tr>
         <w:tblPrEx>
@@ -14466,7 +14629,7 @@
         </w:tblCellMar>
       </w:tblPr>
       <w:tblGrid>
-        <w:gridCol w:w="8823"/>
+        <w:gridCol w:w="8608"/>
       </w:tblGrid>
       <w:tr>
         <w:tblPrEx>
@@ -14710,7 +14873,7 @@
         </w:tblCellMar>
       </w:tblPr>
       <w:tblGrid>
-        <w:gridCol w:w="8823"/>
+        <w:gridCol w:w="8608"/>
       </w:tblGrid>
       <w:tr>
         <w:tblPrEx>
@@ -14913,7 +15076,7 @@
         </w:tblCellMar>
       </w:tblPr>
       <w:tblGrid>
-        <w:gridCol w:w="8823"/>
+        <w:gridCol w:w="8608"/>
       </w:tblGrid>
       <w:tr>
         <w:tblPrEx>
@@ -15147,7 +15310,7 @@
         </w:tblCellMar>
       </w:tblPr>
       <w:tblGrid>
-        <w:gridCol w:w="8823"/>
+        <w:gridCol w:w="8608"/>
       </w:tblGrid>
       <w:tr>
         <w:tblPrEx>
@@ -15159,6 +15322,12 @@
             <w:insideH w:val="single" w:color="000000" w:sz="4" w:space="0"/>
             <w:insideV w:val="single" w:color="000000" w:sz="4" w:space="0"/>
           </w:tblBorders>
+          <w:tblCellMar>
+            <w:top w:w="0" w:type="dxa"/>
+            <w:left w:w="108" w:type="dxa"/>
+            <w:bottom w:w="0" w:type="dxa"/>
+            <w:right w:w="108" w:type="dxa"/>
+          </w:tblCellMar>
         </w:tblPrEx>
         <w:trPr>
           <w:jc w:val="center"/>
@@ -15331,7 +15500,7 @@
         </w:tblCellMar>
       </w:tblPr>
       <w:tblGrid>
-        <w:gridCol w:w="8823"/>
+        <w:gridCol w:w="8608"/>
       </w:tblGrid>
       <w:tr>
         <w:tblPrEx>
@@ -15484,7 +15653,7 @@
         </w:tblCellMar>
       </w:tblPr>
       <w:tblGrid>
-        <w:gridCol w:w="8823"/>
+        <w:gridCol w:w="8608"/>
       </w:tblGrid>
       <w:tr>
         <w:tblPrEx>
@@ -15496,6 +15665,12 @@
             <w:insideH w:val="single" w:color="000000" w:sz="4" w:space="0"/>
             <w:insideV w:val="single" w:color="000000" w:sz="4" w:space="0"/>
           </w:tblBorders>
+          <w:tblCellMar>
+            <w:top w:w="0" w:type="dxa"/>
+            <w:left w:w="108" w:type="dxa"/>
+            <w:bottom w:w="0" w:type="dxa"/>
+            <w:right w:w="108" w:type="dxa"/>
+          </w:tblCellMar>
         </w:tblPrEx>
         <w:trPr>
           <w:jc w:val="center"/>
@@ -15783,11 +15958,11 @@
         </w:tblCellMar>
       </w:tblPr>
       <w:tblGrid>
-        <w:gridCol w:w="1814"/>
-        <w:gridCol w:w="1814"/>
-        <w:gridCol w:w="1814"/>
-        <w:gridCol w:w="1814"/>
-        <w:gridCol w:w="1814"/>
+        <w:gridCol w:w="1812"/>
+        <w:gridCol w:w="1812"/>
+        <w:gridCol w:w="1813"/>
+        <w:gridCol w:w="1812"/>
+        <w:gridCol w:w="1812"/>
       </w:tblGrid>
       <w:tr>
         <w:tblPrEx>
@@ -16172,6 +16347,12 @@
             <w:insideH w:val="single" w:color="000000" w:sz="4" w:space="0"/>
             <w:insideV w:val="single" w:color="000000" w:sz="4" w:space="0"/>
           </w:tblBorders>
+          <w:tblCellMar>
+            <w:top w:w="0" w:type="dxa"/>
+            <w:left w:w="108" w:type="dxa"/>
+            <w:bottom w:w="0" w:type="dxa"/>
+            <w:right w:w="108" w:type="dxa"/>
+          </w:tblCellMar>
         </w:tblPrEx>
         <w:trPr>
           <w:jc w:val="center"/>
@@ -16650,6 +16831,12 @@
             <w:insideH w:val="single" w:color="000000" w:sz="4" w:space="0"/>
             <w:insideV w:val="single" w:color="000000" w:sz="4" w:space="0"/>
           </w:tblBorders>
+          <w:tblCellMar>
+            <w:top w:w="0" w:type="dxa"/>
+            <w:left w:w="108" w:type="dxa"/>
+            <w:bottom w:w="0" w:type="dxa"/>
+            <w:right w:w="108" w:type="dxa"/>
+          </w:tblCellMar>
         </w:tblPrEx>
         <w:trPr>
           <w:jc w:val="center"/>
@@ -17050,11 +17237,11 @@
         </w:tblCellMar>
       </w:tblPr>
       <w:tblGrid>
-        <w:gridCol w:w="1814"/>
-        <w:gridCol w:w="1814"/>
-        <w:gridCol w:w="1814"/>
-        <w:gridCol w:w="1814"/>
-        <w:gridCol w:w="1814"/>
+        <w:gridCol w:w="1812"/>
+        <w:gridCol w:w="1812"/>
+        <w:gridCol w:w="1813"/>
+        <w:gridCol w:w="1812"/>
+        <w:gridCol w:w="1812"/>
       </w:tblGrid>
       <w:tr>
         <w:tblPrEx>
@@ -17439,6 +17626,12 @@
             <w:insideH w:val="single" w:color="000000" w:sz="4" w:space="0"/>
             <w:insideV w:val="single" w:color="000000" w:sz="4" w:space="0"/>
           </w:tblBorders>
+          <w:tblCellMar>
+            <w:top w:w="0" w:type="dxa"/>
+            <w:left w:w="108" w:type="dxa"/>
+            <w:bottom w:w="0" w:type="dxa"/>
+            <w:right w:w="108" w:type="dxa"/>
+          </w:tblCellMar>
         </w:tblPrEx>
         <w:trPr>
           <w:jc w:val="center"/>
@@ -17960,11 +18153,11 @@
         </w:tblCellMar>
       </w:tblPr>
       <w:tblGrid>
-        <w:gridCol w:w="1814"/>
-        <w:gridCol w:w="1814"/>
-        <w:gridCol w:w="1814"/>
-        <w:gridCol w:w="1814"/>
-        <w:gridCol w:w="1814"/>
+        <w:gridCol w:w="1812"/>
+        <w:gridCol w:w="1812"/>
+        <w:gridCol w:w="1812"/>
+        <w:gridCol w:w="1812"/>
+        <w:gridCol w:w="1813"/>
       </w:tblGrid>
       <w:tr>
         <w:tblPrEx>
@@ -18367,6 +18560,12 @@
             <w:insideH w:val="single" w:color="000000" w:sz="4" w:space="0"/>
             <w:insideV w:val="single" w:color="000000" w:sz="4" w:space="0"/>
           </w:tblBorders>
+          <w:tblCellMar>
+            <w:top w:w="0" w:type="dxa"/>
+            <w:left w:w="108" w:type="dxa"/>
+            <w:bottom w:w="0" w:type="dxa"/>
+            <w:right w:w="108" w:type="dxa"/>
+          </w:tblCellMar>
         </w:tblPrEx>
         <w:trPr>
           <w:jc w:val="center"/>
@@ -18800,10 +18999,10 @@
         </w:tblCellMar>
       </w:tblPr>
       <w:tblGrid>
-        <w:gridCol w:w="2268"/>
-        <w:gridCol w:w="2268"/>
-        <w:gridCol w:w="2268"/>
-        <w:gridCol w:w="2268"/>
+        <w:gridCol w:w="2265"/>
+        <w:gridCol w:w="2265"/>
+        <w:gridCol w:w="2265"/>
+        <w:gridCol w:w="2266"/>
       </w:tblGrid>
       <w:tr>
         <w:tblPrEx>
@@ -19135,6 +19334,12 @@
             <w:insideH w:val="single" w:color="000000" w:sz="4" w:space="0"/>
             <w:insideV w:val="single" w:color="000000" w:sz="4" w:space="0"/>
           </w:tblBorders>
+          <w:tblCellMar>
+            <w:top w:w="0" w:type="dxa"/>
+            <w:left w:w="108" w:type="dxa"/>
+            <w:bottom w:w="0" w:type="dxa"/>
+            <w:right w:w="108" w:type="dxa"/>
+          </w:tblCellMar>
         </w:tblPrEx>
         <w:trPr>
           <w:jc w:val="center"/>
@@ -19384,10 +19589,10 @@
         </w:tblCellMar>
       </w:tblPr>
       <w:tblGrid>
-        <w:gridCol w:w="2268"/>
-        <w:gridCol w:w="2268"/>
-        <w:gridCol w:w="2268"/>
-        <w:gridCol w:w="2268"/>
+        <w:gridCol w:w="2265"/>
+        <w:gridCol w:w="2265"/>
+        <w:gridCol w:w="2265"/>
+        <w:gridCol w:w="2266"/>
       </w:tblGrid>
       <w:tr>
         <w:tblPrEx>
@@ -19763,10 +19968,10 @@
         </w:tblCellMar>
       </w:tblPr>
       <w:tblGrid>
-        <w:gridCol w:w="2268"/>
-        <w:gridCol w:w="2268"/>
-        <w:gridCol w:w="2268"/>
-        <w:gridCol w:w="2268"/>
+        <w:gridCol w:w="2265"/>
+        <w:gridCol w:w="2266"/>
+        <w:gridCol w:w="2265"/>
+        <w:gridCol w:w="2265"/>
       </w:tblGrid>
       <w:tr>
         <w:tblPrEx>
@@ -20089,6 +20294,12 @@
             <w:insideH w:val="single" w:color="000000" w:sz="4" w:space="0"/>
             <w:insideV w:val="single" w:color="000000" w:sz="4" w:space="0"/>
           </w:tblBorders>
+          <w:tblCellMar>
+            <w:top w:w="0" w:type="dxa"/>
+            <w:left w:w="108" w:type="dxa"/>
+            <w:bottom w:w="0" w:type="dxa"/>
+            <w:right w:w="108" w:type="dxa"/>
+          </w:tblCellMar>
         </w:tblPrEx>
         <w:trPr>
           <w:jc w:val="center"/>

--- a/22016020806-戢友-基于.net与Blazor Server的智能仓库管理系统的设计与实现_v7 - 副本.docx
+++ b/22016020806-戢友-基于.net与Blazor Server的智能仓库管理系统的设计与实现_v7 - 副本.docx
@@ -861,11 +861,11 @@
         <w:ind w:firstLine="720"/>
         <w:jc w:val="center"/>
       </w:pPr>
-      <w:bookmarkStart w:id="3" w:name="_Toc188426549"/>
-      <w:bookmarkStart w:id="4" w:name="_Toc188433579"/>
-      <w:bookmarkStart w:id="5" w:name="_Toc188426324"/>
+      <w:bookmarkStart w:id="3" w:name="_Toc188433579"/>
+      <w:bookmarkStart w:id="4" w:name="_Toc188426549"/>
+      <w:bookmarkStart w:id="5" w:name="_Toc188426666"/>
       <w:bookmarkStart w:id="6" w:name="_Toc188427218"/>
-      <w:bookmarkStart w:id="7" w:name="_Toc188426666"/>
+      <w:bookmarkStart w:id="7" w:name="_Toc188426324"/>
       <w:r>
         <w:rPr>
           <w:rFonts w:eastAsia="黑体"/>
@@ -5665,7 +5665,7 @@
       </w:r>
       <w:r>
         <w:drawing>
-          <wp:anchor distT="0" distB="0" distL="114300" distR="114300" simplePos="0" relativeHeight="251661312" behindDoc="0" locked="0" layoutInCell="1" allowOverlap="1">
+          <wp:anchor distT="0" distB="0" distL="114300" distR="114300" simplePos="0" relativeHeight="251660288" behindDoc="0" locked="0" layoutInCell="1" allowOverlap="1">
             <wp:simplePos x="0" y="0"/>
             <wp:positionH relativeFrom="margin">
               <wp:align>center</wp:align>
@@ -5771,7 +5771,7 @@
           <w:szCs w:val="21"/>
         </w:rPr>
         <w:drawing>
-          <wp:anchor distT="0" distB="0" distL="114300" distR="114300" simplePos="0" relativeHeight="251662336" behindDoc="0" locked="0" layoutInCell="1" allowOverlap="1">
+          <wp:anchor distT="0" distB="0" distL="114300" distR="114300" simplePos="0" relativeHeight="251661312" behindDoc="0" locked="0" layoutInCell="1" allowOverlap="1">
             <wp:simplePos x="0" y="0"/>
             <wp:positionH relativeFrom="margin">
               <wp:align>center</wp:align>
@@ -6132,19 +6132,43 @@
     </w:p>
     <w:p>
       <w:r>
+        <w:t>围绕库存管理的核心需求，系统把用户划分为仓库管理员和系统管理员两类角色，并据此组织功能模块。仓库管理员主要承担日常业务，核心是入库管理和出库管理，此外还包括</w:t>
+      </w:r>
+      <w:r>
+        <w:rPr>
+          <w:rFonts w:hint="eastAsia"/>
+          <w:lang w:eastAsia="zh-CN"/>
+        </w:rPr>
+        <w:t>物料</w:t>
+      </w:r>
+      <w:r>
+        <w:t>管理、仓库管理和</w:t>
+      </w:r>
+      <w:r>
+        <w:rPr>
+          <w:rFonts w:hint="eastAsia"/>
+          <w:lang w:eastAsia="zh-CN"/>
+        </w:rPr>
+        <w:t>供应商</w:t>
+      </w:r>
+      <w:r>
+        <w:t>管理；系统管理员不参与日常业务，仅承担人员管理和日志管理两项权限。考虑到仓库现场对身份安全的要求，两类角色都通过人脸识别完成登录；同时都可以使用AI智能助手进行自然语言查询和业务咨询。整个功能结构如图4.2所示。</w:t>
+      </w:r>
+    </w:p>
+    <w:p>
+      <w:pPr>
+        <w:keepNext w:val="0"/>
+        <w:keepLines w:val="0"/>
+        <w:widowControl/>
+        <w:suppressLineNumbers w:val="0"/>
+        <w:jc w:val="left"/>
+      </w:pPr>
+      <w:r>
         <w:drawing>
-          <wp:anchor distT="0" distB="0" distL="114300" distR="114300" simplePos="0" relativeHeight="251664384" behindDoc="0" locked="0" layoutInCell="1" allowOverlap="1">
-            <wp:simplePos x="0" y="0"/>
-            <wp:positionH relativeFrom="column">
-              <wp:posOffset>-292100</wp:posOffset>
-            </wp:positionH>
-            <wp:positionV relativeFrom="paragraph">
-              <wp:posOffset>1830070</wp:posOffset>
-            </wp:positionV>
-            <wp:extent cx="6409690" cy="2284730"/>
-            <wp:effectExtent l="0" t="0" r="3810" b="1270"/>
-            <wp:wrapTopAndBottom/>
-            <wp:docPr id="13" name="图片 4"/>
+          <wp:inline distT="0" distB="0" distL="114300" distR="114300">
+            <wp:extent cx="5749290" cy="4666615"/>
+            <wp:effectExtent l="0" t="0" r="11430" b="12065"/>
+            <wp:docPr id="4" name="图片 2"/>
             <wp:cNvGraphicFramePr>
               <a:graphicFrameLocks xmlns:a="http://schemas.openxmlformats.org/drawingml/2006/main" noChangeAspect="1"/>
             </wp:cNvGraphicFramePr>
@@ -6152,7 +6176,7 @@
               <a:graphicData uri="http://schemas.openxmlformats.org/drawingml/2006/picture">
                 <pic:pic xmlns:pic="http://schemas.openxmlformats.org/drawingml/2006/picture">
                   <pic:nvPicPr>
-                    <pic:cNvPr id="13" name="图片 4"/>
+                    <pic:cNvPr id="4" name="图片 2"/>
                     <pic:cNvPicPr>
                       <a:picLocks noChangeAspect="1"/>
                     </pic:cNvPicPr>
@@ -6166,194 +6190,7 @@
                   <pic:spPr>
                     <a:xfrm>
                       <a:off x="0" y="0"/>
-                      <a:ext cx="6409690" cy="2284730"/>
-                    </a:xfrm>
-                    <a:prstGeom prst="rect">
-                      <a:avLst/>
-                    </a:prstGeom>
-                    <a:noFill/>
-                    <a:ln>
-                      <a:noFill/>
-                    </a:ln>
-                  </pic:spPr>
-                </pic:pic>
-              </a:graphicData>
-            </a:graphic>
-          </wp:anchor>
-        </w:drawing>
-      </w:r>
-      <w:r>
-        <w:t>围绕库存管理的核心需求，系统把用户划分为仓库管理员和系统管理员两类角色，并据此组织功能模块。仓库管理员主要承担日常业务，核心是入库管理和出库管理，此外还包括</w:t>
-      </w:r>
-      <w:r>
-        <w:rPr>
-          <w:rFonts w:hint="eastAsia"/>
-          <w:lang w:eastAsia="zh-CN"/>
-        </w:rPr>
-        <w:t>物料</w:t>
-      </w:r>
-      <w:r>
-        <w:t>管理、仓库管理和</w:t>
-      </w:r>
-      <w:r>
-        <w:rPr>
-          <w:rFonts w:hint="eastAsia"/>
-          <w:lang w:eastAsia="zh-CN"/>
-        </w:rPr>
-        <w:t>供应商</w:t>
-      </w:r>
-      <w:r>
-        <w:t>管理；系统管理员不参与日常业务，仅承担人员管理和日志管理两项权限。考虑到仓库现场对身份安全的要求，两类角色都通过人脸识别完成登录；同时都可以使用AI智能助手进行自然语言查询和业务咨询。整个功能结构如图4.2所示。</w:t>
-      </w:r>
-    </w:p>
-    <w:p>
-      <w:pPr>
-        <w:keepNext w:val="0"/>
-        <w:keepLines w:val="0"/>
-        <w:widowControl/>
-        <w:suppressLineNumbers w:val="0"/>
-        <w:jc w:val="left"/>
-      </w:pPr>
-    </w:p>
-    <w:p>
-      <w:pPr>
-        <w:ind w:firstLine="420"/>
-        <w:jc w:val="center"/>
-        <w:rPr>
-          <w:sz w:val="21"/>
-          <w:szCs w:val="21"/>
-        </w:rPr>
-      </w:pPr>
-      <w:r>
-        <w:rPr>
-          <w:sz w:val="21"/>
-          <w:szCs w:val="21"/>
-        </w:rPr>
-        <w:t>图 4.2 功能结构图</w:t>
-      </w:r>
-    </w:p>
-    <w:p>
-      <w:pPr>
-        <w:pStyle w:val="4"/>
-        <w:ind w:firstLine="0" w:firstLineChars="0"/>
-      </w:pPr>
-      <w:bookmarkStart w:id="36" w:name="_Toc238213946"/>
-      <w:r>
-        <w:t>4.2.1 仓库管理员功能区</w:t>
-      </w:r>
-      <w:bookmarkEnd w:id="36"/>
-    </w:p>
-    <w:p>
-      <w:r>
-        <w:t>仓库管理员是系统的基础用户，其功能围绕日常仓储业务展开。入库管理把新到货的</w:t>
-      </w:r>
-      <w:r>
-        <w:rPr>
-          <w:rFonts w:hint="eastAsia"/>
-          <w:lang w:eastAsia="zh-CN"/>
-        </w:rPr>
-        <w:t>物料</w:t>
-      </w:r>
-      <w:r>
-        <w:t>登记进仓库，使库存相应增加；出库管理让</w:t>
-      </w:r>
-      <w:r>
-        <w:rPr>
-          <w:rFonts w:hint="eastAsia"/>
-          <w:lang w:eastAsia="zh-CN"/>
-        </w:rPr>
-        <w:t>物料</w:t>
-      </w:r>
-      <w:r>
-        <w:t>离开仓库，使库存相应减少，这两个操作是仓库管理系统的核心。</w:t>
-      </w:r>
-      <w:r>
-        <w:rPr>
-          <w:rFonts w:hint="eastAsia"/>
-          <w:lang w:eastAsia="zh-CN"/>
-        </w:rPr>
-        <w:t>物料</w:t>
-      </w:r>
-      <w:r>
-        <w:t>管理用于登记、更新和查询</w:t>
-      </w:r>
-      <w:r>
-        <w:rPr>
-          <w:rFonts w:hint="eastAsia"/>
-          <w:lang w:eastAsia="zh-CN"/>
-        </w:rPr>
-        <w:t>物料</w:t>
-      </w:r>
-      <w:r>
-        <w:t>信息；仓库管理维护仓库的基本信息，包括仓库编号、名称、地址和存储</w:t>
-      </w:r>
-      <w:r>
-        <w:rPr>
-          <w:rFonts w:hint="eastAsia"/>
-          <w:lang w:eastAsia="zh-CN"/>
-        </w:rPr>
-        <w:t>物料</w:t>
-      </w:r>
-      <w:r>
-        <w:t>；</w:t>
-      </w:r>
-      <w:r>
-        <w:rPr>
-          <w:rFonts w:hint="eastAsia"/>
-          <w:lang w:eastAsia="zh-CN"/>
-        </w:rPr>
-        <w:t>供应商</w:t>
-      </w:r>
-      <w:r>
-        <w:t>管理用于维护供应商和合作</w:t>
-      </w:r>
-      <w:r>
-        <w:rPr>
-          <w:rFonts w:hint="eastAsia"/>
-          <w:lang w:eastAsia="zh-CN"/>
-        </w:rPr>
-        <w:t>供应商</w:t>
-      </w:r>
-      <w:r>
-        <w:t>的资料，方便采购与供应链环节的衔接。除此之外，仓库管理员通过人脸识别登录系统，并可借助AI智能助手完成数据查询和业务操作。仓库管理员功能区设计如图4.3所示。</w:t>
-      </w:r>
-    </w:p>
-    <w:p/>
-    <w:p>
-      <w:pPr>
-        <w:rPr>
-          <w:rFonts w:hint="eastAsia" w:eastAsia="宋体"/>
-          <w:lang w:eastAsia="zh-CN"/>
-        </w:rPr>
-      </w:pPr>
-      <w:r>
-        <w:drawing>
-          <wp:inline distT="0" distB="0" distL="114300" distR="114300">
-            <wp:extent cx="5745480" cy="3704590"/>
-            <wp:effectExtent l="0" t="0" r="0" b="13970"/>
-            <wp:docPr id="3" name="图片 2"/>
-            <wp:cNvGraphicFramePr>
-              <a:graphicFrameLocks xmlns:a="http://schemas.openxmlformats.org/drawingml/2006/main" noChangeAspect="1"/>
-            </wp:cNvGraphicFramePr>
-            <a:graphic xmlns:a="http://schemas.openxmlformats.org/drawingml/2006/main">
-              <a:graphicData uri="http://schemas.openxmlformats.org/drawingml/2006/picture">
-                <pic:pic xmlns:pic="http://schemas.openxmlformats.org/drawingml/2006/picture">
-                  <pic:nvPicPr>
-                    <pic:cNvPr id="3" name="图片 2"/>
-                    <pic:cNvPicPr>
-                      <a:picLocks noChangeAspect="1"/>
-                    </pic:cNvPicPr>
-                  </pic:nvPicPr>
-                  <pic:blipFill>
-                    <a:blip r:embed="rId19"/>
-                    <a:stretch>
-                      <a:fillRect/>
-                    </a:stretch>
-                  </pic:blipFill>
-                  <pic:spPr>
-                    <a:xfrm>
-                      <a:off x="0" y="0"/>
-                      <a:ext cx="5745480" cy="3704590"/>
+                      <a:ext cx="5749290" cy="4666615"/>
                     </a:xfrm>
                     <a:prstGeom prst="rect">
                       <a:avLst/>
@@ -6369,10 +6206,16 @@
           </wp:inline>
         </w:drawing>
       </w:r>
-    </w:p>
-    <w:p>
-      <w:pPr>
-        <w:ind w:left="0" w:leftChars="0" w:firstLine="0" w:firstLineChars="0"/>
+      <w:bookmarkStart w:id="82" w:name="_GoBack"/>
+      <w:bookmarkEnd w:id="82"/>
+    </w:p>
+    <w:p>
+      <w:pPr>
+        <w:keepNext w:val="0"/>
+        <w:keepLines w:val="0"/>
+        <w:widowControl/>
+        <w:suppressLineNumbers w:val="0"/>
+        <w:jc w:val="left"/>
       </w:pPr>
     </w:p>
     <w:p>
@@ -6389,7 +6232,7 @@
           <w:sz w:val="21"/>
           <w:szCs w:val="21"/>
         </w:rPr>
-        <w:t>图 4.3 仓库管理员功能图</w:t>
+        <w:t>图 4.2 功能结构图</w:t>
       </w:r>
     </w:p>
     <w:p>
@@ -6397,31 +6240,109 @@
         <w:pStyle w:val="4"/>
         <w:ind w:firstLine="0" w:firstLineChars="0"/>
       </w:pPr>
-      <w:bookmarkStart w:id="37" w:name="_Toc238213947"/>
-      <w:r>
-        <w:t>4.2.2 系统管理员功能区</w:t>
-      </w:r>
-      <w:bookmarkEnd w:id="37"/>
-    </w:p>
-    <w:p>
-      <w:r>
-        <w:t>系统管理员不参与日常业务，仅承担人员管理和日志管理。人员管理用于对系统用户进行添加、禁用、修改和查询，添加或禁用仓库管理员的账户，并分配相应的角色权限；日志管理记录所有用户的操作行为，支持日志的查询和导出，为系统审计和安全追溯提供依据。凭借这两项专属权限，系统在保证仓库管理员高效处理业务的同时，也维持了整体的规范性和可控性。系统管理员功能区设计如图4.4所示。</w:t>
+      <w:bookmarkStart w:id="36" w:name="_Toc238213946"/>
+      <w:r>
+        <w:t>4.2.1 仓库管理员功能区</w:t>
+      </w:r>
+      <w:bookmarkEnd w:id="36"/>
+    </w:p>
+    <w:p>
+      <w:r>
+        <w:t>仓库管理员是系统的基础用户，其功能围绕日常仓储业务展开。入库管理把新到货的</w:t>
+      </w:r>
+      <w:r>
+        <w:rPr>
+          <w:rFonts w:hint="eastAsia"/>
+          <w:lang w:eastAsia="zh-CN"/>
+        </w:rPr>
+        <w:t>物料</w:t>
+      </w:r>
+      <w:r>
+        <w:t>登记进仓库，使库存相应增加；出库管理让</w:t>
+      </w:r>
+      <w:r>
+        <w:rPr>
+          <w:rFonts w:hint="eastAsia"/>
+          <w:lang w:eastAsia="zh-CN"/>
+        </w:rPr>
+        <w:t>物料</w:t>
+      </w:r>
+      <w:r>
+        <w:t>离开仓库，使库存相应减少，这两个操作是仓库管理系统的核心。</w:t>
+      </w:r>
+      <w:r>
+        <w:rPr>
+          <w:rFonts w:hint="eastAsia"/>
+          <w:lang w:eastAsia="zh-CN"/>
+        </w:rPr>
+        <w:t>物料</w:t>
+      </w:r>
+      <w:r>
+        <w:t>管理用于登记、更新和查询</w:t>
+      </w:r>
+      <w:r>
+        <w:rPr>
+          <w:rFonts w:hint="eastAsia"/>
+          <w:lang w:eastAsia="zh-CN"/>
+        </w:rPr>
+        <w:t>物料</w:t>
+      </w:r>
+      <w:r>
+        <w:t>信息；仓库管理维护仓库的基本信息，包括仓库编号、名称、地址和存储</w:t>
+      </w:r>
+      <w:r>
+        <w:rPr>
+          <w:rFonts w:hint="eastAsia"/>
+          <w:lang w:eastAsia="zh-CN"/>
+        </w:rPr>
+        <w:t>物料</w:t>
+      </w:r>
+      <w:r>
+        <w:t>；</w:t>
+      </w:r>
+      <w:r>
+        <w:rPr>
+          <w:rFonts w:hint="eastAsia"/>
+          <w:lang w:eastAsia="zh-CN"/>
+        </w:rPr>
+        <w:t>供应商</w:t>
+      </w:r>
+      <w:r>
+        <w:t>管理用于维护供应商和合作</w:t>
+      </w:r>
+      <w:r>
+        <w:rPr>
+          <w:rFonts w:hint="eastAsia"/>
+          <w:lang w:eastAsia="zh-CN"/>
+        </w:rPr>
+        <w:t>供应商</w:t>
+      </w:r>
+      <w:r>
+        <w:t>的资料，方便采购与供应链环节的衔接。除此之外，仓库管理员通过人脸识别登录系统，并可借助AI智能助手完成数据查询和业务操作。仓库管理员功能区设计如图4.3所示。</w:t>
       </w:r>
     </w:p>
     <w:p/>
     <w:p>
       <w:pPr>
-        <w:rPr>
-          <w:rFonts w:hint="eastAsia" w:eastAsia="宋体"/>
-          <w:lang w:eastAsia="zh-CN"/>
-        </w:rPr>
-      </w:pPr>
-      <w:r>
+        <w:keepNext w:val="0"/>
+        <w:keepLines w:val="0"/>
+        <w:widowControl/>
+        <w:suppressLineNumbers w:val="0"/>
+        <w:jc w:val="center"/>
+      </w:pPr>
+      <w:r>
+        <w:rPr>
+          <w:rFonts w:ascii="宋体" w:hAnsi="宋体" w:eastAsia="宋体" w:cs="宋体"/>
+          <w:kern w:val="0"/>
+          <w:sz w:val="24"/>
+          <w:szCs w:val="24"/>
+          <w:lang w:val="en-US" w:eastAsia="zh-CN" w:bidi="ar"/>
+        </w:rPr>
         <w:drawing>
           <wp:inline distT="0" distB="0" distL="114300" distR="114300">
-            <wp:extent cx="5749925" cy="6102350"/>
-            <wp:effectExtent l="0" t="0" r="10795" b="8890"/>
-            <wp:docPr id="4" name="图片 3"/>
+            <wp:extent cx="4095115" cy="4159885"/>
+            <wp:effectExtent l="0" t="0" r="4445" b="635"/>
+            <wp:docPr id="11" name="图片 5" descr="IMG_256"/>
             <wp:cNvGraphicFramePr>
               <a:graphicFrameLocks xmlns:a="http://schemas.openxmlformats.org/drawingml/2006/main" noChangeAspect="1"/>
             </wp:cNvGraphicFramePr>
@@ -6429,7 +6350,104 @@
               <a:graphicData uri="http://schemas.openxmlformats.org/drawingml/2006/picture">
                 <pic:pic xmlns:pic="http://schemas.openxmlformats.org/drawingml/2006/picture">
                   <pic:nvPicPr>
-                    <pic:cNvPr id="4" name="图片 3"/>
+                    <pic:cNvPr id="11" name="图片 5" descr="IMG_256"/>
+                    <pic:cNvPicPr>
+                      <a:picLocks noChangeAspect="1"/>
+                    </pic:cNvPicPr>
+                  </pic:nvPicPr>
+                  <pic:blipFill>
+                    <a:blip r:embed="rId19"/>
+                    <a:stretch>
+                      <a:fillRect/>
+                    </a:stretch>
+                  </pic:blipFill>
+                  <pic:spPr>
+                    <a:xfrm>
+                      <a:off x="0" y="0"/>
+                      <a:ext cx="4095115" cy="4159885"/>
+                    </a:xfrm>
+                    <a:prstGeom prst="rect">
+                      <a:avLst/>
+                    </a:prstGeom>
+                    <a:noFill/>
+                    <a:ln w="9525">
+                      <a:noFill/>
+                    </a:ln>
+                  </pic:spPr>
+                </pic:pic>
+              </a:graphicData>
+            </a:graphic>
+          </wp:inline>
+        </w:drawing>
+      </w:r>
+    </w:p>
+    <w:p>
+      <w:pPr>
+        <w:ind w:firstLine="420"/>
+        <w:jc w:val="center"/>
+        <w:rPr>
+          <w:sz w:val="21"/>
+          <w:szCs w:val="21"/>
+        </w:rPr>
+      </w:pPr>
+      <w:r>
+        <w:rPr>
+          <w:sz w:val="21"/>
+          <w:szCs w:val="21"/>
+        </w:rPr>
+        <w:t>图 4.3 仓库管理员功能图</w:t>
+      </w:r>
+    </w:p>
+    <w:p>
+      <w:pPr>
+        <w:pStyle w:val="4"/>
+        <w:ind w:firstLine="0" w:firstLineChars="0"/>
+      </w:pPr>
+      <w:bookmarkStart w:id="37" w:name="_Toc238213947"/>
+      <w:r>
+        <w:t>4.2.2 系统管理员功能区</w:t>
+      </w:r>
+      <w:bookmarkEnd w:id="37"/>
+    </w:p>
+    <w:p>
+      <w:r>
+        <w:t>系统管理员不参与日常业务，仅承担人员管理和日志管理。人员管理用于对系统用户进行添加、禁用、修改和查询，添加或禁用仓库管理员的账户，并分配相应的角色权限；日志管理记录所有用户的操作行为，支持日志的查询和导出，为系统审计和安全追溯提供依据。凭借这两项专属权限，系统在保证仓库管理员高效处理业务的同时，也维持了整体的规范性和可控性。系统管理员功能区设计如图4.4所示。</w:t>
+      </w:r>
+    </w:p>
+    <w:p/>
+    <w:p>
+      <w:pPr>
+        <w:keepNext w:val="0"/>
+        <w:keepLines w:val="0"/>
+        <w:widowControl/>
+        <w:suppressLineNumbers w:val="0"/>
+        <w:jc w:val="center"/>
+        <w:rPr>
+          <w:rFonts w:hint="eastAsia" w:eastAsia="宋体"/>
+          <w:lang w:eastAsia="zh-CN"/>
+        </w:rPr>
+      </w:pPr>
+      <w:r>
+        <w:rPr>
+          <w:rFonts w:ascii="宋体" w:hAnsi="宋体" w:eastAsia="宋体" w:cs="宋体"/>
+          <w:kern w:val="0"/>
+          <w:sz w:val="24"/>
+          <w:szCs w:val="24"/>
+          <w:lang w:val="en-US" w:eastAsia="zh-CN" w:bidi="ar"/>
+        </w:rPr>
+        <w:drawing>
+          <wp:inline distT="0" distB="0" distL="114300" distR="114300">
+            <wp:extent cx="4910455" cy="4093845"/>
+            <wp:effectExtent l="0" t="0" r="12065" b="5715"/>
+            <wp:docPr id="15" name="图片 6" descr="IMG_256"/>
+            <wp:cNvGraphicFramePr>
+              <a:graphicFrameLocks xmlns:a="http://schemas.openxmlformats.org/drawingml/2006/main" noChangeAspect="1"/>
+            </wp:cNvGraphicFramePr>
+            <a:graphic xmlns:a="http://schemas.openxmlformats.org/drawingml/2006/main">
+              <a:graphicData uri="http://schemas.openxmlformats.org/drawingml/2006/picture">
+                <pic:pic xmlns:pic="http://schemas.openxmlformats.org/drawingml/2006/picture">
+                  <pic:nvPicPr>
+                    <pic:cNvPr id="15" name="图片 6" descr="IMG_256"/>
                     <pic:cNvPicPr>
                       <a:picLocks noChangeAspect="1"/>
                     </pic:cNvPicPr>
@@ -6443,13 +6461,13 @@
                   <pic:spPr>
                     <a:xfrm>
                       <a:off x="0" y="0"/>
-                      <a:ext cx="5749925" cy="6102350"/>
+                      <a:ext cx="4910455" cy="4093845"/>
                     </a:xfrm>
                     <a:prstGeom prst="rect">
                       <a:avLst/>
                     </a:prstGeom>
                     <a:noFill/>
-                    <a:ln>
+                    <a:ln w="9525">
                       <a:noFill/>
                     </a:ln>
                   </pic:spPr>
@@ -6515,7 +6533,7 @@
       </w:pPr>
       <w:r>
         <w:drawing>
-          <wp:anchor distT="0" distB="0" distL="114300" distR="114300" simplePos="0" relativeHeight="251665408" behindDoc="0" locked="0" layoutInCell="1" allowOverlap="1">
+          <wp:anchor distT="0" distB="0" distL="114300" distR="114300" simplePos="0" relativeHeight="251663360" behindDoc="0" locked="0" layoutInCell="1" allowOverlap="1">
             <wp:simplePos x="0" y="0"/>
             <wp:positionH relativeFrom="column">
               <wp:posOffset>63500</wp:posOffset>
@@ -6623,10 +6641,6 @@
       <w:pPr>
         <w:ind w:firstLine="420"/>
         <w:jc w:val="center"/>
-        <w:rPr>
-          <w:sz w:val="21"/>
-          <w:szCs w:val="21"/>
-        </w:rPr>
       </w:pPr>
       <w:r>
         <w:drawing>
@@ -6671,11 +6685,21 @@
           </wp:inline>
         </w:drawing>
       </w:r>
-      <w:r>
+    </w:p>
+    <w:p>
+      <w:pPr>
+        <w:ind w:firstLine="420"/>
+        <w:jc w:val="center"/>
         <w:rPr>
           <w:sz w:val="21"/>
           <w:szCs w:val="21"/>
         </w:rPr>
+      </w:pPr>
+      <w:r>
+        <w:rPr>
+          <w:sz w:val="21"/>
+          <w:szCs w:val="21"/>
+        </w:rPr>
         <w:t>图 4.6 人员管理流程图</w:t>
       </w:r>
     </w:p>
@@ -6735,364 +6759,14 @@
     </w:p>
     <w:p>
       <w:pPr>
-        <w:rPr>
-          <w:rFonts w:hint="eastAsia"/>
-          <w:lang w:val="en-US" w:eastAsia="zh-CN"/>
-        </w:rPr>
-      </w:pPr>
-    </w:p>
-    <w:p>
-      <w:pPr>
-        <w:pStyle w:val="4"/>
-        <w:ind w:firstLine="0" w:firstLineChars="0"/>
-        <w:rPr>
-          <w:woUserID w:val="1"/>
-        </w:rPr>
-      </w:pPr>
-      <w:bookmarkStart w:id="41" w:name="_Toc238213957"/>
-      <w:r>
-        <w:rPr>
-          <w:color w:val="000000"/>
-          <w:woUserID w:val="1"/>
-        </w:rPr>
-        <w:t>4.</w:t>
-      </w:r>
-      <w:r>
-        <w:rPr>
-          <w:rFonts w:hint="eastAsia"/>
-          <w:color w:val="000000"/>
-          <w:lang w:val="en-US" w:eastAsia="zh-CN"/>
-          <w:woUserID w:val="1"/>
-        </w:rPr>
-        <w:t>3.4</w:t>
-      </w:r>
-      <w:r>
-        <w:rPr>
-          <w:color w:val="000000"/>
-          <w:woUserID w:val="1"/>
-        </w:rPr>
-        <w:t xml:space="preserve"> </w:t>
-      </w:r>
-      <w:r>
-        <w:rPr>
-          <w:rFonts w:hint="eastAsia"/>
-          <w:color w:val="000000"/>
-          <w:lang w:eastAsia="zh-CN"/>
-          <w:woUserID w:val="1"/>
-        </w:rPr>
-        <w:t>物料</w:t>
-      </w:r>
-      <w:r>
-        <w:rPr>
-          <w:color w:val="000000"/>
-          <w:woUserID w:val="1"/>
-        </w:rPr>
-        <w:t>管理模块</w:t>
-      </w:r>
-      <w:bookmarkEnd w:id="41"/>
-    </w:p>
-    <w:p>
-      <w:pPr>
-        <w:rPr>
-          <w:woUserID w:val="1"/>
-        </w:rPr>
-      </w:pPr>
-      <w:r>
-        <w:rPr>
-          <w:rFonts w:hint="eastAsia"/>
-          <w:lang w:eastAsia="zh-CN"/>
-          <w:woUserID w:val="1"/>
-        </w:rPr>
-        <w:t>物料</w:t>
-      </w:r>
-      <w:r>
-        <w:rPr>
-          <w:woUserID w:val="1"/>
-        </w:rPr>
-        <w:t>管理模块用于维护</w:t>
-      </w:r>
-      <w:r>
-        <w:rPr>
-          <w:rFonts w:hint="eastAsia"/>
-          <w:lang w:val="en-US" w:eastAsia="zh-CN"/>
-          <w:woUserID w:val="1"/>
-        </w:rPr>
-        <w:t>系统</w:t>
-      </w:r>
-      <w:r>
-        <w:rPr>
-          <w:woUserID w:val="1"/>
-        </w:rPr>
-        <w:t>中的</w:t>
-      </w:r>
-      <w:r>
-        <w:rPr>
-          <w:rFonts w:hint="eastAsia"/>
-          <w:lang w:eastAsia="zh-CN"/>
-          <w:woUserID w:val="1"/>
-        </w:rPr>
-        <w:t>物料</w:t>
-      </w:r>
-      <w:r>
-        <w:rPr>
-          <w:woUserID w:val="1"/>
-        </w:rPr>
-        <w:t>信息。用户进入页面后可以查看</w:t>
-      </w:r>
-      <w:r>
-        <w:rPr>
-          <w:rFonts w:hint="eastAsia"/>
-          <w:lang w:val="en-US" w:eastAsia="zh-CN"/>
-          <w:woUserID w:val="1"/>
-        </w:rPr>
-        <w:t>并修改</w:t>
-      </w:r>
-      <w:r>
-        <w:rPr>
-          <w:rFonts w:hint="eastAsia"/>
-          <w:lang w:eastAsia="zh-CN"/>
-          <w:woUserID w:val="1"/>
-        </w:rPr>
-        <w:t>物料</w:t>
-      </w:r>
-      <w:r>
-        <w:rPr>
-          <w:woUserID w:val="1"/>
-        </w:rPr>
-        <w:t>的编号、名称、库存数量</w:t>
-      </w:r>
-      <w:r>
-        <w:rPr>
-          <w:rFonts w:hint="eastAsia"/>
-          <w:lang w:eastAsia="zh-CN"/>
-          <w:woUserID w:val="1"/>
-        </w:rPr>
-        <w:t>、</w:t>
-      </w:r>
-      <w:r>
-        <w:rPr>
-          <w:rFonts w:hint="eastAsia"/>
-          <w:lang w:val="en-US" w:eastAsia="zh-CN"/>
-          <w:woUserID w:val="1"/>
-        </w:rPr>
-        <w:t>库存警告下限、供应商供货状态</w:t>
-      </w:r>
-      <w:r>
-        <w:rPr>
-          <w:woUserID w:val="1"/>
-        </w:rPr>
-        <w:t>和所在仓库</w:t>
-      </w:r>
-      <w:r>
-        <w:rPr>
-          <w:rFonts w:hint="eastAsia"/>
-          <w:lang w:eastAsia="zh-CN"/>
-          <w:woUserID w:val="1"/>
-        </w:rPr>
-        <w:t>，</w:t>
-      </w:r>
-      <w:r>
-        <w:rPr>
-          <w:rFonts w:hint="eastAsia"/>
-          <w:lang w:val="en-US" w:eastAsia="zh-CN"/>
-          <w:woUserID w:val="1"/>
-        </w:rPr>
-        <w:t>也可以系统中的物料信息进行添加、修改和删除</w:t>
-      </w:r>
-      <w:r>
-        <w:rPr>
-          <w:woUserID w:val="1"/>
-        </w:rPr>
-        <w:t>；</w:t>
-      </w:r>
-      <w:r>
-        <w:rPr>
-          <w:rFonts w:hint="eastAsia"/>
-          <w:lang w:val="en-US" w:eastAsia="zh-CN"/>
-          <w:woUserID w:val="1"/>
-        </w:rPr>
-        <w:t>添加物料时，输入物料编号和名称后添加物料信息到系统中，方便后续入库；</w:t>
-      </w:r>
-      <w:r>
-        <w:rPr>
-          <w:rFonts w:hint="eastAsia"/>
-          <w:lang w:eastAsia="zh"/>
-          <w:woUserID w:val="1"/>
-        </w:rPr>
-        <w:t>修改</w:t>
-      </w:r>
-      <w:r>
-        <w:rPr>
-          <w:rFonts w:hint="eastAsia"/>
-          <w:lang w:eastAsia="zh-CN"/>
-          <w:woUserID w:val="1"/>
-        </w:rPr>
-        <w:t>物料</w:t>
-      </w:r>
-      <w:r>
-        <w:rPr>
-          <w:rFonts w:hint="eastAsia"/>
-          <w:lang w:eastAsia="zh"/>
-          <w:woUserID w:val="1"/>
-        </w:rPr>
-        <w:t>时</w:t>
-      </w:r>
-      <w:r>
-        <w:rPr>
-          <w:rFonts w:hint="eastAsia"/>
-          <w:lang w:val="en-US" w:eastAsia="zh-CN"/>
-          <w:woUserID w:val="1"/>
-        </w:rPr>
-        <w:t>选中要修改的物料点击编辑</w:t>
-      </w:r>
-      <w:r>
-        <w:rPr>
-          <w:rFonts w:hint="eastAsia"/>
-          <w:lang w:eastAsia="zh"/>
-          <w:woUserID w:val="1"/>
-        </w:rPr>
-        <w:t>即可对该仓库内的这种</w:t>
-      </w:r>
-      <w:r>
-        <w:rPr>
-          <w:rFonts w:hint="eastAsia"/>
-          <w:lang w:eastAsia="zh-CN"/>
-          <w:woUserID w:val="1"/>
-        </w:rPr>
-        <w:t>物料</w:t>
-      </w:r>
-      <w:r>
-        <w:rPr>
-          <w:rFonts w:hint="eastAsia"/>
-          <w:lang w:eastAsia="zh"/>
-          <w:woUserID w:val="1"/>
-        </w:rPr>
-        <w:t>的</w:t>
-      </w:r>
-      <w:r>
-        <w:rPr>
-          <w:woUserID w:val="1"/>
-        </w:rPr>
-        <w:t>名称</w:t>
-      </w:r>
-      <w:r>
-        <w:rPr>
-          <w:rFonts w:hint="eastAsia"/>
-          <w:lang w:eastAsia="zh-CN"/>
-          <w:woUserID w:val="1"/>
-        </w:rPr>
-        <w:t>、</w:t>
-      </w:r>
-      <w:r>
-        <w:rPr>
-          <w:rFonts w:hint="eastAsia"/>
-          <w:lang w:val="en-US" w:eastAsia="zh-CN"/>
-          <w:woUserID w:val="1"/>
-        </w:rPr>
-        <w:t>库存警告下限</w:t>
-      </w:r>
-      <w:r>
-        <w:rPr>
-          <w:woUserID w:val="1"/>
-        </w:rPr>
-        <w:t>和所在仓库</w:t>
-      </w:r>
-      <w:r>
-        <w:rPr>
-          <w:rFonts w:hint="eastAsia"/>
-          <w:lang w:eastAsia="zh"/>
-          <w:woUserID w:val="1"/>
-        </w:rPr>
-        <w:t>进行修改</w:t>
-      </w:r>
-      <w:r>
-        <w:rPr>
-          <w:rFonts w:hint="eastAsia"/>
-          <w:lang w:eastAsia="zh-CN"/>
-          <w:woUserID w:val="1"/>
-        </w:rPr>
-        <w:t>（</w:t>
-      </w:r>
-      <w:r>
-        <w:rPr>
-          <w:rFonts w:hint="eastAsia"/>
-          <w:lang w:val="en-US" w:eastAsia="zh-CN"/>
-          <w:woUserID w:val="1"/>
-        </w:rPr>
-        <w:t>录入系统但是未在仓库内的物料也可以被修改</w:t>
-      </w:r>
-      <w:r>
-        <w:rPr>
-          <w:rFonts w:hint="eastAsia"/>
-          <w:lang w:eastAsia="zh-CN"/>
-          <w:woUserID w:val="1"/>
-        </w:rPr>
-        <w:t>）；</w:t>
-      </w:r>
-      <w:r>
-        <w:rPr>
-          <w:rFonts w:hint="eastAsia"/>
-          <w:lang w:val="en-US" w:eastAsia="zh-CN"/>
-          <w:woUserID w:val="1"/>
-        </w:rPr>
-        <w:t>删除物料时，如果物料是已入库状态，点击该物料的删除会提示无法删除物料；如果物料时未入库但在系统中有记录的状态，点击该物料的删除即可删除该系统的该物料的信息</w:t>
-      </w:r>
-      <w:r>
-        <w:rPr>
-          <w:rFonts w:hint="eastAsia"/>
-          <w:lang w:eastAsia="zh"/>
-          <w:woUserID w:val="1"/>
-        </w:rPr>
-        <w:t>。</w:t>
-      </w:r>
-      <w:r>
-        <w:rPr>
-          <w:woUserID w:val="1"/>
-        </w:rPr>
-        <w:t>此外还支持按名称查询</w:t>
-      </w:r>
-      <w:r>
-        <w:rPr>
-          <w:rFonts w:hint="eastAsia"/>
-          <w:lang w:eastAsia="zh-CN"/>
-          <w:woUserID w:val="1"/>
-        </w:rPr>
-        <w:t>物料</w:t>
-      </w:r>
-      <w:r>
-        <w:rPr>
-          <w:woUserID w:val="1"/>
-        </w:rPr>
-        <w:t>，方便快速定位。</w:t>
-      </w:r>
-      <w:r>
-        <w:rPr>
-          <w:rFonts w:hint="eastAsia"/>
-          <w:lang w:eastAsia="zh-CN"/>
-          <w:woUserID w:val="1"/>
-        </w:rPr>
-        <w:t>物料</w:t>
-      </w:r>
-      <w:r>
-        <w:rPr>
-          <w:woUserID w:val="1"/>
-        </w:rPr>
-        <w:t>管理流程如图4.12所示。</w:t>
-      </w:r>
-    </w:p>
-    <w:p>
-      <w:pPr>
         <w:jc w:val="center"/>
-        <w:rPr>
-          <w:woUserID w:val="1"/>
-        </w:rPr>
       </w:pPr>
       <w:r>
         <w:drawing>
           <wp:inline distT="0" distB="0" distL="114300" distR="114300">
-            <wp:extent cx="5741670" cy="3918585"/>
-            <wp:effectExtent l="0" t="0" r="3810" b="13335"/>
-            <wp:docPr id="15" name="图片 6"/>
+            <wp:extent cx="4639945" cy="4253865"/>
+            <wp:effectExtent l="0" t="0" r="8255" b="13335"/>
+            <wp:docPr id="6" name="图片 1"/>
             <wp:cNvGraphicFramePr>
               <a:graphicFrameLocks xmlns:a="http://schemas.openxmlformats.org/drawingml/2006/main" noChangeAspect="1"/>
             </wp:cNvGraphicFramePr>
@@ -7100,7 +6774,7 @@
               <a:graphicData uri="http://schemas.openxmlformats.org/drawingml/2006/picture">
                 <pic:pic xmlns:pic="http://schemas.openxmlformats.org/drawingml/2006/picture">
                   <pic:nvPicPr>
-                    <pic:cNvPr id="15" name="图片 6"/>
+                    <pic:cNvPr id="6" name="图片 1"/>
                     <pic:cNvPicPr>
                       <a:picLocks noChangeAspect="1"/>
                     </pic:cNvPicPr>
@@ -7114,7 +6788,7 @@
                   <pic:spPr>
                     <a:xfrm>
                       <a:off x="0" y="0"/>
-                      <a:ext cx="5741670" cy="3918585"/>
+                      <a:ext cx="4639945" cy="4253865"/>
                     </a:xfrm>
                     <a:prstGeom prst="rect">
                       <a:avLst/>
@@ -7136,29 +6810,95 @@
         <w:ind w:firstLine="420"/>
         <w:jc w:val="center"/>
         <w:rPr>
-          <w:rFonts w:hint="eastAsia" w:ascii="宋体" w:hAnsi="宋体"/>
-          <w:bCs/>
           <w:sz w:val="21"/>
           <w:szCs w:val="21"/>
-          <w:woUserID w:val="1"/>
-        </w:rPr>
-      </w:pPr>
-      <w:r>
-        <w:rPr>
-          <w:rFonts w:ascii="宋体" w:hAnsi="宋体"/>
-          <w:bCs/>
+        </w:rPr>
+      </w:pPr>
+      <w:r>
+        <w:rPr>
           <w:sz w:val="21"/>
           <w:szCs w:val="21"/>
-          <w:woUserID w:val="1"/>
-        </w:rPr>
-        <w:t xml:space="preserve">图 4.12 </w:t>
-      </w:r>
-      <w:r>
-        <w:rPr>
-          <w:rFonts w:hint="eastAsia" w:ascii="宋体" w:hAnsi="宋体"/>
-          <w:bCs/>
+        </w:rPr>
+        <w:t>图 4.</w:t>
+      </w:r>
+      <w:r>
+        <w:rPr>
+          <w:rFonts w:hint="eastAsia"/>
           <w:sz w:val="21"/>
           <w:szCs w:val="21"/>
+          <w:lang w:val="en-US" w:eastAsia="zh-CN"/>
+        </w:rPr>
+        <w:t>7</w:t>
+      </w:r>
+      <w:r>
+        <w:rPr>
+          <w:sz w:val="21"/>
+          <w:szCs w:val="21"/>
+        </w:rPr>
+        <w:t xml:space="preserve"> </w:t>
+      </w:r>
+      <w:r>
+        <w:rPr>
+          <w:rFonts w:hint="eastAsia"/>
+          <w:sz w:val="21"/>
+          <w:szCs w:val="21"/>
+          <w:lang w:val="en-US" w:eastAsia="zh-CN"/>
+        </w:rPr>
+        <w:t>订单查询</w:t>
+      </w:r>
+      <w:r>
+        <w:rPr>
+          <w:sz w:val="21"/>
+          <w:szCs w:val="21"/>
+        </w:rPr>
+        <w:t>流程图</w:t>
+      </w:r>
+    </w:p>
+    <w:p>
+      <w:pPr>
+        <w:jc w:val="center"/>
+        <w:rPr>
+          <w:rFonts w:hint="eastAsia"/>
+          <w:lang w:val="en-US" w:eastAsia="zh-CN"/>
+        </w:rPr>
+      </w:pPr>
+    </w:p>
+    <w:p>
+      <w:pPr>
+        <w:pStyle w:val="4"/>
+        <w:ind w:firstLine="0" w:firstLineChars="0"/>
+        <w:rPr>
+          <w:woUserID w:val="1"/>
+        </w:rPr>
+      </w:pPr>
+      <w:bookmarkStart w:id="41" w:name="_Toc238213957"/>
+      <w:r>
+        <w:rPr>
+          <w:color w:val="000000"/>
+          <w:woUserID w:val="1"/>
+        </w:rPr>
+        <w:t>4.</w:t>
+      </w:r>
+      <w:r>
+        <w:rPr>
+          <w:rFonts w:hint="eastAsia"/>
+          <w:color w:val="000000"/>
+          <w:lang w:val="en-US" w:eastAsia="zh-CN"/>
+          <w:woUserID w:val="1"/>
+        </w:rPr>
+        <w:t>3.4</w:t>
+      </w:r>
+      <w:r>
+        <w:rPr>
+          <w:color w:val="000000"/>
+          <w:woUserID w:val="1"/>
+        </w:rPr>
+        <w:t xml:space="preserve"> </w:t>
+      </w:r>
+      <w:r>
+        <w:rPr>
+          <w:rFonts w:hint="eastAsia"/>
+          <w:color w:val="000000"/>
           <w:lang w:eastAsia="zh-CN"/>
           <w:woUserID w:val="1"/>
         </w:rPr>
@@ -7166,65 +6906,19 @@
       </w:r>
       <w:r>
         <w:rPr>
-          <w:rFonts w:ascii="宋体" w:hAnsi="宋体"/>
-          <w:bCs/>
-          <w:sz w:val="21"/>
-          <w:szCs w:val="21"/>
+          <w:color w:val="000000"/>
           <w:woUserID w:val="1"/>
         </w:rPr>
-        <w:t>管理流程图</w:t>
-      </w:r>
-    </w:p>
-    <w:p>
-      <w:pPr>
-        <w:rPr>
-          <w:rFonts w:hint="default"/>
-          <w:lang w:val="en-US" w:eastAsia="zh-CN"/>
-        </w:rPr>
-      </w:pPr>
-    </w:p>
-    <w:p>
-      <w:pPr>
-        <w:pStyle w:val="4"/>
-        <w:ind w:firstLine="0" w:firstLineChars="0"/>
-      </w:pPr>
-      <w:bookmarkStart w:id="42" w:name="_Toc238213951"/>
-      <w:r>
-        <w:t>4.3.</w:t>
-      </w:r>
-      <w:r>
-        <w:rPr>
-          <w:rFonts w:hint="eastAsia"/>
-          <w:lang w:val="en-US" w:eastAsia="zh-CN"/>
-        </w:rPr>
-        <w:t>5</w:t>
-      </w:r>
-      <w:r>
-        <w:t xml:space="preserve"> 商品入库模块</w:t>
-      </w:r>
-      <w:bookmarkEnd w:id="42"/>
-    </w:p>
-    <w:p>
-      <w:r>
-        <w:t>商品入库把新到货的</w:t>
-      </w:r>
-      <w:r>
-        <w:rPr>
-          <w:rFonts w:hint="eastAsia"/>
-          <w:lang w:eastAsia="zh-CN"/>
-        </w:rPr>
-        <w:t>物料</w:t>
-      </w:r>
-      <w:r>
-        <w:t>登记进仓库。仓库管理员进入入库页面，</w:t>
-      </w:r>
-      <w:r>
-        <w:rPr>
-          <w:rFonts w:hint="eastAsia"/>
-          <w:lang w:val="en-US" w:eastAsia="zh-CN"/>
-        </w:rPr>
-        <w:t>选择物料的名称和编号后，再选择</w:t>
-      </w:r>
+        <w:t>管理模块</w:t>
+      </w:r>
+      <w:bookmarkEnd w:id="41"/>
+    </w:p>
+    <w:p>
+      <w:pPr>
+        <w:rPr>
+          <w:woUserID w:val="1"/>
+        </w:rPr>
+      </w:pPr>
       <w:r>
         <w:rPr>
           <w:rFonts w:hint="eastAsia"/>
@@ -7235,11 +6929,119 @@
       </w:r>
       <w:r>
         <w:rPr>
+          <w:woUserID w:val="1"/>
+        </w:rPr>
+        <w:t>管理模块用于维护</w:t>
+      </w:r>
+      <w:r>
+        <w:rPr>
+          <w:rFonts w:hint="eastAsia"/>
+          <w:lang w:val="en-US" w:eastAsia="zh-CN"/>
+          <w:woUserID w:val="1"/>
+        </w:rPr>
+        <w:t>系统</w:t>
+      </w:r>
+      <w:r>
+        <w:rPr>
+          <w:woUserID w:val="1"/>
+        </w:rPr>
+        <w:t>中的</w:t>
+      </w:r>
+      <w:r>
+        <w:rPr>
+          <w:rFonts w:hint="eastAsia"/>
+          <w:lang w:eastAsia="zh-CN"/>
+          <w:woUserID w:val="1"/>
+        </w:rPr>
+        <w:t>物料</w:t>
+      </w:r>
+      <w:r>
+        <w:rPr>
+          <w:woUserID w:val="1"/>
+        </w:rPr>
+        <w:t>信息。用户进入页面后可以查看</w:t>
+      </w:r>
+      <w:r>
+        <w:rPr>
+          <w:rFonts w:hint="eastAsia"/>
+          <w:lang w:val="en-US" w:eastAsia="zh-CN"/>
+          <w:woUserID w:val="1"/>
+        </w:rPr>
+        <w:t>并修改</w:t>
+      </w:r>
+      <w:r>
+        <w:rPr>
+          <w:rFonts w:hint="eastAsia"/>
+          <w:lang w:eastAsia="zh-CN"/>
+          <w:woUserID w:val="1"/>
+        </w:rPr>
+        <w:t>物料</w:t>
+      </w:r>
+      <w:r>
+        <w:rPr>
+          <w:woUserID w:val="1"/>
+        </w:rPr>
+        <w:t>的编号、名称、库存数量</w:t>
+      </w:r>
+      <w:r>
+        <w:rPr>
+          <w:rFonts w:hint="eastAsia"/>
+          <w:lang w:eastAsia="zh-CN"/>
+          <w:woUserID w:val="1"/>
+        </w:rPr>
+        <w:t>、</w:t>
+      </w:r>
+      <w:r>
+        <w:rPr>
+          <w:rFonts w:hint="eastAsia"/>
+          <w:lang w:val="en-US" w:eastAsia="zh-CN"/>
+          <w:woUserID w:val="1"/>
+        </w:rPr>
+        <w:t>库存警告下限、供应商供货状态</w:t>
+      </w:r>
+      <w:r>
+        <w:rPr>
+          <w:woUserID w:val="1"/>
+        </w:rPr>
+        <w:t>和所在仓库</w:t>
+      </w:r>
+      <w:r>
+        <w:rPr>
+          <w:rFonts w:hint="eastAsia"/>
+          <w:lang w:eastAsia="zh-CN"/>
+          <w:woUserID w:val="1"/>
+        </w:rPr>
+        <w:t>，</w:t>
+      </w:r>
+      <w:r>
+        <w:rPr>
+          <w:rFonts w:hint="eastAsia"/>
+          <w:lang w:val="en-US" w:eastAsia="zh-CN"/>
+          <w:woUserID w:val="1"/>
+        </w:rPr>
+        <w:t>也可以系统中的物料信息进行添加、修改和删除</w:t>
+      </w:r>
+      <w:r>
+        <w:rPr>
+          <w:woUserID w:val="1"/>
+        </w:rPr>
+        <w:t>；</w:t>
+      </w:r>
+      <w:r>
+        <w:rPr>
+          <w:rFonts w:hint="eastAsia"/>
+          <w:lang w:val="en-US" w:eastAsia="zh-CN"/>
+          <w:woUserID w:val="1"/>
+        </w:rPr>
+        <w:t>添加物料时，输入物料编号和名称后添加物料信息到系统中，方便后续入库；</w:t>
+      </w:r>
+      <w:r>
+        <w:rPr>
           <w:rFonts w:hint="eastAsia"/>
           <w:lang w:eastAsia="zh"/>
           <w:woUserID w:val="1"/>
         </w:rPr>
-        <w:t>的</w:t>
+        <w:t>修改</w:t>
       </w:r>
       <w:r>
         <w:rPr>
@@ -7247,7 +7049,7 @@
           <w:lang w:eastAsia="zh-CN"/>
           <w:woUserID w:val="1"/>
         </w:rPr>
-        <w:t>供应商</w:t>
+        <w:t>物料</w:t>
       </w:r>
       <w:r>
         <w:rPr>
@@ -7255,7 +7057,7 @@
           <w:lang w:eastAsia="zh"/>
           <w:woUserID w:val="1"/>
         </w:rPr>
-        <w:t>的编号</w:t>
+        <w:t>时</w:t>
       </w:r>
       <w:r>
         <w:rPr>
@@ -7263,7 +7065,7 @@
           <w:lang w:val="en-US" w:eastAsia="zh-CN"/>
           <w:woUserID w:val="1"/>
         </w:rPr>
-        <w:t>和</w:t>
+        <w:t>选中要修改的物料点击编辑</w:t>
       </w:r>
       <w:r>
         <w:rPr>
@@ -7271,7 +7073,7 @@
           <w:lang w:eastAsia="zh"/>
           <w:woUserID w:val="1"/>
         </w:rPr>
-        <w:t>和即将入库的仓库的编号（自动记录该批</w:t>
+        <w:t>即可对该仓库内的这种</w:t>
       </w:r>
       <w:r>
         <w:rPr>
@@ -7287,72 +7089,35 @@
           <w:lang w:eastAsia="zh"/>
           <w:woUserID w:val="1"/>
         </w:rPr>
-        <w:t>入库的时间）、</w:t>
-      </w:r>
-      <w:r>
-        <w:t>填写</w:t>
-      </w:r>
-      <w:r>
-        <w:rPr>
-          <w:rFonts w:hint="eastAsia"/>
-          <w:lang w:val="en-US" w:eastAsia="zh-CN"/>
-        </w:rPr>
-        <w:t>入库</w:t>
-      </w:r>
-      <w:r>
-        <w:t>数量，</w:t>
-      </w:r>
-      <w:r>
-        <w:rPr>
-          <w:rFonts w:hint="eastAsia"/>
-          <w:lang w:val="en-US" w:eastAsia="zh-CN"/>
-        </w:rPr>
-        <w:t>进入的同时系统自动生成入库单号和入库日期（精确到秒），入库单号是唯一的</w:t>
+        <w:t>的</w:t>
+      </w:r>
+      <w:r>
+        <w:rPr>
+          <w:woUserID w:val="1"/>
+        </w:rPr>
+        <w:t>名称</w:t>
       </w:r>
       <w:r>
         <w:rPr>
           <w:rFonts w:hint="eastAsia"/>
           <w:lang w:eastAsia="zh-CN"/>
-        </w:rPr>
-        <w:t>，</w:t>
-      </w:r>
-      <w:r>
-        <w:rPr>
-          <w:rFonts w:hint="eastAsia"/>
-          <w:lang w:val="en-US" w:eastAsia="zh-CN"/>
-        </w:rPr>
-        <w:t>如果即将入库的物料的供应商或者仓库</w:t>
-      </w:r>
-      <w:r>
-        <w:rPr>
-          <w:rFonts w:hint="eastAsia"/>
-          <w:lang w:val="en-US" w:eastAsia="zh"/>
           <w:woUserID w:val="1"/>
         </w:rPr>
-        <w:t>是</w:t>
-      </w:r>
-      <w:r>
-        <w:rPr>
-          <w:rFonts w:hint="eastAsia"/>
-          <w:lang w:val="en-US" w:eastAsia="zh-CN"/>
-        </w:rPr>
-        <w:t>被禁用的那么在输入栏无法找到并选择该供应商和该仓库；</w:t>
-      </w:r>
-      <w:r>
-        <w:rPr>
-          <w:rFonts w:hint="eastAsia"/>
-          <w:u w:val="dotted"/>
+        <w:t>、</w:t>
+      </w:r>
+      <w:r>
+        <w:rPr>
+          <w:rFonts w:hint="eastAsia"/>
           <w:lang w:val="en-US" w:eastAsia="zh-CN"/>
           <w:woUserID w:val="1"/>
         </w:rPr>
-        <w:t>入库的仓库只能在已录入系统的仓库中进行选择；</w:t>
-      </w:r>
-      <w:r>
-        <w:rPr>
-          <w:rFonts w:hint="eastAsia"/>
-          <w:lang w:val="en-US" w:eastAsia="zh-CN"/>
-        </w:rPr>
-        <w:t>然</w:t>
+        <w:t>库存警告下限</w:t>
+      </w:r>
+      <w:r>
+        <w:rPr>
+          <w:woUserID w:val="1"/>
+        </w:rPr>
+        <w:t>和所在仓库</w:t>
       </w:r>
       <w:r>
         <w:rPr>
@@ -7360,7 +7125,15 @@
           <w:lang w:eastAsia="zh"/>
           <w:woUserID w:val="1"/>
         </w:rPr>
-        <w:t>后</w:t>
+        <w:t>进行修改</w:t>
+      </w:r>
+      <w:r>
+        <w:rPr>
+          <w:rFonts w:hint="eastAsia"/>
+          <w:lang w:eastAsia="zh-CN"/>
+          <w:woUserID w:val="1"/>
+        </w:rPr>
+        <w:t>（</w:t>
       </w:r>
       <w:r>
         <w:rPr>
@@ -7368,22 +7141,15 @@
           <w:lang w:val="en-US" w:eastAsia="zh-CN"/>
           <w:woUserID w:val="1"/>
         </w:rPr>
-        <w:t>系统</w:t>
-      </w:r>
-      <w:r>
-        <w:rPr>
-          <w:rFonts w:hint="eastAsia"/>
-          <w:lang w:val="en-US" w:eastAsia="zh-CN"/>
-        </w:rPr>
-        <w:t>先</w:t>
-      </w:r>
-      <w:r>
-        <w:rPr>
-          <w:rFonts w:hint="eastAsia"/>
-          <w:lang w:val="en-US" w:eastAsia="zh"/>
+        <w:t>录入系统但是未在仓库内的物料也可以被修改</w:t>
+      </w:r>
+      <w:r>
+        <w:rPr>
+          <w:rFonts w:hint="eastAsia"/>
+          <w:lang w:eastAsia="zh-CN"/>
           <w:woUserID w:val="1"/>
         </w:rPr>
-        <w:t>对即将入库的</w:t>
+        <w:t>）；</w:t>
       </w:r>
       <w:r>
         <w:rPr>
@@ -7391,29 +7157,7 @@
           <w:lang w:val="en-US" w:eastAsia="zh-CN"/>
           <w:woUserID w:val="1"/>
         </w:rPr>
-        <w:t>物料</w:t>
-      </w:r>
-      <w:r>
-        <w:rPr>
-          <w:rFonts w:hint="eastAsia"/>
-          <w:lang w:val="en-US" w:eastAsia="zh-CN"/>
-        </w:rPr>
-        <w:t>进行物料编号和</w:t>
-      </w:r>
-      <w:r>
-        <w:rPr>
-          <w:rFonts w:hint="eastAsia"/>
-          <w:lang w:val="en-US" w:eastAsia="zh"/>
-          <w:woUserID w:val="1"/>
-        </w:rPr>
-        <w:t>入库</w:t>
-      </w:r>
-      <w:r>
-        <w:rPr>
-          <w:rFonts w:hint="eastAsia"/>
-          <w:lang w:val="en-US" w:eastAsia="zh-CN"/>
-        </w:rPr>
-        <w:t>仓库编号的校验，如果是新物料且物料供应商和仓库存在且都未被禁用则进行入库的仓库容量的校验，只有仓库容量充足才会完成入库</w:t>
+        <w:t>删除物料时，如果物料是已入库状态，点击该物料的删除会提示无法删除物料；如果物料时未入库但在系统中有记录的状态，点击该物料的删除即可删除该系统的该物料的信息</w:t>
       </w:r>
       <w:r>
         <w:rPr>
@@ -7425,49 +7169,52 @@
       </w:r>
       <w:r>
         <w:rPr>
-          <w:rFonts w:hint="eastAsia"/>
-          <w:u w:val="dotted"/>
-          <w:lang w:val="en-US" w:eastAsia="zh-CN"/>
           <w:woUserID w:val="1"/>
         </w:rPr>
-        <w:t>入库</w:t>
-      </w:r>
-      <w:r>
-        <w:rPr>
-          <w:rFonts w:hint="eastAsia"/>
-          <w:lang w:val="en-US" w:eastAsia="zh-CN"/>
-        </w:rPr>
-        <w:t>完成后</w:t>
-      </w:r>
-      <w:r>
-        <w:t>新增一条</w:t>
-      </w:r>
-      <w:r>
-        <w:rPr>
-          <w:rFonts w:hint="eastAsia"/>
-          <w:lang w:val="en-US" w:eastAsia="zh-CN"/>
-        </w:rPr>
-        <w:t>入库</w:t>
-      </w:r>
-      <w:r>
-        <w:t>记录；保存后更新库存，库存数量相应增加。用商品入库流程如图4.7所示。</w:t>
-      </w:r>
-    </w:p>
-    <w:p>
+        <w:t>此外还支持按名称查询</w:t>
+      </w:r>
+      <w:r>
+        <w:rPr>
+          <w:rFonts w:hint="eastAsia"/>
+          <w:lang w:eastAsia="zh-CN"/>
+          <w:woUserID w:val="1"/>
+        </w:rPr>
+        <w:t>物料</w:t>
+      </w:r>
+      <w:r>
+        <w:rPr>
+          <w:woUserID w:val="1"/>
+        </w:rPr>
+        <w:t>，方便快速定位。</w:t>
+      </w:r>
+      <w:r>
+        <w:rPr>
+          <w:rFonts w:hint="eastAsia"/>
+          <w:lang w:eastAsia="zh-CN"/>
+          <w:woUserID w:val="1"/>
+        </w:rPr>
+        <w:t>物料</w:t>
+      </w:r>
+      <w:r>
+        <w:rPr>
+          <w:woUserID w:val="1"/>
+        </w:rPr>
+        <w:t>管理流程如图4.12所示。</w:t>
+      </w:r>
+    </w:p>
+    <w:p>
+      <w:pPr>
+        <w:jc w:val="center"/>
+        <w:rPr>
+          <w:woUserID w:val="1"/>
+        </w:rPr>
+      </w:pPr>
       <w:r>
         <w:drawing>
-          <wp:anchor distT="0" distB="0" distL="114300" distR="114300" simplePos="0" relativeHeight="251659264" behindDoc="0" locked="0" layoutInCell="1" allowOverlap="1">
-            <wp:simplePos x="0" y="0"/>
-            <wp:positionH relativeFrom="margin">
-              <wp:posOffset>2399665</wp:posOffset>
-            </wp:positionH>
-            <wp:positionV relativeFrom="paragraph">
-              <wp:posOffset>128905</wp:posOffset>
-            </wp:positionV>
-            <wp:extent cx="1710055" cy="4357370"/>
-            <wp:effectExtent l="0" t="0" r="12065" b="1270"/>
-            <wp:wrapTopAndBottom/>
-            <wp:docPr id="7" name="Picture 7"/>
+          <wp:inline distT="0" distB="0" distL="114300" distR="114300">
+            <wp:extent cx="5568950" cy="4676140"/>
+            <wp:effectExtent l="0" t="0" r="8890" b="2540"/>
+            <wp:docPr id="8" name="图片 2"/>
             <wp:cNvGraphicFramePr>
               <a:graphicFrameLocks xmlns:a="http://schemas.openxmlformats.org/drawingml/2006/main" noChangeAspect="1"/>
             </wp:cNvGraphicFramePr>
@@ -7475,19 +7222,13 @@
               <a:graphicData uri="http://schemas.openxmlformats.org/drawingml/2006/picture">
                 <pic:pic xmlns:pic="http://schemas.openxmlformats.org/drawingml/2006/picture">
                   <pic:nvPicPr>
-                    <pic:cNvPr id="7" name="Picture 7"/>
+                    <pic:cNvPr id="8" name="图片 2"/>
                     <pic:cNvPicPr>
                       <a:picLocks noChangeAspect="1"/>
                     </pic:cNvPicPr>
                   </pic:nvPicPr>
                   <pic:blipFill>
-                    <a:blip r:embed="rId24" cstate="print">
-                      <a:extLst>
-                        <a:ext uri="{28A0092B-C50C-407E-A947-70E740481C1C}">
-                          <a14:useLocalDpi xmlns:a14="http://schemas.microsoft.com/office/drawing/2010/main" val="0"/>
-                        </a:ext>
-                      </a:extLst>
-                    </a:blip>
+                    <a:blip r:embed="rId24"/>
                     <a:stretch>
                       <a:fillRect/>
                     </a:stretch>
@@ -7495,408 +7236,7 @@
                   <pic:spPr>
                     <a:xfrm>
                       <a:off x="0" y="0"/>
-                      <a:ext cx="1710055" cy="4357370"/>
-                    </a:xfrm>
-                    <a:prstGeom prst="rect">
-                      <a:avLst/>
-                    </a:prstGeom>
-                  </pic:spPr>
-                </pic:pic>
-              </a:graphicData>
-            </a:graphic>
-          </wp:anchor>
-        </w:drawing>
-      </w:r>
-    </w:p>
-    <w:p>
-      <w:pPr>
-        <w:ind w:firstLine="420"/>
-        <w:jc w:val="center"/>
-        <w:rPr>
-          <w:sz w:val="21"/>
-          <w:szCs w:val="21"/>
-        </w:rPr>
-      </w:pPr>
-      <w:r>
-        <w:rPr>
-          <w:sz w:val="21"/>
-          <w:szCs w:val="21"/>
-        </w:rPr>
-        <w:t>图 4.7 商品入库流程图</w:t>
-      </w:r>
-    </w:p>
-    <w:p>
-      <w:pPr>
-        <w:pStyle w:val="4"/>
-        <w:ind w:firstLine="0" w:firstLineChars="0"/>
-      </w:pPr>
-      <w:bookmarkStart w:id="43" w:name="_Toc238213952"/>
-      <w:r>
-        <w:t>4.3.</w:t>
-      </w:r>
-      <w:r>
-        <w:rPr>
-          <w:rFonts w:hint="eastAsia"/>
-          <w:lang w:val="en-US" w:eastAsia="zh-CN"/>
-        </w:rPr>
-        <w:t>6</w:t>
-      </w:r>
-      <w:r>
-        <w:t xml:space="preserve"> 商品出库模块</w:t>
-      </w:r>
-      <w:bookmarkEnd w:id="43"/>
-    </w:p>
-    <w:p>
-      <w:r>
-        <w:t>商品出库处理</w:t>
-      </w:r>
-      <w:r>
-        <w:rPr>
-          <w:rFonts w:hint="eastAsia"/>
-          <w:lang w:eastAsia="zh-CN"/>
-        </w:rPr>
-        <w:t>物料</w:t>
-      </w:r>
-      <w:r>
-        <w:t>离开仓库的业务。仓库管理员输入</w:t>
-      </w:r>
-      <w:r>
-        <w:rPr>
-          <w:rFonts w:hint="eastAsia"/>
-          <w:lang w:eastAsia="zh"/>
-          <w:woUserID w:val="1"/>
-        </w:rPr>
-        <w:t>即将出库</w:t>
-      </w:r>
-      <w:r>
-        <w:rPr>
-          <w:rFonts w:hint="eastAsia"/>
-          <w:lang w:val="en-US" w:eastAsia="zh-CN"/>
-          <w:woUserID w:val="1"/>
-        </w:rPr>
-        <w:t>的</w:t>
-      </w:r>
-      <w:r>
-        <w:rPr>
-          <w:rFonts w:hint="eastAsia"/>
-          <w:lang w:eastAsia="zh-CN"/>
-          <w:woUserID w:val="1"/>
-        </w:rPr>
-        <w:t>物料</w:t>
-      </w:r>
-      <w:r>
-        <w:rPr>
-          <w:rFonts w:hint="eastAsia"/>
-          <w:lang w:val="en-US" w:eastAsia="zh-CN"/>
-          <w:woUserID w:val="1"/>
-        </w:rPr>
-        <w:t>所在</w:t>
-      </w:r>
-      <w:r>
-        <w:rPr>
-          <w:rFonts w:hint="eastAsia"/>
-          <w:lang w:eastAsia="zh"/>
-          <w:woUserID w:val="1"/>
-        </w:rPr>
-        <w:t>的仓库编号、</w:t>
-      </w:r>
-      <w:r>
-        <w:rPr>
-          <w:rFonts w:hint="eastAsia"/>
-          <w:lang w:val="en-US" w:eastAsia="zh-CN"/>
-          <w:woUserID w:val="1"/>
-        </w:rPr>
-        <w:t>物料名称、</w:t>
-      </w:r>
-      <w:r>
-        <w:t>出库数量</w:t>
-      </w:r>
-      <w:r>
-        <w:rPr>
-          <w:rFonts w:hint="eastAsia"/>
-          <w:lang w:val="en-US" w:eastAsia="zh-CN"/>
-        </w:rPr>
-        <w:t>后</w:t>
-      </w:r>
-      <w:r>
-        <w:t>，系统先核对当前</w:t>
-      </w:r>
-      <w:r>
-        <w:rPr>
-          <w:rFonts w:hint="eastAsia"/>
-          <w:lang w:val="en-US" w:eastAsia="zh-CN"/>
-        </w:rPr>
-        <w:t>仓库的</w:t>
-      </w:r>
-      <w:r>
-        <w:t>库存是否充足</w:t>
-      </w:r>
-      <w:r>
-        <w:rPr>
-          <w:rFonts w:hint="eastAsia"/>
-          <w:lang w:eastAsia="zh-CN"/>
-        </w:rPr>
-        <w:t>，</w:t>
-      </w:r>
-      <w:r>
-        <w:t>不足则提示库存不足，充足才允许出库并扣减库存</w:t>
-      </w:r>
-      <w:r>
-        <w:rPr>
-          <w:rFonts w:hint="eastAsia"/>
-          <w:lang w:val="en-US" w:eastAsia="zh-CN"/>
-        </w:rPr>
-        <w:t>并自动记录出库日期</w:t>
-      </w:r>
-      <w:r>
-        <w:t>。出库之后，系统把剩余数量与当初设定的最小提醒值做比较，低于阈值时在页面显示缺货提醒，方便仓库管理员及时补货。流水记账上，出库统一记为负数；无论入库还是出库，作废或修改单据时都会自动回补流水，避免流水语义混乱。考虑到多个仓库管理员可能同时操作，出入库全程置于事务之中，并借助SQL Server的UPDLOCK行级锁防止库存超卖。商品出库流程如图4.8所示。</w:t>
-      </w:r>
-    </w:p>
-    <w:p>
-      <w:pPr>
-        <w:ind w:firstLine="420"/>
-        <w:jc w:val="center"/>
-        <w:rPr>
-          <w:sz w:val="21"/>
-          <w:szCs w:val="21"/>
-        </w:rPr>
-      </w:pPr>
-      <w:r>
-        <w:drawing>
-          <wp:anchor distT="0" distB="0" distL="114300" distR="114300" simplePos="0" relativeHeight="251666432" behindDoc="0" locked="0" layoutInCell="1" allowOverlap="1">
-            <wp:simplePos x="0" y="0"/>
-            <wp:positionH relativeFrom="column">
-              <wp:posOffset>1206500</wp:posOffset>
-            </wp:positionH>
-            <wp:positionV relativeFrom="paragraph">
-              <wp:posOffset>118745</wp:posOffset>
-            </wp:positionV>
-            <wp:extent cx="3467735" cy="5398135"/>
-            <wp:effectExtent l="0" t="0" r="6985" b="12065"/>
-            <wp:wrapTopAndBottom/>
-            <wp:docPr id="16" name="图片 7"/>
-            <wp:cNvGraphicFramePr>
-              <a:graphicFrameLocks xmlns:a="http://schemas.openxmlformats.org/drawingml/2006/main" noChangeAspect="1"/>
-            </wp:cNvGraphicFramePr>
-            <a:graphic xmlns:a="http://schemas.openxmlformats.org/drawingml/2006/main">
-              <a:graphicData uri="http://schemas.openxmlformats.org/drawingml/2006/picture">
-                <pic:pic xmlns:pic="http://schemas.openxmlformats.org/drawingml/2006/picture">
-                  <pic:nvPicPr>
-                    <pic:cNvPr id="16" name="图片 7"/>
-                    <pic:cNvPicPr>
-                      <a:picLocks noChangeAspect="1"/>
-                    </pic:cNvPicPr>
-                  </pic:nvPicPr>
-                  <pic:blipFill>
-                    <a:blip r:embed="rId25"/>
-                    <a:stretch>
-                      <a:fillRect/>
-                    </a:stretch>
-                  </pic:blipFill>
-                  <pic:spPr>
-                    <a:xfrm>
-                      <a:off x="0" y="0"/>
-                      <a:ext cx="3467735" cy="5398135"/>
-                    </a:xfrm>
-                    <a:prstGeom prst="rect">
-                      <a:avLst/>
-                    </a:prstGeom>
-                    <a:noFill/>
-                    <a:ln>
-                      <a:noFill/>
-                    </a:ln>
-                  </pic:spPr>
-                </pic:pic>
-              </a:graphicData>
-            </a:graphic>
-          </wp:anchor>
-        </w:drawing>
-      </w:r>
-      <w:r>
-        <w:rPr>
-          <w:sz w:val="21"/>
-          <w:szCs w:val="21"/>
-        </w:rPr>
-        <w:t>图 4.8 商品出库流程图</w:t>
-      </w:r>
-    </w:p>
-    <w:p>
-      <w:pPr>
-        <w:pStyle w:val="4"/>
-        <w:ind w:firstLine="0" w:firstLineChars="0"/>
-      </w:pPr>
-      <w:bookmarkStart w:id="44" w:name="_Toc238213953"/>
-      <w:r>
-        <w:t>4.3.</w:t>
-      </w:r>
-      <w:r>
-        <w:rPr>
-          <w:rFonts w:hint="eastAsia"/>
-          <w:lang w:val="en-US" w:eastAsia="zh-CN"/>
-        </w:rPr>
-        <w:t>7</w:t>
-      </w:r>
-      <w:r>
-        <w:t xml:space="preserve"> 仓库管理模块</w:t>
-      </w:r>
-      <w:bookmarkEnd w:id="44"/>
-    </w:p>
-    <w:p>
-      <w:r>
-        <w:t>仓库管理模块用于维护仓库的基本信息。用户进入页面后可以查看已有仓库的编号、名称、地址</w:t>
-      </w:r>
-      <w:r>
-        <w:rPr>
-          <w:rFonts w:hint="eastAsia"/>
-          <w:lang w:val="en-US" w:eastAsia="zh-CN"/>
-        </w:rPr>
-        <w:t>和管理人的联系电话</w:t>
-      </w:r>
-      <w:r>
-        <w:t>；</w:t>
-      </w:r>
-      <w:r>
-        <w:rPr>
-          <w:rFonts w:hint="eastAsia"/>
-          <w:lang w:val="en-US" w:eastAsia="zh-CN"/>
-        </w:rPr>
-        <w:t>添加</w:t>
-      </w:r>
-      <w:r>
-        <w:t>仓库时输入编号、名称、地址</w:t>
-      </w:r>
-      <w:r>
-        <w:rPr>
-          <w:rFonts w:hint="eastAsia"/>
-          <w:lang w:eastAsia="zh-CN"/>
-        </w:rPr>
-        <w:t>、</w:t>
-      </w:r>
-      <w:r>
-        <w:rPr>
-          <w:rFonts w:hint="eastAsia"/>
-          <w:lang w:val="en-US" w:eastAsia="zh-CN"/>
-        </w:rPr>
-        <w:t>容量</w:t>
-      </w:r>
-      <w:r>
-        <w:t>，若编号已存在则</w:t>
-      </w:r>
-      <w:r>
-        <w:rPr>
-          <w:rFonts w:hint="eastAsia"/>
-          <w:lang w:eastAsia="zh"/>
-          <w:woUserID w:val="1"/>
-        </w:rPr>
-        <w:t>提示已存在请重新输入</w:t>
-      </w:r>
-      <w:r>
-        <w:t>，否则新增一条</w:t>
-      </w:r>
-      <w:r>
-        <w:rPr>
-          <w:rFonts w:hint="eastAsia"/>
-          <w:lang w:val="en-US" w:eastAsia="zh-CN"/>
-        </w:rPr>
-        <w:t>增加仓库的</w:t>
-      </w:r>
-      <w:r>
-        <w:t>记录；禁用仓库时，</w:t>
-      </w:r>
-      <w:r>
-        <w:rPr>
-          <w:rFonts w:hint="eastAsia"/>
-          <w:lang w:val="en-US" w:eastAsia="zh-CN"/>
-        </w:rPr>
-        <w:t>点击要禁用的仓库的禁用按钮即可禁用，如果有新的物料要入库到此仓库，则提示仓库已被禁用无法入库。</w:t>
-      </w:r>
-      <w:r>
-        <w:rPr>
-          <w:rFonts w:hint="eastAsia"/>
-          <w:lang w:val="en-US" w:eastAsia="zh-CN"/>
-          <w:woUserID w:val="1"/>
-        </w:rPr>
-        <w:t>修改仓库时，点击要修改的仓库的更新后输入</w:t>
-      </w:r>
-      <w:r>
-        <w:rPr>
-          <w:rFonts w:hint="eastAsia"/>
-          <w:lang w:val="en-US" w:eastAsia="zh"/>
-          <w:woUserID w:val="1"/>
-        </w:rPr>
-        <w:t>仓库</w:t>
-      </w:r>
-      <w:r>
-        <w:rPr>
-          <w:woUserID w:val="1"/>
-        </w:rPr>
-        <w:t>编号、名称</w:t>
-      </w:r>
-      <w:r>
-        <w:rPr>
-          <w:rFonts w:hint="eastAsia"/>
-          <w:lang w:eastAsia="zh-CN"/>
-          <w:woUserID w:val="1"/>
-        </w:rPr>
-        <w:t>、</w:t>
-      </w:r>
-      <w:r>
-        <w:rPr>
-          <w:woUserID w:val="1"/>
-        </w:rPr>
-        <w:t>地址</w:t>
-      </w:r>
-      <w:r>
-        <w:rPr>
-          <w:rFonts w:hint="eastAsia"/>
-          <w:lang w:val="en-US" w:eastAsia="zh-CN"/>
-          <w:woUserID w:val="1"/>
-        </w:rPr>
-        <w:t>和容量后对其信息进行修改</w:t>
-      </w:r>
-      <w:r>
-        <w:t>。</w:t>
-      </w:r>
-      <w:r>
-        <w:rPr>
-          <w:rFonts w:hint="eastAsia"/>
-          <w:lang w:val="en-US" w:eastAsia="zh-CN"/>
-        </w:rPr>
-        <w:t>删除仓库时，如果仓库为空，点击要删除的仓库的删除键后即可删除该仓库；如果仓库有库存则提示该仓库还有库存，无法删除。</w:t>
-      </w:r>
-      <w:r>
-        <w:t>仓库管理流程如图4.9所示。</w:t>
-      </w:r>
-    </w:p>
-    <w:p>
-      <w:r>
-        <w:drawing>
-          <wp:inline distT="0" distB="0" distL="114300" distR="114300">
-            <wp:extent cx="5753100" cy="3761740"/>
-            <wp:effectExtent l="0" t="0" r="7620" b="2540"/>
-            <wp:docPr id="18" name="图片 9"/>
-            <wp:cNvGraphicFramePr>
-              <a:graphicFrameLocks xmlns:a="http://schemas.openxmlformats.org/drawingml/2006/main" noChangeAspect="1"/>
-            </wp:cNvGraphicFramePr>
-            <a:graphic xmlns:a="http://schemas.openxmlformats.org/drawingml/2006/main">
-              <a:graphicData uri="http://schemas.openxmlformats.org/drawingml/2006/picture">
-                <pic:pic xmlns:pic="http://schemas.openxmlformats.org/drawingml/2006/picture">
-                  <pic:nvPicPr>
-                    <pic:cNvPr id="18" name="图片 9"/>
-                    <pic:cNvPicPr>
-                      <a:picLocks noChangeAspect="1"/>
-                    </pic:cNvPicPr>
-                  </pic:nvPicPr>
-                  <pic:blipFill>
-                    <a:blip r:embed="rId26"/>
-                    <a:stretch>
-                      <a:fillRect/>
-                    </a:stretch>
-                  </pic:blipFill>
-                  <pic:spPr>
-                    <a:xfrm>
-                      <a:off x="0" y="0"/>
-                      <a:ext cx="5753100" cy="3761740"/>
+                      <a:ext cx="5568950" cy="4676140"/>
                     </a:xfrm>
                     <a:prstGeom prst="rect">
                       <a:avLst/>
@@ -7918,24 +7258,59 @@
         <w:ind w:firstLine="420"/>
         <w:jc w:val="center"/>
         <w:rPr>
+          <w:rFonts w:hint="eastAsia" w:ascii="宋体" w:hAnsi="宋体"/>
+          <w:bCs/>
           <w:sz w:val="21"/>
           <w:szCs w:val="21"/>
-        </w:rPr>
-      </w:pPr>
-      <w:r>
-        <w:rPr>
+          <w:woUserID w:val="1"/>
+        </w:rPr>
+      </w:pPr>
+      <w:r>
+        <w:rPr>
+          <w:rFonts w:ascii="宋体" w:hAnsi="宋体"/>
+          <w:bCs/>
           <w:sz w:val="21"/>
           <w:szCs w:val="21"/>
-        </w:rPr>
-        <w:t>图 4.9 仓库管理流程图</w:t>
-      </w:r>
+          <w:woUserID w:val="1"/>
+        </w:rPr>
+        <w:t xml:space="preserve">图 4.12 </w:t>
+      </w:r>
+      <w:r>
+        <w:rPr>
+          <w:rFonts w:hint="eastAsia" w:ascii="宋体" w:hAnsi="宋体"/>
+          <w:bCs/>
+          <w:sz w:val="21"/>
+          <w:szCs w:val="21"/>
+          <w:lang w:eastAsia="zh-CN"/>
+          <w:woUserID w:val="1"/>
+        </w:rPr>
+        <w:t>物料</w:t>
+      </w:r>
+      <w:r>
+        <w:rPr>
+          <w:rFonts w:ascii="宋体" w:hAnsi="宋体"/>
+          <w:bCs/>
+          <w:sz w:val="21"/>
+          <w:szCs w:val="21"/>
+          <w:woUserID w:val="1"/>
+        </w:rPr>
+        <w:t>管理流程图</w:t>
+      </w:r>
+    </w:p>
+    <w:p>
+      <w:pPr>
+        <w:rPr>
+          <w:rFonts w:hint="default"/>
+          <w:lang w:val="en-US" w:eastAsia="zh-CN"/>
+        </w:rPr>
+      </w:pPr>
     </w:p>
     <w:p>
       <w:pPr>
         <w:pStyle w:val="4"/>
         <w:ind w:firstLine="0" w:firstLineChars="0"/>
       </w:pPr>
-      <w:bookmarkStart w:id="45" w:name="_Toc238213954"/>
+      <w:bookmarkStart w:id="42" w:name="_Toc238213951"/>
       <w:r>
         <w:t>4.3.</w:t>
       </w:r>
@@ -7944,67 +7319,41 @@
           <w:rFonts w:hint="eastAsia"/>
           <w:lang w:val="en-US" w:eastAsia="zh-CN"/>
         </w:rPr>
-        <w:t>8</w:t>
-      </w:r>
-      <w:r>
-        <w:t xml:space="preserve"> </w:t>
+        <w:t>5</w:t>
+      </w:r>
+      <w:r>
+        <w:t xml:space="preserve"> 商品入库模块</w:t>
+      </w:r>
+      <w:bookmarkEnd w:id="42"/>
+    </w:p>
+    <w:p>
+      <w:r>
+        <w:t>商品入库把新到货的</w:t>
       </w:r>
       <w:r>
         <w:rPr>
           <w:rFonts w:hint="eastAsia"/>
           <w:lang w:eastAsia="zh-CN"/>
         </w:rPr>
-        <w:t>供应商</w:t>
-      </w:r>
-      <w:r>
-        <w:t>管理模块</w:t>
-      </w:r>
-      <w:bookmarkEnd w:id="45"/>
-    </w:p>
-    <w:p>
+        <w:t>物料</w:t>
+      </w:r>
+      <w:r>
+        <w:t>登记进仓库。仓库管理员进入入库页面，</w:t>
+      </w:r>
+      <w:r>
+        <w:rPr>
+          <w:rFonts w:hint="eastAsia"/>
+          <w:lang w:val="en-US" w:eastAsia="zh-CN"/>
+        </w:rPr>
+        <w:t>选择物料的名称和编号后，再选择</w:t>
+      </w:r>
       <w:r>
         <w:rPr>
           <w:rFonts w:hint="eastAsia"/>
           <w:lang w:eastAsia="zh-CN"/>
-        </w:rPr>
-        <w:t>供应商</w:t>
-      </w:r>
-      <w:r>
-        <w:t>管理模块维护供应商和合作</w:t>
-      </w:r>
-      <w:r>
-        <w:rPr>
-          <w:rFonts w:hint="eastAsia"/>
-          <w:lang w:eastAsia="zh-CN"/>
-        </w:rPr>
-        <w:t>供应商</w:t>
-      </w:r>
-      <w:r>
-        <w:t>的资料。用户可以对</w:t>
-      </w:r>
-      <w:r>
-        <w:rPr>
-          <w:rFonts w:hint="eastAsia"/>
-          <w:lang w:eastAsia="zh-CN"/>
-        </w:rPr>
-        <w:t>供应商</w:t>
-      </w:r>
-      <w:r>
-        <w:t>进行添加、禁用</w:t>
-      </w:r>
-      <w:r>
-        <w:rPr>
-          <w:rFonts w:hint="eastAsia"/>
-          <w:lang w:eastAsia="zh-CN"/>
-        </w:rPr>
-        <w:t>、</w:t>
-      </w:r>
-      <w:r>
-        <w:rPr>
-          <w:rFonts w:hint="eastAsia"/>
-          <w:lang w:val="en-US" w:eastAsia="zh-CN"/>
-        </w:rPr>
-        <w:t>删除和修改</w:t>
+          <w:woUserID w:val="1"/>
+        </w:rPr>
+        <w:t>物料</w:t>
       </w:r>
       <w:r>
         <w:rPr>
@@ -8012,20 +7361,15 @@
           <w:lang w:eastAsia="zh"/>
           <w:woUserID w:val="1"/>
         </w:rPr>
-        <w:t>；</w:t>
-      </w:r>
-      <w:r>
-        <w:t>添加时输入</w:t>
+        <w:t>的</w:t>
       </w:r>
       <w:r>
         <w:rPr>
           <w:rFonts w:hint="eastAsia"/>
           <w:lang w:eastAsia="zh-CN"/>
+          <w:woUserID w:val="1"/>
         </w:rPr>
         <w:t>供应商</w:t>
-      </w:r>
-      <w:r>
-        <w:t>编号、名称，</w:t>
       </w:r>
       <w:r>
         <w:rPr>
@@ -8033,10 +7377,15 @@
           <w:lang w:eastAsia="zh"/>
           <w:woUserID w:val="1"/>
         </w:rPr>
-        <w:t>若</w:t>
-      </w:r>
-      <w:r>
-        <w:t>编号已存在则</w:t>
+        <w:t>的编号</w:t>
+      </w:r>
+      <w:r>
+        <w:rPr>
+          <w:rFonts w:hint="eastAsia"/>
+          <w:lang w:val="en-US" w:eastAsia="zh-CN"/>
+          <w:woUserID w:val="1"/>
+        </w:rPr>
+        <w:t>和</w:t>
       </w:r>
       <w:r>
         <w:rPr>
@@ -8044,61 +7393,15 @@
           <w:lang w:eastAsia="zh"/>
           <w:woUserID w:val="1"/>
         </w:rPr>
-        <w:t>提示已存在请重新输入</w:t>
-      </w:r>
-      <w:r>
-        <w:t>；禁用时</w:t>
-      </w:r>
-      <w:r>
-        <w:rPr>
-          <w:rFonts w:hint="eastAsia"/>
-          <w:lang w:val="en-US" w:eastAsia="zh-CN"/>
-        </w:rPr>
-        <w:t>选中要禁用的供应商点击禁用即可禁用该供应商</w:t>
-      </w:r>
-      <w:r>
-        <w:t>，</w:t>
-      </w:r>
-      <w:r>
-        <w:rPr>
-          <w:rFonts w:hint="eastAsia"/>
-          <w:lang w:val="en-US" w:eastAsia="zh-CN"/>
-        </w:rPr>
-        <w:t>禁用供应商后，当该供应商的物料入库时会被拒绝，无法入库，</w:t>
-      </w:r>
-      <w:r>
-        <w:t>不在数据库中</w:t>
-      </w:r>
-      <w:r>
-        <w:rPr>
-          <w:rFonts w:hint="eastAsia"/>
-          <w:lang w:val="en-US" w:eastAsia="zh-CN"/>
-        </w:rPr>
-        <w:t>的</w:t>
+        <w:t>和即将入库的仓库的编号（自动记录该批</w:t>
       </w:r>
       <w:r>
         <w:rPr>
           <w:rFonts w:hint="eastAsia"/>
           <w:lang w:eastAsia="zh-CN"/>
-        </w:rPr>
-        <w:t>供应商</w:t>
-      </w:r>
-      <w:r>
-        <w:rPr>
-          <w:rFonts w:hint="eastAsia"/>
-          <w:lang w:val="en-US" w:eastAsia="zh-CN"/>
-        </w:rPr>
-        <w:t>无法被禁用</w:t>
-      </w:r>
-      <w:r>
-        <w:t>。</w:t>
-      </w:r>
-      <w:r>
-        <w:rPr>
-          <w:rFonts w:hint="eastAsia"/>
-          <w:lang w:val="en-US" w:eastAsia="zh-CN"/>
-        </w:rPr>
-        <w:t>删除时，若没有入库记录，点击该供应商一旁的删除即可删除该供应商；若有对应入库记录则会提示存在入库记录无法删除该供应商。</w:t>
+          <w:woUserID w:val="1"/>
+        </w:rPr>
+        <w:t>物料</w:t>
       </w:r>
       <w:r>
         <w:rPr>
@@ -8106,15 +7409,72 @@
           <w:lang w:eastAsia="zh"/>
           <w:woUserID w:val="1"/>
         </w:rPr>
-        <w:t>修改时</w:t>
-      </w:r>
-      <w:r>
-        <w:rPr>
-          <w:rFonts w:hint="eastAsia"/>
+        <w:t>入库的时间）、</w:t>
+      </w:r>
+      <w:r>
+        <w:t>填写</w:t>
+      </w:r>
+      <w:r>
+        <w:rPr>
+          <w:rFonts w:hint="eastAsia"/>
+          <w:lang w:val="en-US" w:eastAsia="zh-CN"/>
+        </w:rPr>
+        <w:t>入库</w:t>
+      </w:r>
+      <w:r>
+        <w:t>数量，</w:t>
+      </w:r>
+      <w:r>
+        <w:rPr>
+          <w:rFonts w:hint="eastAsia"/>
+          <w:lang w:val="en-US" w:eastAsia="zh-CN"/>
+        </w:rPr>
+        <w:t>进入的同时系统自动生成入库单号和入库日期（精确到秒），入库单号是唯一的</w:t>
+      </w:r>
+      <w:r>
+        <w:rPr>
+          <w:rFonts w:hint="eastAsia"/>
+          <w:lang w:eastAsia="zh-CN"/>
+        </w:rPr>
+        <w:t>，</w:t>
+      </w:r>
+      <w:r>
+        <w:rPr>
+          <w:rFonts w:hint="eastAsia"/>
+          <w:lang w:val="en-US" w:eastAsia="zh-CN"/>
+        </w:rPr>
+        <w:t>如果即将入库的物料的供应商或者仓库</w:t>
+      </w:r>
+      <w:r>
+        <w:rPr>
+          <w:rFonts w:hint="eastAsia"/>
+          <w:lang w:val="en-US" w:eastAsia="zh"/>
+          <w:woUserID w:val="1"/>
+        </w:rPr>
+        <w:t>是</w:t>
+      </w:r>
+      <w:r>
+        <w:rPr>
+          <w:rFonts w:hint="eastAsia"/>
+          <w:lang w:val="en-US" w:eastAsia="zh-CN"/>
+        </w:rPr>
+        <w:t>被禁用的那么在输入栏无法找到并选择该供应商和该仓库；</w:t>
+      </w:r>
+      <w:r>
+        <w:rPr>
+          <w:rFonts w:hint="eastAsia"/>
+          <w:u w:val="dotted"/>
           <w:lang w:val="en-US" w:eastAsia="zh-CN"/>
           <w:woUserID w:val="1"/>
         </w:rPr>
-        <w:t>点击该供应商一旁的编辑可以</w:t>
+        <w:t>入库的仓库只能在已录入系统的仓库中进行选择；</w:t>
+      </w:r>
+      <w:r>
+        <w:rPr>
+          <w:rFonts w:hint="eastAsia"/>
+          <w:lang w:val="en-US" w:eastAsia="zh-CN"/>
+        </w:rPr>
+        <w:t>然</w:t>
       </w:r>
       <w:r>
         <w:rPr>
@@ -8122,7 +7482,7 @@
           <w:lang w:eastAsia="zh"/>
           <w:woUserID w:val="1"/>
         </w:rPr>
-        <w:t>修改</w:t>
+        <w:t>后</w:t>
       </w:r>
       <w:r>
         <w:rPr>
@@ -8130,15 +7490,52 @@
           <w:lang w:val="en-US" w:eastAsia="zh-CN"/>
           <w:woUserID w:val="1"/>
         </w:rPr>
-        <w:t>该</w:t>
-      </w:r>
-      <w:r>
-        <w:rPr>
-          <w:rFonts w:hint="eastAsia"/>
-          <w:lang w:eastAsia="zh-CN"/>
+        <w:t>系统</w:t>
+      </w:r>
+      <w:r>
+        <w:rPr>
+          <w:rFonts w:hint="eastAsia"/>
+          <w:lang w:val="en-US" w:eastAsia="zh-CN"/>
+        </w:rPr>
+        <w:t>先</w:t>
+      </w:r>
+      <w:r>
+        <w:rPr>
+          <w:rFonts w:hint="eastAsia"/>
+          <w:lang w:val="en-US" w:eastAsia="zh"/>
           <w:woUserID w:val="1"/>
         </w:rPr>
-        <w:t>供应商</w:t>
+        <w:t>对即将入库的</w:t>
+      </w:r>
+      <w:r>
+        <w:rPr>
+          <w:rFonts w:hint="eastAsia"/>
+          <w:lang w:val="en-US" w:eastAsia="zh-CN"/>
+          <w:woUserID w:val="1"/>
+        </w:rPr>
+        <w:t>物料</w:t>
+      </w:r>
+      <w:r>
+        <w:rPr>
+          <w:rFonts w:hint="eastAsia"/>
+          <w:lang w:val="en-US" w:eastAsia="zh-CN"/>
+        </w:rPr>
+        <w:t>进行物料编号和</w:t>
+      </w:r>
+      <w:r>
+        <w:rPr>
+          <w:rFonts w:hint="eastAsia"/>
+          <w:lang w:val="en-US" w:eastAsia="zh"/>
+          <w:woUserID w:val="1"/>
+        </w:rPr>
+        <w:t>入库</w:t>
+      </w:r>
+      <w:r>
+        <w:rPr>
+          <w:rFonts w:hint="eastAsia"/>
+          <w:lang w:val="en-US" w:eastAsia="zh-CN"/>
+        </w:rPr>
+        <w:t>仓库编号的校验，如果是新物料且物料供应商和仓库存在且都未被禁用则进行入库的仓库容量的校验，只有仓库容量充足才会完成入库</w:t>
       </w:r>
       <w:r>
         <w:rPr>
@@ -8146,26 +7543,48 @@
           <w:lang w:eastAsia="zh"/>
           <w:woUserID w:val="1"/>
         </w:rPr>
-        <w:t>的名称和地址。</w:t>
-      </w:r>
-      <w:r>
-        <w:rPr>
-          <w:rFonts w:hint="eastAsia"/>
-          <w:lang w:eastAsia="zh-CN"/>
-        </w:rPr>
-        <w:t>供应商</w:t>
-      </w:r>
-      <w:r>
-        <w:t>管理流程如图4.10所示。</w:t>
-      </w:r>
-    </w:p>
-    <w:p>
+        <w:t>。</w:t>
+      </w:r>
+      <w:r>
+        <w:rPr>
+          <w:rFonts w:hint="eastAsia"/>
+          <w:u w:val="dotted"/>
+          <w:lang w:val="en-US" w:eastAsia="zh-CN"/>
+          <w:woUserID w:val="1"/>
+        </w:rPr>
+        <w:t>入库</w:t>
+      </w:r>
+      <w:r>
+        <w:rPr>
+          <w:rFonts w:hint="eastAsia"/>
+          <w:lang w:val="en-US" w:eastAsia="zh-CN"/>
+        </w:rPr>
+        <w:t>完成后</w:t>
+      </w:r>
+      <w:r>
+        <w:t>新增一条</w:t>
+      </w:r>
+      <w:r>
+        <w:rPr>
+          <w:rFonts w:hint="eastAsia"/>
+          <w:lang w:val="en-US" w:eastAsia="zh-CN"/>
+        </w:rPr>
+        <w:t>入库</w:t>
+      </w:r>
+      <w:r>
+        <w:t>记录；保存后更新库存，库存数量相应增加。用商品入库流程如图4.7所示。</w:t>
+      </w:r>
+    </w:p>
+    <w:p>
+      <w:pPr>
+        <w:jc w:val="center"/>
+      </w:pPr>
       <w:r>
         <w:drawing>
           <wp:inline distT="0" distB="0" distL="114300" distR="114300">
-            <wp:extent cx="5753100" cy="3761740"/>
-            <wp:effectExtent l="0" t="0" r="7620" b="2540"/>
-            <wp:docPr id="19" name="图片 10"/>
+            <wp:extent cx="3553460" cy="5170170"/>
+            <wp:effectExtent l="0" t="0" r="12700" b="11430"/>
+            <wp:docPr id="9" name="图片 3"/>
             <wp:cNvGraphicFramePr>
               <a:graphicFrameLocks xmlns:a="http://schemas.openxmlformats.org/drawingml/2006/main" noChangeAspect="1"/>
             </wp:cNvGraphicFramePr>
@@ -8173,7 +7592,410 @@
               <a:graphicData uri="http://schemas.openxmlformats.org/drawingml/2006/picture">
                 <pic:pic xmlns:pic="http://schemas.openxmlformats.org/drawingml/2006/picture">
                   <pic:nvPicPr>
-                    <pic:cNvPr id="19" name="图片 10"/>
+                    <pic:cNvPr id="9" name="图片 3"/>
+                    <pic:cNvPicPr>
+                      <a:picLocks noChangeAspect="1"/>
+                    </pic:cNvPicPr>
+                  </pic:nvPicPr>
+                  <pic:blipFill>
+                    <a:blip r:embed="rId25"/>
+                    <a:stretch>
+                      <a:fillRect/>
+                    </a:stretch>
+                  </pic:blipFill>
+                  <pic:spPr>
+                    <a:xfrm>
+                      <a:off x="0" y="0"/>
+                      <a:ext cx="3553460" cy="5170170"/>
+                    </a:xfrm>
+                    <a:prstGeom prst="rect">
+                      <a:avLst/>
+                    </a:prstGeom>
+                    <a:noFill/>
+                    <a:ln>
+                      <a:noFill/>
+                    </a:ln>
+                  </pic:spPr>
+                </pic:pic>
+              </a:graphicData>
+            </a:graphic>
+          </wp:inline>
+        </w:drawing>
+      </w:r>
+    </w:p>
+    <w:p>
+      <w:pPr>
+        <w:ind w:firstLine="420"/>
+        <w:jc w:val="center"/>
+        <w:rPr>
+          <w:sz w:val="21"/>
+          <w:szCs w:val="21"/>
+        </w:rPr>
+      </w:pPr>
+      <w:r>
+        <w:rPr>
+          <w:sz w:val="21"/>
+          <w:szCs w:val="21"/>
+        </w:rPr>
+        <w:t>图 4.7 商品入库流程图</w:t>
+      </w:r>
+    </w:p>
+    <w:p>
+      <w:pPr>
+        <w:pStyle w:val="4"/>
+        <w:ind w:firstLine="0" w:firstLineChars="0"/>
+      </w:pPr>
+      <w:bookmarkStart w:id="43" w:name="_Toc238213952"/>
+      <w:r>
+        <w:t>4.3.</w:t>
+      </w:r>
+      <w:r>
+        <w:rPr>
+          <w:rFonts w:hint="eastAsia"/>
+          <w:lang w:val="en-US" w:eastAsia="zh-CN"/>
+        </w:rPr>
+        <w:t>6</w:t>
+      </w:r>
+      <w:r>
+        <w:t xml:space="preserve"> 商品出库模块</w:t>
+      </w:r>
+      <w:bookmarkEnd w:id="43"/>
+    </w:p>
+    <w:p>
+      <w:r>
+        <w:t>商品出库处理</w:t>
+      </w:r>
+      <w:r>
+        <w:rPr>
+          <w:rFonts w:hint="eastAsia"/>
+          <w:lang w:eastAsia="zh-CN"/>
+        </w:rPr>
+        <w:t>物料</w:t>
+      </w:r>
+      <w:r>
+        <w:t>离开仓库的业务。仓库管理员输入</w:t>
+      </w:r>
+      <w:r>
+        <w:rPr>
+          <w:rFonts w:hint="eastAsia"/>
+          <w:lang w:eastAsia="zh"/>
+          <w:woUserID w:val="1"/>
+        </w:rPr>
+        <w:t>即将出库</w:t>
+      </w:r>
+      <w:r>
+        <w:rPr>
+          <w:rFonts w:hint="eastAsia"/>
+          <w:lang w:val="en-US" w:eastAsia="zh-CN"/>
+          <w:woUserID w:val="1"/>
+        </w:rPr>
+        <w:t>的</w:t>
+      </w:r>
+      <w:r>
+        <w:rPr>
+          <w:rFonts w:hint="eastAsia"/>
+          <w:lang w:eastAsia="zh-CN"/>
+          <w:woUserID w:val="1"/>
+        </w:rPr>
+        <w:t>物料</w:t>
+      </w:r>
+      <w:r>
+        <w:rPr>
+          <w:rFonts w:hint="eastAsia"/>
+          <w:lang w:val="en-US" w:eastAsia="zh-CN"/>
+          <w:woUserID w:val="1"/>
+        </w:rPr>
+        <w:t>所在</w:t>
+      </w:r>
+      <w:r>
+        <w:rPr>
+          <w:rFonts w:hint="eastAsia"/>
+          <w:lang w:eastAsia="zh"/>
+          <w:woUserID w:val="1"/>
+        </w:rPr>
+        <w:t>的仓库编号、</w:t>
+      </w:r>
+      <w:r>
+        <w:rPr>
+          <w:rFonts w:hint="eastAsia"/>
+          <w:lang w:val="en-US" w:eastAsia="zh-CN"/>
+          <w:woUserID w:val="1"/>
+        </w:rPr>
+        <w:t>物料名称、</w:t>
+      </w:r>
+      <w:r>
+        <w:t>出库数量</w:t>
+      </w:r>
+      <w:r>
+        <w:rPr>
+          <w:rFonts w:hint="eastAsia"/>
+          <w:lang w:val="en-US" w:eastAsia="zh-CN"/>
+        </w:rPr>
+        <w:t>后</w:t>
+      </w:r>
+      <w:r>
+        <w:t>，系统先核对当前</w:t>
+      </w:r>
+      <w:r>
+        <w:rPr>
+          <w:rFonts w:hint="eastAsia"/>
+          <w:lang w:val="en-US" w:eastAsia="zh-CN"/>
+        </w:rPr>
+        <w:t>仓库的</w:t>
+      </w:r>
+      <w:r>
+        <w:t>库存是否充足</w:t>
+      </w:r>
+      <w:r>
+        <w:rPr>
+          <w:rFonts w:hint="eastAsia"/>
+          <w:lang w:eastAsia="zh-CN"/>
+        </w:rPr>
+        <w:t>，</w:t>
+      </w:r>
+      <w:r>
+        <w:t>不足则提示库存不足，充足才允许出库并扣减库存</w:t>
+      </w:r>
+      <w:r>
+        <w:rPr>
+          <w:rFonts w:hint="eastAsia"/>
+          <w:lang w:val="en-US" w:eastAsia="zh-CN"/>
+        </w:rPr>
+        <w:t>并自动记录出库日期</w:t>
+      </w:r>
+      <w:r>
+        <w:t>。出库之后，系统把剩余数量与当初设定的最小提醒值做比较，低于阈值时在页面显示缺货提醒，方便仓库管理员及时补货。流水记账上，出库统一记为负数；无论入库还是出库，作废或修改单据时都会自动回补流水，避免流水语义混乱。考虑到多个仓库管理员可能同时操作，出入库全程置于事务之中，并借助SQL Server的UPDLOCK行级锁防止库存超卖。商品出库流程如图4.8所示。</w:t>
+      </w:r>
+    </w:p>
+    <w:p>
+      <w:pPr>
+        <w:ind w:firstLine="420"/>
+        <w:jc w:val="center"/>
+      </w:pPr>
+      <w:r>
+        <w:drawing>
+          <wp:inline distT="0" distB="0" distL="114300" distR="114300">
+            <wp:extent cx="4660900" cy="5410200"/>
+            <wp:effectExtent l="0" t="0" r="2540" b="0"/>
+            <wp:docPr id="10" name="图片 4"/>
+            <wp:cNvGraphicFramePr>
+              <a:graphicFrameLocks xmlns:a="http://schemas.openxmlformats.org/drawingml/2006/main" noChangeAspect="1"/>
+            </wp:cNvGraphicFramePr>
+            <a:graphic xmlns:a="http://schemas.openxmlformats.org/drawingml/2006/main">
+              <a:graphicData uri="http://schemas.openxmlformats.org/drawingml/2006/picture">
+                <pic:pic xmlns:pic="http://schemas.openxmlformats.org/drawingml/2006/picture">
+                  <pic:nvPicPr>
+                    <pic:cNvPr id="10" name="图片 4"/>
+                    <pic:cNvPicPr>
+                      <a:picLocks noChangeAspect="1"/>
+                    </pic:cNvPicPr>
+                  </pic:nvPicPr>
+                  <pic:blipFill>
+                    <a:blip r:embed="rId26"/>
+                    <a:stretch>
+                      <a:fillRect/>
+                    </a:stretch>
+                  </pic:blipFill>
+                  <pic:spPr>
+                    <a:xfrm>
+                      <a:off x="0" y="0"/>
+                      <a:ext cx="4660900" cy="5410200"/>
+                    </a:xfrm>
+                    <a:prstGeom prst="rect">
+                      <a:avLst/>
+                    </a:prstGeom>
+                    <a:noFill/>
+                    <a:ln>
+                      <a:noFill/>
+                    </a:ln>
+                  </pic:spPr>
+                </pic:pic>
+              </a:graphicData>
+            </a:graphic>
+          </wp:inline>
+        </w:drawing>
+      </w:r>
+    </w:p>
+    <w:p>
+      <w:pPr>
+        <w:ind w:firstLine="420"/>
+        <w:jc w:val="center"/>
+        <w:rPr>
+          <w:sz w:val="21"/>
+          <w:szCs w:val="21"/>
+        </w:rPr>
+      </w:pPr>
+      <w:r>
+        <w:rPr>
+          <w:sz w:val="21"/>
+          <w:szCs w:val="21"/>
+        </w:rPr>
+        <w:t>图 4.8 商品出库流程图</w:t>
+      </w:r>
+    </w:p>
+    <w:p>
+      <w:pPr>
+        <w:pStyle w:val="4"/>
+        <w:ind w:firstLine="0" w:firstLineChars="0"/>
+      </w:pPr>
+      <w:bookmarkStart w:id="44" w:name="_Toc238213953"/>
+      <w:r>
+        <w:t>4.3.</w:t>
+      </w:r>
+      <w:r>
+        <w:rPr>
+          <w:rFonts w:hint="eastAsia"/>
+          <w:lang w:val="en-US" w:eastAsia="zh-CN"/>
+        </w:rPr>
+        <w:t>7</w:t>
+      </w:r>
+      <w:r>
+        <w:t xml:space="preserve"> 仓库管理模块</w:t>
+      </w:r>
+      <w:bookmarkEnd w:id="44"/>
+    </w:p>
+    <w:p>
+      <w:r>
+        <w:t>仓库管理模块用于维护仓库的基本信息。用户进入页面后可以查看已有仓库的编号、名称、地址</w:t>
+      </w:r>
+      <w:r>
+        <w:rPr>
+          <w:rFonts w:hint="eastAsia"/>
+          <w:lang w:val="en-US" w:eastAsia="zh-CN"/>
+        </w:rPr>
+        <w:t>和管理人的联系电话</w:t>
+      </w:r>
+      <w:r>
+        <w:t>；</w:t>
+      </w:r>
+      <w:r>
+        <w:rPr>
+          <w:rFonts w:hint="eastAsia"/>
+          <w:lang w:val="en-US" w:eastAsia="zh-CN"/>
+        </w:rPr>
+        <w:t>添加</w:t>
+      </w:r>
+      <w:r>
+        <w:t>仓库时输入编号、名称、地址</w:t>
+      </w:r>
+      <w:r>
+        <w:rPr>
+          <w:rFonts w:hint="eastAsia"/>
+          <w:lang w:eastAsia="zh-CN"/>
+        </w:rPr>
+        <w:t>、</w:t>
+      </w:r>
+      <w:r>
+        <w:rPr>
+          <w:rFonts w:hint="eastAsia"/>
+          <w:lang w:val="en-US" w:eastAsia="zh-CN"/>
+        </w:rPr>
+        <w:t>容量</w:t>
+      </w:r>
+      <w:r>
+        <w:t>，若编号已存在则</w:t>
+      </w:r>
+      <w:r>
+        <w:rPr>
+          <w:rFonts w:hint="eastAsia"/>
+          <w:lang w:eastAsia="zh"/>
+          <w:woUserID w:val="1"/>
+        </w:rPr>
+        <w:t>提示已存在请重新输入</w:t>
+      </w:r>
+      <w:r>
+        <w:t>，否则新增一条</w:t>
+      </w:r>
+      <w:r>
+        <w:rPr>
+          <w:rFonts w:hint="eastAsia"/>
+          <w:lang w:val="en-US" w:eastAsia="zh-CN"/>
+        </w:rPr>
+        <w:t>增加仓库的</w:t>
+      </w:r>
+      <w:r>
+        <w:t>记录；禁用仓库时，</w:t>
+      </w:r>
+      <w:r>
+        <w:rPr>
+          <w:rFonts w:hint="eastAsia"/>
+          <w:lang w:val="en-US" w:eastAsia="zh-CN"/>
+        </w:rPr>
+        <w:t>点击要禁用的仓库的禁用按钮即可禁用，如果有新的物料要入库到此仓库，则提示仓库已被禁用无法入库。</w:t>
+      </w:r>
+      <w:r>
+        <w:rPr>
+          <w:rFonts w:hint="eastAsia"/>
+          <w:lang w:val="en-US" w:eastAsia="zh-CN"/>
+          <w:woUserID w:val="1"/>
+        </w:rPr>
+        <w:t>修改仓库时，点击要修改的仓库的更新后输入</w:t>
+      </w:r>
+      <w:r>
+        <w:rPr>
+          <w:rFonts w:hint="eastAsia"/>
+          <w:lang w:val="en-US" w:eastAsia="zh"/>
+          <w:woUserID w:val="1"/>
+        </w:rPr>
+        <w:t>仓库</w:t>
+      </w:r>
+      <w:r>
+        <w:rPr>
+          <w:woUserID w:val="1"/>
+        </w:rPr>
+        <w:t>编号、名称</w:t>
+      </w:r>
+      <w:r>
+        <w:rPr>
+          <w:rFonts w:hint="eastAsia"/>
+          <w:lang w:eastAsia="zh-CN"/>
+          <w:woUserID w:val="1"/>
+        </w:rPr>
+        <w:t>、</w:t>
+      </w:r>
+      <w:r>
+        <w:rPr>
+          <w:woUserID w:val="1"/>
+        </w:rPr>
+        <w:t>地址</w:t>
+      </w:r>
+      <w:r>
+        <w:rPr>
+          <w:rFonts w:hint="eastAsia"/>
+          <w:lang w:val="en-US" w:eastAsia="zh-CN"/>
+          <w:woUserID w:val="1"/>
+        </w:rPr>
+        <w:t>和容量后对其信息进行修改</w:t>
+      </w:r>
+      <w:r>
+        <w:t>。</w:t>
+      </w:r>
+      <w:r>
+        <w:rPr>
+          <w:rFonts w:hint="eastAsia"/>
+          <w:lang w:val="en-US" w:eastAsia="zh-CN"/>
+        </w:rPr>
+        <w:t>删除仓库时，如果仓库为空，点击要删除的仓库的删除键后即可删除该仓库；如果仓库有库存则提示该仓库还有库存，无法删除。</w:t>
+      </w:r>
+      <w:r>
+        <w:t>仓库管理流程如图4.9所示。</w:t>
+      </w:r>
+    </w:p>
+    <w:p>
+      <w:r>
+        <w:drawing>
+          <wp:inline distT="0" distB="0" distL="114300" distR="114300">
+            <wp:extent cx="5753100" cy="3761740"/>
+            <wp:effectExtent l="0" t="0" r="7620" b="2540"/>
+            <wp:docPr id="18" name="图片 9"/>
+            <wp:cNvGraphicFramePr>
+              <a:graphicFrameLocks xmlns:a="http://schemas.openxmlformats.org/drawingml/2006/main" noChangeAspect="1"/>
+            </wp:cNvGraphicFramePr>
+            <a:graphic xmlns:a="http://schemas.openxmlformats.org/drawingml/2006/main">
+              <a:graphicData uri="http://schemas.openxmlformats.org/drawingml/2006/picture">
+                <pic:pic xmlns:pic="http://schemas.openxmlformats.org/drawingml/2006/picture">
+                  <pic:nvPicPr>
+                    <pic:cNvPr id="18" name="图片 9"/>
                     <pic:cNvPicPr>
                       <a:picLocks noChangeAspect="1"/>
                     </pic:cNvPicPr>
@@ -8218,6 +8040,297 @@
           <w:sz w:val="21"/>
           <w:szCs w:val="21"/>
         </w:rPr>
+        <w:t>图 4.9 仓库管理流程图</w:t>
+      </w:r>
+    </w:p>
+    <w:p>
+      <w:pPr>
+        <w:pStyle w:val="4"/>
+        <w:ind w:firstLine="0" w:firstLineChars="0"/>
+      </w:pPr>
+      <w:bookmarkStart w:id="45" w:name="_Toc238213954"/>
+      <w:r>
+        <w:t>4.3.</w:t>
+      </w:r>
+      <w:r>
+        <w:rPr>
+          <w:rFonts w:hint="eastAsia"/>
+          <w:lang w:val="en-US" w:eastAsia="zh-CN"/>
+        </w:rPr>
+        <w:t>8</w:t>
+      </w:r>
+      <w:r>
+        <w:t xml:space="preserve"> </w:t>
+      </w:r>
+      <w:r>
+        <w:rPr>
+          <w:rFonts w:hint="eastAsia"/>
+          <w:lang w:eastAsia="zh-CN"/>
+        </w:rPr>
+        <w:t>供应商</w:t>
+      </w:r>
+      <w:r>
+        <w:t>管理模块</w:t>
+      </w:r>
+      <w:bookmarkEnd w:id="45"/>
+    </w:p>
+    <w:p>
+      <w:r>
+        <w:rPr>
+          <w:rFonts w:hint="eastAsia"/>
+          <w:lang w:eastAsia="zh-CN"/>
+        </w:rPr>
+        <w:t>供应商</w:t>
+      </w:r>
+      <w:r>
+        <w:t>管理模块维护供应商和合作</w:t>
+      </w:r>
+      <w:r>
+        <w:rPr>
+          <w:rFonts w:hint="eastAsia"/>
+          <w:lang w:eastAsia="zh-CN"/>
+        </w:rPr>
+        <w:t>供应商</w:t>
+      </w:r>
+      <w:r>
+        <w:t>的资料。用户可以对</w:t>
+      </w:r>
+      <w:r>
+        <w:rPr>
+          <w:rFonts w:hint="eastAsia"/>
+          <w:lang w:eastAsia="zh-CN"/>
+        </w:rPr>
+        <w:t>供应商</w:t>
+      </w:r>
+      <w:r>
+        <w:t>进行添加、禁用</w:t>
+      </w:r>
+      <w:r>
+        <w:rPr>
+          <w:rFonts w:hint="eastAsia"/>
+          <w:lang w:eastAsia="zh-CN"/>
+        </w:rPr>
+        <w:t>、</w:t>
+      </w:r>
+      <w:r>
+        <w:rPr>
+          <w:rFonts w:hint="eastAsia"/>
+          <w:lang w:val="en-US" w:eastAsia="zh-CN"/>
+        </w:rPr>
+        <w:t>删除和修改</w:t>
+      </w:r>
+      <w:r>
+        <w:rPr>
+          <w:rFonts w:hint="eastAsia"/>
+          <w:lang w:eastAsia="zh"/>
+          <w:woUserID w:val="1"/>
+        </w:rPr>
+        <w:t>；</w:t>
+      </w:r>
+      <w:r>
+        <w:t>添加时输入</w:t>
+      </w:r>
+      <w:r>
+        <w:rPr>
+          <w:rFonts w:hint="eastAsia"/>
+          <w:lang w:eastAsia="zh-CN"/>
+        </w:rPr>
+        <w:t>供应商</w:t>
+      </w:r>
+      <w:r>
+        <w:t>编号、名称，</w:t>
+      </w:r>
+      <w:r>
+        <w:rPr>
+          <w:rFonts w:hint="eastAsia"/>
+          <w:lang w:eastAsia="zh"/>
+          <w:woUserID w:val="1"/>
+        </w:rPr>
+        <w:t>若</w:t>
+      </w:r>
+      <w:r>
+        <w:t>编号已存在则</w:t>
+      </w:r>
+      <w:r>
+        <w:rPr>
+          <w:rFonts w:hint="eastAsia"/>
+          <w:lang w:eastAsia="zh"/>
+          <w:woUserID w:val="1"/>
+        </w:rPr>
+        <w:t>提示已存在请重新输入</w:t>
+      </w:r>
+      <w:r>
+        <w:t>；禁用时</w:t>
+      </w:r>
+      <w:r>
+        <w:rPr>
+          <w:rFonts w:hint="eastAsia"/>
+          <w:lang w:val="en-US" w:eastAsia="zh-CN"/>
+        </w:rPr>
+        <w:t>选中要禁用的供应商点击禁用即可禁用该供应商</w:t>
+      </w:r>
+      <w:r>
+        <w:t>，</w:t>
+      </w:r>
+      <w:r>
+        <w:rPr>
+          <w:rFonts w:hint="eastAsia"/>
+          <w:lang w:val="en-US" w:eastAsia="zh-CN"/>
+        </w:rPr>
+        <w:t>禁用供应商后，当该供应商的物料入库时会被拒绝，无法入库，</w:t>
+      </w:r>
+      <w:r>
+        <w:t>不在数据库中</w:t>
+      </w:r>
+      <w:r>
+        <w:rPr>
+          <w:rFonts w:hint="eastAsia"/>
+          <w:lang w:val="en-US" w:eastAsia="zh-CN"/>
+        </w:rPr>
+        <w:t>的</w:t>
+      </w:r>
+      <w:r>
+        <w:rPr>
+          <w:rFonts w:hint="eastAsia"/>
+          <w:lang w:eastAsia="zh-CN"/>
+        </w:rPr>
+        <w:t>供应商</w:t>
+      </w:r>
+      <w:r>
+        <w:rPr>
+          <w:rFonts w:hint="eastAsia"/>
+          <w:lang w:val="en-US" w:eastAsia="zh-CN"/>
+        </w:rPr>
+        <w:t>无法被禁用</w:t>
+      </w:r>
+      <w:r>
+        <w:t>。</w:t>
+      </w:r>
+      <w:r>
+        <w:rPr>
+          <w:rFonts w:hint="eastAsia"/>
+          <w:lang w:val="en-US" w:eastAsia="zh-CN"/>
+        </w:rPr>
+        <w:t>删除时，若没有入库记录，点击该供应商一旁的删除即可删除该供应商；若有对应入库记录则会提示存在入库记录无法删除该供应商。</w:t>
+      </w:r>
+      <w:r>
+        <w:rPr>
+          <w:rFonts w:hint="eastAsia"/>
+          <w:lang w:eastAsia="zh"/>
+          <w:woUserID w:val="1"/>
+        </w:rPr>
+        <w:t>修改时</w:t>
+      </w:r>
+      <w:r>
+        <w:rPr>
+          <w:rFonts w:hint="eastAsia"/>
+          <w:lang w:val="en-US" w:eastAsia="zh-CN"/>
+          <w:woUserID w:val="1"/>
+        </w:rPr>
+        <w:t>点击该供应商一旁的编辑可以</w:t>
+      </w:r>
+      <w:r>
+        <w:rPr>
+          <w:rFonts w:hint="eastAsia"/>
+          <w:lang w:eastAsia="zh"/>
+          <w:woUserID w:val="1"/>
+        </w:rPr>
+        <w:t>修改</w:t>
+      </w:r>
+      <w:r>
+        <w:rPr>
+          <w:rFonts w:hint="eastAsia"/>
+          <w:lang w:val="en-US" w:eastAsia="zh-CN"/>
+          <w:woUserID w:val="1"/>
+        </w:rPr>
+        <w:t>该</w:t>
+      </w:r>
+      <w:r>
+        <w:rPr>
+          <w:rFonts w:hint="eastAsia"/>
+          <w:lang w:eastAsia="zh-CN"/>
+          <w:woUserID w:val="1"/>
+        </w:rPr>
+        <w:t>供应商</w:t>
+      </w:r>
+      <w:r>
+        <w:rPr>
+          <w:rFonts w:hint="eastAsia"/>
+          <w:lang w:eastAsia="zh"/>
+          <w:woUserID w:val="1"/>
+        </w:rPr>
+        <w:t>的名称和地址。</w:t>
+      </w:r>
+      <w:r>
+        <w:rPr>
+          <w:rFonts w:hint="eastAsia"/>
+          <w:lang w:eastAsia="zh-CN"/>
+        </w:rPr>
+        <w:t>供应商</w:t>
+      </w:r>
+      <w:r>
+        <w:t>管理流程如图4.10所示。</w:t>
+      </w:r>
+    </w:p>
+    <w:p>
+      <w:r>
+        <w:drawing>
+          <wp:inline distT="0" distB="0" distL="114300" distR="114300">
+            <wp:extent cx="5753100" cy="3761740"/>
+            <wp:effectExtent l="0" t="0" r="7620" b="2540"/>
+            <wp:docPr id="19" name="图片 10"/>
+            <wp:cNvGraphicFramePr>
+              <a:graphicFrameLocks xmlns:a="http://schemas.openxmlformats.org/drawingml/2006/main" noChangeAspect="1"/>
+            </wp:cNvGraphicFramePr>
+            <a:graphic xmlns:a="http://schemas.openxmlformats.org/drawingml/2006/main">
+              <a:graphicData uri="http://schemas.openxmlformats.org/drawingml/2006/picture">
+                <pic:pic xmlns:pic="http://schemas.openxmlformats.org/drawingml/2006/picture">
+                  <pic:nvPicPr>
+                    <pic:cNvPr id="19" name="图片 10"/>
+                    <pic:cNvPicPr>
+                      <a:picLocks noChangeAspect="1"/>
+                    </pic:cNvPicPr>
+                  </pic:nvPicPr>
+                  <pic:blipFill>
+                    <a:blip r:embed="rId28"/>
+                    <a:stretch>
+                      <a:fillRect/>
+                    </a:stretch>
+                  </pic:blipFill>
+                  <pic:spPr>
+                    <a:xfrm>
+                      <a:off x="0" y="0"/>
+                      <a:ext cx="5753100" cy="3761740"/>
+                    </a:xfrm>
+                    <a:prstGeom prst="rect">
+                      <a:avLst/>
+                    </a:prstGeom>
+                    <a:noFill/>
+                    <a:ln>
+                      <a:noFill/>
+                    </a:ln>
+                  </pic:spPr>
+                </pic:pic>
+              </a:graphicData>
+            </a:graphic>
+          </wp:inline>
+        </w:drawing>
+      </w:r>
+    </w:p>
+    <w:p>
+      <w:pPr>
+        <w:ind w:firstLine="420"/>
+        <w:jc w:val="center"/>
+        <w:rPr>
+          <w:sz w:val="21"/>
+          <w:szCs w:val="21"/>
+        </w:rPr>
+      </w:pPr>
+      <w:r>
+        <w:rPr>
+          <w:sz w:val="21"/>
+          <w:szCs w:val="21"/>
+        </w:rPr>
         <w:t xml:space="preserve">图 4.10 </w:t>
       </w:r>
       <w:r>
@@ -8350,7 +8463,7 @@
                     </pic:cNvPicPr>
                   </pic:nvPicPr>
                   <pic:blipFill>
-                    <a:blip r:embed="rId28"/>
+                    <a:blip r:embed="rId29"/>
                     <a:stretch>
                       <a:fillRect/>
                     </a:stretch>
@@ -8426,7 +8539,7 @@
                     </pic:cNvPicPr>
                   </pic:nvPicPr>
                   <pic:blipFill>
-                    <a:blip r:embed="rId29"/>
+                    <a:blip r:embed="rId30"/>
                     <a:stretch>
                       <a:fillRect/>
                     </a:stretch>
@@ -8536,7 +8649,7 @@
       </w:pPr>
       <w:r>
         <w:drawing>
-          <wp:anchor distT="0" distB="0" distL="114300" distR="114300" simplePos="0" relativeHeight="251663360" behindDoc="0" locked="0" layoutInCell="1" allowOverlap="1">
+          <wp:anchor distT="0" distB="0" distL="114300" distR="114300" simplePos="0" relativeHeight="251662336" behindDoc="0" locked="0" layoutInCell="1" allowOverlap="1">
             <wp:simplePos x="0" y="0"/>
             <wp:positionH relativeFrom="column">
               <wp:posOffset>142240</wp:posOffset>
@@ -8561,7 +8674,7 @@
                     </pic:cNvPicPr>
                   </pic:nvPicPr>
                   <pic:blipFill>
-                    <a:blip r:embed="rId30"/>
+                    <a:blip r:embed="rId31"/>
                     <a:stretch>
                       <a:fillRect/>
                     </a:stretch>
@@ -8615,7 +8728,7 @@
         </w:tblCellMar>
       </w:tblPr>
       <w:tblGrid>
-        <w:gridCol w:w="8608"/>
+        <w:gridCol w:w="8823"/>
       </w:tblGrid>
       <w:tr>
         <w:tblPrEx>
@@ -8749,11 +8862,11 @@
         </w:tblCellMar>
       </w:tblPr>
       <w:tblGrid>
-        <w:gridCol w:w="1780"/>
-        <w:gridCol w:w="2151"/>
-        <w:gridCol w:w="1697"/>
-        <w:gridCol w:w="1697"/>
-        <w:gridCol w:w="1736"/>
+        <w:gridCol w:w="1813"/>
+        <w:gridCol w:w="2265"/>
+        <w:gridCol w:w="1725"/>
+        <w:gridCol w:w="1725"/>
+        <w:gridCol w:w="1759"/>
       </w:tblGrid>
       <w:tr>
         <w:tblPrEx>
@@ -9128,12 +9241,6 @@
             <w:insideH w:val="single" w:color="000000" w:sz="4" w:space="0"/>
             <w:insideV w:val="single" w:color="000000" w:sz="4" w:space="0"/>
           </w:tblBorders>
-          <w:tblCellMar>
-            <w:top w:w="0" w:type="dxa"/>
-            <w:left w:w="108" w:type="dxa"/>
-            <w:bottom w:w="0" w:type="dxa"/>
-            <w:right w:w="108" w:type="dxa"/>
-          </w:tblCellMar>
         </w:tblPrEx>
         <w:trPr>
           <w:jc w:val="center"/>
@@ -9693,11 +9800,11 @@
         </w:tblCellMar>
       </w:tblPr>
       <w:tblGrid>
-        <w:gridCol w:w="1863"/>
-        <w:gridCol w:w="2046"/>
-        <w:gridCol w:w="1716"/>
-        <w:gridCol w:w="1718"/>
-        <w:gridCol w:w="1718"/>
+        <w:gridCol w:w="2138"/>
+        <w:gridCol w:w="2131"/>
+        <w:gridCol w:w="1672"/>
+        <w:gridCol w:w="1673"/>
+        <w:gridCol w:w="1673"/>
       </w:tblGrid>
       <w:tr>
         <w:tblPrEx>
@@ -10090,12 +10197,6 @@
             <w:insideH w:val="single" w:color="000000" w:sz="4" w:space="0"/>
             <w:insideV w:val="single" w:color="000000" w:sz="4" w:space="0"/>
           </w:tblBorders>
-          <w:tblCellMar>
-            <w:top w:w="0" w:type="dxa"/>
-            <w:left w:w="108" w:type="dxa"/>
-            <w:bottom w:w="0" w:type="dxa"/>
-            <w:right w:w="108" w:type="dxa"/>
-          </w:tblCellMar>
         </w:tblPrEx>
         <w:trPr>
           <w:jc w:val="center"/>
@@ -10574,12 +10675,6 @@
             <w:insideH w:val="single" w:color="000000" w:sz="4" w:space="0"/>
             <w:insideV w:val="single" w:color="000000" w:sz="4" w:space="0"/>
           </w:tblBorders>
-          <w:tblCellMar>
-            <w:top w:w="0" w:type="dxa"/>
-            <w:left w:w="108" w:type="dxa"/>
-            <w:bottom w:w="0" w:type="dxa"/>
-            <w:right w:w="108" w:type="dxa"/>
-          </w:tblCellMar>
         </w:tblPrEx>
         <w:trPr>
           <w:jc w:val="center"/>
@@ -10742,10 +10837,10 @@
         </w:tblCellMar>
       </w:tblPr>
       <w:tblGrid>
-        <w:gridCol w:w="1804"/>
-        <w:gridCol w:w="2046"/>
-        <w:gridCol w:w="1737"/>
-        <w:gridCol w:w="1737"/>
+        <w:gridCol w:w="1947"/>
+        <w:gridCol w:w="2131"/>
+        <w:gridCol w:w="1736"/>
+        <w:gridCol w:w="1736"/>
         <w:gridCol w:w="1737"/>
       </w:tblGrid>
       <w:tr>
@@ -11130,12 +11225,6 @@
             <w:insideH w:val="single" w:color="000000" w:sz="4" w:space="0"/>
             <w:insideV w:val="single" w:color="000000" w:sz="4" w:space="0"/>
           </w:tblBorders>
-          <w:tblCellMar>
-            <w:top w:w="0" w:type="dxa"/>
-            <w:left w:w="108" w:type="dxa"/>
-            <w:bottom w:w="0" w:type="dxa"/>
-            <w:right w:w="108" w:type="dxa"/>
-          </w:tblCellMar>
         </w:tblPrEx>
         <w:trPr>
           <w:jc w:val="center"/>
@@ -11648,11 +11737,11 @@
         </w:tblCellMar>
       </w:tblPr>
       <w:tblGrid>
-        <w:gridCol w:w="2154"/>
-        <w:gridCol w:w="2151"/>
-        <w:gridCol w:w="1585"/>
-        <w:gridCol w:w="1585"/>
-        <w:gridCol w:w="1586"/>
+        <w:gridCol w:w="2542"/>
+        <w:gridCol w:w="2265"/>
+        <w:gridCol w:w="1493"/>
+        <w:gridCol w:w="1493"/>
+        <w:gridCol w:w="1494"/>
       </w:tblGrid>
       <w:tr>
         <w:tblPrEx>
@@ -12027,12 +12116,6 @@
             <w:insideH w:val="single" w:color="000000" w:sz="4" w:space="0"/>
             <w:insideV w:val="single" w:color="000000" w:sz="4" w:space="0"/>
           </w:tblBorders>
-          <w:tblCellMar>
-            <w:top w:w="0" w:type="dxa"/>
-            <w:left w:w="108" w:type="dxa"/>
-            <w:bottom w:w="0" w:type="dxa"/>
-            <w:right w:w="108" w:type="dxa"/>
-          </w:tblCellMar>
         </w:tblPrEx>
         <w:trPr>
           <w:jc w:val="center"/>
@@ -12411,12 +12494,7 @@
         <w:t>供应商</w:t>
       </w:r>
       <w:r>
-        <w:t>管理表存储供应商的基本信息，包括</w:t>
-      </w:r>
-      <w:bookmarkStart w:id="82" w:name="_GoBack"/>
-      <w:bookmarkEnd w:id="82"/>
-      <w:r>
-        <w:t>名称、联系人、电话和地址等。如表4.5 所示。</w:t>
+        <w:t>管理表存储供应商的基本信息，包括名称、联系人、电话和地址等。如表4.5 所示。</w:t>
       </w:r>
     </w:p>
     <w:p>
@@ -12456,11 +12534,11 @@
         </w:tblCellMar>
       </w:tblPr>
       <w:tblGrid>
-        <w:gridCol w:w="1968"/>
-        <w:gridCol w:w="2151"/>
-        <w:gridCol w:w="1647"/>
-        <w:gridCol w:w="1647"/>
-        <w:gridCol w:w="1648"/>
+        <w:gridCol w:w="2307"/>
+        <w:gridCol w:w="2265"/>
+        <w:gridCol w:w="1571"/>
+        <w:gridCol w:w="1572"/>
+        <w:gridCol w:w="1572"/>
       </w:tblGrid>
       <w:tr>
         <w:tblPrEx>
@@ -12826,22 +12904,6 @@
         </w:tc>
       </w:tr>
       <w:tr>
-        <w:tblPrEx>
-          <w:tblBorders>
-            <w:top w:val="single" w:color="000000" w:sz="4" w:space="0"/>
-            <w:left w:val="single" w:color="000000" w:sz="4" w:space="0"/>
-            <w:bottom w:val="single" w:color="000000" w:sz="4" w:space="0"/>
-            <w:right w:val="single" w:color="000000" w:sz="4" w:space="0"/>
-            <w:insideH w:val="single" w:color="000000" w:sz="4" w:space="0"/>
-            <w:insideV w:val="single" w:color="000000" w:sz="4" w:space="0"/>
-          </w:tblBorders>
-          <w:tblCellMar>
-            <w:top w:w="0" w:type="dxa"/>
-            <w:left w:w="108" w:type="dxa"/>
-            <w:bottom w:w="0" w:type="dxa"/>
-            <w:right w:w="108" w:type="dxa"/>
-          </w:tblCellMar>
-        </w:tblPrEx>
         <w:trPr>
           <w:jc w:val="center"/>
         </w:trPr>
@@ -13069,14 +13131,6 @@
       </w:tr>
       <w:tr>
         <w:tblPrEx>
-          <w:tblBorders>
-            <w:top w:val="single" w:color="000000" w:sz="4" w:space="0"/>
-            <w:left w:val="single" w:color="000000" w:sz="4" w:space="0"/>
-            <w:bottom w:val="single" w:color="000000" w:sz="4" w:space="0"/>
-            <w:right w:val="single" w:color="000000" w:sz="4" w:space="0"/>
-            <w:insideH w:val="single" w:color="000000" w:sz="4" w:space="0"/>
-            <w:insideV w:val="single" w:color="000000" w:sz="4" w:space="0"/>
-          </w:tblBorders>
           <w:tblCellMar>
             <w:top w:w="0" w:type="dxa"/>
             <w:left w:w="108" w:type="dxa"/>
@@ -13353,11 +13407,11 @@
         </w:tblCellMar>
       </w:tblPr>
       <w:tblGrid>
-        <w:gridCol w:w="1773"/>
-        <w:gridCol w:w="2151"/>
-        <w:gridCol w:w="1712"/>
-        <w:gridCol w:w="1712"/>
-        <w:gridCol w:w="1713"/>
+        <w:gridCol w:w="1796"/>
+        <w:gridCol w:w="2265"/>
+        <w:gridCol w:w="1742"/>
+        <w:gridCol w:w="1742"/>
+        <w:gridCol w:w="1742"/>
       </w:tblGrid>
       <w:tr>
         <w:tblPrEx>
@@ -13732,12 +13786,6 @@
             <w:insideH w:val="single" w:color="000000" w:sz="4" w:space="0"/>
             <w:insideV w:val="single" w:color="000000" w:sz="4" w:space="0"/>
           </w:tblBorders>
-          <w:tblCellMar>
-            <w:top w:w="0" w:type="dxa"/>
-            <w:left w:w="108" w:type="dxa"/>
-            <w:bottom w:w="0" w:type="dxa"/>
-            <w:right w:w="108" w:type="dxa"/>
-          </w:tblCellMar>
         </w:tblPrEx>
         <w:trPr>
           <w:jc w:val="center"/>
@@ -14081,7 +14129,7 @@
         </w:tblCellMar>
       </w:tblPr>
       <w:tblGrid>
-        <w:gridCol w:w="8608"/>
+        <w:gridCol w:w="8823"/>
       </w:tblGrid>
       <w:tr>
         <w:tblPrEx>
@@ -14273,7 +14321,7 @@
         </w:tblCellMar>
       </w:tblPr>
       <w:tblGrid>
-        <w:gridCol w:w="8608"/>
+        <w:gridCol w:w="8823"/>
       </w:tblGrid>
       <w:tr>
         <w:tblPrEx>
@@ -14456,7 +14504,7 @@
         </w:tblCellMar>
       </w:tblPr>
       <w:tblGrid>
-        <w:gridCol w:w="8608"/>
+        <w:gridCol w:w="8823"/>
       </w:tblGrid>
       <w:tr>
         <w:tblPrEx>
@@ -14629,7 +14677,7 @@
         </w:tblCellMar>
       </w:tblPr>
       <w:tblGrid>
-        <w:gridCol w:w="8608"/>
+        <w:gridCol w:w="8823"/>
       </w:tblGrid>
       <w:tr>
         <w:tblPrEx>
@@ -14873,7 +14921,7 @@
         </w:tblCellMar>
       </w:tblPr>
       <w:tblGrid>
-        <w:gridCol w:w="8608"/>
+        <w:gridCol w:w="8823"/>
       </w:tblGrid>
       <w:tr>
         <w:tblPrEx>
@@ -15076,7 +15124,7 @@
         </w:tblCellMar>
       </w:tblPr>
       <w:tblGrid>
-        <w:gridCol w:w="8608"/>
+        <w:gridCol w:w="8823"/>
       </w:tblGrid>
       <w:tr>
         <w:tblPrEx>
@@ -15310,7 +15358,7 @@
         </w:tblCellMar>
       </w:tblPr>
       <w:tblGrid>
-        <w:gridCol w:w="8608"/>
+        <w:gridCol w:w="8823"/>
       </w:tblGrid>
       <w:tr>
         <w:tblPrEx>
@@ -15500,7 +15548,7 @@
         </w:tblCellMar>
       </w:tblPr>
       <w:tblGrid>
-        <w:gridCol w:w="8608"/>
+        <w:gridCol w:w="8823"/>
       </w:tblGrid>
       <w:tr>
         <w:tblPrEx>
@@ -15653,7 +15701,7 @@
         </w:tblCellMar>
       </w:tblPr>
       <w:tblGrid>
-        <w:gridCol w:w="8608"/>
+        <w:gridCol w:w="8823"/>
       </w:tblGrid>
       <w:tr>
         <w:tblPrEx>
@@ -15958,11 +16006,11 @@
         </w:tblCellMar>
       </w:tblPr>
       <w:tblGrid>
-        <w:gridCol w:w="1812"/>
-        <w:gridCol w:w="1812"/>
-        <w:gridCol w:w="1813"/>
-        <w:gridCol w:w="1812"/>
-        <w:gridCol w:w="1812"/>
+        <w:gridCol w:w="1814"/>
+        <w:gridCol w:w="1814"/>
+        <w:gridCol w:w="1814"/>
+        <w:gridCol w:w="1814"/>
+        <w:gridCol w:w="1814"/>
       </w:tblGrid>
       <w:tr>
         <w:tblPrEx>
@@ -16347,12 +16395,6 @@
             <w:insideH w:val="single" w:color="000000" w:sz="4" w:space="0"/>
             <w:insideV w:val="single" w:color="000000" w:sz="4" w:space="0"/>
           </w:tblBorders>
-          <w:tblCellMar>
-            <w:top w:w="0" w:type="dxa"/>
-            <w:left w:w="108" w:type="dxa"/>
-            <w:bottom w:w="0" w:type="dxa"/>
-            <w:right w:w="108" w:type="dxa"/>
-          </w:tblCellMar>
         </w:tblPrEx>
         <w:trPr>
           <w:jc w:val="center"/>
@@ -16831,12 +16873,6 @@
             <w:insideH w:val="single" w:color="000000" w:sz="4" w:space="0"/>
             <w:insideV w:val="single" w:color="000000" w:sz="4" w:space="0"/>
           </w:tblBorders>
-          <w:tblCellMar>
-            <w:top w:w="0" w:type="dxa"/>
-            <w:left w:w="108" w:type="dxa"/>
-            <w:bottom w:w="0" w:type="dxa"/>
-            <w:right w:w="108" w:type="dxa"/>
-          </w:tblCellMar>
         </w:tblPrEx>
         <w:trPr>
           <w:jc w:val="center"/>
@@ -17237,11 +17273,11 @@
         </w:tblCellMar>
       </w:tblPr>
       <w:tblGrid>
-        <w:gridCol w:w="1812"/>
-        <w:gridCol w:w="1812"/>
-        <w:gridCol w:w="1813"/>
-        <w:gridCol w:w="1812"/>
-        <w:gridCol w:w="1812"/>
+        <w:gridCol w:w="1814"/>
+        <w:gridCol w:w="1814"/>
+        <w:gridCol w:w="1814"/>
+        <w:gridCol w:w="1814"/>
+        <w:gridCol w:w="1814"/>
       </w:tblGrid>
       <w:tr>
         <w:tblPrEx>
@@ -17626,12 +17662,6 @@
             <w:insideH w:val="single" w:color="000000" w:sz="4" w:space="0"/>
             <w:insideV w:val="single" w:color="000000" w:sz="4" w:space="0"/>
           </w:tblBorders>
-          <w:tblCellMar>
-            <w:top w:w="0" w:type="dxa"/>
-            <w:left w:w="108" w:type="dxa"/>
-            <w:bottom w:w="0" w:type="dxa"/>
-            <w:right w:w="108" w:type="dxa"/>
-          </w:tblCellMar>
         </w:tblPrEx>
         <w:trPr>
           <w:jc w:val="center"/>
@@ -18153,11 +18183,11 @@
         </w:tblCellMar>
       </w:tblPr>
       <w:tblGrid>
-        <w:gridCol w:w="1812"/>
-        <w:gridCol w:w="1812"/>
-        <w:gridCol w:w="1812"/>
-        <w:gridCol w:w="1812"/>
-        <w:gridCol w:w="1813"/>
+        <w:gridCol w:w="1814"/>
+        <w:gridCol w:w="1814"/>
+        <w:gridCol w:w="1814"/>
+        <w:gridCol w:w="1814"/>
+        <w:gridCol w:w="1814"/>
       </w:tblGrid>
       <w:tr>
         <w:tblPrEx>
@@ -18560,12 +18590,6 @@
             <w:insideH w:val="single" w:color="000000" w:sz="4" w:space="0"/>
             <w:insideV w:val="single" w:color="000000" w:sz="4" w:space="0"/>
           </w:tblBorders>
-          <w:tblCellMar>
-            <w:top w:w="0" w:type="dxa"/>
-            <w:left w:w="108" w:type="dxa"/>
-            <w:bottom w:w="0" w:type="dxa"/>
-            <w:right w:w="108" w:type="dxa"/>
-          </w:tblCellMar>
         </w:tblPrEx>
         <w:trPr>
           <w:jc w:val="center"/>
@@ -18999,10 +19023,10 @@
         </w:tblCellMar>
       </w:tblPr>
       <w:tblGrid>
-        <w:gridCol w:w="2265"/>
-        <w:gridCol w:w="2265"/>
-        <w:gridCol w:w="2265"/>
-        <w:gridCol w:w="2266"/>
+        <w:gridCol w:w="2268"/>
+        <w:gridCol w:w="2268"/>
+        <w:gridCol w:w="2268"/>
+        <w:gridCol w:w="2268"/>
       </w:tblGrid>
       <w:tr>
         <w:tblPrEx>
@@ -19334,12 +19358,6 @@
             <w:insideH w:val="single" w:color="000000" w:sz="4" w:space="0"/>
             <w:insideV w:val="single" w:color="000000" w:sz="4" w:space="0"/>
           </w:tblBorders>
-          <w:tblCellMar>
-            <w:top w:w="0" w:type="dxa"/>
-            <w:left w:w="108" w:type="dxa"/>
-            <w:bottom w:w="0" w:type="dxa"/>
-            <w:right w:w="108" w:type="dxa"/>
-          </w:tblCellMar>
         </w:tblPrEx>
         <w:trPr>
           <w:jc w:val="center"/>
@@ -19589,10 +19607,10 @@
         </w:tblCellMar>
       </w:tblPr>
       <w:tblGrid>
-        <w:gridCol w:w="2265"/>
-        <w:gridCol w:w="2265"/>
-        <w:gridCol w:w="2265"/>
-        <w:gridCol w:w="2266"/>
+        <w:gridCol w:w="2268"/>
+        <w:gridCol w:w="2268"/>
+        <w:gridCol w:w="2268"/>
+        <w:gridCol w:w="2268"/>
       </w:tblGrid>
       <w:tr>
         <w:tblPrEx>
@@ -19968,10 +19986,10 @@
         </w:tblCellMar>
       </w:tblPr>
       <w:tblGrid>
-        <w:gridCol w:w="2265"/>
-        <w:gridCol w:w="2266"/>
-        <w:gridCol w:w="2265"/>
-        <w:gridCol w:w="2265"/>
+        <w:gridCol w:w="2268"/>
+        <w:gridCol w:w="2268"/>
+        <w:gridCol w:w="2268"/>
+        <w:gridCol w:w="2268"/>
       </w:tblGrid>
       <w:tr>
         <w:tblPrEx>
@@ -20294,12 +20312,6 @@
             <w:insideH w:val="single" w:color="000000" w:sz="4" w:space="0"/>
             <w:insideV w:val="single" w:color="000000" w:sz="4" w:space="0"/>
           </w:tblBorders>
-          <w:tblCellMar>
-            <w:top w:w="0" w:type="dxa"/>
-            <w:left w:w="108" w:type="dxa"/>
-            <w:bottom w:w="0" w:type="dxa"/>
-            <w:right w:w="108" w:type="dxa"/>
-          </w:tblCellMar>
         </w:tblPrEx>
         <w:trPr>
           <w:jc w:val="center"/>
@@ -20606,9 +20618,9 @@
           <w:b/>
         </w:rPr>
       </w:pPr>
-      <w:bookmarkStart w:id="78" w:name="_Toc335598677"/>
+      <w:bookmarkStart w:id="78" w:name="_Toc188433611"/>
       <w:bookmarkStart w:id="79" w:name="_Toc238213988"/>
-      <w:bookmarkStart w:id="80" w:name="_Toc188433611"/>
+      <w:bookmarkStart w:id="80" w:name="_Toc335598677"/>
       <w:r>
         <w:t>致  谢</w:t>
       </w:r>
@@ -21102,7 +21114,7 @@
     </w:pPr>
     <w:r>
       <w:drawing>
-        <wp:anchor distT="0" distB="0" distL="114300" distR="114300" simplePos="0" relativeHeight="251660288" behindDoc="0" locked="0" layoutInCell="1" allowOverlap="1">
+        <wp:anchor distT="0" distB="0" distL="114300" distR="114300" simplePos="0" relativeHeight="251659264" behindDoc="0" locked="0" layoutInCell="1" allowOverlap="1">
           <wp:simplePos x="0" y="0"/>
           <wp:positionH relativeFrom="column">
             <wp:posOffset>-16510</wp:posOffset>
